--- a/docs/Final Submission/X23151374 Final Project Technical Report.docx
+++ b/docs/Final Submission/X23151374 Final Project Technical Report.docx
@@ -8267,7 +8267,7 @@
         <w:pStyle w:val="ListParagraph"/>
         <w:numPr>
           <w:ilvl w:val="0"/>
-          <w:numId w:val="48"/>
+          <w:numId w:val="31"/>
         </w:numPr>
       </w:pPr>
       <w:r>
@@ -8279,7 +8279,7 @@
         <w:pStyle w:val="ListParagraph"/>
         <w:numPr>
           <w:ilvl w:val="0"/>
-          <w:numId w:val="48"/>
+          <w:numId w:val="31"/>
         </w:numPr>
       </w:pPr>
       <w:r>
@@ -8291,7 +8291,7 @@
         <w:pStyle w:val="ListParagraph"/>
         <w:numPr>
           <w:ilvl w:val="0"/>
-          <w:numId w:val="48"/>
+          <w:numId w:val="31"/>
         </w:numPr>
       </w:pPr>
       <w:r>
@@ -8303,7 +8303,7 @@
         <w:pStyle w:val="ListParagraph"/>
         <w:numPr>
           <w:ilvl w:val="0"/>
-          <w:numId w:val="48"/>
+          <w:numId w:val="31"/>
         </w:numPr>
       </w:pPr>
       <w:r>
@@ -8315,7 +8315,7 @@
         <w:pStyle w:val="ListParagraph"/>
         <w:numPr>
           <w:ilvl w:val="0"/>
-          <w:numId w:val="48"/>
+          <w:numId w:val="31"/>
         </w:numPr>
       </w:pPr>
       <w:r>
@@ -8327,7 +8327,7 @@
         <w:pStyle w:val="ListParagraph"/>
         <w:numPr>
           <w:ilvl w:val="0"/>
-          <w:numId w:val="48"/>
+          <w:numId w:val="31"/>
         </w:numPr>
       </w:pPr>
       <w:r>
@@ -8339,7 +8339,7 @@
         <w:pStyle w:val="ListParagraph"/>
         <w:numPr>
           <w:ilvl w:val="0"/>
-          <w:numId w:val="48"/>
+          <w:numId w:val="31"/>
         </w:numPr>
       </w:pPr>
       <w:r>
@@ -13012,7 +13012,7 @@
         <w:pStyle w:val="ListParagraph"/>
         <w:numPr>
           <w:ilvl w:val="0"/>
-          <w:numId w:val="43"/>
+          <w:numId w:val="29"/>
         </w:numPr>
       </w:pPr>
       <w:r>
@@ -13024,7 +13024,7 @@
         <w:pStyle w:val="ListParagraph"/>
         <w:numPr>
           <w:ilvl w:val="0"/>
-          <w:numId w:val="43"/>
+          <w:numId w:val="29"/>
         </w:numPr>
       </w:pPr>
       <w:r>
@@ -13036,7 +13036,7 @@
         <w:pStyle w:val="ListParagraph"/>
         <w:numPr>
           <w:ilvl w:val="0"/>
-          <w:numId w:val="43"/>
+          <w:numId w:val="29"/>
         </w:numPr>
       </w:pPr>
       <w:r>
@@ -13048,7 +13048,7 @@
         <w:pStyle w:val="ListParagraph"/>
         <w:numPr>
           <w:ilvl w:val="0"/>
-          <w:numId w:val="43"/>
+          <w:numId w:val="29"/>
         </w:numPr>
       </w:pPr>
       <w:r>
@@ -13060,7 +13060,7 @@
         <w:pStyle w:val="ListParagraph"/>
         <w:numPr>
           <w:ilvl w:val="0"/>
-          <w:numId w:val="43"/>
+          <w:numId w:val="29"/>
         </w:numPr>
       </w:pPr>
       <w:r>
@@ -13072,7 +13072,7 @@
         <w:pStyle w:val="ListParagraph"/>
         <w:numPr>
           <w:ilvl w:val="0"/>
-          <w:numId w:val="43"/>
+          <w:numId w:val="29"/>
         </w:numPr>
       </w:pPr>
       <w:r>
@@ -13089,7 +13089,7 @@
         <w:pStyle w:val="ListParagraph"/>
         <w:numPr>
           <w:ilvl w:val="0"/>
-          <w:numId w:val="43"/>
+          <w:numId w:val="29"/>
         </w:numPr>
       </w:pPr>
       <w:r>
@@ -13101,7 +13101,7 @@
         <w:pStyle w:val="ListParagraph"/>
         <w:numPr>
           <w:ilvl w:val="0"/>
-          <w:numId w:val="43"/>
+          <w:numId w:val="29"/>
         </w:numPr>
       </w:pPr>
       <w:r>
@@ -13113,7 +13113,7 @@
         <w:pStyle w:val="ListParagraph"/>
         <w:numPr>
           <w:ilvl w:val="0"/>
-          <w:numId w:val="43"/>
+          <w:numId w:val="29"/>
         </w:numPr>
       </w:pPr>
       <w:r>
@@ -13125,7 +13125,7 @@
         <w:pStyle w:val="ListParagraph"/>
         <w:numPr>
           <w:ilvl w:val="0"/>
-          <w:numId w:val="43"/>
+          <w:numId w:val="29"/>
         </w:numPr>
       </w:pPr>
       <w:r>
@@ -13137,7 +13137,7 @@
         <w:pStyle w:val="ListParagraph"/>
         <w:numPr>
           <w:ilvl w:val="0"/>
-          <w:numId w:val="43"/>
+          <w:numId w:val="29"/>
         </w:numPr>
       </w:pPr>
       <w:r>
@@ -13149,7 +13149,7 @@
         <w:pStyle w:val="ListParagraph"/>
         <w:numPr>
           <w:ilvl w:val="0"/>
-          <w:numId w:val="43"/>
+          <w:numId w:val="29"/>
         </w:numPr>
       </w:pPr>
       <w:r>
@@ -13167,7 +13167,7 @@
         <w:pStyle w:val="ListParagraph"/>
         <w:numPr>
           <w:ilvl w:val="0"/>
-          <w:numId w:val="46"/>
+          <w:numId w:val="30"/>
         </w:numPr>
       </w:pPr>
       <w:r>
@@ -13179,7 +13179,7 @@
         <w:pStyle w:val="ListParagraph"/>
         <w:numPr>
           <w:ilvl w:val="0"/>
-          <w:numId w:val="46"/>
+          <w:numId w:val="30"/>
         </w:numPr>
       </w:pPr>
       <w:r>
@@ -13191,7 +13191,7 @@
         <w:pStyle w:val="ListParagraph"/>
         <w:numPr>
           <w:ilvl w:val="0"/>
-          <w:numId w:val="46"/>
+          <w:numId w:val="30"/>
         </w:numPr>
       </w:pPr>
       <w:r>
@@ -13203,7 +13203,7 @@
         <w:pStyle w:val="ListParagraph"/>
         <w:numPr>
           <w:ilvl w:val="0"/>
-          <w:numId w:val="46"/>
+          <w:numId w:val="30"/>
         </w:numPr>
       </w:pPr>
       <w:r>
@@ -13533,7 +13533,15 @@
       </w:pPr>
       <w:bookmarkStart w:id="14" w:name="_Toc236489167"/>
       <w:r>
-        <w:t>System Architecture Overview</w:t>
+        <w:t>System Architecture</w:t>
+      </w:r>
+    </w:p>
+    <w:p>
+      <w:pPr>
+        <w:pStyle w:val="Heading4"/>
+      </w:pPr>
+      <w:r>
+        <w:t>Overview</w:t>
       </w:r>
       <w:bookmarkEnd w:id="14"/>
     </w:p>
@@ -13557,7 +13565,7 @@
     </w:p>
     <w:p>
       <w:pPr>
-        <w:pStyle w:val="Heading3"/>
+        <w:pStyle w:val="Heading4"/>
       </w:pPr>
       <w:bookmarkStart w:id="15" w:name="_Toc236489168"/>
       <w:r>
@@ -13619,14 +13627,27 @@
                             <w:r>
                               <w:t xml:space="preserve">Design and Architecture </w:t>
                             </w:r>
-                            <w:fldSimple w:instr=" SEQ Design_and_Architecture \* ARABIC ">
-                              <w:r>
-                                <w:rPr>
-                                  <w:noProof/>
-                                </w:rPr>
-                                <w:t>1</w:t>
-                              </w:r>
-                            </w:fldSimple>
+                            <w:r>
+                              <w:fldChar w:fldCharType="begin"/>
+                            </w:r>
+                            <w:r>
+                              <w:instrText xml:space="preserve"> SEQ Design_and_Architecture \* ARABIC </w:instrText>
+                            </w:r>
+                            <w:r>
+                              <w:fldChar w:fldCharType="separate"/>
+                            </w:r>
+                            <w:r>
+                              <w:rPr>
+                                <w:noProof/>
+                              </w:rPr>
+                              <w:t>1</w:t>
+                            </w:r>
+                            <w:r>
+                              <w:rPr>
+                                <w:noProof/>
+                              </w:rPr>
+                              <w:fldChar w:fldCharType="end"/>
+                            </w:r>
                           </w:p>
                         </w:txbxContent>
                       </wps:txbx>
@@ -13663,14 +13684,27 @@
                       <w:r>
                         <w:t xml:space="preserve">Design and Architecture </w:t>
                       </w:r>
-                      <w:fldSimple w:instr=" SEQ Design_and_Architecture \* ARABIC ">
-                        <w:r>
-                          <w:rPr>
-                            <w:noProof/>
-                          </w:rPr>
-                          <w:t>1</w:t>
-                        </w:r>
-                      </w:fldSimple>
+                      <w:r>
+                        <w:fldChar w:fldCharType="begin"/>
+                      </w:r>
+                      <w:r>
+                        <w:instrText xml:space="preserve"> SEQ Design_and_Architecture \* ARABIC </w:instrText>
+                      </w:r>
+                      <w:r>
+                        <w:fldChar w:fldCharType="separate"/>
+                      </w:r>
+                      <w:r>
+                        <w:rPr>
+                          <w:noProof/>
+                        </w:rPr>
+                        <w:t>1</w:t>
+                      </w:r>
+                      <w:r>
+                        <w:rPr>
+                          <w:noProof/>
+                        </w:rPr>
+                        <w:fldChar w:fldCharType="end"/>
+                      </w:r>
                     </w:p>
                   </w:txbxContent>
                 </v:textbox>
@@ -13847,12 +13881,13 @@
         </w:rPr>
       </w:pPr>
       <w:r>
+        <w:lastRenderedPageBreak/>
         <w:br w:type="page"/>
       </w:r>
     </w:p>
     <w:p>
       <w:pPr>
-        <w:pStyle w:val="Heading3"/>
+        <w:pStyle w:val="Heading4"/>
       </w:pPr>
       <w:bookmarkStart w:id="16" w:name="_Toc236489169"/>
       <w:r>
@@ -13926,14 +13961,27 @@
       <w:r>
         <w:t xml:space="preserve">Design and Architecture </w:t>
       </w:r>
-      <w:fldSimple w:instr=" SEQ Design_and_Architecture \* ARABIC ">
-        <w:r>
-          <w:rPr>
-            <w:noProof/>
-          </w:rPr>
-          <w:t>2</w:t>
-        </w:r>
-      </w:fldSimple>
+      <w:r>
+        <w:fldChar w:fldCharType="begin"/>
+      </w:r>
+      <w:r>
+        <w:instrText xml:space="preserve"> SEQ Design_and_Architecture \* ARABIC </w:instrText>
+      </w:r>
+      <w:r>
+        <w:fldChar w:fldCharType="separate"/>
+      </w:r>
+      <w:r>
+        <w:rPr>
+          <w:noProof/>
+        </w:rPr>
+        <w:t>2</w:t>
+      </w:r>
+      <w:r>
+        <w:rPr>
+          <w:noProof/>
+        </w:rPr>
+        <w:fldChar w:fldCharType="end"/>
+      </w:r>
     </w:p>
     <w:p>
       <w:r>
@@ -14031,7 +14079,7 @@
     </w:p>
     <w:p>
       <w:pPr>
-        <w:pStyle w:val="Heading3"/>
+        <w:pStyle w:val="Heading4"/>
       </w:pPr>
       <w:bookmarkStart w:id="17" w:name="_Toc236489170"/>
       <w:r>
@@ -14259,7 +14307,7 @@
     </w:p>
     <w:p>
       <w:pPr>
-        <w:pStyle w:val="Heading3"/>
+        <w:pStyle w:val="Heading4"/>
       </w:pPr>
       <w:bookmarkStart w:id="18" w:name="_Toc236489171"/>
       <w:r>
@@ -14345,7 +14393,1119 @@
       <w:r>
         <w:t xml:space="preserve">Whether they end the race early or see it through to the end, </w:t>
       </w:r>
-    </w:p>
+      <w:r>
+        <w:t>the race results are displayed to the user when they press the end race button.</w:t>
+      </w:r>
+    </w:p>
+    <w:p>
+      <w:pPr>
+        <w:rPr>
+          <w:rFonts w:asciiTheme="majorHAnsi" w:eastAsiaTheme="majorEastAsia" w:hAnsiTheme="majorHAnsi" w:cstheme="majorBidi"/>
+          <w:b/>
+          <w:bCs/>
+          <w:color w:val="353839" w:themeColor="text1"/>
+        </w:rPr>
+      </w:pPr>
+      <w:r>
+        <w:br w:type="page"/>
+      </w:r>
+    </w:p>
+    <w:p>
+      <w:pPr>
+        <w:pStyle w:val="Heading3"/>
+      </w:pPr>
+      <w:r>
+        <w:lastRenderedPageBreak/>
+        <w:t>Key Algorithms</w:t>
+      </w:r>
+    </w:p>
+    <w:p>
+      <w:pPr>
+        <w:pStyle w:val="Heading4"/>
+      </w:pPr>
+      <w:r>
+        <w:t>Race Simulation Loop</w:t>
+      </w:r>
+    </w:p>
+    <w:p>
+      <w:pPr>
+        <w:pStyle w:val="Heading5"/>
+      </w:pPr>
+      <w:r>
+        <w:t>Purpose</w:t>
+      </w:r>
+    </w:p>
+    <w:p>
+      <w:r>
+        <w:t>To advance the race over time and update the state of every active car at each simulation tick.</w:t>
+      </w:r>
+    </w:p>
+    <w:p>
+      <w:pPr>
+        <w:pStyle w:val="Heading5"/>
+      </w:pPr>
+      <w:r>
+        <w:t>Inputs</w:t>
+      </w:r>
+    </w:p>
+    <w:p>
+      <w:pPr>
+        <w:pStyle w:val="ListParagraph"/>
+        <w:numPr>
+          <w:ilvl w:val="0"/>
+          <w:numId w:val="34"/>
+        </w:numPr>
+      </w:pPr>
+      <w:r>
+        <w:t>List of drivers</w:t>
+      </w:r>
+    </w:p>
+    <w:p>
+      <w:pPr>
+        <w:pStyle w:val="ListParagraph"/>
+        <w:numPr>
+          <w:ilvl w:val="0"/>
+          <w:numId w:val="34"/>
+        </w:numPr>
+      </w:pPr>
+      <w:r>
+        <w:t>List of cars</w:t>
+      </w:r>
+    </w:p>
+    <w:p>
+      <w:pPr>
+        <w:pStyle w:val="ListParagraph"/>
+        <w:numPr>
+          <w:ilvl w:val="0"/>
+          <w:numId w:val="34"/>
+        </w:numPr>
+      </w:pPr>
+      <w:r>
+        <w:t>Track definition</w:t>
+      </w:r>
+    </w:p>
+    <w:p>
+      <w:pPr>
+        <w:pStyle w:val="ListParagraph"/>
+        <w:numPr>
+          <w:ilvl w:val="0"/>
+          <w:numId w:val="34"/>
+        </w:numPr>
+      </w:pPr>
+      <w:r>
+        <w:t>Race distance and lap information</w:t>
+      </w:r>
+    </w:p>
+    <w:p>
+      <w:pPr>
+        <w:pStyle w:val="Heading5"/>
+      </w:pPr>
+      <w:r>
+        <w:t>Process</w:t>
+      </w:r>
+    </w:p>
+    <w:p>
+      <w:pPr>
+        <w:pStyle w:val="ListParagraph"/>
+        <w:numPr>
+          <w:ilvl w:val="0"/>
+          <w:numId w:val="35"/>
+        </w:numPr>
+      </w:pPr>
+      <w:r>
+        <w:t>Initialise the race state.</w:t>
+      </w:r>
+    </w:p>
+    <w:p>
+      <w:pPr>
+        <w:pStyle w:val="ListParagraph"/>
+        <w:numPr>
+          <w:ilvl w:val="0"/>
+          <w:numId w:val="35"/>
+        </w:numPr>
+      </w:pPr>
+      <w:r>
+        <w:t>For each active car, calculate its movement for the current tick.</w:t>
+      </w:r>
+    </w:p>
+    <w:p>
+      <w:pPr>
+        <w:pStyle w:val="ListParagraph"/>
+        <w:numPr>
+          <w:ilvl w:val="0"/>
+          <w:numId w:val="35"/>
+        </w:numPr>
+      </w:pPr>
+      <w:r>
+        <w:t>Update the car's progress, current speed, and current lap.</w:t>
+      </w:r>
+    </w:p>
+    <w:p>
+      <w:pPr>
+        <w:pStyle w:val="ListParagraph"/>
+        <w:numPr>
+          <w:ilvl w:val="0"/>
+          <w:numId w:val="35"/>
+        </w:numPr>
+      </w:pPr>
+      <w:r>
+        <w:t>Check whether the car has completed the full race distance.</w:t>
+      </w:r>
+    </w:p>
+    <w:p>
+      <w:pPr>
+        <w:pStyle w:val="ListParagraph"/>
+        <w:numPr>
+          <w:ilvl w:val="0"/>
+          <w:numId w:val="35"/>
+        </w:numPr>
+      </w:pPr>
+      <w:r>
+        <w:t>Continue until all cars have finished or the maximum simulation time is reached.</w:t>
+      </w:r>
+    </w:p>
+    <w:p>
+      <w:pPr>
+        <w:pStyle w:val="Heading5"/>
+      </w:pPr>
+      <w:r>
+        <w:t>Output</w:t>
+      </w:r>
+    </w:p>
+    <w:p>
+      <w:pPr>
+        <w:pStyle w:val="ListParagraph"/>
+        <w:numPr>
+          <w:ilvl w:val="0"/>
+          <w:numId w:val="36"/>
+        </w:numPr>
+      </w:pPr>
+      <w:r>
+        <w:t>Updated race state for all cars</w:t>
+      </w:r>
+    </w:p>
+    <w:p>
+      <w:pPr>
+        <w:pStyle w:val="ListParagraph"/>
+        <w:numPr>
+          <w:ilvl w:val="0"/>
+          <w:numId w:val="36"/>
+        </w:numPr>
+      </w:pPr>
+      <w:r>
+        <w:t>Final race completion status</w:t>
+      </w:r>
+    </w:p>
+    <w:p>
+      <w:pPr>
+        <w:pStyle w:val="Heading5"/>
+      </w:pPr>
+      <w:r>
+        <w:t>Pseudocode</w:t>
+      </w:r>
+    </w:p>
+    <w:p>
+      <w:r>
+        <w:t>INITIALISE race state</w:t>
+      </w:r>
+    </w:p>
+    <w:p>
+      <w:r>
+        <w:t>REPEAT for each simulation tick</w:t>
+      </w:r>
+    </w:p>
+    <w:p>
+      <w:r>
+        <w:t xml:space="preserve">    FOR each active car</w:t>
+      </w:r>
+    </w:p>
+    <w:p>
+      <w:r>
+        <w:t xml:space="preserve">        calculate movement</w:t>
+      </w:r>
+    </w:p>
+    <w:p>
+      <w:r>
+        <w:t xml:space="preserve">        update progress</w:t>
+      </w:r>
+    </w:p>
+    <w:p>
+      <w:r>
+        <w:t xml:space="preserve">        update lap count</w:t>
+      </w:r>
+    </w:p>
+    <w:p>
+      <w:r>
+        <w:t xml:space="preserve">    END FOR</w:t>
+      </w:r>
+    </w:p>
+    <w:p>
+      <w:r>
+        <w:t>UNTIL race complete or time limit reached</w:t>
+      </w:r>
+    </w:p>
+    <w:p>
+      <w:pPr>
+        <w:pStyle w:val="Heading5"/>
+      </w:pPr>
+      <w:r>
+        <w:t>Complexity</w:t>
+      </w:r>
+    </w:p>
+    <w:p>
+      <w:r>
+        <w:t>If there are n cars, each tick requires O(n) processing time.</w:t>
+      </w:r>
+    </w:p>
+    <w:p>
+      <w:pPr>
+        <w:pStyle w:val="Heading4"/>
+      </w:pPr>
+      <w:r>
+        <w:t>Driver Behaviour Update</w:t>
+      </w:r>
+    </w:p>
+    <w:p>
+      <w:pPr>
+        <w:pStyle w:val="Heading5"/>
+      </w:pPr>
+      <w:r>
+        <w:t>Purpose</w:t>
+      </w:r>
+    </w:p>
+    <w:p>
+      <w:r>
+        <w:t>To determine how fast each driver and car combination should move during a simulation tick.</w:t>
+      </w:r>
+    </w:p>
+    <w:p>
+      <w:pPr>
+        <w:pStyle w:val="Heading5"/>
+      </w:pPr>
+      <w:r>
+        <w:lastRenderedPageBreak/>
+        <w:t>Inputs</w:t>
+      </w:r>
+    </w:p>
+    <w:p>
+      <w:pPr>
+        <w:numPr>
+          <w:ilvl w:val="0"/>
+          <w:numId w:val="39"/>
+        </w:numPr>
+        <w:spacing w:after="120" w:line="240" w:lineRule="atLeast"/>
+      </w:pPr>
+      <w:r>
+        <w:t>Driver statistics such as speed and consistency</w:t>
+      </w:r>
+    </w:p>
+    <w:p>
+      <w:pPr>
+        <w:numPr>
+          <w:ilvl w:val="0"/>
+          <w:numId w:val="39"/>
+        </w:numPr>
+        <w:spacing w:after="120" w:line="240" w:lineRule="atLeast"/>
+      </w:pPr>
+      <w:r>
+        <w:t>Car base speed</w:t>
+      </w:r>
+    </w:p>
+    <w:p>
+      <w:pPr>
+        <w:numPr>
+          <w:ilvl w:val="0"/>
+          <w:numId w:val="39"/>
+        </w:numPr>
+        <w:spacing w:after="120" w:line="240" w:lineRule="atLeast"/>
+      </w:pPr>
+      <w:r>
+        <w:t>Random variation factor</w:t>
+      </w:r>
+    </w:p>
+    <w:p>
+      <w:pPr>
+        <w:pStyle w:val="Heading5"/>
+      </w:pPr>
+      <w:r>
+        <w:t>Process</w:t>
+      </w:r>
+    </w:p>
+    <w:p>
+      <w:pPr>
+        <w:numPr>
+          <w:ilvl w:val="0"/>
+          <w:numId w:val="37"/>
+        </w:numPr>
+        <w:spacing w:after="120" w:line="240" w:lineRule="atLeast"/>
+      </w:pPr>
+      <w:r>
+        <w:t>Read the driver's performance profile.</w:t>
+      </w:r>
+    </w:p>
+    <w:p>
+      <w:pPr>
+        <w:numPr>
+          <w:ilvl w:val="0"/>
+          <w:numId w:val="37"/>
+        </w:numPr>
+        <w:spacing w:after="120" w:line="240" w:lineRule="atLeast"/>
+      </w:pPr>
+      <w:r>
+        <w:t>Scale the car's base speed according to the driver's speed statistic.</w:t>
+      </w:r>
+    </w:p>
+    <w:p>
+      <w:pPr>
+        <w:numPr>
+          <w:ilvl w:val="0"/>
+          <w:numId w:val="37"/>
+        </w:numPr>
+        <w:spacing w:after="120" w:line="240" w:lineRule="atLeast"/>
+      </w:pPr>
+      <w:r>
+        <w:t>Adjust the result using the driver's consistency value.</w:t>
+      </w:r>
+    </w:p>
+    <w:p>
+      <w:pPr>
+        <w:numPr>
+          <w:ilvl w:val="0"/>
+          <w:numId w:val="37"/>
+        </w:numPr>
+        <w:spacing w:after="120" w:line="240" w:lineRule="atLeast"/>
+      </w:pPr>
+      <w:r>
+        <w:t>Apply a small random variation to introduce natural fluctuation.</w:t>
+      </w:r>
+    </w:p>
+    <w:p>
+      <w:pPr>
+        <w:numPr>
+          <w:ilvl w:val="0"/>
+          <w:numId w:val="37"/>
+        </w:numPr>
+        <w:spacing w:after="120" w:line="240" w:lineRule="atLeast"/>
+      </w:pPr>
+      <w:r>
+        <w:t>Convert the result into movement distance for the current tick.</w:t>
+      </w:r>
+    </w:p>
+    <w:p>
+      <w:pPr>
+        <w:pStyle w:val="Heading5"/>
+      </w:pPr>
+      <w:r>
+        <w:t>Output</w:t>
+      </w:r>
+    </w:p>
+    <w:p>
+      <w:pPr>
+        <w:numPr>
+          <w:ilvl w:val="0"/>
+          <w:numId w:val="38"/>
+        </w:numPr>
+        <w:spacing w:after="120" w:line="240" w:lineRule="atLeast"/>
+      </w:pPr>
+      <w:r>
+        <w:t>A movement value for that car during the current tick</w:t>
+      </w:r>
+    </w:p>
+    <w:p>
+      <w:pPr>
+        <w:pStyle w:val="Heading5"/>
+      </w:pPr>
+      <w:r>
+        <w:t>Pseudocode</w:t>
+      </w:r>
+    </w:p>
+    <w:p>
+      <w:r>
+        <w:t>READ driver speed and consistency</w:t>
+      </w:r>
+    </w:p>
+    <w:p>
+      <w:r>
+        <w:t>READ car base speed</w:t>
+      </w:r>
+    </w:p>
+    <w:p>
+      <w:r>
+        <w:t>APPLY performance scaling</w:t>
+      </w:r>
+    </w:p>
+    <w:p>
+      <w:r>
+        <w:t>ADD small random variation</w:t>
+      </w:r>
+    </w:p>
+    <w:p>
+      <w:r>
+        <w:t xml:space="preserve">RETURN movement value </w:t>
+      </w:r>
+    </w:p>
+    <w:p>
+      <w:pPr>
+        <w:pStyle w:val="Heading6"/>
+      </w:pPr>
+      <w:r>
+        <w:t>Complexity</w:t>
+      </w:r>
+    </w:p>
+    <w:p>
+      <w:r>
+        <w:t xml:space="preserve">This operation is constant time for one car, so it is </w:t>
+      </w:r>
+      <w:r>
+        <w:rPr>
+          <w:noProof/>
+        </w:rPr>
+        <w:t>O(1)</w:t>
+      </w:r>
+      <w:r>
+        <w:t>.</w:t>
+      </w:r>
+    </w:p>
+    <w:p>
+      <w:pPr>
+        <w:pStyle w:val="Heading4"/>
+      </w:pPr>
+      <w:r>
+        <w:t>Checkpoint and Lap Progress</w:t>
+      </w:r>
+      <w:r>
+        <w:t xml:space="preserve"> Update</w:t>
+      </w:r>
+    </w:p>
+    <w:p>
+      <w:pPr>
+        <w:pStyle w:val="Heading5"/>
+      </w:pPr>
+      <w:r>
+        <w:t>Purpose</w:t>
+      </w:r>
+    </w:p>
+    <w:p>
+      <w:r>
+        <w:t>To determine where each car is on the track, which checkpoint it has reached, and how much of the current lap has been completed.</w:t>
+      </w:r>
+    </w:p>
+    <w:p>
+      <w:pPr>
+        <w:pStyle w:val="Heading5"/>
+      </w:pPr>
+      <w:r>
+        <w:t>Inputs</w:t>
+      </w:r>
+    </w:p>
+    <w:p>
+      <w:pPr>
+        <w:pStyle w:val="ListParagraph"/>
+        <w:numPr>
+          <w:ilvl w:val="0"/>
+          <w:numId w:val="40"/>
+        </w:numPr>
+      </w:pPr>
+      <w:r>
+        <w:t>Car progress measured in metres</w:t>
+      </w:r>
+    </w:p>
+    <w:p>
+      <w:pPr>
+        <w:pStyle w:val="ListParagraph"/>
+        <w:numPr>
+          <w:ilvl w:val="0"/>
+          <w:numId w:val="40"/>
+        </w:numPr>
+      </w:pPr>
+      <w:r>
+        <w:t>Track lap distance</w:t>
+      </w:r>
+    </w:p>
+    <w:p>
+      <w:pPr>
+        <w:pStyle w:val="ListParagraph"/>
+        <w:numPr>
+          <w:ilvl w:val="0"/>
+          <w:numId w:val="40"/>
+        </w:numPr>
+        <w:rPr>
+          <w:rFonts w:asciiTheme="majorHAnsi" w:eastAsiaTheme="majorEastAsia" w:hAnsiTheme="majorHAnsi" w:cstheme="majorBidi"/>
+          <w:color w:val="27292A" w:themeColor="text2" w:themeShade="BF"/>
+        </w:rPr>
+      </w:pPr>
+      <w:r>
+        <w:t>Track checkpoint positions</w:t>
+      </w:r>
+    </w:p>
+    <w:p>
+      <w:pPr>
+        <w:pStyle w:val="Heading5"/>
+      </w:pPr>
+      <w:r>
+        <w:t>Process</w:t>
+      </w:r>
+    </w:p>
+    <w:p>
+      <w:pPr>
+        <w:pStyle w:val="ListParagraph"/>
+        <w:numPr>
+          <w:ilvl w:val="0"/>
+          <w:numId w:val="41"/>
+        </w:numPr>
+      </w:pPr>
+      <w:r>
+        <w:t>Calculate the distance travelled within the current lap.</w:t>
+      </w:r>
+    </w:p>
+    <w:p>
+      <w:pPr>
+        <w:pStyle w:val="ListParagraph"/>
+        <w:numPr>
+          <w:ilvl w:val="0"/>
+          <w:numId w:val="41"/>
+        </w:numPr>
+      </w:pPr>
+      <w:r>
+        <w:t>Convert this to a fraction of the full lap.</w:t>
+      </w:r>
+    </w:p>
+    <w:p>
+      <w:pPr>
+        <w:pStyle w:val="ListParagraph"/>
+        <w:numPr>
+          <w:ilvl w:val="0"/>
+          <w:numId w:val="41"/>
+        </w:numPr>
+      </w:pPr>
+      <w:r>
+        <w:t>Compare the fraction with the checkpoint positions.</w:t>
+      </w:r>
+    </w:p>
+    <w:p>
+      <w:pPr>
+        <w:pStyle w:val="ListParagraph"/>
+        <w:numPr>
+          <w:ilvl w:val="0"/>
+          <w:numId w:val="41"/>
+        </w:numPr>
+      </w:pPr>
+      <w:r>
+        <w:t>Identify the latest checkpoint that the car has passed.</w:t>
+      </w:r>
+    </w:p>
+    <w:p>
+      <w:pPr>
+        <w:pStyle w:val="ListParagraph"/>
+        <w:numPr>
+          <w:ilvl w:val="0"/>
+          <w:numId w:val="41"/>
+        </w:numPr>
+      </w:pPr>
+      <w:r>
+        <w:t>Update the displayed checkpoint and lap progress information</w:t>
+      </w:r>
+      <w:r>
+        <w:t>.</w:t>
+      </w:r>
+    </w:p>
+    <w:p>
+      <w:pPr>
+        <w:pStyle w:val="Heading5"/>
+      </w:pPr>
+      <w:r>
+        <w:lastRenderedPageBreak/>
+        <w:t>Output</w:t>
+      </w:r>
+    </w:p>
+    <w:p>
+      <w:pPr>
+        <w:numPr>
+          <w:ilvl w:val="0"/>
+          <w:numId w:val="38"/>
+        </w:numPr>
+        <w:spacing w:after="120" w:line="240" w:lineRule="atLeast"/>
+      </w:pPr>
+      <w:r>
+        <w:t>Current checkpoint</w:t>
+      </w:r>
+    </w:p>
+    <w:p>
+      <w:pPr>
+        <w:numPr>
+          <w:ilvl w:val="0"/>
+          <w:numId w:val="38"/>
+        </w:numPr>
+        <w:spacing w:after="120" w:line="240" w:lineRule="atLeast"/>
+      </w:pPr>
+      <w:r>
+        <w:t>Current lap progress</w:t>
+      </w:r>
+    </w:p>
+    <w:p>
+      <w:pPr>
+        <w:numPr>
+          <w:ilvl w:val="0"/>
+          <w:numId w:val="38"/>
+        </w:numPr>
+        <w:spacing w:after="120" w:line="240" w:lineRule="atLeast"/>
+      </w:pPr>
+      <w:r>
+        <w:t>Updated lap information for the UI</w:t>
+      </w:r>
+    </w:p>
+    <w:p>
+      <w:pPr>
+        <w:pStyle w:val="Heading5"/>
+      </w:pPr>
+      <w:r>
+        <w:t>Pseudocode</w:t>
+      </w:r>
+    </w:p>
+    <w:p>
+      <w:r>
+        <w:t>CALCULATE progress within current lap</w:t>
+      </w:r>
+    </w:p>
+    <w:p>
+      <w:r>
+        <w:t>COMPARE with checkpoint positions</w:t>
+      </w:r>
+    </w:p>
+    <w:p>
+      <w:r>
+        <w:t>SELECT latest checkpoint reached</w:t>
+      </w:r>
+    </w:p>
+    <w:p>
+      <w:pPr>
+        <w:rPr>
+          <w:rFonts w:asciiTheme="majorHAnsi" w:eastAsiaTheme="majorEastAsia" w:hAnsiTheme="majorHAnsi" w:cstheme="majorBidi"/>
+          <w:i/>
+          <w:iCs/>
+          <w:color w:val="27292A" w:themeColor="text2" w:themeShade="BF"/>
+        </w:rPr>
+      </w:pPr>
+      <w:r>
+        <w:t>RETURN checkpoint and lap state</w:t>
+      </w:r>
+    </w:p>
+    <w:p>
+      <w:pPr>
+        <w:pStyle w:val="Heading5"/>
+      </w:pPr>
+      <w:r>
+        <w:t>Complexity</w:t>
+      </w:r>
+    </w:p>
+    <w:p>
+      <w:r>
+        <w:t xml:space="preserve">If there are n </w:t>
+      </w:r>
+      <w:r>
+        <w:t>checkpoints</w:t>
+      </w:r>
+      <w:r>
+        <w:t>, each tick requires O(n) processing time.</w:t>
+      </w:r>
+    </w:p>
+    <w:p>
+      <w:pPr>
+        <w:pStyle w:val="Heading4"/>
+      </w:pPr>
+      <w:r>
+        <w:t>Position Ranking and Race Order Update</w:t>
+      </w:r>
+    </w:p>
+    <w:p>
+      <w:pPr>
+        <w:pStyle w:val="Heading5"/>
+      </w:pPr>
+      <w:r>
+        <w:t>Purpose</w:t>
+      </w:r>
+    </w:p>
+    <w:p>
+      <w:r>
+        <w:t>To determine the current leaderboard order of the cars during the race.</w:t>
+      </w:r>
+    </w:p>
+    <w:p>
+      <w:pPr>
+        <w:pStyle w:val="Heading5"/>
+      </w:pPr>
+      <w:r>
+        <w:t>Inputs</w:t>
+      </w:r>
+    </w:p>
+    <w:p>
+      <w:pPr>
+        <w:numPr>
+          <w:ilvl w:val="0"/>
+          <w:numId w:val="42"/>
+        </w:numPr>
+      </w:pPr>
+      <w:r>
+        <w:t>Current progress values for all cars</w:t>
+      </w:r>
+    </w:p>
+    <w:p>
+      <w:pPr>
+        <w:pStyle w:val="Heading5"/>
+      </w:pPr>
+      <w:r>
+        <w:t>Process</w:t>
+      </w:r>
+    </w:p>
+    <w:p>
+      <w:pPr>
+        <w:numPr>
+          <w:ilvl w:val="0"/>
+          <w:numId w:val="43"/>
+        </w:numPr>
+      </w:pPr>
+      <w:r>
+        <w:t>Collect the current progress value for each car.</w:t>
+      </w:r>
+    </w:p>
+    <w:p>
+      <w:pPr>
+        <w:numPr>
+          <w:ilvl w:val="0"/>
+          <w:numId w:val="43"/>
+        </w:numPr>
+      </w:pPr>
+      <w:r>
+        <w:t>Compare these values.</w:t>
+      </w:r>
+    </w:p>
+    <w:p>
+      <w:pPr>
+        <w:numPr>
+          <w:ilvl w:val="0"/>
+          <w:numId w:val="43"/>
+        </w:numPr>
+      </w:pPr>
+      <w:r>
+        <w:t>Sort the cars in descending order of progress.</w:t>
+      </w:r>
+    </w:p>
+    <w:p>
+      <w:pPr>
+        <w:numPr>
+          <w:ilvl w:val="0"/>
+          <w:numId w:val="43"/>
+        </w:numPr>
+      </w:pPr>
+      <w:r>
+        <w:t>Assign positions based on the sorted order.</w:t>
+      </w:r>
+    </w:p>
+    <w:p>
+      <w:pPr>
+        <w:pStyle w:val="Heading5"/>
+      </w:pPr>
+      <w:r>
+        <w:t>Output</w:t>
+      </w:r>
+    </w:p>
+    <w:p>
+      <w:pPr>
+        <w:numPr>
+          <w:ilvl w:val="0"/>
+          <w:numId w:val="44"/>
+        </w:numPr>
+      </w:pPr>
+      <w:r>
+        <w:t>Updated race standings</w:t>
+      </w:r>
+    </w:p>
+    <w:p>
+      <w:pPr>
+        <w:numPr>
+          <w:ilvl w:val="0"/>
+          <w:numId w:val="44"/>
+        </w:numPr>
+      </w:pPr>
+      <w:r>
+        <w:t>Final finishing order when the race ends</w:t>
+      </w:r>
+    </w:p>
+    <w:p>
+      <w:pPr>
+        <w:pStyle w:val="Heading5"/>
+      </w:pPr>
+      <w:r>
+        <w:t>Pseudocode</w:t>
+      </w:r>
+    </w:p>
+    <w:p>
+      <w:r>
+        <w:t>FOR each car</w:t>
+      </w:r>
+    </w:p>
+    <w:p>
+      <w:r>
+        <w:t xml:space="preserve">READ current progress </w:t>
+      </w:r>
+    </w:p>
+    <w:p>
+      <w:r>
+        <w:t xml:space="preserve">END FOR </w:t>
+      </w:r>
+    </w:p>
+    <w:p>
+      <w:r>
+        <w:t xml:space="preserve">SORT cars by progress in descending order </w:t>
+      </w:r>
+    </w:p>
+    <w:p>
+      <w:r>
+        <w:t xml:space="preserve">ASSIGN positions </w:t>
+      </w:r>
+    </w:p>
+    <w:p>
+      <w:pPr>
+        <w:pStyle w:val="Heading5"/>
+      </w:pPr>
+      <w:r>
+        <w:t>Complexity</w:t>
+      </w:r>
+    </w:p>
+    <w:p>
+      <w:r>
+        <w:t xml:space="preserve">Sorting </w:t>
+      </w:r>
+      <w:r>
+        <w:t xml:space="preserve">n </w:t>
+      </w:r>
+      <w:r>
+        <w:t xml:space="preserve">cars requires </w:t>
+      </w:r>
+      <w:r>
+        <w:t>O(</w:t>
+      </w:r>
+      <w:proofErr w:type="spellStart"/>
+      <w:r>
+        <w:t>nlogn</w:t>
+      </w:r>
+      <w:proofErr w:type="spellEnd"/>
+      <w:r>
+        <w:t xml:space="preserve">) </w:t>
+      </w:r>
+      <w:r>
+        <w:t>time.</w:t>
+      </w:r>
+      <w:r>
+        <w:t xml:space="preserve"> </w:t>
+      </w:r>
+    </w:p>
+    <w:p>
+      <w:pPr>
+        <w:pStyle w:val="Heading4"/>
+      </w:pPr>
+      <w:r>
+        <w:lastRenderedPageBreak/>
+        <w:t>Telemetry Update</w:t>
+      </w:r>
+    </w:p>
+    <w:p>
+      <w:pPr>
+        <w:pStyle w:val="Heading5"/>
+      </w:pPr>
+      <w:r>
+        <w:t xml:space="preserve">Purpose </w:t>
+      </w:r>
+    </w:p>
+    <w:p>
+      <w:r>
+        <w:t>To provide live race information for the user interface, including position, speed, lap count, and status.</w:t>
+      </w:r>
+    </w:p>
+    <w:p>
+      <w:pPr>
+        <w:pStyle w:val="Heading5"/>
+      </w:pPr>
+      <w:r>
+        <w:t>Inputs</w:t>
+      </w:r>
+    </w:p>
+    <w:p>
+      <w:pPr>
+        <w:numPr>
+          <w:ilvl w:val="0"/>
+          <w:numId w:val="46"/>
+        </w:numPr>
+      </w:pPr>
+      <w:r>
+        <w:t>Current car state</w:t>
+      </w:r>
+    </w:p>
+    <w:p>
+      <w:pPr>
+        <w:numPr>
+          <w:ilvl w:val="0"/>
+          <w:numId w:val="46"/>
+        </w:numPr>
+      </w:pPr>
+      <w:r>
+        <w:t>Current race order</w:t>
+      </w:r>
+    </w:p>
+    <w:p>
+      <w:pPr>
+        <w:numPr>
+          <w:ilvl w:val="0"/>
+          <w:numId w:val="46"/>
+        </w:numPr>
+      </w:pPr>
+      <w:r>
+        <w:t>Current checkpoint and lap information</w:t>
+      </w:r>
+    </w:p>
+    <w:p>
+      <w:pPr>
+        <w:pStyle w:val="Heading5"/>
+      </w:pPr>
+      <w:r>
+        <w:t>Process</w:t>
+      </w:r>
+    </w:p>
+    <w:p>
+      <w:pPr>
+        <w:numPr>
+          <w:ilvl w:val="0"/>
+          <w:numId w:val="45"/>
+        </w:numPr>
+      </w:pPr>
+      <w:r>
+        <w:t>Read the current state of each car.</w:t>
+      </w:r>
+    </w:p>
+    <w:p>
+      <w:pPr>
+        <w:numPr>
+          <w:ilvl w:val="0"/>
+          <w:numId w:val="45"/>
+        </w:numPr>
+      </w:pPr>
+      <w:r>
+        <w:t>Calculate the gap to the leader where relevant.</w:t>
+      </w:r>
+    </w:p>
+    <w:p>
+      <w:pPr>
+        <w:numPr>
+          <w:ilvl w:val="0"/>
+          <w:numId w:val="45"/>
+        </w:numPr>
+      </w:pPr>
+      <w:r>
+        <w:t>Assemble the telemetry values for display.</w:t>
+      </w:r>
+    </w:p>
+    <w:p>
+      <w:pPr>
+        <w:numPr>
+          <w:ilvl w:val="0"/>
+          <w:numId w:val="45"/>
+        </w:numPr>
+      </w:pPr>
+      <w:r>
+        <w:t>Send the data to the graphical interface for updating the tables and race view.</w:t>
+      </w:r>
+    </w:p>
+    <w:p>
+      <w:pPr>
+        <w:pStyle w:val="Heading5"/>
+      </w:pPr>
+      <w:r>
+        <w:t>Output</w:t>
+      </w:r>
+    </w:p>
+    <w:p>
+      <w:pPr>
+        <w:numPr>
+          <w:ilvl w:val="0"/>
+          <w:numId w:val="47"/>
+        </w:numPr>
+      </w:pPr>
+      <w:r>
+        <w:t>Live telemetry records for the UI</w:t>
+      </w:r>
+    </w:p>
+    <w:p>
+      <w:pPr>
+        <w:numPr>
+          <w:ilvl w:val="0"/>
+          <w:numId w:val="47"/>
+        </w:numPr>
+      </w:pPr>
+      <w:r>
+        <w:t>Updated race results display</w:t>
+      </w:r>
+    </w:p>
+    <w:p>
+      <w:pPr>
+        <w:pStyle w:val="Heading5"/>
+      </w:pPr>
+      <w:r>
+        <w:t>Pseudocode</w:t>
+      </w:r>
+    </w:p>
+    <w:p>
+      <w:r>
+        <w:t xml:space="preserve">FOR each car     </w:t>
+      </w:r>
+    </w:p>
+    <w:p>
+      <w:r>
+        <w:t xml:space="preserve">COLLECT current state values     </w:t>
+      </w:r>
+    </w:p>
+    <w:p>
+      <w:r>
+        <w:t xml:space="preserve">CREATE telemetry record </w:t>
+      </w:r>
+    </w:p>
+    <w:p>
+      <w:r>
+        <w:t xml:space="preserve">END FOR </w:t>
+      </w:r>
+    </w:p>
+    <w:p>
+      <w:r>
+        <w:t xml:space="preserve">SEND telemetry to UI </w:t>
+      </w:r>
+    </w:p>
+    <w:p>
+      <w:pPr>
+        <w:pStyle w:val="Heading5"/>
+      </w:pPr>
+      <w:r>
+        <w:t xml:space="preserve">Complexity </w:t>
+      </w:r>
+    </w:p>
+    <w:p>
+      <w:r>
+        <w:t xml:space="preserve">If there are </w:t>
+      </w:r>
+      <w:r>
+        <w:t xml:space="preserve">n </w:t>
+      </w:r>
+      <w:r>
+        <w:t xml:space="preserve">cars, updating telemetry takes </w:t>
+      </w:r>
+      <w:r>
+        <w:t>O(n)</w:t>
+      </w:r>
+      <w:r>
+        <w:t xml:space="preserve"> time.</w:t>
+      </w:r>
+    </w:p>
+    <w:p/>
+    <w:p/>
+    <w:p/>
     <w:p/>
     <w:p>
       <w:pPr>
@@ -14455,14 +15615,27 @@
                             <w:r>
                               <w:t xml:space="preserve">Telemetry </w:t>
                             </w:r>
-                            <w:fldSimple w:instr=" SEQ Telemetry \* ARABIC ">
-                              <w:r>
-                                <w:rPr>
-                                  <w:noProof/>
-                                </w:rPr>
-                                <w:t>1</w:t>
-                              </w:r>
-                            </w:fldSimple>
+                            <w:r>
+                              <w:fldChar w:fldCharType="begin"/>
+                            </w:r>
+                            <w:r>
+                              <w:instrText xml:space="preserve"> SEQ Telemetry \* ARABIC </w:instrText>
+                            </w:r>
+                            <w:r>
+                              <w:fldChar w:fldCharType="separate"/>
+                            </w:r>
+                            <w:r>
+                              <w:rPr>
+                                <w:noProof/>
+                              </w:rPr>
+                              <w:t>1</w:t>
+                            </w:r>
+                            <w:r>
+                              <w:rPr>
+                                <w:noProof/>
+                              </w:rPr>
+                              <w:fldChar w:fldCharType="end"/>
+                            </w:r>
                           </w:p>
                         </w:txbxContent>
                       </wps:txbx>
@@ -14495,14 +15668,27 @@
                       <w:r>
                         <w:t xml:space="preserve">Telemetry </w:t>
                       </w:r>
-                      <w:fldSimple w:instr=" SEQ Telemetry \* ARABIC ">
-                        <w:r>
-                          <w:rPr>
-                            <w:noProof/>
-                          </w:rPr>
-                          <w:t>1</w:t>
-                        </w:r>
-                      </w:fldSimple>
+                      <w:r>
+                        <w:fldChar w:fldCharType="begin"/>
+                      </w:r>
+                      <w:r>
+                        <w:instrText xml:space="preserve"> SEQ Telemetry \* ARABIC </w:instrText>
+                      </w:r>
+                      <w:r>
+                        <w:fldChar w:fldCharType="separate"/>
+                      </w:r>
+                      <w:r>
+                        <w:rPr>
+                          <w:noProof/>
+                        </w:rPr>
+                        <w:t>1</w:t>
+                      </w:r>
+                      <w:r>
+                        <w:rPr>
+                          <w:noProof/>
+                        </w:rPr>
+                        <w:fldChar w:fldCharType="end"/>
+                      </w:r>
                     </w:p>
                   </w:txbxContent>
                 </v:textbox>
@@ -14794,14 +15980,27 @@
       <w:r>
         <w:t xml:space="preserve">Telemetry </w:t>
       </w:r>
-      <w:fldSimple w:instr=" SEQ Telemetry \* ARABIC ">
-        <w:r>
-          <w:rPr>
-            <w:noProof/>
-          </w:rPr>
-          <w:t>2</w:t>
-        </w:r>
-      </w:fldSimple>
+      <w:r>
+        <w:fldChar w:fldCharType="begin"/>
+      </w:r>
+      <w:r>
+        <w:instrText xml:space="preserve"> SEQ Telemetry \* ARABIC </w:instrText>
+      </w:r>
+      <w:r>
+        <w:fldChar w:fldCharType="separate"/>
+      </w:r>
+      <w:r>
+        <w:rPr>
+          <w:noProof/>
+        </w:rPr>
+        <w:t>2</w:t>
+      </w:r>
+      <w:r>
+        <w:rPr>
+          <w:noProof/>
+        </w:rPr>
+        <w:fldChar w:fldCharType="end"/>
+      </w:r>
     </w:p>
     <w:p>
       <w:r>
@@ -14924,14 +16123,27 @@
       <w:r>
         <w:t xml:space="preserve">Telemetry </w:t>
       </w:r>
-      <w:fldSimple w:instr=" SEQ Telemetry \* ARABIC ">
-        <w:r>
-          <w:rPr>
-            <w:noProof/>
-          </w:rPr>
-          <w:t>3</w:t>
-        </w:r>
-      </w:fldSimple>
+      <w:r>
+        <w:fldChar w:fldCharType="begin"/>
+      </w:r>
+      <w:r>
+        <w:instrText xml:space="preserve"> SEQ Telemetry \* ARABIC </w:instrText>
+      </w:r>
+      <w:r>
+        <w:fldChar w:fldCharType="separate"/>
+      </w:r>
+      <w:r>
+        <w:rPr>
+          <w:noProof/>
+        </w:rPr>
+        <w:t>3</w:t>
+      </w:r>
+      <w:r>
+        <w:rPr>
+          <w:noProof/>
+        </w:rPr>
+        <w:fldChar w:fldCharType="end"/>
+      </w:r>
     </w:p>
     <w:p>
       <w:r>
@@ -15019,14 +16231,27 @@
       <w:r>
         <w:t xml:space="preserve">Telemetry </w:t>
       </w:r>
-      <w:fldSimple w:instr=" SEQ Telemetry \* ARABIC ">
-        <w:r>
-          <w:rPr>
-            <w:noProof/>
-          </w:rPr>
-          <w:t>4</w:t>
-        </w:r>
-      </w:fldSimple>
+      <w:r>
+        <w:fldChar w:fldCharType="begin"/>
+      </w:r>
+      <w:r>
+        <w:instrText xml:space="preserve"> SEQ Telemetry \* ARABIC </w:instrText>
+      </w:r>
+      <w:r>
+        <w:fldChar w:fldCharType="separate"/>
+      </w:r>
+      <w:r>
+        <w:rPr>
+          <w:noProof/>
+        </w:rPr>
+        <w:t>4</w:t>
+      </w:r>
+      <w:r>
+        <w:rPr>
+          <w:noProof/>
+        </w:rPr>
+        <w:fldChar w:fldCharType="end"/>
+      </w:r>
     </w:p>
     <w:p>
       <w:r>
@@ -15141,14 +16366,27 @@
                             <w:r>
                               <w:t xml:space="preserve">Driver </w:t>
                             </w:r>
-                            <w:fldSimple w:instr=" SEQ Driver \* ARABIC ">
-                              <w:r>
-                                <w:rPr>
-                                  <w:noProof/>
-                                </w:rPr>
-                                <w:t>1</w:t>
-                              </w:r>
-                            </w:fldSimple>
+                            <w:r>
+                              <w:fldChar w:fldCharType="begin"/>
+                            </w:r>
+                            <w:r>
+                              <w:instrText xml:space="preserve"> SEQ Driver \* ARABIC </w:instrText>
+                            </w:r>
+                            <w:r>
+                              <w:fldChar w:fldCharType="separate"/>
+                            </w:r>
+                            <w:r>
+                              <w:rPr>
+                                <w:noProof/>
+                              </w:rPr>
+                              <w:t>1</w:t>
+                            </w:r>
+                            <w:r>
+                              <w:rPr>
+                                <w:noProof/>
+                              </w:rPr>
+                              <w:fldChar w:fldCharType="end"/>
+                            </w:r>
                           </w:p>
                         </w:txbxContent>
                       </wps:txbx>
@@ -15176,14 +16414,27 @@
                       <w:r>
                         <w:t xml:space="preserve">Driver </w:t>
                       </w:r>
-                      <w:fldSimple w:instr=" SEQ Driver \* ARABIC ">
-                        <w:r>
-                          <w:rPr>
-                            <w:noProof/>
-                          </w:rPr>
-                          <w:t>1</w:t>
-                        </w:r>
-                      </w:fldSimple>
+                      <w:r>
+                        <w:fldChar w:fldCharType="begin"/>
+                      </w:r>
+                      <w:r>
+                        <w:instrText xml:space="preserve"> SEQ Driver \* ARABIC </w:instrText>
+                      </w:r>
+                      <w:r>
+                        <w:fldChar w:fldCharType="separate"/>
+                      </w:r>
+                      <w:r>
+                        <w:rPr>
+                          <w:noProof/>
+                        </w:rPr>
+                        <w:t>1</w:t>
+                      </w:r>
+                      <w:r>
+                        <w:rPr>
+                          <w:noProof/>
+                        </w:rPr>
+                        <w:fldChar w:fldCharType="end"/>
+                      </w:r>
                     </w:p>
                   </w:txbxContent>
                 </v:textbox>
@@ -15341,14 +16592,27 @@
       <w:r>
         <w:t xml:space="preserve">Driver </w:t>
       </w:r>
-      <w:fldSimple w:instr=" SEQ Driver \* ARABIC ">
-        <w:r>
-          <w:rPr>
-            <w:noProof/>
-          </w:rPr>
-          <w:t>2</w:t>
-        </w:r>
-      </w:fldSimple>
+      <w:r>
+        <w:fldChar w:fldCharType="begin"/>
+      </w:r>
+      <w:r>
+        <w:instrText xml:space="preserve"> SEQ Driver \* ARABIC </w:instrText>
+      </w:r>
+      <w:r>
+        <w:fldChar w:fldCharType="separate"/>
+      </w:r>
+      <w:r>
+        <w:rPr>
+          <w:noProof/>
+        </w:rPr>
+        <w:t>2</w:t>
+      </w:r>
+      <w:r>
+        <w:rPr>
+          <w:noProof/>
+        </w:rPr>
+        <w:fldChar w:fldCharType="end"/>
+      </w:r>
     </w:p>
     <w:p>
       <w:r>
@@ -15445,14 +16709,27 @@
       <w:r>
         <w:t xml:space="preserve">Driver </w:t>
       </w:r>
-      <w:fldSimple w:instr=" SEQ Driver \* ARABIC ">
-        <w:r>
-          <w:rPr>
-            <w:noProof/>
-          </w:rPr>
-          <w:t>3</w:t>
-        </w:r>
-      </w:fldSimple>
+      <w:r>
+        <w:fldChar w:fldCharType="begin"/>
+      </w:r>
+      <w:r>
+        <w:instrText xml:space="preserve"> SEQ Driver \* ARABIC </w:instrText>
+      </w:r>
+      <w:r>
+        <w:fldChar w:fldCharType="separate"/>
+      </w:r>
+      <w:r>
+        <w:rPr>
+          <w:noProof/>
+        </w:rPr>
+        <w:t>3</w:t>
+      </w:r>
+      <w:r>
+        <w:rPr>
+          <w:noProof/>
+        </w:rPr>
+        <w:fldChar w:fldCharType="end"/>
+      </w:r>
     </w:p>
     <w:p>
       <w:r>
@@ -15552,14 +16829,27 @@
                             <w:r>
                               <w:t xml:space="preserve">Track </w:t>
                             </w:r>
-                            <w:fldSimple w:instr=" SEQ Track \* ARABIC ">
-                              <w:r>
-                                <w:rPr>
-                                  <w:noProof/>
-                                </w:rPr>
-                                <w:t>1</w:t>
-                              </w:r>
-                            </w:fldSimple>
+                            <w:r>
+                              <w:fldChar w:fldCharType="begin"/>
+                            </w:r>
+                            <w:r>
+                              <w:instrText xml:space="preserve"> SEQ Track \* ARABIC </w:instrText>
+                            </w:r>
+                            <w:r>
+                              <w:fldChar w:fldCharType="separate"/>
+                            </w:r>
+                            <w:r>
+                              <w:rPr>
+                                <w:noProof/>
+                              </w:rPr>
+                              <w:t>1</w:t>
+                            </w:r>
+                            <w:r>
+                              <w:rPr>
+                                <w:noProof/>
+                              </w:rPr>
+                              <w:fldChar w:fldCharType="end"/>
+                            </w:r>
                           </w:p>
                         </w:txbxContent>
                       </wps:txbx>
@@ -15595,14 +16885,27 @@
                       <w:r>
                         <w:t xml:space="preserve">Track </w:t>
                       </w:r>
-                      <w:fldSimple w:instr=" SEQ Track \* ARABIC ">
-                        <w:r>
-                          <w:rPr>
-                            <w:noProof/>
-                          </w:rPr>
-                          <w:t>1</w:t>
-                        </w:r>
-                      </w:fldSimple>
+                      <w:r>
+                        <w:fldChar w:fldCharType="begin"/>
+                      </w:r>
+                      <w:r>
+                        <w:instrText xml:space="preserve"> SEQ Track \* ARABIC </w:instrText>
+                      </w:r>
+                      <w:r>
+                        <w:fldChar w:fldCharType="separate"/>
+                      </w:r>
+                      <w:r>
+                        <w:rPr>
+                          <w:noProof/>
+                        </w:rPr>
+                        <w:t>1</w:t>
+                      </w:r>
+                      <w:r>
+                        <w:rPr>
+                          <w:noProof/>
+                        </w:rPr>
+                        <w:fldChar w:fldCharType="end"/>
+                      </w:r>
                     </w:p>
                   </w:txbxContent>
                 </v:textbox>
@@ -15899,14 +17202,27 @@
                             <w:r>
                               <w:t xml:space="preserve">Track </w:t>
                             </w:r>
-                            <w:fldSimple w:instr=" SEQ Track \* ARABIC ">
-                              <w:r>
-                                <w:rPr>
-                                  <w:noProof/>
-                                </w:rPr>
-                                <w:t>2</w:t>
-                              </w:r>
-                            </w:fldSimple>
+                            <w:r>
+                              <w:fldChar w:fldCharType="begin"/>
+                            </w:r>
+                            <w:r>
+                              <w:instrText xml:space="preserve"> SEQ Track \* ARABIC </w:instrText>
+                            </w:r>
+                            <w:r>
+                              <w:fldChar w:fldCharType="separate"/>
+                            </w:r>
+                            <w:r>
+                              <w:rPr>
+                                <w:noProof/>
+                              </w:rPr>
+                              <w:t>2</w:t>
+                            </w:r>
+                            <w:r>
+                              <w:rPr>
+                                <w:noProof/>
+                              </w:rPr>
+                              <w:fldChar w:fldCharType="end"/>
+                            </w:r>
                           </w:p>
                         </w:txbxContent>
                       </wps:txbx>
@@ -15938,14 +17254,27 @@
                       <w:r>
                         <w:t xml:space="preserve">Track </w:t>
                       </w:r>
-                      <w:fldSimple w:instr=" SEQ Track \* ARABIC ">
-                        <w:r>
-                          <w:rPr>
-                            <w:noProof/>
-                          </w:rPr>
-                          <w:t>2</w:t>
-                        </w:r>
-                      </w:fldSimple>
+                      <w:r>
+                        <w:fldChar w:fldCharType="begin"/>
+                      </w:r>
+                      <w:r>
+                        <w:instrText xml:space="preserve"> SEQ Track \* ARABIC </w:instrText>
+                      </w:r>
+                      <w:r>
+                        <w:fldChar w:fldCharType="separate"/>
+                      </w:r>
+                      <w:r>
+                        <w:rPr>
+                          <w:noProof/>
+                        </w:rPr>
+                        <w:t>2</w:t>
+                      </w:r>
+                      <w:r>
+                        <w:rPr>
+                          <w:noProof/>
+                        </w:rPr>
+                        <w:fldChar w:fldCharType="end"/>
+                      </w:r>
                     </w:p>
                   </w:txbxContent>
                 </v:textbox>
@@ -16021,14 +17350,27 @@
                             <w:r>
                               <w:t xml:space="preserve">Track </w:t>
                             </w:r>
-                            <w:fldSimple w:instr=" SEQ Track \* ARABIC ">
-                              <w:r>
-                                <w:rPr>
-                                  <w:noProof/>
-                                </w:rPr>
-                                <w:t>3</w:t>
-                              </w:r>
-                            </w:fldSimple>
+                            <w:r>
+                              <w:fldChar w:fldCharType="begin"/>
+                            </w:r>
+                            <w:r>
+                              <w:instrText xml:space="preserve"> SEQ Track \* ARABIC </w:instrText>
+                            </w:r>
+                            <w:r>
+                              <w:fldChar w:fldCharType="separate"/>
+                            </w:r>
+                            <w:r>
+                              <w:rPr>
+                                <w:noProof/>
+                              </w:rPr>
+                              <w:t>3</w:t>
+                            </w:r>
+                            <w:r>
+                              <w:rPr>
+                                <w:noProof/>
+                              </w:rPr>
+                              <w:fldChar w:fldCharType="end"/>
+                            </w:r>
                           </w:p>
                         </w:txbxContent>
                       </wps:txbx>
@@ -16060,14 +17402,27 @@
                       <w:r>
                         <w:t xml:space="preserve">Track </w:t>
                       </w:r>
-                      <w:fldSimple w:instr=" SEQ Track \* ARABIC ">
-                        <w:r>
-                          <w:rPr>
-                            <w:noProof/>
-                          </w:rPr>
-                          <w:t>3</w:t>
-                        </w:r>
-                      </w:fldSimple>
+                      <w:r>
+                        <w:fldChar w:fldCharType="begin"/>
+                      </w:r>
+                      <w:r>
+                        <w:instrText xml:space="preserve"> SEQ Track \* ARABIC </w:instrText>
+                      </w:r>
+                      <w:r>
+                        <w:fldChar w:fldCharType="separate"/>
+                      </w:r>
+                      <w:r>
+                        <w:rPr>
+                          <w:noProof/>
+                        </w:rPr>
+                        <w:t>3</w:t>
+                      </w:r>
+                      <w:r>
+                        <w:rPr>
+                          <w:noProof/>
+                        </w:rPr>
+                        <w:fldChar w:fldCharType="end"/>
+                      </w:r>
                     </w:p>
                   </w:txbxContent>
                 </v:textbox>
@@ -16182,14 +17537,27 @@
       <w:r>
         <w:t xml:space="preserve">Track </w:t>
       </w:r>
-      <w:fldSimple w:instr=" SEQ Track \* ARABIC ">
-        <w:r>
-          <w:rPr>
-            <w:noProof/>
-          </w:rPr>
-          <w:t>4</w:t>
-        </w:r>
-      </w:fldSimple>
+      <w:r>
+        <w:fldChar w:fldCharType="begin"/>
+      </w:r>
+      <w:r>
+        <w:instrText xml:space="preserve"> SEQ Track \* ARABIC </w:instrText>
+      </w:r>
+      <w:r>
+        <w:fldChar w:fldCharType="separate"/>
+      </w:r>
+      <w:r>
+        <w:rPr>
+          <w:noProof/>
+        </w:rPr>
+        <w:t>4</w:t>
+      </w:r>
+      <w:r>
+        <w:rPr>
+          <w:noProof/>
+        </w:rPr>
+        <w:fldChar w:fldCharType="end"/>
+      </w:r>
     </w:p>
     <w:p>
       <w:r>
@@ -16278,14 +17646,27 @@
                             <w:r>
                               <w:t xml:space="preserve">Track </w:t>
                             </w:r>
-                            <w:fldSimple w:instr=" SEQ Track \* ARABIC ">
-                              <w:r>
-                                <w:rPr>
-                                  <w:noProof/>
-                                </w:rPr>
-                                <w:t>5</w:t>
-                              </w:r>
-                            </w:fldSimple>
+                            <w:r>
+                              <w:fldChar w:fldCharType="begin"/>
+                            </w:r>
+                            <w:r>
+                              <w:instrText xml:space="preserve"> SEQ Track \* ARABIC </w:instrText>
+                            </w:r>
+                            <w:r>
+                              <w:fldChar w:fldCharType="separate"/>
+                            </w:r>
+                            <w:r>
+                              <w:rPr>
+                                <w:noProof/>
+                              </w:rPr>
+                              <w:t>5</w:t>
+                            </w:r>
+                            <w:r>
+                              <w:rPr>
+                                <w:noProof/>
+                              </w:rPr>
+                              <w:fldChar w:fldCharType="end"/>
+                            </w:r>
                           </w:p>
                         </w:txbxContent>
                       </wps:txbx>
@@ -16317,14 +17698,27 @@
                       <w:r>
                         <w:t xml:space="preserve">Track </w:t>
                       </w:r>
-                      <w:fldSimple w:instr=" SEQ Track \* ARABIC ">
-                        <w:r>
-                          <w:rPr>
-                            <w:noProof/>
-                          </w:rPr>
-                          <w:t>5</w:t>
-                        </w:r>
-                      </w:fldSimple>
+                      <w:r>
+                        <w:fldChar w:fldCharType="begin"/>
+                      </w:r>
+                      <w:r>
+                        <w:instrText xml:space="preserve"> SEQ Track \* ARABIC </w:instrText>
+                      </w:r>
+                      <w:r>
+                        <w:fldChar w:fldCharType="separate"/>
+                      </w:r>
+                      <w:r>
+                        <w:rPr>
+                          <w:noProof/>
+                        </w:rPr>
+                        <w:t>5</w:t>
+                      </w:r>
+                      <w:r>
+                        <w:rPr>
+                          <w:noProof/>
+                        </w:rPr>
+                        <w:fldChar w:fldCharType="end"/>
+                      </w:r>
                     </w:p>
                   </w:txbxContent>
                 </v:textbox>
@@ -16630,14 +18024,27 @@
                             <w:r>
                               <w:t xml:space="preserve">Track </w:t>
                             </w:r>
-                            <w:fldSimple w:instr=" SEQ Track \* ARABIC ">
-                              <w:r>
-                                <w:rPr>
-                                  <w:noProof/>
-                                </w:rPr>
-                                <w:t>6</w:t>
-                              </w:r>
-                            </w:fldSimple>
+                            <w:r>
+                              <w:fldChar w:fldCharType="begin"/>
+                            </w:r>
+                            <w:r>
+                              <w:instrText xml:space="preserve"> SEQ Track \* ARABIC </w:instrText>
+                            </w:r>
+                            <w:r>
+                              <w:fldChar w:fldCharType="separate"/>
+                            </w:r>
+                            <w:r>
+                              <w:rPr>
+                                <w:noProof/>
+                              </w:rPr>
+                              <w:t>6</w:t>
+                            </w:r>
+                            <w:r>
+                              <w:rPr>
+                                <w:noProof/>
+                              </w:rPr>
+                              <w:fldChar w:fldCharType="end"/>
+                            </w:r>
                           </w:p>
                         </w:txbxContent>
                       </wps:txbx>
@@ -16670,14 +18077,27 @@
                       <w:r>
                         <w:t xml:space="preserve">Track </w:t>
                       </w:r>
-                      <w:fldSimple w:instr=" SEQ Track \* ARABIC ">
-                        <w:r>
-                          <w:rPr>
-                            <w:noProof/>
-                          </w:rPr>
-                          <w:t>6</w:t>
-                        </w:r>
-                      </w:fldSimple>
+                      <w:r>
+                        <w:fldChar w:fldCharType="begin"/>
+                      </w:r>
+                      <w:r>
+                        <w:instrText xml:space="preserve"> SEQ Track \* ARABIC </w:instrText>
+                      </w:r>
+                      <w:r>
+                        <w:fldChar w:fldCharType="separate"/>
+                      </w:r>
+                      <w:r>
+                        <w:rPr>
+                          <w:noProof/>
+                        </w:rPr>
+                        <w:t>6</w:t>
+                      </w:r>
+                      <w:r>
+                        <w:rPr>
+                          <w:noProof/>
+                        </w:rPr>
+                        <w:fldChar w:fldCharType="end"/>
+                      </w:r>
                     </w:p>
                   </w:txbxContent>
                 </v:textbox>
@@ -16817,14 +18237,27 @@
                             <w:r>
                               <w:t xml:space="preserve">GUI </w:t>
                             </w:r>
-                            <w:fldSimple w:instr=" SEQ GUI \* ARABIC ">
-                              <w:r>
-                                <w:rPr>
-                                  <w:noProof/>
-                                </w:rPr>
-                                <w:t>1</w:t>
-                              </w:r>
-                            </w:fldSimple>
+                            <w:r>
+                              <w:fldChar w:fldCharType="begin"/>
+                            </w:r>
+                            <w:r>
+                              <w:instrText xml:space="preserve"> SEQ GUI \* ARABIC </w:instrText>
+                            </w:r>
+                            <w:r>
+                              <w:fldChar w:fldCharType="separate"/>
+                            </w:r>
+                            <w:r>
+                              <w:rPr>
+                                <w:noProof/>
+                              </w:rPr>
+                              <w:t>1</w:t>
+                            </w:r>
+                            <w:r>
+                              <w:rPr>
+                                <w:noProof/>
+                              </w:rPr>
+                              <w:fldChar w:fldCharType="end"/>
+                            </w:r>
                           </w:p>
                         </w:txbxContent>
                       </wps:txbx>
@@ -16857,14 +18290,27 @@
                       <w:r>
                         <w:t xml:space="preserve">GUI </w:t>
                       </w:r>
-                      <w:fldSimple w:instr=" SEQ GUI \* ARABIC ">
-                        <w:r>
-                          <w:rPr>
-                            <w:noProof/>
-                          </w:rPr>
-                          <w:t>1</w:t>
-                        </w:r>
-                      </w:fldSimple>
+                      <w:r>
+                        <w:fldChar w:fldCharType="begin"/>
+                      </w:r>
+                      <w:r>
+                        <w:instrText xml:space="preserve"> SEQ GUI \* ARABIC </w:instrText>
+                      </w:r>
+                      <w:r>
+                        <w:fldChar w:fldCharType="separate"/>
+                      </w:r>
+                      <w:r>
+                        <w:rPr>
+                          <w:noProof/>
+                        </w:rPr>
+                        <w:t>1</w:t>
+                      </w:r>
+                      <w:r>
+                        <w:rPr>
+                          <w:noProof/>
+                        </w:rPr>
+                        <w:fldChar w:fldCharType="end"/>
+                      </w:r>
                     </w:p>
                   </w:txbxContent>
                 </v:textbox>
@@ -17016,14 +18462,27 @@
       <w:r>
         <w:t xml:space="preserve">GUI </w:t>
       </w:r>
-      <w:fldSimple w:instr=" SEQ GUI \* ARABIC ">
-        <w:r>
-          <w:rPr>
-            <w:noProof/>
-          </w:rPr>
-          <w:t>2</w:t>
-        </w:r>
-      </w:fldSimple>
+      <w:r>
+        <w:fldChar w:fldCharType="begin"/>
+      </w:r>
+      <w:r>
+        <w:instrText xml:space="preserve"> SEQ GUI \* ARABIC </w:instrText>
+      </w:r>
+      <w:r>
+        <w:fldChar w:fldCharType="separate"/>
+      </w:r>
+      <w:r>
+        <w:rPr>
+          <w:noProof/>
+        </w:rPr>
+        <w:t>2</w:t>
+      </w:r>
+      <w:r>
+        <w:rPr>
+          <w:noProof/>
+        </w:rPr>
+        <w:fldChar w:fldCharType="end"/>
+      </w:r>
     </w:p>
     <w:p>
       <w:r>
@@ -17094,14 +18553,27 @@
       <w:r>
         <w:t xml:space="preserve">GUI </w:t>
       </w:r>
-      <w:fldSimple w:instr=" SEQ GUI \* ARABIC ">
-        <w:r>
-          <w:rPr>
-            <w:noProof/>
-          </w:rPr>
-          <w:t>3</w:t>
-        </w:r>
-      </w:fldSimple>
+      <w:r>
+        <w:fldChar w:fldCharType="begin"/>
+      </w:r>
+      <w:r>
+        <w:instrText xml:space="preserve"> SEQ GUI \* ARABIC </w:instrText>
+      </w:r>
+      <w:r>
+        <w:fldChar w:fldCharType="separate"/>
+      </w:r>
+      <w:r>
+        <w:rPr>
+          <w:noProof/>
+        </w:rPr>
+        <w:t>3</w:t>
+      </w:r>
+      <w:r>
+        <w:rPr>
+          <w:noProof/>
+        </w:rPr>
+        <w:fldChar w:fldCharType="end"/>
+      </w:r>
     </w:p>
     <w:p>
       <w:r>
@@ -17171,14 +18643,27 @@
       <w:r>
         <w:t xml:space="preserve">GUI </w:t>
       </w:r>
-      <w:fldSimple w:instr=" SEQ GUI \* ARABIC ">
-        <w:r>
-          <w:rPr>
-            <w:noProof/>
-          </w:rPr>
-          <w:t>4</w:t>
-        </w:r>
-      </w:fldSimple>
+      <w:r>
+        <w:fldChar w:fldCharType="begin"/>
+      </w:r>
+      <w:r>
+        <w:instrText xml:space="preserve"> SEQ GUI \* ARABIC </w:instrText>
+      </w:r>
+      <w:r>
+        <w:fldChar w:fldCharType="separate"/>
+      </w:r>
+      <w:r>
+        <w:rPr>
+          <w:noProof/>
+        </w:rPr>
+        <w:t>4</w:t>
+      </w:r>
+      <w:r>
+        <w:rPr>
+          <w:noProof/>
+        </w:rPr>
+        <w:fldChar w:fldCharType="end"/>
+      </w:r>
     </w:p>
     <w:p>
       <w:r>
@@ -17250,14 +18735,27 @@
       <w:r>
         <w:t xml:space="preserve">GUI </w:t>
       </w:r>
-      <w:fldSimple w:instr=" SEQ GUI \* ARABIC ">
-        <w:r>
-          <w:rPr>
-            <w:noProof/>
-          </w:rPr>
-          <w:t>5</w:t>
-        </w:r>
-      </w:fldSimple>
+      <w:r>
+        <w:fldChar w:fldCharType="begin"/>
+      </w:r>
+      <w:r>
+        <w:instrText xml:space="preserve"> SEQ GUI \* ARABIC </w:instrText>
+      </w:r>
+      <w:r>
+        <w:fldChar w:fldCharType="separate"/>
+      </w:r>
+      <w:r>
+        <w:rPr>
+          <w:noProof/>
+        </w:rPr>
+        <w:t>5</w:t>
+      </w:r>
+      <w:r>
+        <w:rPr>
+          <w:noProof/>
+        </w:rPr>
+        <w:fldChar w:fldCharType="end"/>
+      </w:r>
     </w:p>
     <w:p>
       <w:pPr>
@@ -17311,14 +18809,27 @@
       <w:r>
         <w:t xml:space="preserve">GUI </w:t>
       </w:r>
-      <w:fldSimple w:instr=" SEQ GUI \* ARABIC ">
-        <w:r>
-          <w:rPr>
-            <w:noProof/>
-          </w:rPr>
-          <w:t>6</w:t>
-        </w:r>
-      </w:fldSimple>
+      <w:r>
+        <w:fldChar w:fldCharType="begin"/>
+      </w:r>
+      <w:r>
+        <w:instrText xml:space="preserve"> SEQ GUI \* ARABIC </w:instrText>
+      </w:r>
+      <w:r>
+        <w:fldChar w:fldCharType="separate"/>
+      </w:r>
+      <w:r>
+        <w:rPr>
+          <w:noProof/>
+        </w:rPr>
+        <w:t>6</w:t>
+      </w:r>
+      <w:r>
+        <w:rPr>
+          <w:noProof/>
+        </w:rPr>
+        <w:fldChar w:fldCharType="end"/>
+      </w:r>
     </w:p>
     <w:p>
       <w:r>
@@ -17391,14 +18902,27 @@
       <w:r>
         <w:t xml:space="preserve">GUI </w:t>
       </w:r>
-      <w:fldSimple w:instr=" SEQ GUI \* ARABIC ">
-        <w:r>
-          <w:rPr>
-            <w:noProof/>
-          </w:rPr>
-          <w:t>7</w:t>
-        </w:r>
-      </w:fldSimple>
+      <w:r>
+        <w:fldChar w:fldCharType="begin"/>
+      </w:r>
+      <w:r>
+        <w:instrText xml:space="preserve"> SEQ GUI \* ARABIC </w:instrText>
+      </w:r>
+      <w:r>
+        <w:fldChar w:fldCharType="separate"/>
+      </w:r>
+      <w:r>
+        <w:rPr>
+          <w:noProof/>
+        </w:rPr>
+        <w:t>7</w:t>
+      </w:r>
+      <w:r>
+        <w:rPr>
+          <w:noProof/>
+        </w:rPr>
+        <w:fldChar w:fldCharType="end"/>
+      </w:r>
     </w:p>
     <w:p>
       <w:r>
@@ -17521,7 +19045,7 @@
       <w:pPr>
         <w:numPr>
           <w:ilvl w:val="0"/>
-          <w:numId w:val="37"/>
+          <w:numId w:val="27"/>
         </w:numPr>
       </w:pPr>
       <w:proofErr w:type="spellStart"/>
@@ -17543,7 +19067,7 @@
       <w:pPr>
         <w:numPr>
           <w:ilvl w:val="0"/>
-          <w:numId w:val="37"/>
+          <w:numId w:val="27"/>
         </w:numPr>
       </w:pPr>
       <w:proofErr w:type="spellStart"/>
@@ -17565,7 +19089,7 @@
       <w:pPr>
         <w:numPr>
           <w:ilvl w:val="0"/>
-          <w:numId w:val="37"/>
+          <w:numId w:val="27"/>
         </w:numPr>
       </w:pPr>
       <w:proofErr w:type="spellStart"/>
@@ -17665,7 +19189,7 @@
       <w:pPr>
         <w:numPr>
           <w:ilvl w:val="0"/>
-          <w:numId w:val="38"/>
+          <w:numId w:val="28"/>
         </w:numPr>
       </w:pPr>
       <w:r>
@@ -17676,7 +19200,7 @@
       <w:pPr>
         <w:numPr>
           <w:ilvl w:val="1"/>
-          <w:numId w:val="38"/>
+          <w:numId w:val="28"/>
         </w:numPr>
       </w:pPr>
       <w:r>
@@ -17687,7 +19211,7 @@
       <w:pPr>
         <w:numPr>
           <w:ilvl w:val="0"/>
-          <w:numId w:val="38"/>
+          <w:numId w:val="28"/>
         </w:numPr>
       </w:pPr>
       <w:r>
@@ -17698,7 +19222,7 @@
       <w:pPr>
         <w:numPr>
           <w:ilvl w:val="1"/>
-          <w:numId w:val="38"/>
+          <w:numId w:val="28"/>
         </w:numPr>
       </w:pPr>
       <w:r>
@@ -17709,7 +19233,7 @@
       <w:pPr>
         <w:numPr>
           <w:ilvl w:val="0"/>
-          <w:numId w:val="38"/>
+          <w:numId w:val="28"/>
         </w:numPr>
       </w:pPr>
       <w:r>
@@ -17720,7 +19244,7 @@
       <w:pPr>
         <w:numPr>
           <w:ilvl w:val="1"/>
-          <w:numId w:val="38"/>
+          <w:numId w:val="28"/>
         </w:numPr>
       </w:pPr>
     </w:p>
@@ -17728,7 +19252,7 @@
       <w:pPr>
         <w:numPr>
           <w:ilvl w:val="0"/>
-          <w:numId w:val="38"/>
+          <w:numId w:val="28"/>
         </w:numPr>
       </w:pPr>
       <w:r>
@@ -17740,7 +19264,7 @@
       <w:pPr>
         <w:numPr>
           <w:ilvl w:val="1"/>
-          <w:numId w:val="38"/>
+          <w:numId w:val="28"/>
         </w:numPr>
       </w:pPr>
     </w:p>
@@ -17813,14 +19337,27 @@
                             <w:r>
                               <w:t xml:space="preserve">Testing </w:t>
                             </w:r>
-                            <w:fldSimple w:instr=" SEQ Testing \* ARABIC ">
-                              <w:r>
-                                <w:rPr>
-                                  <w:noProof/>
-                                </w:rPr>
-                                <w:t>1</w:t>
-                              </w:r>
-                            </w:fldSimple>
+                            <w:r>
+                              <w:fldChar w:fldCharType="begin"/>
+                            </w:r>
+                            <w:r>
+                              <w:instrText xml:space="preserve"> SEQ Testing \* ARABIC </w:instrText>
+                            </w:r>
+                            <w:r>
+                              <w:fldChar w:fldCharType="separate"/>
+                            </w:r>
+                            <w:r>
+                              <w:rPr>
+                                <w:noProof/>
+                              </w:rPr>
+                              <w:t>1</w:t>
+                            </w:r>
+                            <w:r>
+                              <w:rPr>
+                                <w:noProof/>
+                              </w:rPr>
+                              <w:fldChar w:fldCharType="end"/>
+                            </w:r>
                           </w:p>
                         </w:txbxContent>
                       </wps:txbx>
@@ -17852,14 +19389,27 @@
                       <w:r>
                         <w:t xml:space="preserve">Testing </w:t>
                       </w:r>
-                      <w:fldSimple w:instr=" SEQ Testing \* ARABIC ">
-                        <w:r>
-                          <w:rPr>
-                            <w:noProof/>
-                          </w:rPr>
-                          <w:t>1</w:t>
-                        </w:r>
-                      </w:fldSimple>
+                      <w:r>
+                        <w:fldChar w:fldCharType="begin"/>
+                      </w:r>
+                      <w:r>
+                        <w:instrText xml:space="preserve"> SEQ Testing \* ARABIC </w:instrText>
+                      </w:r>
+                      <w:r>
+                        <w:fldChar w:fldCharType="separate"/>
+                      </w:r>
+                      <w:r>
+                        <w:rPr>
+                          <w:noProof/>
+                        </w:rPr>
+                        <w:t>1</w:t>
+                      </w:r>
+                      <w:r>
+                        <w:rPr>
+                          <w:noProof/>
+                        </w:rPr>
+                        <w:fldChar w:fldCharType="end"/>
+                      </w:r>
                     </w:p>
                   </w:txbxContent>
                 </v:textbox>
@@ -19233,14 +20783,27 @@
       <w:r>
         <w:t xml:space="preserve">Testing </w:t>
       </w:r>
-      <w:fldSimple w:instr=" SEQ Testing \* ARABIC ">
-        <w:r>
-          <w:rPr>
-            <w:noProof/>
-          </w:rPr>
-          <w:t>2</w:t>
-        </w:r>
-      </w:fldSimple>
+      <w:r>
+        <w:fldChar w:fldCharType="begin"/>
+      </w:r>
+      <w:r>
+        <w:instrText xml:space="preserve"> SEQ Testing \* ARABIC </w:instrText>
+      </w:r>
+      <w:r>
+        <w:fldChar w:fldCharType="separate"/>
+      </w:r>
+      <w:r>
+        <w:rPr>
+          <w:noProof/>
+        </w:rPr>
+        <w:t>2</w:t>
+      </w:r>
+      <w:r>
+        <w:rPr>
+          <w:noProof/>
+        </w:rPr>
+        <w:fldChar w:fldCharType="end"/>
+      </w:r>
     </w:p>
     <w:p>
       <w:r>
@@ -20006,7 +21569,6 @@
               <w:spacing w:after="160" w:line="259" w:lineRule="auto"/>
             </w:pPr>
             <w:r>
-              <w:lastRenderedPageBreak/>
               <w:t>CT-07</w:t>
             </w:r>
           </w:p>
@@ -20151,14 +21713,27 @@
       <w:r>
         <w:t xml:space="preserve">Testing </w:t>
       </w:r>
-      <w:fldSimple w:instr=" SEQ Testing \* ARABIC ">
-        <w:r>
-          <w:rPr>
-            <w:noProof/>
-          </w:rPr>
-          <w:t>3</w:t>
-        </w:r>
-      </w:fldSimple>
+      <w:r>
+        <w:fldChar w:fldCharType="begin"/>
+      </w:r>
+      <w:r>
+        <w:instrText xml:space="preserve"> SEQ Testing \* ARABIC </w:instrText>
+      </w:r>
+      <w:r>
+        <w:fldChar w:fldCharType="separate"/>
+      </w:r>
+      <w:r>
+        <w:rPr>
+          <w:noProof/>
+        </w:rPr>
+        <w:t>3</w:t>
+      </w:r>
+      <w:r>
+        <w:rPr>
+          <w:noProof/>
+        </w:rPr>
+        <w:fldChar w:fldCharType="end"/>
+      </w:r>
     </w:p>
     <w:p>
       <w:r>
@@ -20508,14 +22083,27 @@
       <w:r>
         <w:t xml:space="preserve">Testing </w:t>
       </w:r>
-      <w:fldSimple w:instr=" SEQ Testing \* ARABIC ">
-        <w:r>
-          <w:rPr>
-            <w:noProof/>
-          </w:rPr>
-          <w:t>4</w:t>
-        </w:r>
-      </w:fldSimple>
+      <w:r>
+        <w:fldChar w:fldCharType="begin"/>
+      </w:r>
+      <w:r>
+        <w:instrText xml:space="preserve"> SEQ Testing \* ARABIC </w:instrText>
+      </w:r>
+      <w:r>
+        <w:fldChar w:fldCharType="separate"/>
+      </w:r>
+      <w:r>
+        <w:rPr>
+          <w:noProof/>
+        </w:rPr>
+        <w:t>4</w:t>
+      </w:r>
+      <w:r>
+        <w:rPr>
+          <w:noProof/>
+        </w:rPr>
+        <w:fldChar w:fldCharType="end"/>
+      </w:r>
     </w:p>
     <w:p>
       <w:r>
@@ -23072,7 +24660,7 @@
       <w:pPr>
         <w:numPr>
           <w:ilvl w:val="0"/>
-          <w:numId w:val="49"/>
+          <w:numId w:val="32"/>
         </w:numPr>
         <w:rPr>
           <w:szCs w:val="24"/>
@@ -23089,7 +24677,7 @@
       <w:pPr>
         <w:numPr>
           <w:ilvl w:val="0"/>
-          <w:numId w:val="49"/>
+          <w:numId w:val="32"/>
         </w:numPr>
         <w:rPr>
           <w:szCs w:val="24"/>
@@ -23106,7 +24694,7 @@
       <w:pPr>
         <w:numPr>
           <w:ilvl w:val="0"/>
-          <w:numId w:val="49"/>
+          <w:numId w:val="32"/>
         </w:numPr>
         <w:rPr>
           <w:szCs w:val="24"/>
@@ -23123,7 +24711,7 @@
       <w:pPr>
         <w:numPr>
           <w:ilvl w:val="0"/>
-          <w:numId w:val="49"/>
+          <w:numId w:val="32"/>
         </w:numPr>
         <w:rPr>
           <w:szCs w:val="24"/>
@@ -23140,7 +24728,7 @@
       <w:pPr>
         <w:numPr>
           <w:ilvl w:val="0"/>
-          <w:numId w:val="49"/>
+          <w:numId w:val="32"/>
         </w:numPr>
         <w:rPr>
           <w:szCs w:val="24"/>
@@ -23430,7 +25018,7 @@
       <w:pPr>
         <w:numPr>
           <w:ilvl w:val="0"/>
-          <w:numId w:val="50"/>
+          <w:numId w:val="33"/>
         </w:numPr>
         <w:rPr>
           <w:szCs w:val="24"/>
@@ -23447,7 +25035,7 @@
       <w:pPr>
         <w:numPr>
           <w:ilvl w:val="0"/>
-          <w:numId w:val="50"/>
+          <w:numId w:val="33"/>
         </w:numPr>
         <w:rPr>
           <w:szCs w:val="24"/>
@@ -23472,7 +25060,7 @@
       <w:pPr>
         <w:numPr>
           <w:ilvl w:val="0"/>
-          <w:numId w:val="50"/>
+          <w:numId w:val="33"/>
         </w:numPr>
         <w:rPr>
           <w:szCs w:val="24"/>
@@ -23489,7 +25077,7 @@
       <w:pPr>
         <w:numPr>
           <w:ilvl w:val="0"/>
-          <w:numId w:val="50"/>
+          <w:numId w:val="33"/>
         </w:numPr>
         <w:rPr>
           <w:szCs w:val="24"/>
@@ -25477,7 +27065,7 @@
           <w:noProof/>
         </w:rPr>
         <w:drawing>
-          <wp:inline distT="0" distB="0" distL="0" distR="0" wp14:anchorId="15905F45" wp14:editId="5745F78B">
+          <wp:inline distT="0" distB="0" distL="0" distR="0" wp14:anchorId="15905F45" wp14:editId="2062460B">
             <wp:extent cx="1724025" cy="1228725"/>
             <wp:effectExtent l="0" t="0" r="0" b="0"/>
             <wp:docPr id="1287158093" name="Picture 4" descr="A blue and white logo&#10;&#10;AI-generated content may be incorrect."/>
@@ -25988,7 +27576,7 @@
       <w:pPr>
         <w:numPr>
           <w:ilvl w:val="0"/>
-          <w:numId w:val="35"/>
+          <w:numId w:val="25"/>
         </w:numPr>
       </w:pPr>
       <w:r>
@@ -26024,7 +27612,7 @@
       <w:pPr>
         <w:numPr>
           <w:ilvl w:val="0"/>
-          <w:numId w:val="36"/>
+          <w:numId w:val="26"/>
         </w:numPr>
       </w:pPr>
       <w:r>
@@ -26285,7 +27873,7 @@
           <w:noProof/>
         </w:rPr>
         <w:drawing>
-          <wp:inline distT="0" distB="0" distL="0" distR="0" wp14:anchorId="4440363F" wp14:editId="71E7737A">
+          <wp:inline distT="0" distB="0" distL="0" distR="0" wp14:anchorId="4440363F" wp14:editId="303946EA">
             <wp:extent cx="5486400" cy="3838575"/>
             <wp:effectExtent l="0" t="0" r="0" b="9525"/>
             <wp:docPr id="383730404" name="Picture 3" descr="A screenshot of a computer program&#10;&#10;AI-generated content may be incorrect."/>
@@ -27728,7 +29316,6 @@
               <w:rPr>
                 <w:b/>
               </w:rPr>
-              <w:lastRenderedPageBreak/>
               <w:t xml:space="preserve">Now What? </w:t>
             </w:r>
           </w:p>
@@ -28485,6 +30072,136 @@
 <file path=word/numbering.xml><?xml version="1.0" encoding="utf-8"?>
 <w:numbering xmlns:wpc="http://schemas.microsoft.com/office/word/2010/wordprocessingCanvas" xmlns:cx="http://schemas.microsoft.com/office/drawing/2014/chartex" xmlns:cx1="http://schemas.microsoft.com/office/drawing/2015/9/8/chartex" xmlns:cx2="http://schemas.microsoft.com/office/drawing/2015/10/21/chartex" xmlns:cx3="http://schemas.microsoft.com/office/drawing/2016/5/9/chartex" xmlns:cx4="http://schemas.microsoft.com/office/drawing/2016/5/10/chartex" xmlns:cx5="http://schemas.microsoft.com/office/drawing/2016/5/11/chartex" xmlns:cx6="http://schemas.microsoft.com/office/drawing/2016/5/12/chartex" xmlns:cx7="http://schemas.microsoft.com/office/drawing/2016/5/13/chartex" xmlns:cx8="http://schemas.microsoft.com/office/drawing/2016/5/14/chartex" xmlns:mc="http://schemas.openxmlformats.org/markup-compatibility/2006" xmlns:aink="http://schemas.microsoft.com/office/drawing/2016/ink" xmlns:am3d="http://schemas.microsoft.com/office/drawing/2017/model3d" xmlns:o="urn:schemas-microsoft-com:office:office" xmlns:oel="http://schemas.microsoft.com/office/2019/extlst" xmlns:r="http://schemas.openxmlformats.org/officeDocument/2006/relationships" xmlns:m="http://schemas.openxmlformats.org/officeDocument/2006/math" xmlns:v="urn:schemas-microsoft-com:vml" xmlns:wp14="http://schemas.microsoft.com/office/word/2010/wordprocessingDrawing" xmlns:wp="http://schemas.openxmlformats.org/drawingml/2006/wordprocessingDrawing" xmlns:w10="urn:schemas-microsoft-com:office:word" xmlns:w="http://schemas.openxmlformats.org/wordprocessingml/2006/main" xmlns:w14="http://schemas.microsoft.com/office/word/2010/wordml" xmlns:w15="http://schemas.microsoft.com/office/word/2012/wordml" xmlns:w16cei="http://schemas.microsoft.com/office/word/2026/wordml/cei" xmlns:w16cex="http://schemas.microsoft.com/office/word/2018/wordml/cex" xmlns:w16cid="http://schemas.microsoft.com/office/word/2016/wordml/cid" xmlns:w16="http://schemas.microsoft.com/office/word/2018/wordml" xmlns:w16du="http://schemas.microsoft.com/office/word/2023/wordml/word16du" xmlns:w16sdtdh="http://schemas.microsoft.com/office/word/2020/wordml/sdtdatahash" xmlns:w16sdtfl="http://schemas.microsoft.com/office/word/2024/wordml/sdtformatlock" xmlns:w16se="http://schemas.microsoft.com/office/word/2015/wordml/symex" xmlns:wpg="http://schemas.microsoft.com/office/word/2010/wordprocessingGroup" xmlns:wpi="http://schemas.microsoft.com/office/word/2010/wordprocessingInk" xmlns:wne="http://schemas.microsoft.com/office/word/2006/wordml" xmlns:wps="http://schemas.microsoft.com/office/word/2010/wordprocessingShape" mc:Ignorable="w14 w15 w16se w16cid w16 w16cex w16sdtdh w16sdtfl w16du wp14">
   <w:abstractNum w:abstractNumId="0" w15:restartNumberingAfterBreak="0">
+    <w:nsid w:val="01CB774D"/>
+    <w:multiLevelType w:val="multilevel"/>
+    <w:tmpl w:val="2D4AB482"/>
+    <w:lvl w:ilvl="0">
+      <w:start w:val="1"/>
+      <w:numFmt w:val="bullet"/>
+      <w:lvlText w:val=""/>
+      <w:lvlJc w:val="left"/>
+      <w:pPr>
+        <w:tabs>
+          <w:tab w:val="num" w:pos="720"/>
+        </w:tabs>
+        <w:ind w:left="720" w:hanging="360"/>
+      </w:pPr>
+      <w:rPr>
+        <w:rFonts w:ascii="Symbol" w:hAnsi="Symbol" w:hint="default"/>
+      </w:rPr>
+    </w:lvl>
+    <w:lvl w:ilvl="1">
+      <w:start w:val="1"/>
+      <w:numFmt w:val="bullet"/>
+      <w:lvlText w:val=""/>
+      <w:lvlJc w:val="left"/>
+      <w:pPr>
+        <w:tabs>
+          <w:tab w:val="num" w:pos="1440"/>
+        </w:tabs>
+        <w:ind w:left="1440" w:hanging="360"/>
+      </w:pPr>
+      <w:rPr>
+        <w:rFonts w:ascii="Wingdings" w:hAnsi="Wingdings" w:hint="default"/>
+      </w:rPr>
+    </w:lvl>
+    <w:lvl w:ilvl="2">
+      <w:start w:val="1"/>
+      <w:numFmt w:val="bullet"/>
+      <w:lvlText w:val=""/>
+      <w:lvlJc w:val="left"/>
+      <w:pPr>
+        <w:tabs>
+          <w:tab w:val="num" w:pos="2160"/>
+        </w:tabs>
+        <w:ind w:left="2160" w:hanging="360"/>
+      </w:pPr>
+      <w:rPr>
+        <w:rFonts w:ascii="Wingdings" w:hAnsi="Wingdings" w:hint="default"/>
+      </w:rPr>
+    </w:lvl>
+    <w:lvl w:ilvl="3">
+      <w:start w:val="1"/>
+      <w:numFmt w:val="bullet"/>
+      <w:lvlText w:val=""/>
+      <w:lvlJc w:val="left"/>
+      <w:pPr>
+        <w:tabs>
+          <w:tab w:val="num" w:pos="2880"/>
+        </w:tabs>
+        <w:ind w:left="2880" w:hanging="360"/>
+      </w:pPr>
+      <w:rPr>
+        <w:rFonts w:ascii="Wingdings" w:hAnsi="Wingdings" w:hint="default"/>
+      </w:rPr>
+    </w:lvl>
+    <w:lvl w:ilvl="4">
+      <w:start w:val="1"/>
+      <w:numFmt w:val="bullet"/>
+      <w:lvlText w:val=""/>
+      <w:lvlJc w:val="left"/>
+      <w:pPr>
+        <w:tabs>
+          <w:tab w:val="num" w:pos="3600"/>
+        </w:tabs>
+        <w:ind w:left="3600" w:hanging="360"/>
+      </w:pPr>
+      <w:rPr>
+        <w:rFonts w:ascii="Wingdings" w:hAnsi="Wingdings" w:hint="default"/>
+      </w:rPr>
+    </w:lvl>
+    <w:lvl w:ilvl="5">
+      <w:start w:val="1"/>
+      <w:numFmt w:val="bullet"/>
+      <w:lvlText w:val=""/>
+      <w:lvlJc w:val="left"/>
+      <w:pPr>
+        <w:tabs>
+          <w:tab w:val="num" w:pos="4320"/>
+        </w:tabs>
+        <w:ind w:left="4320" w:hanging="360"/>
+      </w:pPr>
+      <w:rPr>
+        <w:rFonts w:ascii="Wingdings" w:hAnsi="Wingdings" w:hint="default"/>
+      </w:rPr>
+    </w:lvl>
+    <w:lvl w:ilvl="6">
+      <w:start w:val="1"/>
+      <w:numFmt w:val="bullet"/>
+      <w:lvlText w:val=""/>
+      <w:lvlJc w:val="left"/>
+      <w:pPr>
+        <w:tabs>
+          <w:tab w:val="num" w:pos="5040"/>
+        </w:tabs>
+        <w:ind w:left="5040" w:hanging="360"/>
+      </w:pPr>
+      <w:rPr>
+        <w:rFonts w:ascii="Wingdings" w:hAnsi="Wingdings" w:hint="default"/>
+      </w:rPr>
+    </w:lvl>
+    <w:lvl w:ilvl="7">
+      <w:start w:val="1"/>
+      <w:numFmt w:val="bullet"/>
+      <w:lvlText w:val=""/>
+      <w:lvlJc w:val="left"/>
+      <w:pPr>
+        <w:tabs>
+          <w:tab w:val="num" w:pos="5760"/>
+        </w:tabs>
+        <w:ind w:left="5760" w:hanging="360"/>
+      </w:pPr>
+      <w:rPr>
+        <w:rFonts w:ascii="Wingdings" w:hAnsi="Wingdings" w:hint="default"/>
+      </w:rPr>
+    </w:lvl>
+    <w:lvl w:ilvl="8">
+      <w:numFmt w:val="decimal"/>
+      <w:lvlText w:val=""/>
+      <w:lvlJc w:val="left"/>
+    </w:lvl>
+  </w:abstractNum>
+  <w:abstractNum w:abstractNumId="1" w15:restartNumberingAfterBreak="0">
     <w:nsid w:val="02D60C06"/>
     <w:multiLevelType w:val="hybridMultilevel"/>
     <w:tmpl w:val="06B8FB9E"/>
@@ -28570,7 +30287,7 @@
       </w:pPr>
     </w:lvl>
   </w:abstractNum>
-  <w:abstractNum w:abstractNumId="1" w15:restartNumberingAfterBreak="0">
+  <w:abstractNum w:abstractNumId="2" w15:restartNumberingAfterBreak="0">
     <w:nsid w:val="03847EE8"/>
     <w:multiLevelType w:val="hybridMultilevel"/>
     <w:tmpl w:val="C2F6EFDA"/>
@@ -28683,7 +30400,7 @@
       </w:rPr>
     </w:lvl>
   </w:abstractNum>
-  <w:abstractNum w:abstractNumId="2" w15:restartNumberingAfterBreak="0">
+  <w:abstractNum w:abstractNumId="3" w15:restartNumberingAfterBreak="0">
     <w:nsid w:val="05D55F4B"/>
     <w:multiLevelType w:val="hybridMultilevel"/>
     <w:tmpl w:val="2ED4D5E6"/>
@@ -28769,7 +30486,137 @@
       </w:pPr>
     </w:lvl>
   </w:abstractNum>
-  <w:abstractNum w:abstractNumId="3" w15:restartNumberingAfterBreak="0">
+  <w:abstractNum w:abstractNumId="4" w15:restartNumberingAfterBreak="0">
+    <w:nsid w:val="06E81DF0"/>
+    <w:multiLevelType w:val="multilevel"/>
+    <w:tmpl w:val="02D8985C"/>
+    <w:lvl w:ilvl="0">
+      <w:start w:val="1"/>
+      <w:numFmt w:val="bullet"/>
+      <w:lvlText w:val=""/>
+      <w:lvlJc w:val="left"/>
+      <w:pPr>
+        <w:tabs>
+          <w:tab w:val="num" w:pos="720"/>
+        </w:tabs>
+        <w:ind w:left="720" w:hanging="360"/>
+      </w:pPr>
+      <w:rPr>
+        <w:rFonts w:ascii="Symbol" w:hAnsi="Symbol" w:hint="default"/>
+      </w:rPr>
+    </w:lvl>
+    <w:lvl w:ilvl="1">
+      <w:start w:val="1"/>
+      <w:numFmt w:val="bullet"/>
+      <w:lvlText w:val=""/>
+      <w:lvlJc w:val="left"/>
+      <w:pPr>
+        <w:tabs>
+          <w:tab w:val="num" w:pos="1440"/>
+        </w:tabs>
+        <w:ind w:left="1440" w:hanging="360"/>
+      </w:pPr>
+      <w:rPr>
+        <w:rFonts w:ascii="Wingdings" w:hAnsi="Wingdings" w:hint="default"/>
+      </w:rPr>
+    </w:lvl>
+    <w:lvl w:ilvl="2">
+      <w:start w:val="1"/>
+      <w:numFmt w:val="bullet"/>
+      <w:lvlText w:val=""/>
+      <w:lvlJc w:val="left"/>
+      <w:pPr>
+        <w:tabs>
+          <w:tab w:val="num" w:pos="2160"/>
+        </w:tabs>
+        <w:ind w:left="2160" w:hanging="360"/>
+      </w:pPr>
+      <w:rPr>
+        <w:rFonts w:ascii="Wingdings" w:hAnsi="Wingdings" w:hint="default"/>
+      </w:rPr>
+    </w:lvl>
+    <w:lvl w:ilvl="3">
+      <w:start w:val="1"/>
+      <w:numFmt w:val="bullet"/>
+      <w:lvlText w:val=""/>
+      <w:lvlJc w:val="left"/>
+      <w:pPr>
+        <w:tabs>
+          <w:tab w:val="num" w:pos="2880"/>
+        </w:tabs>
+        <w:ind w:left="2880" w:hanging="360"/>
+      </w:pPr>
+      <w:rPr>
+        <w:rFonts w:ascii="Wingdings" w:hAnsi="Wingdings" w:hint="default"/>
+      </w:rPr>
+    </w:lvl>
+    <w:lvl w:ilvl="4">
+      <w:start w:val="1"/>
+      <w:numFmt w:val="bullet"/>
+      <w:lvlText w:val=""/>
+      <w:lvlJc w:val="left"/>
+      <w:pPr>
+        <w:tabs>
+          <w:tab w:val="num" w:pos="3600"/>
+        </w:tabs>
+        <w:ind w:left="3600" w:hanging="360"/>
+      </w:pPr>
+      <w:rPr>
+        <w:rFonts w:ascii="Wingdings" w:hAnsi="Wingdings" w:hint="default"/>
+      </w:rPr>
+    </w:lvl>
+    <w:lvl w:ilvl="5">
+      <w:start w:val="1"/>
+      <w:numFmt w:val="bullet"/>
+      <w:lvlText w:val=""/>
+      <w:lvlJc w:val="left"/>
+      <w:pPr>
+        <w:tabs>
+          <w:tab w:val="num" w:pos="4320"/>
+        </w:tabs>
+        <w:ind w:left="4320" w:hanging="360"/>
+      </w:pPr>
+      <w:rPr>
+        <w:rFonts w:ascii="Wingdings" w:hAnsi="Wingdings" w:hint="default"/>
+      </w:rPr>
+    </w:lvl>
+    <w:lvl w:ilvl="6">
+      <w:start w:val="1"/>
+      <w:numFmt w:val="bullet"/>
+      <w:lvlText w:val=""/>
+      <w:lvlJc w:val="left"/>
+      <w:pPr>
+        <w:tabs>
+          <w:tab w:val="num" w:pos="5040"/>
+        </w:tabs>
+        <w:ind w:left="5040" w:hanging="360"/>
+      </w:pPr>
+      <w:rPr>
+        <w:rFonts w:ascii="Wingdings" w:hAnsi="Wingdings" w:hint="default"/>
+      </w:rPr>
+    </w:lvl>
+    <w:lvl w:ilvl="7">
+      <w:start w:val="1"/>
+      <w:numFmt w:val="bullet"/>
+      <w:lvlText w:val=""/>
+      <w:lvlJc w:val="left"/>
+      <w:pPr>
+        <w:tabs>
+          <w:tab w:val="num" w:pos="5760"/>
+        </w:tabs>
+        <w:ind w:left="5760" w:hanging="360"/>
+      </w:pPr>
+      <w:rPr>
+        <w:rFonts w:ascii="Wingdings" w:hAnsi="Wingdings" w:hint="default"/>
+      </w:rPr>
+    </w:lvl>
+    <w:lvl w:ilvl="8">
+      <w:numFmt w:val="decimal"/>
+      <w:lvlText w:val=""/>
+      <w:lvlJc w:val="left"/>
+    </w:lvl>
+  </w:abstractNum>
+  <w:abstractNum w:abstractNumId="5" w15:restartNumberingAfterBreak="0">
     <w:nsid w:val="09AE1C63"/>
     <w:multiLevelType w:val="hybridMultilevel"/>
     <w:tmpl w:val="86BE9EFA"/>
@@ -28882,7 +30729,7 @@
       </w:rPr>
     </w:lvl>
   </w:abstractNum>
-  <w:abstractNum w:abstractNumId="4" w15:restartNumberingAfterBreak="0">
+  <w:abstractNum w:abstractNumId="6" w15:restartNumberingAfterBreak="0">
     <w:nsid w:val="0FC657C5"/>
     <w:multiLevelType w:val="hybridMultilevel"/>
     <w:tmpl w:val="D44613F0"/>
@@ -28968,7 +30815,7 @@
       </w:pPr>
     </w:lvl>
   </w:abstractNum>
-  <w:abstractNum w:abstractNumId="5" w15:restartNumberingAfterBreak="0">
+  <w:abstractNum w:abstractNumId="7" w15:restartNumberingAfterBreak="0">
     <w:nsid w:val="13DF0BAB"/>
     <w:multiLevelType w:val="hybridMultilevel"/>
     <w:tmpl w:val="892CFA56"/>
@@ -29054,7 +30901,7 @@
       </w:pPr>
     </w:lvl>
   </w:abstractNum>
-  <w:abstractNum w:abstractNumId="6" w15:restartNumberingAfterBreak="0">
+  <w:abstractNum w:abstractNumId="8" w15:restartNumberingAfterBreak="0">
     <w:nsid w:val="1409600A"/>
     <w:multiLevelType w:val="hybridMultilevel"/>
     <w:tmpl w:val="1548F454"/>
@@ -29143,7 +30990,7 @@
       </w:pPr>
     </w:lvl>
   </w:abstractNum>
-  <w:abstractNum w:abstractNumId="7" w15:restartNumberingAfterBreak="0">
+  <w:abstractNum w:abstractNumId="9" w15:restartNumberingAfterBreak="0">
     <w:nsid w:val="1482775B"/>
     <w:multiLevelType w:val="multilevel"/>
     <w:tmpl w:val="0EBA3C40"/>
@@ -29238,10 +31085,96 @@
       </w:pPr>
     </w:lvl>
   </w:abstractNum>
-  <w:abstractNum w:abstractNumId="8" w15:restartNumberingAfterBreak="0">
-    <w:nsid w:val="161E36B3"/>
+  <w:abstractNum w:abstractNumId="10" w15:restartNumberingAfterBreak="0">
+    <w:nsid w:val="16A57AA8"/>
+    <w:multiLevelType w:val="hybridMultilevel"/>
+    <w:tmpl w:val="A4FCCF7C"/>
+    <w:lvl w:ilvl="0" w:tplc="1809000F">
+      <w:start w:val="1"/>
+      <w:numFmt w:val="decimal"/>
+      <w:lvlText w:val="%1."/>
+      <w:lvlJc w:val="left"/>
+      <w:pPr>
+        <w:ind w:left="720" w:hanging="360"/>
+      </w:pPr>
+    </w:lvl>
+    <w:lvl w:ilvl="1" w:tplc="18090019">
+      <w:start w:val="1"/>
+      <w:numFmt w:val="lowerLetter"/>
+      <w:lvlText w:val="%2."/>
+      <w:lvlJc w:val="left"/>
+      <w:pPr>
+        <w:ind w:left="1440" w:hanging="360"/>
+      </w:pPr>
+    </w:lvl>
+    <w:lvl w:ilvl="2" w:tplc="1809001B" w:tentative="1">
+      <w:start w:val="1"/>
+      <w:numFmt w:val="lowerRoman"/>
+      <w:lvlText w:val="%3."/>
+      <w:lvlJc w:val="right"/>
+      <w:pPr>
+        <w:ind w:left="2160" w:hanging="180"/>
+      </w:pPr>
+    </w:lvl>
+    <w:lvl w:ilvl="3" w:tplc="1809000F" w:tentative="1">
+      <w:start w:val="1"/>
+      <w:numFmt w:val="decimal"/>
+      <w:lvlText w:val="%4."/>
+      <w:lvlJc w:val="left"/>
+      <w:pPr>
+        <w:ind w:left="2880" w:hanging="360"/>
+      </w:pPr>
+    </w:lvl>
+    <w:lvl w:ilvl="4" w:tplc="18090019" w:tentative="1">
+      <w:start w:val="1"/>
+      <w:numFmt w:val="lowerLetter"/>
+      <w:lvlText w:val="%5."/>
+      <w:lvlJc w:val="left"/>
+      <w:pPr>
+        <w:ind w:left="3600" w:hanging="360"/>
+      </w:pPr>
+    </w:lvl>
+    <w:lvl w:ilvl="5" w:tplc="1809001B" w:tentative="1">
+      <w:start w:val="1"/>
+      <w:numFmt w:val="lowerRoman"/>
+      <w:lvlText w:val="%6."/>
+      <w:lvlJc w:val="right"/>
+      <w:pPr>
+        <w:ind w:left="4320" w:hanging="180"/>
+      </w:pPr>
+    </w:lvl>
+    <w:lvl w:ilvl="6" w:tplc="1809000F" w:tentative="1">
+      <w:start w:val="1"/>
+      <w:numFmt w:val="decimal"/>
+      <w:lvlText w:val="%7."/>
+      <w:lvlJc w:val="left"/>
+      <w:pPr>
+        <w:ind w:left="5040" w:hanging="360"/>
+      </w:pPr>
+    </w:lvl>
+    <w:lvl w:ilvl="7" w:tplc="18090019" w:tentative="1">
+      <w:start w:val="1"/>
+      <w:numFmt w:val="lowerLetter"/>
+      <w:lvlText w:val="%8."/>
+      <w:lvlJc w:val="left"/>
+      <w:pPr>
+        <w:ind w:left="5760" w:hanging="360"/>
+      </w:pPr>
+    </w:lvl>
+    <w:lvl w:ilvl="8" w:tplc="1809001B" w:tentative="1">
+      <w:start w:val="1"/>
+      <w:numFmt w:val="lowerRoman"/>
+      <w:lvlText w:val="%9."/>
+      <w:lvlJc w:val="right"/>
+      <w:pPr>
+        <w:ind w:left="6480" w:hanging="180"/>
+      </w:pPr>
+    </w:lvl>
+  </w:abstractNum>
+  <w:abstractNum w:abstractNumId="11" w15:restartNumberingAfterBreak="0">
+    <w:nsid w:val="19785952"/>
     <w:multiLevelType w:val="multilevel"/>
-    <w:tmpl w:val="71646198"/>
+    <w:tmpl w:val="47783B12"/>
     <w:lvl w:ilvl="0">
       <w:start w:val="1"/>
       <w:numFmt w:val="bullet"/>
@@ -29255,13 +31188,12 @@
       </w:pPr>
       <w:rPr>
         <w:rFonts w:ascii="Symbol" w:hAnsi="Symbol" w:hint="default"/>
-        <w:sz w:val="20"/>
       </w:rPr>
     </w:lvl>
-    <w:lvl w:ilvl="1" w:tentative="1">
+    <w:lvl w:ilvl="1">
       <w:start w:val="1"/>
       <w:numFmt w:val="bullet"/>
-      <w:lvlText w:val="o"/>
+      <w:lvlText w:val=""/>
       <w:lvlJc w:val="left"/>
       <w:pPr>
         <w:tabs>
@@ -29270,11 +31202,10 @@
         <w:ind w:left="1440" w:hanging="360"/>
       </w:pPr>
       <w:rPr>
-        <w:rFonts w:ascii="Courier New" w:hAnsi="Courier New" w:hint="default"/>
-        <w:sz w:val="20"/>
+        <w:rFonts w:ascii="Wingdings" w:hAnsi="Wingdings" w:hint="default"/>
       </w:rPr>
     </w:lvl>
-    <w:lvl w:ilvl="2" w:tentative="1">
+    <w:lvl w:ilvl="2">
       <w:start w:val="1"/>
       <w:numFmt w:val="bullet"/>
       <w:lvlText w:val=""/>
@@ -29287,10 +31218,9 @@
       </w:pPr>
       <w:rPr>
         <w:rFonts w:ascii="Wingdings" w:hAnsi="Wingdings" w:hint="default"/>
-        <w:sz w:val="20"/>
       </w:rPr>
     </w:lvl>
-    <w:lvl w:ilvl="3" w:tentative="1">
+    <w:lvl w:ilvl="3">
       <w:start w:val="1"/>
       <w:numFmt w:val="bullet"/>
       <w:lvlText w:val=""/>
@@ -29303,10 +31233,9 @@
       </w:pPr>
       <w:rPr>
         <w:rFonts w:ascii="Wingdings" w:hAnsi="Wingdings" w:hint="default"/>
-        <w:sz w:val="20"/>
       </w:rPr>
     </w:lvl>
-    <w:lvl w:ilvl="4" w:tentative="1">
+    <w:lvl w:ilvl="4">
       <w:start w:val="1"/>
       <w:numFmt w:val="bullet"/>
       <w:lvlText w:val=""/>
@@ -29319,10 +31248,9 @@
       </w:pPr>
       <w:rPr>
         <w:rFonts w:ascii="Wingdings" w:hAnsi="Wingdings" w:hint="default"/>
-        <w:sz w:val="20"/>
       </w:rPr>
     </w:lvl>
-    <w:lvl w:ilvl="5" w:tentative="1">
+    <w:lvl w:ilvl="5">
       <w:start w:val="1"/>
       <w:numFmt w:val="bullet"/>
       <w:lvlText w:val=""/>
@@ -29335,10 +31263,9 @@
       </w:pPr>
       <w:rPr>
         <w:rFonts w:ascii="Wingdings" w:hAnsi="Wingdings" w:hint="default"/>
-        <w:sz w:val="20"/>
       </w:rPr>
     </w:lvl>
-    <w:lvl w:ilvl="6" w:tentative="1">
+    <w:lvl w:ilvl="6">
       <w:start w:val="1"/>
       <w:numFmt w:val="bullet"/>
       <w:lvlText w:val=""/>
@@ -29351,10 +31278,9 @@
       </w:pPr>
       <w:rPr>
         <w:rFonts w:ascii="Wingdings" w:hAnsi="Wingdings" w:hint="default"/>
-        <w:sz w:val="20"/>
       </w:rPr>
     </w:lvl>
-    <w:lvl w:ilvl="7" w:tentative="1">
+    <w:lvl w:ilvl="7">
       <w:start w:val="1"/>
       <w:numFmt w:val="bullet"/>
       <w:lvlText w:val=""/>
@@ -29367,6 +31293,445 @@
       </w:pPr>
       <w:rPr>
         <w:rFonts w:ascii="Wingdings" w:hAnsi="Wingdings" w:hint="default"/>
+      </w:rPr>
+    </w:lvl>
+    <w:lvl w:ilvl="8">
+      <w:numFmt w:val="decimal"/>
+      <w:lvlText w:val=""/>
+      <w:lvlJc w:val="left"/>
+    </w:lvl>
+  </w:abstractNum>
+  <w:abstractNum w:abstractNumId="12" w15:restartNumberingAfterBreak="0">
+    <w:nsid w:val="1CDE2C33"/>
+    <w:multiLevelType w:val="multilevel"/>
+    <w:tmpl w:val="9B36D7D6"/>
+    <w:lvl w:ilvl="0">
+      <w:start w:val="1"/>
+      <w:numFmt w:val="bullet"/>
+      <w:lvlText w:val=""/>
+      <w:lvlJc w:val="left"/>
+      <w:pPr>
+        <w:tabs>
+          <w:tab w:val="num" w:pos="720"/>
+        </w:tabs>
+        <w:ind w:left="720" w:hanging="360"/>
+      </w:pPr>
+      <w:rPr>
+        <w:rFonts w:ascii="Wingdings" w:hAnsi="Wingdings" w:hint="default"/>
+      </w:rPr>
+    </w:lvl>
+    <w:lvl w:ilvl="1">
+      <w:start w:val="1"/>
+      <w:numFmt w:val="bullet"/>
+      <w:lvlText w:val=""/>
+      <w:lvlJc w:val="left"/>
+      <w:pPr>
+        <w:tabs>
+          <w:tab w:val="num" w:pos="1440"/>
+        </w:tabs>
+        <w:ind w:left="1440" w:hanging="360"/>
+      </w:pPr>
+      <w:rPr>
+        <w:rFonts w:ascii="Wingdings" w:hAnsi="Wingdings" w:hint="default"/>
+      </w:rPr>
+    </w:lvl>
+    <w:lvl w:ilvl="2">
+      <w:start w:val="1"/>
+      <w:numFmt w:val="bullet"/>
+      <w:lvlText w:val=""/>
+      <w:lvlJc w:val="left"/>
+      <w:pPr>
+        <w:tabs>
+          <w:tab w:val="num" w:pos="2160"/>
+        </w:tabs>
+        <w:ind w:left="2160" w:hanging="360"/>
+      </w:pPr>
+      <w:rPr>
+        <w:rFonts w:ascii="Wingdings" w:hAnsi="Wingdings" w:hint="default"/>
+      </w:rPr>
+    </w:lvl>
+    <w:lvl w:ilvl="3">
+      <w:start w:val="1"/>
+      <w:numFmt w:val="bullet"/>
+      <w:lvlText w:val=""/>
+      <w:lvlJc w:val="left"/>
+      <w:pPr>
+        <w:tabs>
+          <w:tab w:val="num" w:pos="2880"/>
+        </w:tabs>
+        <w:ind w:left="2880" w:hanging="360"/>
+      </w:pPr>
+      <w:rPr>
+        <w:rFonts w:ascii="Wingdings" w:hAnsi="Wingdings" w:hint="default"/>
+      </w:rPr>
+    </w:lvl>
+    <w:lvl w:ilvl="4">
+      <w:start w:val="1"/>
+      <w:numFmt w:val="bullet"/>
+      <w:lvlText w:val=""/>
+      <w:lvlJc w:val="left"/>
+      <w:pPr>
+        <w:tabs>
+          <w:tab w:val="num" w:pos="3600"/>
+        </w:tabs>
+        <w:ind w:left="3600" w:hanging="360"/>
+      </w:pPr>
+      <w:rPr>
+        <w:rFonts w:ascii="Wingdings" w:hAnsi="Wingdings" w:hint="default"/>
+      </w:rPr>
+    </w:lvl>
+    <w:lvl w:ilvl="5">
+      <w:start w:val="1"/>
+      <w:numFmt w:val="bullet"/>
+      <w:lvlText w:val=""/>
+      <w:lvlJc w:val="left"/>
+      <w:pPr>
+        <w:tabs>
+          <w:tab w:val="num" w:pos="4320"/>
+        </w:tabs>
+        <w:ind w:left="4320" w:hanging="360"/>
+      </w:pPr>
+      <w:rPr>
+        <w:rFonts w:ascii="Wingdings" w:hAnsi="Wingdings" w:hint="default"/>
+      </w:rPr>
+    </w:lvl>
+    <w:lvl w:ilvl="6">
+      <w:start w:val="1"/>
+      <w:numFmt w:val="bullet"/>
+      <w:lvlText w:val=""/>
+      <w:lvlJc w:val="left"/>
+      <w:pPr>
+        <w:tabs>
+          <w:tab w:val="num" w:pos="5040"/>
+        </w:tabs>
+        <w:ind w:left="5040" w:hanging="360"/>
+      </w:pPr>
+      <w:rPr>
+        <w:rFonts w:ascii="Wingdings" w:hAnsi="Wingdings" w:hint="default"/>
+      </w:rPr>
+    </w:lvl>
+    <w:lvl w:ilvl="7">
+      <w:start w:val="1"/>
+      <w:numFmt w:val="bullet"/>
+      <w:lvlText w:val=""/>
+      <w:lvlJc w:val="left"/>
+      <w:pPr>
+        <w:tabs>
+          <w:tab w:val="num" w:pos="5760"/>
+        </w:tabs>
+        <w:ind w:left="5760" w:hanging="360"/>
+      </w:pPr>
+      <w:rPr>
+        <w:rFonts w:ascii="Wingdings" w:hAnsi="Wingdings" w:hint="default"/>
+      </w:rPr>
+    </w:lvl>
+    <w:lvl w:ilvl="8">
+      <w:numFmt w:val="decimal"/>
+      <w:lvlText w:val=""/>
+      <w:lvlJc w:val="left"/>
+    </w:lvl>
+  </w:abstractNum>
+  <w:abstractNum w:abstractNumId="13" w15:restartNumberingAfterBreak="0">
+    <w:nsid w:val="1E8C19C2"/>
+    <w:multiLevelType w:val="hybridMultilevel"/>
+    <w:tmpl w:val="B1A218F4"/>
+    <w:lvl w:ilvl="0" w:tplc="1809000F">
+      <w:start w:val="1"/>
+      <w:numFmt w:val="decimal"/>
+      <w:lvlText w:val="%1."/>
+      <w:lvlJc w:val="left"/>
+      <w:pPr>
+        <w:ind w:left="720" w:hanging="360"/>
+      </w:pPr>
+    </w:lvl>
+    <w:lvl w:ilvl="1" w:tplc="18090019" w:tentative="1">
+      <w:start w:val="1"/>
+      <w:numFmt w:val="lowerLetter"/>
+      <w:lvlText w:val="%2."/>
+      <w:lvlJc w:val="left"/>
+      <w:pPr>
+        <w:ind w:left="1440" w:hanging="360"/>
+      </w:pPr>
+    </w:lvl>
+    <w:lvl w:ilvl="2" w:tplc="1809001B" w:tentative="1">
+      <w:start w:val="1"/>
+      <w:numFmt w:val="lowerRoman"/>
+      <w:lvlText w:val="%3."/>
+      <w:lvlJc w:val="right"/>
+      <w:pPr>
+        <w:ind w:left="2160" w:hanging="180"/>
+      </w:pPr>
+    </w:lvl>
+    <w:lvl w:ilvl="3" w:tplc="1809000F" w:tentative="1">
+      <w:start w:val="1"/>
+      <w:numFmt w:val="decimal"/>
+      <w:lvlText w:val="%4."/>
+      <w:lvlJc w:val="left"/>
+      <w:pPr>
+        <w:ind w:left="2880" w:hanging="360"/>
+      </w:pPr>
+    </w:lvl>
+    <w:lvl w:ilvl="4" w:tplc="18090019" w:tentative="1">
+      <w:start w:val="1"/>
+      <w:numFmt w:val="lowerLetter"/>
+      <w:lvlText w:val="%5."/>
+      <w:lvlJc w:val="left"/>
+      <w:pPr>
+        <w:ind w:left="3600" w:hanging="360"/>
+      </w:pPr>
+    </w:lvl>
+    <w:lvl w:ilvl="5" w:tplc="1809001B" w:tentative="1">
+      <w:start w:val="1"/>
+      <w:numFmt w:val="lowerRoman"/>
+      <w:lvlText w:val="%6."/>
+      <w:lvlJc w:val="right"/>
+      <w:pPr>
+        <w:ind w:left="4320" w:hanging="180"/>
+      </w:pPr>
+    </w:lvl>
+    <w:lvl w:ilvl="6" w:tplc="1809000F" w:tentative="1">
+      <w:start w:val="1"/>
+      <w:numFmt w:val="decimal"/>
+      <w:lvlText w:val="%7."/>
+      <w:lvlJc w:val="left"/>
+      <w:pPr>
+        <w:ind w:left="5040" w:hanging="360"/>
+      </w:pPr>
+    </w:lvl>
+    <w:lvl w:ilvl="7" w:tplc="18090019" w:tentative="1">
+      <w:start w:val="1"/>
+      <w:numFmt w:val="lowerLetter"/>
+      <w:lvlText w:val="%8."/>
+      <w:lvlJc w:val="left"/>
+      <w:pPr>
+        <w:ind w:left="5760" w:hanging="360"/>
+      </w:pPr>
+    </w:lvl>
+    <w:lvl w:ilvl="8" w:tplc="1809001B" w:tentative="1">
+      <w:start w:val="1"/>
+      <w:numFmt w:val="lowerRoman"/>
+      <w:lvlText w:val="%9."/>
+      <w:lvlJc w:val="right"/>
+      <w:pPr>
+        <w:ind w:left="6480" w:hanging="180"/>
+      </w:pPr>
+    </w:lvl>
+  </w:abstractNum>
+  <w:abstractNum w:abstractNumId="14" w15:restartNumberingAfterBreak="0">
+    <w:nsid w:val="22610C7E"/>
+    <w:multiLevelType w:val="hybridMultilevel"/>
+    <w:tmpl w:val="01CC6414"/>
+    <w:lvl w:ilvl="0" w:tplc="1809000F">
+      <w:start w:val="1"/>
+      <w:numFmt w:val="decimal"/>
+      <w:lvlText w:val="%1."/>
+      <w:lvlJc w:val="left"/>
+      <w:pPr>
+        <w:ind w:left="720" w:hanging="360"/>
+      </w:pPr>
+    </w:lvl>
+    <w:lvl w:ilvl="1" w:tplc="18090019">
+      <w:start w:val="1"/>
+      <w:numFmt w:val="lowerLetter"/>
+      <w:lvlText w:val="%2."/>
+      <w:lvlJc w:val="left"/>
+      <w:pPr>
+        <w:ind w:left="1440" w:hanging="360"/>
+      </w:pPr>
+    </w:lvl>
+    <w:lvl w:ilvl="2" w:tplc="1809001B" w:tentative="1">
+      <w:start w:val="1"/>
+      <w:numFmt w:val="lowerRoman"/>
+      <w:lvlText w:val="%3."/>
+      <w:lvlJc w:val="right"/>
+      <w:pPr>
+        <w:ind w:left="2160" w:hanging="180"/>
+      </w:pPr>
+    </w:lvl>
+    <w:lvl w:ilvl="3" w:tplc="1809000F" w:tentative="1">
+      <w:start w:val="1"/>
+      <w:numFmt w:val="decimal"/>
+      <w:lvlText w:val="%4."/>
+      <w:lvlJc w:val="left"/>
+      <w:pPr>
+        <w:ind w:left="2880" w:hanging="360"/>
+      </w:pPr>
+    </w:lvl>
+    <w:lvl w:ilvl="4" w:tplc="18090019" w:tentative="1">
+      <w:start w:val="1"/>
+      <w:numFmt w:val="lowerLetter"/>
+      <w:lvlText w:val="%5."/>
+      <w:lvlJc w:val="left"/>
+      <w:pPr>
+        <w:ind w:left="3600" w:hanging="360"/>
+      </w:pPr>
+    </w:lvl>
+    <w:lvl w:ilvl="5" w:tplc="1809001B" w:tentative="1">
+      <w:start w:val="1"/>
+      <w:numFmt w:val="lowerRoman"/>
+      <w:lvlText w:val="%6."/>
+      <w:lvlJc w:val="right"/>
+      <w:pPr>
+        <w:ind w:left="4320" w:hanging="180"/>
+      </w:pPr>
+    </w:lvl>
+    <w:lvl w:ilvl="6" w:tplc="1809000F" w:tentative="1">
+      <w:start w:val="1"/>
+      <w:numFmt w:val="decimal"/>
+      <w:lvlText w:val="%7."/>
+      <w:lvlJc w:val="left"/>
+      <w:pPr>
+        <w:ind w:left="5040" w:hanging="360"/>
+      </w:pPr>
+    </w:lvl>
+    <w:lvl w:ilvl="7" w:tplc="18090019" w:tentative="1">
+      <w:start w:val="1"/>
+      <w:numFmt w:val="lowerLetter"/>
+      <w:lvlText w:val="%8."/>
+      <w:lvlJc w:val="left"/>
+      <w:pPr>
+        <w:ind w:left="5760" w:hanging="360"/>
+      </w:pPr>
+    </w:lvl>
+    <w:lvl w:ilvl="8" w:tplc="1809001B" w:tentative="1">
+      <w:start w:val="1"/>
+      <w:numFmt w:val="lowerRoman"/>
+      <w:lvlText w:val="%9."/>
+      <w:lvlJc w:val="right"/>
+      <w:pPr>
+        <w:ind w:left="6480" w:hanging="180"/>
+      </w:pPr>
+    </w:lvl>
+  </w:abstractNum>
+  <w:abstractNum w:abstractNumId="15" w15:restartNumberingAfterBreak="0">
+    <w:nsid w:val="236B6770"/>
+    <w:multiLevelType w:val="multilevel"/>
+    <w:tmpl w:val="E720725E"/>
+    <w:lvl w:ilvl="0">
+      <w:start w:val="1"/>
+      <w:numFmt w:val="bullet"/>
+      <w:lvlText w:val=""/>
+      <w:lvlJc w:val="left"/>
+      <w:pPr>
+        <w:tabs>
+          <w:tab w:val="num" w:pos="720"/>
+        </w:tabs>
+        <w:ind w:left="720" w:hanging="360"/>
+      </w:pPr>
+      <w:rPr>
+        <w:rFonts w:ascii="Symbol" w:hAnsi="Symbol" w:hint="default"/>
+        <w:sz w:val="20"/>
+      </w:rPr>
+    </w:lvl>
+    <w:lvl w:ilvl="1" w:tentative="1">
+      <w:start w:val="1"/>
+      <w:numFmt w:val="bullet"/>
+      <w:lvlText w:val="o"/>
+      <w:lvlJc w:val="left"/>
+      <w:pPr>
+        <w:tabs>
+          <w:tab w:val="num" w:pos="1440"/>
+        </w:tabs>
+        <w:ind w:left="1440" w:hanging="360"/>
+      </w:pPr>
+      <w:rPr>
+        <w:rFonts w:ascii="Courier New" w:hAnsi="Courier New" w:hint="default"/>
+        <w:sz w:val="20"/>
+      </w:rPr>
+    </w:lvl>
+    <w:lvl w:ilvl="2" w:tentative="1">
+      <w:start w:val="1"/>
+      <w:numFmt w:val="bullet"/>
+      <w:lvlText w:val=""/>
+      <w:lvlJc w:val="left"/>
+      <w:pPr>
+        <w:tabs>
+          <w:tab w:val="num" w:pos="2160"/>
+        </w:tabs>
+        <w:ind w:left="2160" w:hanging="360"/>
+      </w:pPr>
+      <w:rPr>
+        <w:rFonts w:ascii="Wingdings" w:hAnsi="Wingdings" w:hint="default"/>
+        <w:sz w:val="20"/>
+      </w:rPr>
+    </w:lvl>
+    <w:lvl w:ilvl="3" w:tentative="1">
+      <w:start w:val="1"/>
+      <w:numFmt w:val="bullet"/>
+      <w:lvlText w:val=""/>
+      <w:lvlJc w:val="left"/>
+      <w:pPr>
+        <w:tabs>
+          <w:tab w:val="num" w:pos="2880"/>
+        </w:tabs>
+        <w:ind w:left="2880" w:hanging="360"/>
+      </w:pPr>
+      <w:rPr>
+        <w:rFonts w:ascii="Wingdings" w:hAnsi="Wingdings" w:hint="default"/>
+        <w:sz w:val="20"/>
+      </w:rPr>
+    </w:lvl>
+    <w:lvl w:ilvl="4" w:tentative="1">
+      <w:start w:val="1"/>
+      <w:numFmt w:val="bullet"/>
+      <w:lvlText w:val=""/>
+      <w:lvlJc w:val="left"/>
+      <w:pPr>
+        <w:tabs>
+          <w:tab w:val="num" w:pos="3600"/>
+        </w:tabs>
+        <w:ind w:left="3600" w:hanging="360"/>
+      </w:pPr>
+      <w:rPr>
+        <w:rFonts w:ascii="Wingdings" w:hAnsi="Wingdings" w:hint="default"/>
+        <w:sz w:val="20"/>
+      </w:rPr>
+    </w:lvl>
+    <w:lvl w:ilvl="5" w:tentative="1">
+      <w:start w:val="1"/>
+      <w:numFmt w:val="bullet"/>
+      <w:lvlText w:val=""/>
+      <w:lvlJc w:val="left"/>
+      <w:pPr>
+        <w:tabs>
+          <w:tab w:val="num" w:pos="4320"/>
+        </w:tabs>
+        <w:ind w:left="4320" w:hanging="360"/>
+      </w:pPr>
+      <w:rPr>
+        <w:rFonts w:ascii="Wingdings" w:hAnsi="Wingdings" w:hint="default"/>
+        <w:sz w:val="20"/>
+      </w:rPr>
+    </w:lvl>
+    <w:lvl w:ilvl="6" w:tentative="1">
+      <w:start w:val="1"/>
+      <w:numFmt w:val="bullet"/>
+      <w:lvlText w:val=""/>
+      <w:lvlJc w:val="left"/>
+      <w:pPr>
+        <w:tabs>
+          <w:tab w:val="num" w:pos="5040"/>
+        </w:tabs>
+        <w:ind w:left="5040" w:hanging="360"/>
+      </w:pPr>
+      <w:rPr>
+        <w:rFonts w:ascii="Wingdings" w:hAnsi="Wingdings" w:hint="default"/>
+        <w:sz w:val="20"/>
+      </w:rPr>
+    </w:lvl>
+    <w:lvl w:ilvl="7" w:tentative="1">
+      <w:start w:val="1"/>
+      <w:numFmt w:val="bullet"/>
+      <w:lvlText w:val=""/>
+      <w:lvlJc w:val="left"/>
+      <w:pPr>
+        <w:tabs>
+          <w:tab w:val="num" w:pos="5760"/>
+        </w:tabs>
+        <w:ind w:left="5760" w:hanging="360"/>
+      </w:pPr>
+      <w:rPr>
+        <w:rFonts w:ascii="Wingdings" w:hAnsi="Wingdings" w:hint="default"/>
         <w:sz w:val="20"/>
       </w:rPr>
     </w:lvl>
@@ -29387,10 +31752,10 @@
       </w:rPr>
     </w:lvl>
   </w:abstractNum>
-  <w:abstractNum w:abstractNumId="9" w15:restartNumberingAfterBreak="0">
-    <w:nsid w:val="16A57AA8"/>
+  <w:abstractNum w:abstractNumId="16" w15:restartNumberingAfterBreak="0">
+    <w:nsid w:val="29223FB8"/>
     <w:multiLevelType w:val="hybridMultilevel"/>
-    <w:tmpl w:val="A4FCCF7C"/>
+    <w:tmpl w:val="549C3D6E"/>
     <w:lvl w:ilvl="0" w:tplc="1809000F">
       <w:start w:val="1"/>
       <w:numFmt w:val="decimal"/>
@@ -29473,10 +31838,10 @@
       </w:pPr>
     </w:lvl>
   </w:abstractNum>
-  <w:abstractNum w:abstractNumId="10" w15:restartNumberingAfterBreak="0">
-    <w:nsid w:val="1E8C19C2"/>
+  <w:abstractNum w:abstractNumId="17" w15:restartNumberingAfterBreak="0">
+    <w:nsid w:val="2B5504A2"/>
     <w:multiLevelType w:val="hybridMultilevel"/>
-    <w:tmpl w:val="B1A218F4"/>
+    <w:tmpl w:val="D6E226C2"/>
     <w:lvl w:ilvl="0" w:tplc="1809000F">
       <w:start w:val="1"/>
       <w:numFmt w:val="decimal"/>
@@ -29559,10 +31924,123 @@
       </w:pPr>
     </w:lvl>
   </w:abstractNum>
-  <w:abstractNum w:abstractNumId="11" w15:restartNumberingAfterBreak="0">
-    <w:nsid w:val="22610C7E"/>
+  <w:abstractNum w:abstractNumId="18" w15:restartNumberingAfterBreak="0">
+    <w:nsid w:val="2B5B7D19"/>
     <w:multiLevelType w:val="hybridMultilevel"/>
-    <w:tmpl w:val="01CC6414"/>
+    <w:tmpl w:val="09C65E4E"/>
+    <w:lvl w:ilvl="0" w:tplc="18090001">
+      <w:start w:val="1"/>
+      <w:numFmt w:val="bullet"/>
+      <w:lvlText w:val=""/>
+      <w:lvlJc w:val="left"/>
+      <w:pPr>
+        <w:ind w:left="720" w:hanging="360"/>
+      </w:pPr>
+      <w:rPr>
+        <w:rFonts w:ascii="Symbol" w:hAnsi="Symbol" w:hint="default"/>
+      </w:rPr>
+    </w:lvl>
+    <w:lvl w:ilvl="1" w:tplc="FFFFFFFF" w:tentative="1">
+      <w:start w:val="1"/>
+      <w:numFmt w:val="bullet"/>
+      <w:lvlText w:val="o"/>
+      <w:lvlJc w:val="left"/>
+      <w:pPr>
+        <w:ind w:left="1440" w:hanging="360"/>
+      </w:pPr>
+      <w:rPr>
+        <w:rFonts w:ascii="Courier New" w:hAnsi="Courier New" w:cs="Courier New" w:hint="default"/>
+      </w:rPr>
+    </w:lvl>
+    <w:lvl w:ilvl="2" w:tplc="FFFFFFFF" w:tentative="1">
+      <w:start w:val="1"/>
+      <w:numFmt w:val="bullet"/>
+      <w:lvlText w:val=""/>
+      <w:lvlJc w:val="left"/>
+      <w:pPr>
+        <w:ind w:left="2160" w:hanging="360"/>
+      </w:pPr>
+      <w:rPr>
+        <w:rFonts w:ascii="Wingdings" w:hAnsi="Wingdings" w:hint="default"/>
+      </w:rPr>
+    </w:lvl>
+    <w:lvl w:ilvl="3" w:tplc="FFFFFFFF" w:tentative="1">
+      <w:start w:val="1"/>
+      <w:numFmt w:val="bullet"/>
+      <w:lvlText w:val=""/>
+      <w:lvlJc w:val="left"/>
+      <w:pPr>
+        <w:ind w:left="2880" w:hanging="360"/>
+      </w:pPr>
+      <w:rPr>
+        <w:rFonts w:ascii="Symbol" w:hAnsi="Symbol" w:hint="default"/>
+      </w:rPr>
+    </w:lvl>
+    <w:lvl w:ilvl="4" w:tplc="FFFFFFFF" w:tentative="1">
+      <w:start w:val="1"/>
+      <w:numFmt w:val="bullet"/>
+      <w:lvlText w:val="o"/>
+      <w:lvlJc w:val="left"/>
+      <w:pPr>
+        <w:ind w:left="3600" w:hanging="360"/>
+      </w:pPr>
+      <w:rPr>
+        <w:rFonts w:ascii="Courier New" w:hAnsi="Courier New" w:cs="Courier New" w:hint="default"/>
+      </w:rPr>
+    </w:lvl>
+    <w:lvl w:ilvl="5" w:tplc="FFFFFFFF" w:tentative="1">
+      <w:start w:val="1"/>
+      <w:numFmt w:val="bullet"/>
+      <w:lvlText w:val=""/>
+      <w:lvlJc w:val="left"/>
+      <w:pPr>
+        <w:ind w:left="4320" w:hanging="360"/>
+      </w:pPr>
+      <w:rPr>
+        <w:rFonts w:ascii="Wingdings" w:hAnsi="Wingdings" w:hint="default"/>
+      </w:rPr>
+    </w:lvl>
+    <w:lvl w:ilvl="6" w:tplc="FFFFFFFF" w:tentative="1">
+      <w:start w:val="1"/>
+      <w:numFmt w:val="bullet"/>
+      <w:lvlText w:val=""/>
+      <w:lvlJc w:val="left"/>
+      <w:pPr>
+        <w:ind w:left="5040" w:hanging="360"/>
+      </w:pPr>
+      <w:rPr>
+        <w:rFonts w:ascii="Symbol" w:hAnsi="Symbol" w:hint="default"/>
+      </w:rPr>
+    </w:lvl>
+    <w:lvl w:ilvl="7" w:tplc="FFFFFFFF" w:tentative="1">
+      <w:start w:val="1"/>
+      <w:numFmt w:val="bullet"/>
+      <w:lvlText w:val="o"/>
+      <w:lvlJc w:val="left"/>
+      <w:pPr>
+        <w:ind w:left="5760" w:hanging="360"/>
+      </w:pPr>
+      <w:rPr>
+        <w:rFonts w:ascii="Courier New" w:hAnsi="Courier New" w:cs="Courier New" w:hint="default"/>
+      </w:rPr>
+    </w:lvl>
+    <w:lvl w:ilvl="8" w:tplc="FFFFFFFF" w:tentative="1">
+      <w:start w:val="1"/>
+      <w:numFmt w:val="bullet"/>
+      <w:lvlText w:val=""/>
+      <w:lvlJc w:val="left"/>
+      <w:pPr>
+        <w:ind w:left="6480" w:hanging="360"/>
+      </w:pPr>
+      <w:rPr>
+        <w:rFonts w:ascii="Wingdings" w:hAnsi="Wingdings" w:hint="default"/>
+      </w:rPr>
+    </w:lvl>
+  </w:abstractNum>
+  <w:abstractNum w:abstractNumId="19" w15:restartNumberingAfterBreak="0">
+    <w:nsid w:val="2C2A7E0D"/>
+    <w:multiLevelType w:val="hybridMultilevel"/>
+    <w:tmpl w:val="FB2415A6"/>
     <w:lvl w:ilvl="0" w:tplc="1809000F">
       <w:start w:val="1"/>
       <w:numFmt w:val="decimal"/>
@@ -29571,6 +32049,9 @@
       <w:pPr>
         <w:ind w:left="720" w:hanging="360"/>
       </w:pPr>
+      <w:rPr>
+        <w:rFonts w:hint="default"/>
+      </w:rPr>
     </w:lvl>
     <w:lvl w:ilvl="1" w:tplc="18090019">
       <w:start w:val="1"/>
@@ -29645,10 +32126,10 @@
       </w:pPr>
     </w:lvl>
   </w:abstractNum>
-  <w:abstractNum w:abstractNumId="12" w15:restartNumberingAfterBreak="0">
-    <w:nsid w:val="236B6770"/>
+  <w:abstractNum w:abstractNumId="20" w15:restartNumberingAfterBreak="0">
+    <w:nsid w:val="2EDF6F27"/>
     <w:multiLevelType w:val="multilevel"/>
-    <w:tmpl w:val="E720725E"/>
+    <w:tmpl w:val="94DC5DB0"/>
     <w:lvl w:ilvl="0">
       <w:start w:val="1"/>
       <w:numFmt w:val="bullet"/>
@@ -29662,13 +32143,12 @@
       </w:pPr>
       <w:rPr>
         <w:rFonts w:ascii="Symbol" w:hAnsi="Symbol" w:hint="default"/>
-        <w:sz w:val="20"/>
       </w:rPr>
     </w:lvl>
-    <w:lvl w:ilvl="1" w:tentative="1">
+    <w:lvl w:ilvl="1">
       <w:start w:val="1"/>
       <w:numFmt w:val="bullet"/>
-      <w:lvlText w:val="o"/>
+      <w:lvlText w:val=""/>
       <w:lvlJc w:val="left"/>
       <w:pPr>
         <w:tabs>
@@ -29677,11 +32157,10 @@
         <w:ind w:left="1440" w:hanging="360"/>
       </w:pPr>
       <w:rPr>
-        <w:rFonts w:ascii="Courier New" w:hAnsi="Courier New" w:hint="default"/>
-        <w:sz w:val="20"/>
+        <w:rFonts w:ascii="Wingdings" w:hAnsi="Wingdings" w:hint="default"/>
       </w:rPr>
     </w:lvl>
-    <w:lvl w:ilvl="2" w:tentative="1">
+    <w:lvl w:ilvl="2">
       <w:start w:val="1"/>
       <w:numFmt w:val="bullet"/>
       <w:lvlText w:val=""/>
@@ -29694,10 +32173,9 @@
       </w:pPr>
       <w:rPr>
         <w:rFonts w:ascii="Wingdings" w:hAnsi="Wingdings" w:hint="default"/>
-        <w:sz w:val="20"/>
       </w:rPr>
     </w:lvl>
-    <w:lvl w:ilvl="3" w:tentative="1">
+    <w:lvl w:ilvl="3">
       <w:start w:val="1"/>
       <w:numFmt w:val="bullet"/>
       <w:lvlText w:val=""/>
@@ -29710,10 +32188,9 @@
       </w:pPr>
       <w:rPr>
         <w:rFonts w:ascii="Wingdings" w:hAnsi="Wingdings" w:hint="default"/>
-        <w:sz w:val="20"/>
       </w:rPr>
     </w:lvl>
-    <w:lvl w:ilvl="4" w:tentative="1">
+    <w:lvl w:ilvl="4">
       <w:start w:val="1"/>
       <w:numFmt w:val="bullet"/>
       <w:lvlText w:val=""/>
@@ -29726,10 +32203,9 @@
       </w:pPr>
       <w:rPr>
         <w:rFonts w:ascii="Wingdings" w:hAnsi="Wingdings" w:hint="default"/>
-        <w:sz w:val="20"/>
       </w:rPr>
     </w:lvl>
-    <w:lvl w:ilvl="5" w:tentative="1">
+    <w:lvl w:ilvl="5">
       <w:start w:val="1"/>
       <w:numFmt w:val="bullet"/>
       <w:lvlText w:val=""/>
@@ -29742,10 +32218,9 @@
       </w:pPr>
       <w:rPr>
         <w:rFonts w:ascii="Wingdings" w:hAnsi="Wingdings" w:hint="default"/>
-        <w:sz w:val="20"/>
       </w:rPr>
     </w:lvl>
-    <w:lvl w:ilvl="6" w:tentative="1">
+    <w:lvl w:ilvl="6">
       <w:start w:val="1"/>
       <w:numFmt w:val="bullet"/>
       <w:lvlText w:val=""/>
@@ -29758,10 +32233,9 @@
       </w:pPr>
       <w:rPr>
         <w:rFonts w:ascii="Wingdings" w:hAnsi="Wingdings" w:hint="default"/>
-        <w:sz w:val="20"/>
       </w:rPr>
     </w:lvl>
-    <w:lvl w:ilvl="7" w:tentative="1">
+    <w:lvl w:ilvl="7">
       <w:start w:val="1"/>
       <w:numFmt w:val="bullet"/>
       <w:lvlText w:val=""/>
@@ -29774,6 +32248,256 @@
       </w:pPr>
       <w:rPr>
         <w:rFonts w:ascii="Wingdings" w:hAnsi="Wingdings" w:hint="default"/>
+      </w:rPr>
+    </w:lvl>
+    <w:lvl w:ilvl="8">
+      <w:numFmt w:val="decimal"/>
+      <w:lvlText w:val=""/>
+      <w:lvlJc w:val="left"/>
+    </w:lvl>
+  </w:abstractNum>
+  <w:abstractNum w:abstractNumId="21" w15:restartNumberingAfterBreak="0">
+    <w:nsid w:val="32C72F0D"/>
+    <w:multiLevelType w:val="hybridMultilevel"/>
+    <w:tmpl w:val="941207FE"/>
+    <w:lvl w:ilvl="0" w:tplc="18090001">
+      <w:start w:val="1"/>
+      <w:numFmt w:val="bullet"/>
+      <w:lvlText w:val=""/>
+      <w:lvlJc w:val="left"/>
+      <w:pPr>
+        <w:ind w:left="720" w:hanging="360"/>
+      </w:pPr>
+      <w:rPr>
+        <w:rFonts w:ascii="Symbol" w:hAnsi="Symbol" w:hint="default"/>
+      </w:rPr>
+    </w:lvl>
+    <w:lvl w:ilvl="1" w:tplc="18090003" w:tentative="1">
+      <w:start w:val="1"/>
+      <w:numFmt w:val="bullet"/>
+      <w:lvlText w:val="o"/>
+      <w:lvlJc w:val="left"/>
+      <w:pPr>
+        <w:ind w:left="1440" w:hanging="360"/>
+      </w:pPr>
+      <w:rPr>
+        <w:rFonts w:ascii="Courier New" w:hAnsi="Courier New" w:cs="Courier New" w:hint="default"/>
+      </w:rPr>
+    </w:lvl>
+    <w:lvl w:ilvl="2" w:tplc="18090005" w:tentative="1">
+      <w:start w:val="1"/>
+      <w:numFmt w:val="bullet"/>
+      <w:lvlText w:val=""/>
+      <w:lvlJc w:val="left"/>
+      <w:pPr>
+        <w:ind w:left="2160" w:hanging="360"/>
+      </w:pPr>
+      <w:rPr>
+        <w:rFonts w:ascii="Wingdings" w:hAnsi="Wingdings" w:hint="default"/>
+      </w:rPr>
+    </w:lvl>
+    <w:lvl w:ilvl="3" w:tplc="18090001" w:tentative="1">
+      <w:start w:val="1"/>
+      <w:numFmt w:val="bullet"/>
+      <w:lvlText w:val=""/>
+      <w:lvlJc w:val="left"/>
+      <w:pPr>
+        <w:ind w:left="2880" w:hanging="360"/>
+      </w:pPr>
+      <w:rPr>
+        <w:rFonts w:ascii="Symbol" w:hAnsi="Symbol" w:hint="default"/>
+      </w:rPr>
+    </w:lvl>
+    <w:lvl w:ilvl="4" w:tplc="18090003" w:tentative="1">
+      <w:start w:val="1"/>
+      <w:numFmt w:val="bullet"/>
+      <w:lvlText w:val="o"/>
+      <w:lvlJc w:val="left"/>
+      <w:pPr>
+        <w:ind w:left="3600" w:hanging="360"/>
+      </w:pPr>
+      <w:rPr>
+        <w:rFonts w:ascii="Courier New" w:hAnsi="Courier New" w:cs="Courier New" w:hint="default"/>
+      </w:rPr>
+    </w:lvl>
+    <w:lvl w:ilvl="5" w:tplc="18090005" w:tentative="1">
+      <w:start w:val="1"/>
+      <w:numFmt w:val="bullet"/>
+      <w:lvlText w:val=""/>
+      <w:lvlJc w:val="left"/>
+      <w:pPr>
+        <w:ind w:left="4320" w:hanging="360"/>
+      </w:pPr>
+      <w:rPr>
+        <w:rFonts w:ascii="Wingdings" w:hAnsi="Wingdings" w:hint="default"/>
+      </w:rPr>
+    </w:lvl>
+    <w:lvl w:ilvl="6" w:tplc="18090001" w:tentative="1">
+      <w:start w:val="1"/>
+      <w:numFmt w:val="bullet"/>
+      <w:lvlText w:val=""/>
+      <w:lvlJc w:val="left"/>
+      <w:pPr>
+        <w:ind w:left="5040" w:hanging="360"/>
+      </w:pPr>
+      <w:rPr>
+        <w:rFonts w:ascii="Symbol" w:hAnsi="Symbol" w:hint="default"/>
+      </w:rPr>
+    </w:lvl>
+    <w:lvl w:ilvl="7" w:tplc="18090003" w:tentative="1">
+      <w:start w:val="1"/>
+      <w:numFmt w:val="bullet"/>
+      <w:lvlText w:val="o"/>
+      <w:lvlJc w:val="left"/>
+      <w:pPr>
+        <w:ind w:left="5760" w:hanging="360"/>
+      </w:pPr>
+      <w:rPr>
+        <w:rFonts w:ascii="Courier New" w:hAnsi="Courier New" w:cs="Courier New" w:hint="default"/>
+      </w:rPr>
+    </w:lvl>
+    <w:lvl w:ilvl="8" w:tplc="18090005" w:tentative="1">
+      <w:start w:val="1"/>
+      <w:numFmt w:val="bullet"/>
+      <w:lvlText w:val=""/>
+      <w:lvlJc w:val="left"/>
+      <w:pPr>
+        <w:ind w:left="6480" w:hanging="360"/>
+      </w:pPr>
+      <w:rPr>
+        <w:rFonts w:ascii="Wingdings" w:hAnsi="Wingdings" w:hint="default"/>
+      </w:rPr>
+    </w:lvl>
+  </w:abstractNum>
+  <w:abstractNum w:abstractNumId="22" w15:restartNumberingAfterBreak="0">
+    <w:nsid w:val="32DB29B8"/>
+    <w:multiLevelType w:val="multilevel"/>
+    <w:tmpl w:val="707823F6"/>
+    <w:lvl w:ilvl="0">
+      <w:start w:val="1"/>
+      <w:numFmt w:val="bullet"/>
+      <w:lvlText w:val=""/>
+      <w:lvlJc w:val="left"/>
+      <w:pPr>
+        <w:tabs>
+          <w:tab w:val="num" w:pos="720"/>
+        </w:tabs>
+        <w:ind w:left="720" w:hanging="360"/>
+      </w:pPr>
+      <w:rPr>
+        <w:rFonts w:ascii="Symbol" w:hAnsi="Symbol" w:hint="default"/>
+        <w:sz w:val="20"/>
+      </w:rPr>
+    </w:lvl>
+    <w:lvl w:ilvl="1" w:tentative="1">
+      <w:start w:val="1"/>
+      <w:numFmt w:val="bullet"/>
+      <w:lvlText w:val="o"/>
+      <w:lvlJc w:val="left"/>
+      <w:pPr>
+        <w:tabs>
+          <w:tab w:val="num" w:pos="1440"/>
+        </w:tabs>
+        <w:ind w:left="1440" w:hanging="360"/>
+      </w:pPr>
+      <w:rPr>
+        <w:rFonts w:ascii="Courier New" w:hAnsi="Courier New" w:hint="default"/>
+        <w:sz w:val="20"/>
+      </w:rPr>
+    </w:lvl>
+    <w:lvl w:ilvl="2" w:tentative="1">
+      <w:start w:val="1"/>
+      <w:numFmt w:val="bullet"/>
+      <w:lvlText w:val=""/>
+      <w:lvlJc w:val="left"/>
+      <w:pPr>
+        <w:tabs>
+          <w:tab w:val="num" w:pos="2160"/>
+        </w:tabs>
+        <w:ind w:left="2160" w:hanging="360"/>
+      </w:pPr>
+      <w:rPr>
+        <w:rFonts w:ascii="Wingdings" w:hAnsi="Wingdings" w:hint="default"/>
+        <w:sz w:val="20"/>
+      </w:rPr>
+    </w:lvl>
+    <w:lvl w:ilvl="3" w:tentative="1">
+      <w:start w:val="1"/>
+      <w:numFmt w:val="bullet"/>
+      <w:lvlText w:val=""/>
+      <w:lvlJc w:val="left"/>
+      <w:pPr>
+        <w:tabs>
+          <w:tab w:val="num" w:pos="2880"/>
+        </w:tabs>
+        <w:ind w:left="2880" w:hanging="360"/>
+      </w:pPr>
+      <w:rPr>
+        <w:rFonts w:ascii="Wingdings" w:hAnsi="Wingdings" w:hint="default"/>
+        <w:sz w:val="20"/>
+      </w:rPr>
+    </w:lvl>
+    <w:lvl w:ilvl="4" w:tentative="1">
+      <w:start w:val="1"/>
+      <w:numFmt w:val="bullet"/>
+      <w:lvlText w:val=""/>
+      <w:lvlJc w:val="left"/>
+      <w:pPr>
+        <w:tabs>
+          <w:tab w:val="num" w:pos="3600"/>
+        </w:tabs>
+        <w:ind w:left="3600" w:hanging="360"/>
+      </w:pPr>
+      <w:rPr>
+        <w:rFonts w:ascii="Wingdings" w:hAnsi="Wingdings" w:hint="default"/>
+        <w:sz w:val="20"/>
+      </w:rPr>
+    </w:lvl>
+    <w:lvl w:ilvl="5" w:tentative="1">
+      <w:start w:val="1"/>
+      <w:numFmt w:val="bullet"/>
+      <w:lvlText w:val=""/>
+      <w:lvlJc w:val="left"/>
+      <w:pPr>
+        <w:tabs>
+          <w:tab w:val="num" w:pos="4320"/>
+        </w:tabs>
+        <w:ind w:left="4320" w:hanging="360"/>
+      </w:pPr>
+      <w:rPr>
+        <w:rFonts w:ascii="Wingdings" w:hAnsi="Wingdings" w:hint="default"/>
+        <w:sz w:val="20"/>
+      </w:rPr>
+    </w:lvl>
+    <w:lvl w:ilvl="6" w:tentative="1">
+      <w:start w:val="1"/>
+      <w:numFmt w:val="bullet"/>
+      <w:lvlText w:val=""/>
+      <w:lvlJc w:val="left"/>
+      <w:pPr>
+        <w:tabs>
+          <w:tab w:val="num" w:pos="5040"/>
+        </w:tabs>
+        <w:ind w:left="5040" w:hanging="360"/>
+      </w:pPr>
+      <w:rPr>
+        <w:rFonts w:ascii="Wingdings" w:hAnsi="Wingdings" w:hint="default"/>
+        <w:sz w:val="20"/>
+      </w:rPr>
+    </w:lvl>
+    <w:lvl w:ilvl="7" w:tentative="1">
+      <w:start w:val="1"/>
+      <w:numFmt w:val="bullet"/>
+      <w:lvlText w:val=""/>
+      <w:lvlJc w:val="left"/>
+      <w:pPr>
+        <w:tabs>
+          <w:tab w:val="num" w:pos="5760"/>
+        </w:tabs>
+        <w:ind w:left="5760" w:hanging="360"/>
+      </w:pPr>
+      <w:rPr>
+        <w:rFonts w:ascii="Wingdings" w:hAnsi="Wingdings" w:hint="default"/>
         <w:sz w:val="20"/>
       </w:rPr>
     </w:lvl>
@@ -29794,10 +32518,10 @@
       </w:rPr>
     </w:lvl>
   </w:abstractNum>
-  <w:abstractNum w:abstractNumId="13" w15:restartNumberingAfterBreak="0">
-    <w:nsid w:val="29223FB8"/>
+  <w:abstractNum w:abstractNumId="23" w15:restartNumberingAfterBreak="0">
+    <w:nsid w:val="3416640C"/>
     <w:multiLevelType w:val="hybridMultilevel"/>
-    <w:tmpl w:val="549C3D6E"/>
+    <w:tmpl w:val="EC7AC9E0"/>
     <w:lvl w:ilvl="0" w:tplc="1809000F">
       <w:start w:val="1"/>
       <w:numFmt w:val="decimal"/>
@@ -29880,189 +32604,14 @@
       </w:pPr>
     </w:lvl>
   </w:abstractNum>
-  <w:abstractNum w:abstractNumId="14" w15:restartNumberingAfterBreak="0">
-    <w:nsid w:val="2B5504A2"/>
-    <w:multiLevelType w:val="hybridMultilevel"/>
-    <w:tmpl w:val="D6E226C2"/>
-    <w:lvl w:ilvl="0" w:tplc="1809000F">
+  <w:abstractNum w:abstractNumId="24" w15:restartNumberingAfterBreak="0">
+    <w:nsid w:val="359E246B"/>
+    <w:multiLevelType w:val="multilevel"/>
+    <w:tmpl w:val="9F2026BC"/>
+    <w:lvl w:ilvl="0">
       <w:start w:val="1"/>
       <w:numFmt w:val="decimal"/>
-      <w:lvlText w:val="%1."/>
-      <w:lvlJc w:val="left"/>
-      <w:pPr>
-        <w:ind w:left="720" w:hanging="360"/>
-      </w:pPr>
-    </w:lvl>
-    <w:lvl w:ilvl="1" w:tplc="18090019" w:tentative="1">
-      <w:start w:val="1"/>
-      <w:numFmt w:val="lowerLetter"/>
-      <w:lvlText w:val="%2."/>
-      <w:lvlJc w:val="left"/>
-      <w:pPr>
-        <w:ind w:left="1440" w:hanging="360"/>
-      </w:pPr>
-    </w:lvl>
-    <w:lvl w:ilvl="2" w:tplc="1809001B" w:tentative="1">
-      <w:start w:val="1"/>
-      <w:numFmt w:val="lowerRoman"/>
-      <w:lvlText w:val="%3."/>
-      <w:lvlJc w:val="right"/>
-      <w:pPr>
-        <w:ind w:left="2160" w:hanging="180"/>
-      </w:pPr>
-    </w:lvl>
-    <w:lvl w:ilvl="3" w:tplc="1809000F" w:tentative="1">
-      <w:start w:val="1"/>
-      <w:numFmt w:val="decimal"/>
-      <w:lvlText w:val="%4."/>
-      <w:lvlJc w:val="left"/>
-      <w:pPr>
-        <w:ind w:left="2880" w:hanging="360"/>
-      </w:pPr>
-    </w:lvl>
-    <w:lvl w:ilvl="4" w:tplc="18090019" w:tentative="1">
-      <w:start w:val="1"/>
-      <w:numFmt w:val="lowerLetter"/>
-      <w:lvlText w:val="%5."/>
-      <w:lvlJc w:val="left"/>
-      <w:pPr>
-        <w:ind w:left="3600" w:hanging="360"/>
-      </w:pPr>
-    </w:lvl>
-    <w:lvl w:ilvl="5" w:tplc="1809001B" w:tentative="1">
-      <w:start w:val="1"/>
-      <w:numFmt w:val="lowerRoman"/>
-      <w:lvlText w:val="%6."/>
-      <w:lvlJc w:val="right"/>
-      <w:pPr>
-        <w:ind w:left="4320" w:hanging="180"/>
-      </w:pPr>
-    </w:lvl>
-    <w:lvl w:ilvl="6" w:tplc="1809000F" w:tentative="1">
-      <w:start w:val="1"/>
-      <w:numFmt w:val="decimal"/>
-      <w:lvlText w:val="%7."/>
-      <w:lvlJc w:val="left"/>
-      <w:pPr>
-        <w:ind w:left="5040" w:hanging="360"/>
-      </w:pPr>
-    </w:lvl>
-    <w:lvl w:ilvl="7" w:tplc="18090019" w:tentative="1">
-      <w:start w:val="1"/>
-      <w:numFmt w:val="lowerLetter"/>
-      <w:lvlText w:val="%8."/>
-      <w:lvlJc w:val="left"/>
-      <w:pPr>
-        <w:ind w:left="5760" w:hanging="360"/>
-      </w:pPr>
-    </w:lvl>
-    <w:lvl w:ilvl="8" w:tplc="1809001B" w:tentative="1">
-      <w:start w:val="1"/>
-      <w:numFmt w:val="lowerRoman"/>
-      <w:lvlText w:val="%9."/>
-      <w:lvlJc w:val="right"/>
-      <w:pPr>
-        <w:ind w:left="6480" w:hanging="180"/>
-      </w:pPr>
-    </w:lvl>
-  </w:abstractNum>
-  <w:abstractNum w:abstractNumId="15" w15:restartNumberingAfterBreak="0">
-    <w:nsid w:val="2C2A7E0D"/>
-    <w:multiLevelType w:val="hybridMultilevel"/>
-    <w:tmpl w:val="FB2415A6"/>
-    <w:lvl w:ilvl="0" w:tplc="1809000F">
-      <w:start w:val="1"/>
-      <w:numFmt w:val="decimal"/>
-      <w:lvlText w:val="%1."/>
-      <w:lvlJc w:val="left"/>
-      <w:pPr>
-        <w:ind w:left="720" w:hanging="360"/>
-      </w:pPr>
-      <w:rPr>
-        <w:rFonts w:hint="default"/>
-      </w:rPr>
-    </w:lvl>
-    <w:lvl w:ilvl="1" w:tplc="18090019">
-      <w:start w:val="1"/>
-      <w:numFmt w:val="lowerLetter"/>
-      <w:lvlText w:val="%2."/>
-      <w:lvlJc w:val="left"/>
-      <w:pPr>
-        <w:ind w:left="1440" w:hanging="360"/>
-      </w:pPr>
-    </w:lvl>
-    <w:lvl w:ilvl="2" w:tplc="1809001B" w:tentative="1">
-      <w:start w:val="1"/>
-      <w:numFmt w:val="lowerRoman"/>
-      <w:lvlText w:val="%3."/>
-      <w:lvlJc w:val="right"/>
-      <w:pPr>
-        <w:ind w:left="2160" w:hanging="180"/>
-      </w:pPr>
-    </w:lvl>
-    <w:lvl w:ilvl="3" w:tplc="1809000F" w:tentative="1">
-      <w:start w:val="1"/>
-      <w:numFmt w:val="decimal"/>
-      <w:lvlText w:val="%4."/>
-      <w:lvlJc w:val="left"/>
-      <w:pPr>
-        <w:ind w:left="2880" w:hanging="360"/>
-      </w:pPr>
-    </w:lvl>
-    <w:lvl w:ilvl="4" w:tplc="18090019" w:tentative="1">
-      <w:start w:val="1"/>
-      <w:numFmt w:val="lowerLetter"/>
-      <w:lvlText w:val="%5."/>
-      <w:lvlJc w:val="left"/>
-      <w:pPr>
-        <w:ind w:left="3600" w:hanging="360"/>
-      </w:pPr>
-    </w:lvl>
-    <w:lvl w:ilvl="5" w:tplc="1809001B" w:tentative="1">
-      <w:start w:val="1"/>
-      <w:numFmt w:val="lowerRoman"/>
-      <w:lvlText w:val="%6."/>
-      <w:lvlJc w:val="right"/>
-      <w:pPr>
-        <w:ind w:left="4320" w:hanging="180"/>
-      </w:pPr>
-    </w:lvl>
-    <w:lvl w:ilvl="6" w:tplc="1809000F" w:tentative="1">
-      <w:start w:val="1"/>
-      <w:numFmt w:val="decimal"/>
-      <w:lvlText w:val="%7."/>
-      <w:lvlJc w:val="left"/>
-      <w:pPr>
-        <w:ind w:left="5040" w:hanging="360"/>
-      </w:pPr>
-    </w:lvl>
-    <w:lvl w:ilvl="7" w:tplc="18090019" w:tentative="1">
-      <w:start w:val="1"/>
-      <w:numFmt w:val="lowerLetter"/>
-      <w:lvlText w:val="%8."/>
-      <w:lvlJc w:val="left"/>
-      <w:pPr>
-        <w:ind w:left="5760" w:hanging="360"/>
-      </w:pPr>
-    </w:lvl>
-    <w:lvl w:ilvl="8" w:tplc="1809001B" w:tentative="1">
-      <w:start w:val="1"/>
-      <w:numFmt w:val="lowerRoman"/>
-      <w:lvlText w:val="%9."/>
-      <w:lvlJc w:val="right"/>
-      <w:pPr>
-        <w:ind w:left="6480" w:hanging="180"/>
-      </w:pPr>
-    </w:lvl>
-  </w:abstractNum>
-  <w:abstractNum w:abstractNumId="16" w15:restartNumberingAfterBreak="0">
-    <w:nsid w:val="310125E9"/>
-    <w:multiLevelType w:val="multilevel"/>
-    <w:tmpl w:val="3AE6E694"/>
-    <w:lvl w:ilvl="0">
-      <w:start w:val="1"/>
-      <w:numFmt w:val="bullet"/>
-      <w:lvlText w:val=""/>
+      <w:lvlText w:val="%1"/>
       <w:lvlJc w:val="left"/>
       <w:pPr>
         <w:tabs>
@@ -30070,12 +32619,454 @@
         </w:tabs>
         <w:ind w:left="720" w:hanging="360"/>
       </w:pPr>
+    </w:lvl>
+    <w:lvl w:ilvl="1">
+      <w:start w:val="1"/>
+      <w:numFmt w:val="decimal"/>
+      <w:lvlText w:val="%2"/>
+      <w:lvlJc w:val="left"/>
+      <w:pPr>
+        <w:tabs>
+          <w:tab w:val="num" w:pos="1440"/>
+        </w:tabs>
+        <w:ind w:left="1440" w:hanging="360"/>
+      </w:pPr>
+    </w:lvl>
+    <w:lvl w:ilvl="2">
+      <w:start w:val="1"/>
+      <w:numFmt w:val="decimal"/>
+      <w:lvlText w:val="%3"/>
+      <w:lvlJc w:val="left"/>
+      <w:pPr>
+        <w:tabs>
+          <w:tab w:val="num" w:pos="2160"/>
+        </w:tabs>
+        <w:ind w:left="2160" w:hanging="360"/>
+      </w:pPr>
+    </w:lvl>
+    <w:lvl w:ilvl="3">
+      <w:start w:val="1"/>
+      <w:numFmt w:val="decimal"/>
+      <w:lvlText w:val="%4"/>
+      <w:lvlJc w:val="left"/>
+      <w:pPr>
+        <w:tabs>
+          <w:tab w:val="num" w:pos="2880"/>
+        </w:tabs>
+        <w:ind w:left="2880" w:hanging="360"/>
+      </w:pPr>
+    </w:lvl>
+    <w:lvl w:ilvl="4">
+      <w:start w:val="1"/>
+      <w:numFmt w:val="decimal"/>
+      <w:lvlText w:val="%5"/>
+      <w:lvlJc w:val="left"/>
+      <w:pPr>
+        <w:tabs>
+          <w:tab w:val="num" w:pos="3600"/>
+        </w:tabs>
+        <w:ind w:left="3600" w:hanging="360"/>
+      </w:pPr>
+    </w:lvl>
+    <w:lvl w:ilvl="5">
+      <w:start w:val="1"/>
+      <w:numFmt w:val="decimal"/>
+      <w:lvlText w:val="%6"/>
+      <w:lvlJc w:val="left"/>
+      <w:pPr>
+        <w:tabs>
+          <w:tab w:val="num" w:pos="4320"/>
+        </w:tabs>
+        <w:ind w:left="4320" w:hanging="360"/>
+      </w:pPr>
+    </w:lvl>
+    <w:lvl w:ilvl="6">
+      <w:start w:val="1"/>
+      <w:numFmt w:val="decimal"/>
+      <w:lvlText w:val="%7"/>
+      <w:lvlJc w:val="left"/>
+      <w:pPr>
+        <w:tabs>
+          <w:tab w:val="num" w:pos="5040"/>
+        </w:tabs>
+        <w:ind w:left="5040" w:hanging="360"/>
+      </w:pPr>
+    </w:lvl>
+    <w:lvl w:ilvl="7">
+      <w:start w:val="1"/>
+      <w:numFmt w:val="decimal"/>
+      <w:lvlText w:val="%8"/>
+      <w:lvlJc w:val="left"/>
+      <w:pPr>
+        <w:tabs>
+          <w:tab w:val="num" w:pos="5760"/>
+        </w:tabs>
+        <w:ind w:left="5760" w:hanging="360"/>
+      </w:pPr>
+    </w:lvl>
+    <w:lvl w:ilvl="8">
+      <w:numFmt w:val="decimal"/>
+      <w:lvlText w:val=""/>
+      <w:lvlJc w:val="left"/>
+    </w:lvl>
+  </w:abstractNum>
+  <w:abstractNum w:abstractNumId="25" w15:restartNumberingAfterBreak="0">
+    <w:nsid w:val="3CE26087"/>
+    <w:multiLevelType w:val="hybridMultilevel"/>
+    <w:tmpl w:val="E0F6ED1C"/>
+    <w:lvl w:ilvl="0" w:tplc="1809000F">
+      <w:start w:val="1"/>
+      <w:numFmt w:val="decimal"/>
+      <w:lvlText w:val="%1."/>
+      <w:lvlJc w:val="left"/>
+      <w:pPr>
+        <w:ind w:left="720" w:hanging="360"/>
+      </w:pPr>
+    </w:lvl>
+    <w:lvl w:ilvl="1" w:tplc="18090019" w:tentative="1">
+      <w:start w:val="1"/>
+      <w:numFmt w:val="lowerLetter"/>
+      <w:lvlText w:val="%2."/>
+      <w:lvlJc w:val="left"/>
+      <w:pPr>
+        <w:ind w:left="1440" w:hanging="360"/>
+      </w:pPr>
+    </w:lvl>
+    <w:lvl w:ilvl="2" w:tplc="1809001B" w:tentative="1">
+      <w:start w:val="1"/>
+      <w:numFmt w:val="lowerRoman"/>
+      <w:lvlText w:val="%3."/>
+      <w:lvlJc w:val="right"/>
+      <w:pPr>
+        <w:ind w:left="2160" w:hanging="180"/>
+      </w:pPr>
+    </w:lvl>
+    <w:lvl w:ilvl="3" w:tplc="1809000F" w:tentative="1">
+      <w:start w:val="1"/>
+      <w:numFmt w:val="decimal"/>
+      <w:lvlText w:val="%4."/>
+      <w:lvlJc w:val="left"/>
+      <w:pPr>
+        <w:ind w:left="2880" w:hanging="360"/>
+      </w:pPr>
+    </w:lvl>
+    <w:lvl w:ilvl="4" w:tplc="18090019" w:tentative="1">
+      <w:start w:val="1"/>
+      <w:numFmt w:val="lowerLetter"/>
+      <w:lvlText w:val="%5."/>
+      <w:lvlJc w:val="left"/>
+      <w:pPr>
+        <w:ind w:left="3600" w:hanging="360"/>
+      </w:pPr>
+    </w:lvl>
+    <w:lvl w:ilvl="5" w:tplc="1809001B" w:tentative="1">
+      <w:start w:val="1"/>
+      <w:numFmt w:val="lowerRoman"/>
+      <w:lvlText w:val="%6."/>
+      <w:lvlJc w:val="right"/>
+      <w:pPr>
+        <w:ind w:left="4320" w:hanging="180"/>
+      </w:pPr>
+    </w:lvl>
+    <w:lvl w:ilvl="6" w:tplc="1809000F" w:tentative="1">
+      <w:start w:val="1"/>
+      <w:numFmt w:val="decimal"/>
+      <w:lvlText w:val="%7."/>
+      <w:lvlJc w:val="left"/>
+      <w:pPr>
+        <w:ind w:left="5040" w:hanging="360"/>
+      </w:pPr>
+    </w:lvl>
+    <w:lvl w:ilvl="7" w:tplc="18090019" w:tentative="1">
+      <w:start w:val="1"/>
+      <w:numFmt w:val="lowerLetter"/>
+      <w:lvlText w:val="%8."/>
+      <w:lvlJc w:val="left"/>
+      <w:pPr>
+        <w:ind w:left="5760" w:hanging="360"/>
+      </w:pPr>
+    </w:lvl>
+    <w:lvl w:ilvl="8" w:tplc="1809001B" w:tentative="1">
+      <w:start w:val="1"/>
+      <w:numFmt w:val="lowerRoman"/>
+      <w:lvlText w:val="%9."/>
+      <w:lvlJc w:val="right"/>
+      <w:pPr>
+        <w:ind w:left="6480" w:hanging="180"/>
+      </w:pPr>
+    </w:lvl>
+  </w:abstractNum>
+  <w:abstractNum w:abstractNumId="26" w15:restartNumberingAfterBreak="0">
+    <w:nsid w:val="48B460ED"/>
+    <w:multiLevelType w:val="multilevel"/>
+    <w:tmpl w:val="7C2AF9A8"/>
+    <w:lvl w:ilvl="0">
+      <w:start w:val="1"/>
+      <w:numFmt w:val="bullet"/>
+      <w:lvlText w:val=""/>
+      <w:lvlJc w:val="left"/>
+      <w:pPr>
+        <w:tabs>
+          <w:tab w:val="num" w:pos="720"/>
+        </w:tabs>
+        <w:ind w:left="720" w:hanging="360"/>
+      </w:pPr>
+      <w:rPr>
+        <w:rFonts w:ascii="Wingdings" w:hAnsi="Wingdings" w:hint="default"/>
+      </w:rPr>
+    </w:lvl>
+    <w:lvl w:ilvl="1">
+      <w:start w:val="1"/>
+      <w:numFmt w:val="bullet"/>
+      <w:lvlText w:val=""/>
+      <w:lvlJc w:val="left"/>
+      <w:pPr>
+        <w:tabs>
+          <w:tab w:val="num" w:pos="1440"/>
+        </w:tabs>
+        <w:ind w:left="1440" w:hanging="360"/>
+      </w:pPr>
+      <w:rPr>
+        <w:rFonts w:ascii="Wingdings" w:hAnsi="Wingdings" w:hint="default"/>
+      </w:rPr>
+    </w:lvl>
+    <w:lvl w:ilvl="2">
+      <w:start w:val="1"/>
+      <w:numFmt w:val="bullet"/>
+      <w:lvlText w:val=""/>
+      <w:lvlJc w:val="left"/>
+      <w:pPr>
+        <w:tabs>
+          <w:tab w:val="num" w:pos="2160"/>
+        </w:tabs>
+        <w:ind w:left="2160" w:hanging="360"/>
+      </w:pPr>
+      <w:rPr>
+        <w:rFonts w:ascii="Wingdings" w:hAnsi="Wingdings" w:hint="default"/>
+      </w:rPr>
+    </w:lvl>
+    <w:lvl w:ilvl="3">
+      <w:start w:val="1"/>
+      <w:numFmt w:val="bullet"/>
+      <w:lvlText w:val=""/>
+      <w:lvlJc w:val="left"/>
+      <w:pPr>
+        <w:tabs>
+          <w:tab w:val="num" w:pos="2880"/>
+        </w:tabs>
+        <w:ind w:left="2880" w:hanging="360"/>
+      </w:pPr>
+      <w:rPr>
+        <w:rFonts w:ascii="Wingdings" w:hAnsi="Wingdings" w:hint="default"/>
+      </w:rPr>
+    </w:lvl>
+    <w:lvl w:ilvl="4">
+      <w:start w:val="1"/>
+      <w:numFmt w:val="bullet"/>
+      <w:lvlText w:val=""/>
+      <w:lvlJc w:val="left"/>
+      <w:pPr>
+        <w:tabs>
+          <w:tab w:val="num" w:pos="3600"/>
+        </w:tabs>
+        <w:ind w:left="3600" w:hanging="360"/>
+      </w:pPr>
+      <w:rPr>
+        <w:rFonts w:ascii="Wingdings" w:hAnsi="Wingdings" w:hint="default"/>
+      </w:rPr>
+    </w:lvl>
+    <w:lvl w:ilvl="5">
+      <w:start w:val="1"/>
+      <w:numFmt w:val="bullet"/>
+      <w:lvlText w:val=""/>
+      <w:lvlJc w:val="left"/>
+      <w:pPr>
+        <w:tabs>
+          <w:tab w:val="num" w:pos="4320"/>
+        </w:tabs>
+        <w:ind w:left="4320" w:hanging="360"/>
+      </w:pPr>
+      <w:rPr>
+        <w:rFonts w:ascii="Wingdings" w:hAnsi="Wingdings" w:hint="default"/>
+      </w:rPr>
+    </w:lvl>
+    <w:lvl w:ilvl="6">
+      <w:start w:val="1"/>
+      <w:numFmt w:val="bullet"/>
+      <w:lvlText w:val=""/>
+      <w:lvlJc w:val="left"/>
+      <w:pPr>
+        <w:tabs>
+          <w:tab w:val="num" w:pos="5040"/>
+        </w:tabs>
+        <w:ind w:left="5040" w:hanging="360"/>
+      </w:pPr>
+      <w:rPr>
+        <w:rFonts w:ascii="Wingdings" w:hAnsi="Wingdings" w:hint="default"/>
+      </w:rPr>
+    </w:lvl>
+    <w:lvl w:ilvl="7">
+      <w:start w:val="1"/>
+      <w:numFmt w:val="bullet"/>
+      <w:lvlText w:val=""/>
+      <w:lvlJc w:val="left"/>
+      <w:pPr>
+        <w:tabs>
+          <w:tab w:val="num" w:pos="5760"/>
+        </w:tabs>
+        <w:ind w:left="5760" w:hanging="360"/>
+      </w:pPr>
+      <w:rPr>
+        <w:rFonts w:ascii="Wingdings" w:hAnsi="Wingdings" w:hint="default"/>
+      </w:rPr>
+    </w:lvl>
+    <w:lvl w:ilvl="8">
+      <w:numFmt w:val="decimal"/>
+      <w:lvlText w:val=""/>
+      <w:lvlJc w:val="left"/>
+      <w:pPr>
+        <w:ind w:left="0" w:firstLine="0"/>
+      </w:pPr>
+    </w:lvl>
+  </w:abstractNum>
+  <w:abstractNum w:abstractNumId="27" w15:restartNumberingAfterBreak="0">
+    <w:nsid w:val="49224F5E"/>
+    <w:multiLevelType w:val="hybridMultilevel"/>
+    <w:tmpl w:val="3EF25212"/>
+    <w:lvl w:ilvl="0" w:tplc="9D683B98">
+      <w:start w:val="1"/>
+      <w:numFmt w:val="decimal"/>
+      <w:pStyle w:val="A"/>
+      <w:lvlText w:val="A%1"/>
+      <w:lvlJc w:val="left"/>
+      <w:pPr>
+        <w:tabs>
+          <w:tab w:val="num" w:pos="1800"/>
+        </w:tabs>
+        <w:ind w:left="1800" w:hanging="360"/>
+      </w:pPr>
+      <w:rPr>
+        <w:rFonts w:hint="default"/>
+      </w:rPr>
+    </w:lvl>
+    <w:lvl w:ilvl="1" w:tplc="04090019">
+      <w:start w:val="1"/>
+      <w:numFmt w:val="lowerLetter"/>
+      <w:lvlText w:val="%2."/>
+      <w:lvlJc w:val="left"/>
+      <w:pPr>
+        <w:tabs>
+          <w:tab w:val="num" w:pos="1440"/>
+        </w:tabs>
+        <w:ind w:left="1440" w:hanging="360"/>
+      </w:pPr>
+    </w:lvl>
+    <w:lvl w:ilvl="2" w:tplc="0409001B">
+      <w:start w:val="1"/>
+      <w:numFmt w:val="lowerRoman"/>
+      <w:lvlText w:val="%3."/>
+      <w:lvlJc w:val="right"/>
+      <w:pPr>
+        <w:tabs>
+          <w:tab w:val="num" w:pos="2160"/>
+        </w:tabs>
+        <w:ind w:left="2160" w:hanging="180"/>
+      </w:pPr>
+    </w:lvl>
+    <w:lvl w:ilvl="3" w:tplc="0409000F" w:tentative="1">
+      <w:start w:val="1"/>
+      <w:numFmt w:val="decimal"/>
+      <w:lvlText w:val="%4."/>
+      <w:lvlJc w:val="left"/>
+      <w:pPr>
+        <w:tabs>
+          <w:tab w:val="num" w:pos="2880"/>
+        </w:tabs>
+        <w:ind w:left="2880" w:hanging="360"/>
+      </w:pPr>
+    </w:lvl>
+    <w:lvl w:ilvl="4" w:tplc="04090019" w:tentative="1">
+      <w:start w:val="1"/>
+      <w:numFmt w:val="lowerLetter"/>
+      <w:lvlText w:val="%5."/>
+      <w:lvlJc w:val="left"/>
+      <w:pPr>
+        <w:tabs>
+          <w:tab w:val="num" w:pos="3600"/>
+        </w:tabs>
+        <w:ind w:left="3600" w:hanging="360"/>
+      </w:pPr>
+    </w:lvl>
+    <w:lvl w:ilvl="5" w:tplc="0409001B" w:tentative="1">
+      <w:start w:val="1"/>
+      <w:numFmt w:val="lowerRoman"/>
+      <w:lvlText w:val="%6."/>
+      <w:lvlJc w:val="right"/>
+      <w:pPr>
+        <w:tabs>
+          <w:tab w:val="num" w:pos="4320"/>
+        </w:tabs>
+        <w:ind w:left="4320" w:hanging="180"/>
+      </w:pPr>
+    </w:lvl>
+    <w:lvl w:ilvl="6" w:tplc="0409000F" w:tentative="1">
+      <w:start w:val="1"/>
+      <w:numFmt w:val="decimal"/>
+      <w:lvlText w:val="%7."/>
+      <w:lvlJc w:val="left"/>
+      <w:pPr>
+        <w:tabs>
+          <w:tab w:val="num" w:pos="5040"/>
+        </w:tabs>
+        <w:ind w:left="5040" w:hanging="360"/>
+      </w:pPr>
+    </w:lvl>
+    <w:lvl w:ilvl="7" w:tplc="04090019" w:tentative="1">
+      <w:start w:val="1"/>
+      <w:numFmt w:val="lowerLetter"/>
+      <w:lvlText w:val="%8."/>
+      <w:lvlJc w:val="left"/>
+      <w:pPr>
+        <w:tabs>
+          <w:tab w:val="num" w:pos="5760"/>
+        </w:tabs>
+        <w:ind w:left="5760" w:hanging="360"/>
+      </w:pPr>
+    </w:lvl>
+    <w:lvl w:ilvl="8" w:tplc="0409001B" w:tentative="1">
+      <w:start w:val="1"/>
+      <w:numFmt w:val="lowerRoman"/>
+      <w:lvlText w:val="%9."/>
+      <w:lvlJc w:val="right"/>
+      <w:pPr>
+        <w:tabs>
+          <w:tab w:val="num" w:pos="6480"/>
+        </w:tabs>
+        <w:ind w:left="6480" w:hanging="180"/>
+      </w:pPr>
+    </w:lvl>
+  </w:abstractNum>
+  <w:abstractNum w:abstractNumId="28" w15:restartNumberingAfterBreak="0">
+    <w:nsid w:val="4A2779C4"/>
+    <w:multiLevelType w:val="multilevel"/>
+    <w:tmpl w:val="5518E24A"/>
+    <w:lvl w:ilvl="0">
+      <w:start w:val="1"/>
+      <w:numFmt w:val="bullet"/>
+      <w:lvlText w:val=""/>
+      <w:lvlJc w:val="left"/>
+      <w:pPr>
+        <w:tabs>
+          <w:tab w:val="num" w:pos="720"/>
+        </w:tabs>
+        <w:ind w:left="720" w:hanging="360"/>
+      </w:pPr>
       <w:rPr>
         <w:rFonts w:ascii="Symbol" w:hAnsi="Symbol" w:hint="default"/>
         <w:sz w:val="20"/>
       </w:rPr>
     </w:lvl>
-    <w:lvl w:ilvl="1" w:tentative="1">
+    <w:lvl w:ilvl="1">
       <w:start w:val="1"/>
       <w:numFmt w:val="bullet"/>
       <w:lvlText w:val="o"/>
@@ -30204,127 +33195,186 @@
       </w:rPr>
     </w:lvl>
   </w:abstractNum>
-  <w:abstractNum w:abstractNumId="17" w15:restartNumberingAfterBreak="0">
-    <w:nsid w:val="32C72F0D"/>
+  <w:abstractNum w:abstractNumId="29" w15:restartNumberingAfterBreak="0">
+    <w:nsid w:val="4B9D119A"/>
     <w:multiLevelType w:val="hybridMultilevel"/>
-    <w:tmpl w:val="941207FE"/>
-    <w:lvl w:ilvl="0" w:tplc="18090001">
-      <w:start w:val="1"/>
-      <w:numFmt w:val="bullet"/>
-      <w:lvlText w:val=""/>
+    <w:tmpl w:val="D16E2970"/>
+    <w:lvl w:ilvl="0" w:tplc="1809000F">
+      <w:start w:val="1"/>
+      <w:numFmt w:val="decimal"/>
+      <w:lvlText w:val="%1."/>
       <w:lvlJc w:val="left"/>
       <w:pPr>
         <w:ind w:left="720" w:hanging="360"/>
       </w:pPr>
-      <w:rPr>
-        <w:rFonts w:ascii="Symbol" w:hAnsi="Symbol" w:hint="default"/>
-      </w:rPr>
-    </w:lvl>
-    <w:lvl w:ilvl="1" w:tplc="18090003" w:tentative="1">
-      <w:start w:val="1"/>
-      <w:numFmt w:val="bullet"/>
-      <w:lvlText w:val="o"/>
+    </w:lvl>
+    <w:lvl w:ilvl="1" w:tplc="18090019" w:tentative="1">
+      <w:start w:val="1"/>
+      <w:numFmt w:val="lowerLetter"/>
+      <w:lvlText w:val="%2."/>
       <w:lvlJc w:val="left"/>
       <w:pPr>
         <w:ind w:left="1440" w:hanging="360"/>
       </w:pPr>
-      <w:rPr>
-        <w:rFonts w:ascii="Courier New" w:hAnsi="Courier New" w:cs="Courier New" w:hint="default"/>
-      </w:rPr>
-    </w:lvl>
-    <w:lvl w:ilvl="2" w:tplc="18090005" w:tentative="1">
+    </w:lvl>
+    <w:lvl w:ilvl="2" w:tplc="1809001B" w:tentative="1">
+      <w:start w:val="1"/>
+      <w:numFmt w:val="lowerRoman"/>
+      <w:lvlText w:val="%3."/>
+      <w:lvlJc w:val="right"/>
+      <w:pPr>
+        <w:ind w:left="2160" w:hanging="180"/>
+      </w:pPr>
+    </w:lvl>
+    <w:lvl w:ilvl="3" w:tplc="1809000F" w:tentative="1">
+      <w:start w:val="1"/>
+      <w:numFmt w:val="decimal"/>
+      <w:lvlText w:val="%4."/>
+      <w:lvlJc w:val="left"/>
+      <w:pPr>
+        <w:ind w:left="2880" w:hanging="360"/>
+      </w:pPr>
+    </w:lvl>
+    <w:lvl w:ilvl="4" w:tplc="18090019" w:tentative="1">
+      <w:start w:val="1"/>
+      <w:numFmt w:val="lowerLetter"/>
+      <w:lvlText w:val="%5."/>
+      <w:lvlJc w:val="left"/>
+      <w:pPr>
+        <w:ind w:left="3600" w:hanging="360"/>
+      </w:pPr>
+    </w:lvl>
+    <w:lvl w:ilvl="5" w:tplc="1809001B" w:tentative="1">
+      <w:start w:val="1"/>
+      <w:numFmt w:val="lowerRoman"/>
+      <w:lvlText w:val="%6."/>
+      <w:lvlJc w:val="right"/>
+      <w:pPr>
+        <w:ind w:left="4320" w:hanging="180"/>
+      </w:pPr>
+    </w:lvl>
+    <w:lvl w:ilvl="6" w:tplc="1809000F" w:tentative="1">
+      <w:start w:val="1"/>
+      <w:numFmt w:val="decimal"/>
+      <w:lvlText w:val="%7."/>
+      <w:lvlJc w:val="left"/>
+      <w:pPr>
+        <w:ind w:left="5040" w:hanging="360"/>
+      </w:pPr>
+    </w:lvl>
+    <w:lvl w:ilvl="7" w:tplc="18090019" w:tentative="1">
+      <w:start w:val="1"/>
+      <w:numFmt w:val="lowerLetter"/>
+      <w:lvlText w:val="%8."/>
+      <w:lvlJc w:val="left"/>
+      <w:pPr>
+        <w:ind w:left="5760" w:hanging="360"/>
+      </w:pPr>
+    </w:lvl>
+    <w:lvl w:ilvl="8" w:tplc="1809001B" w:tentative="1">
+      <w:start w:val="1"/>
+      <w:numFmt w:val="lowerRoman"/>
+      <w:lvlText w:val="%9."/>
+      <w:lvlJc w:val="right"/>
+      <w:pPr>
+        <w:ind w:left="6480" w:hanging="180"/>
+      </w:pPr>
+    </w:lvl>
+  </w:abstractNum>
+  <w:abstractNum w:abstractNumId="30" w15:restartNumberingAfterBreak="0">
+    <w:nsid w:val="4D6E4153"/>
+    <w:multiLevelType w:val="hybridMultilevel"/>
+    <w:tmpl w:val="BDACEDB0"/>
+    <w:lvl w:ilvl="0" w:tplc="1809000F">
+      <w:start w:val="1"/>
+      <w:numFmt w:val="decimal"/>
+      <w:lvlText w:val="%1."/>
+      <w:lvlJc w:val="left"/>
+      <w:pPr>
+        <w:ind w:left="720" w:hanging="360"/>
+      </w:pPr>
+    </w:lvl>
+    <w:lvl w:ilvl="1" w:tplc="18090019">
+      <w:start w:val="1"/>
+      <w:numFmt w:val="lowerLetter"/>
+      <w:lvlText w:val="%2."/>
+      <w:lvlJc w:val="left"/>
+      <w:pPr>
+        <w:ind w:left="1440" w:hanging="360"/>
+      </w:pPr>
+    </w:lvl>
+    <w:lvl w:ilvl="2" w:tplc="1809001B" w:tentative="1">
+      <w:start w:val="1"/>
+      <w:numFmt w:val="lowerRoman"/>
+      <w:lvlText w:val="%3."/>
+      <w:lvlJc w:val="right"/>
+      <w:pPr>
+        <w:ind w:left="2160" w:hanging="180"/>
+      </w:pPr>
+    </w:lvl>
+    <w:lvl w:ilvl="3" w:tplc="1809000F" w:tentative="1">
+      <w:start w:val="1"/>
+      <w:numFmt w:val="decimal"/>
+      <w:lvlText w:val="%4."/>
+      <w:lvlJc w:val="left"/>
+      <w:pPr>
+        <w:ind w:left="2880" w:hanging="360"/>
+      </w:pPr>
+    </w:lvl>
+    <w:lvl w:ilvl="4" w:tplc="18090019" w:tentative="1">
+      <w:start w:val="1"/>
+      <w:numFmt w:val="lowerLetter"/>
+      <w:lvlText w:val="%5."/>
+      <w:lvlJc w:val="left"/>
+      <w:pPr>
+        <w:ind w:left="3600" w:hanging="360"/>
+      </w:pPr>
+    </w:lvl>
+    <w:lvl w:ilvl="5" w:tplc="1809001B" w:tentative="1">
+      <w:start w:val="1"/>
+      <w:numFmt w:val="lowerRoman"/>
+      <w:lvlText w:val="%6."/>
+      <w:lvlJc w:val="right"/>
+      <w:pPr>
+        <w:ind w:left="4320" w:hanging="180"/>
+      </w:pPr>
+    </w:lvl>
+    <w:lvl w:ilvl="6" w:tplc="1809000F" w:tentative="1">
+      <w:start w:val="1"/>
+      <w:numFmt w:val="decimal"/>
+      <w:lvlText w:val="%7."/>
+      <w:lvlJc w:val="left"/>
+      <w:pPr>
+        <w:ind w:left="5040" w:hanging="360"/>
+      </w:pPr>
+    </w:lvl>
+    <w:lvl w:ilvl="7" w:tplc="18090019" w:tentative="1">
+      <w:start w:val="1"/>
+      <w:numFmt w:val="lowerLetter"/>
+      <w:lvlText w:val="%8."/>
+      <w:lvlJc w:val="left"/>
+      <w:pPr>
+        <w:ind w:left="5760" w:hanging="360"/>
+      </w:pPr>
+    </w:lvl>
+    <w:lvl w:ilvl="8" w:tplc="1809001B" w:tentative="1">
+      <w:start w:val="1"/>
+      <w:numFmt w:val="lowerRoman"/>
+      <w:lvlText w:val="%9."/>
+      <w:lvlJc w:val="right"/>
+      <w:pPr>
+        <w:ind w:left="6480" w:hanging="180"/>
+      </w:pPr>
+    </w:lvl>
+  </w:abstractNum>
+  <w:abstractNum w:abstractNumId="31" w15:restartNumberingAfterBreak="0">
+    <w:nsid w:val="4F692764"/>
+    <w:multiLevelType w:val="multilevel"/>
+    <w:tmpl w:val="C930DE6A"/>
+    <w:lvl w:ilvl="0">
       <w:start w:val="1"/>
       <w:numFmt w:val="bullet"/>
       <w:lvlText w:val=""/>
-      <w:lvlJc w:val="left"/>
-      <w:pPr>
-        <w:ind w:left="2160" w:hanging="360"/>
-      </w:pPr>
-      <w:rPr>
-        <w:rFonts w:ascii="Wingdings" w:hAnsi="Wingdings" w:hint="default"/>
-      </w:rPr>
-    </w:lvl>
-    <w:lvl w:ilvl="3" w:tplc="18090001" w:tentative="1">
-      <w:start w:val="1"/>
-      <w:numFmt w:val="bullet"/>
-      <w:lvlText w:val=""/>
-      <w:lvlJc w:val="left"/>
-      <w:pPr>
-        <w:ind w:left="2880" w:hanging="360"/>
-      </w:pPr>
-      <w:rPr>
-        <w:rFonts w:ascii="Symbol" w:hAnsi="Symbol" w:hint="default"/>
-      </w:rPr>
-    </w:lvl>
-    <w:lvl w:ilvl="4" w:tplc="18090003" w:tentative="1">
-      <w:start w:val="1"/>
-      <w:numFmt w:val="bullet"/>
-      <w:lvlText w:val="o"/>
-      <w:lvlJc w:val="left"/>
-      <w:pPr>
-        <w:ind w:left="3600" w:hanging="360"/>
-      </w:pPr>
-      <w:rPr>
-        <w:rFonts w:ascii="Courier New" w:hAnsi="Courier New" w:cs="Courier New" w:hint="default"/>
-      </w:rPr>
-    </w:lvl>
-    <w:lvl w:ilvl="5" w:tplc="18090005" w:tentative="1">
-      <w:start w:val="1"/>
-      <w:numFmt w:val="bullet"/>
-      <w:lvlText w:val=""/>
-      <w:lvlJc w:val="left"/>
-      <w:pPr>
-        <w:ind w:left="4320" w:hanging="360"/>
-      </w:pPr>
-      <w:rPr>
-        <w:rFonts w:ascii="Wingdings" w:hAnsi="Wingdings" w:hint="default"/>
-      </w:rPr>
-    </w:lvl>
-    <w:lvl w:ilvl="6" w:tplc="18090001" w:tentative="1">
-      <w:start w:val="1"/>
-      <w:numFmt w:val="bullet"/>
-      <w:lvlText w:val=""/>
-      <w:lvlJc w:val="left"/>
-      <w:pPr>
-        <w:ind w:left="5040" w:hanging="360"/>
-      </w:pPr>
-      <w:rPr>
-        <w:rFonts w:ascii="Symbol" w:hAnsi="Symbol" w:hint="default"/>
-      </w:rPr>
-    </w:lvl>
-    <w:lvl w:ilvl="7" w:tplc="18090003" w:tentative="1">
-      <w:start w:val="1"/>
-      <w:numFmt w:val="bullet"/>
-      <w:lvlText w:val="o"/>
-      <w:lvlJc w:val="left"/>
-      <w:pPr>
-        <w:ind w:left="5760" w:hanging="360"/>
-      </w:pPr>
-      <w:rPr>
-        <w:rFonts w:ascii="Courier New" w:hAnsi="Courier New" w:cs="Courier New" w:hint="default"/>
-      </w:rPr>
-    </w:lvl>
-    <w:lvl w:ilvl="8" w:tplc="18090005" w:tentative="1">
-      <w:start w:val="1"/>
-      <w:numFmt w:val="bullet"/>
-      <w:lvlText w:val=""/>
-      <w:lvlJc w:val="left"/>
-      <w:pPr>
-        <w:ind w:left="6480" w:hanging="360"/>
-      </w:pPr>
-      <w:rPr>
-        <w:rFonts w:ascii="Wingdings" w:hAnsi="Wingdings" w:hint="default"/>
-      </w:rPr>
-    </w:lvl>
-  </w:abstractNum>
-  <w:abstractNum w:abstractNumId="18" w15:restartNumberingAfterBreak="0">
-    <w:nsid w:val="32DB29B8"/>
-    <w:multiLevelType w:val="multilevel"/>
-    <w:tmpl w:val="707823F6"/>
-    <w:lvl w:ilvl="0">
-      <w:start w:val="1"/>
-      <w:numFmt w:val="bullet"/>
-      <w:lvlText w:val=""/>
       <w:lvlJc w:val="left"/>
       <w:pPr>
         <w:tabs>
@@ -30333,14 +33383,13 @@
         <w:ind w:left="720" w:hanging="360"/>
       </w:pPr>
       <w:rPr>
-        <w:rFonts w:ascii="Symbol" w:hAnsi="Symbol" w:hint="default"/>
-        <w:sz w:val="20"/>
+        <w:rFonts w:ascii="Wingdings" w:hAnsi="Wingdings" w:hint="default"/>
       </w:rPr>
     </w:lvl>
-    <w:lvl w:ilvl="1" w:tentative="1">
+    <w:lvl w:ilvl="1">
       <w:start w:val="1"/>
       <w:numFmt w:val="bullet"/>
-      <w:lvlText w:val="o"/>
+      <w:lvlText w:val=""/>
       <w:lvlJc w:val="left"/>
       <w:pPr>
         <w:tabs>
@@ -30349,11 +33398,10 @@
         <w:ind w:left="1440" w:hanging="360"/>
       </w:pPr>
       <w:rPr>
-        <w:rFonts w:ascii="Courier New" w:hAnsi="Courier New" w:hint="default"/>
-        <w:sz w:val="20"/>
+        <w:rFonts w:ascii="Wingdings" w:hAnsi="Wingdings" w:hint="default"/>
       </w:rPr>
     </w:lvl>
-    <w:lvl w:ilvl="2" w:tentative="1">
+    <w:lvl w:ilvl="2">
       <w:start w:val="1"/>
       <w:numFmt w:val="bullet"/>
       <w:lvlText w:val=""/>
@@ -30366,10 +33414,9 @@
       </w:pPr>
       <w:rPr>
         <w:rFonts w:ascii="Wingdings" w:hAnsi="Wingdings" w:hint="default"/>
-        <w:sz w:val="20"/>
       </w:rPr>
     </w:lvl>
-    <w:lvl w:ilvl="3" w:tentative="1">
+    <w:lvl w:ilvl="3">
       <w:start w:val="1"/>
       <w:numFmt w:val="bullet"/>
       <w:lvlText w:val=""/>
@@ -30382,10 +33429,9 @@
       </w:pPr>
       <w:rPr>
         <w:rFonts w:ascii="Wingdings" w:hAnsi="Wingdings" w:hint="default"/>
-        <w:sz w:val="20"/>
       </w:rPr>
     </w:lvl>
-    <w:lvl w:ilvl="4" w:tentative="1">
+    <w:lvl w:ilvl="4">
       <w:start w:val="1"/>
       <w:numFmt w:val="bullet"/>
       <w:lvlText w:val=""/>
@@ -30398,10 +33444,9 @@
       </w:pPr>
       <w:rPr>
         <w:rFonts w:ascii="Wingdings" w:hAnsi="Wingdings" w:hint="default"/>
-        <w:sz w:val="20"/>
       </w:rPr>
     </w:lvl>
-    <w:lvl w:ilvl="5" w:tentative="1">
+    <w:lvl w:ilvl="5">
       <w:start w:val="1"/>
       <w:numFmt w:val="bullet"/>
       <w:lvlText w:val=""/>
@@ -30414,10 +33459,9 @@
       </w:pPr>
       <w:rPr>
         <w:rFonts w:ascii="Wingdings" w:hAnsi="Wingdings" w:hint="default"/>
-        <w:sz w:val="20"/>
       </w:rPr>
     </w:lvl>
-    <w:lvl w:ilvl="6" w:tentative="1">
+    <w:lvl w:ilvl="6">
       <w:start w:val="1"/>
       <w:numFmt w:val="bullet"/>
       <w:lvlText w:val=""/>
@@ -30430,10 +33474,9 @@
       </w:pPr>
       <w:rPr>
         <w:rFonts w:ascii="Wingdings" w:hAnsi="Wingdings" w:hint="default"/>
-        <w:sz w:val="20"/>
       </w:rPr>
     </w:lvl>
-    <w:lvl w:ilvl="7" w:tentative="1">
+    <w:lvl w:ilvl="7">
       <w:start w:val="1"/>
       <w:numFmt w:val="bullet"/>
       <w:lvlText w:val=""/>
@@ -30446,13 +33489,434 @@
       </w:pPr>
       <w:rPr>
         <w:rFonts w:ascii="Wingdings" w:hAnsi="Wingdings" w:hint="default"/>
-        <w:sz w:val="20"/>
       </w:rPr>
     </w:lvl>
-    <w:lvl w:ilvl="8" w:tentative="1">
+    <w:lvl w:ilvl="8">
+      <w:numFmt w:val="decimal"/>
+      <w:lvlText w:val=""/>
+      <w:lvlJc w:val="left"/>
+      <w:pPr>
+        <w:ind w:left="0" w:firstLine="0"/>
+      </w:pPr>
+    </w:lvl>
+  </w:abstractNum>
+  <w:abstractNum w:abstractNumId="32" w15:restartNumberingAfterBreak="0">
+    <w:nsid w:val="54283B40"/>
+    <w:multiLevelType w:val="hybridMultilevel"/>
+    <w:tmpl w:val="14B85E12"/>
+    <w:lvl w:ilvl="0" w:tplc="18090001">
+      <w:start w:val="1"/>
+      <w:numFmt w:val="bullet"/>
+      <w:lvlText w:val=""/>
+      <w:lvlJc w:val="left"/>
+      <w:pPr>
+        <w:ind w:left="720" w:hanging="360"/>
+      </w:pPr>
+      <w:rPr>
+        <w:rFonts w:ascii="Symbol" w:hAnsi="Symbol" w:hint="default"/>
+      </w:rPr>
+    </w:lvl>
+    <w:lvl w:ilvl="1" w:tplc="FFFFFFFF">
+      <w:start w:val="1"/>
+      <w:numFmt w:val="lowerLetter"/>
+      <w:lvlText w:val="%2."/>
+      <w:lvlJc w:val="left"/>
+      <w:pPr>
+        <w:ind w:left="1440" w:hanging="360"/>
+      </w:pPr>
+    </w:lvl>
+    <w:lvl w:ilvl="2" w:tplc="FFFFFFFF">
+      <w:numFmt w:val="bullet"/>
+      <w:lvlText w:val="•"/>
+      <w:lvlJc w:val="left"/>
+      <w:pPr>
+        <w:ind w:left="2340" w:hanging="360"/>
+      </w:pPr>
+      <w:rPr>
+        <w:rFonts w:ascii="Calibri" w:eastAsiaTheme="minorEastAsia" w:hAnsi="Calibri" w:cs="Calibri" w:hint="default"/>
+      </w:rPr>
+    </w:lvl>
+    <w:lvl w:ilvl="3" w:tplc="36CED74A">
+      <w:start w:val="1"/>
+      <w:numFmt w:val="decimal"/>
+      <w:lvlText w:val="%4."/>
+      <w:lvlJc w:val="left"/>
+      <w:pPr>
+        <w:ind w:left="2880" w:hanging="360"/>
+      </w:pPr>
+      <w:rPr>
+        <w:rFonts w:hint="default"/>
+      </w:rPr>
+    </w:lvl>
+    <w:lvl w:ilvl="4" w:tplc="FFFFFFFF" w:tentative="1">
+      <w:start w:val="1"/>
+      <w:numFmt w:val="lowerLetter"/>
+      <w:lvlText w:val="%5."/>
+      <w:lvlJc w:val="left"/>
+      <w:pPr>
+        <w:ind w:left="3600" w:hanging="360"/>
+      </w:pPr>
+    </w:lvl>
+    <w:lvl w:ilvl="5" w:tplc="FFFFFFFF" w:tentative="1">
+      <w:start w:val="1"/>
+      <w:numFmt w:val="lowerRoman"/>
+      <w:lvlText w:val="%6."/>
+      <w:lvlJc w:val="right"/>
+      <w:pPr>
+        <w:ind w:left="4320" w:hanging="180"/>
+      </w:pPr>
+    </w:lvl>
+    <w:lvl w:ilvl="6" w:tplc="FFFFFFFF" w:tentative="1">
+      <w:start w:val="1"/>
+      <w:numFmt w:val="decimal"/>
+      <w:lvlText w:val="%7."/>
+      <w:lvlJc w:val="left"/>
+      <w:pPr>
+        <w:ind w:left="5040" w:hanging="360"/>
+      </w:pPr>
+    </w:lvl>
+    <w:lvl w:ilvl="7" w:tplc="FFFFFFFF" w:tentative="1">
+      <w:start w:val="1"/>
+      <w:numFmt w:val="lowerLetter"/>
+      <w:lvlText w:val="%8."/>
+      <w:lvlJc w:val="left"/>
+      <w:pPr>
+        <w:ind w:left="5760" w:hanging="360"/>
+      </w:pPr>
+    </w:lvl>
+    <w:lvl w:ilvl="8" w:tplc="FFFFFFFF" w:tentative="1">
+      <w:start w:val="1"/>
+      <w:numFmt w:val="lowerRoman"/>
+      <w:lvlText w:val="%9."/>
+      <w:lvlJc w:val="right"/>
+      <w:pPr>
+        <w:ind w:left="6480" w:hanging="180"/>
+      </w:pPr>
+    </w:lvl>
+  </w:abstractNum>
+  <w:abstractNum w:abstractNumId="33" w15:restartNumberingAfterBreak="0">
+    <w:nsid w:val="55486D90"/>
+    <w:multiLevelType w:val="multilevel"/>
+    <w:tmpl w:val="05F4B084"/>
+    <w:lvl w:ilvl="0">
+      <w:start w:val="1"/>
+      <w:numFmt w:val="decimal"/>
+      <w:lvlText w:val="%1"/>
+      <w:lvlJc w:val="left"/>
+      <w:pPr>
+        <w:tabs>
+          <w:tab w:val="num" w:pos="720"/>
+        </w:tabs>
+        <w:ind w:left="720" w:hanging="360"/>
+      </w:pPr>
+    </w:lvl>
+    <w:lvl w:ilvl="1">
+      <w:start w:val="1"/>
+      <w:numFmt w:val="decimal"/>
+      <w:lvlText w:val="%2"/>
+      <w:lvlJc w:val="left"/>
+      <w:pPr>
+        <w:tabs>
+          <w:tab w:val="num" w:pos="1440"/>
+        </w:tabs>
+        <w:ind w:left="1440" w:hanging="360"/>
+      </w:pPr>
+    </w:lvl>
+    <w:lvl w:ilvl="2">
+      <w:start w:val="1"/>
+      <w:numFmt w:val="decimal"/>
+      <w:lvlText w:val="%3"/>
+      <w:lvlJc w:val="left"/>
+      <w:pPr>
+        <w:tabs>
+          <w:tab w:val="num" w:pos="2160"/>
+        </w:tabs>
+        <w:ind w:left="2160" w:hanging="360"/>
+      </w:pPr>
+    </w:lvl>
+    <w:lvl w:ilvl="3">
+      <w:start w:val="1"/>
+      <w:numFmt w:val="decimal"/>
+      <w:lvlText w:val="%4"/>
+      <w:lvlJc w:val="left"/>
+      <w:pPr>
+        <w:tabs>
+          <w:tab w:val="num" w:pos="2880"/>
+        </w:tabs>
+        <w:ind w:left="2880" w:hanging="360"/>
+      </w:pPr>
+    </w:lvl>
+    <w:lvl w:ilvl="4">
+      <w:start w:val="1"/>
+      <w:numFmt w:val="decimal"/>
+      <w:lvlText w:val="%5"/>
+      <w:lvlJc w:val="left"/>
+      <w:pPr>
+        <w:tabs>
+          <w:tab w:val="num" w:pos="3600"/>
+        </w:tabs>
+        <w:ind w:left="3600" w:hanging="360"/>
+      </w:pPr>
+    </w:lvl>
+    <w:lvl w:ilvl="5">
+      <w:start w:val="1"/>
+      <w:numFmt w:val="decimal"/>
+      <w:lvlText w:val="%6"/>
+      <w:lvlJc w:val="left"/>
+      <w:pPr>
+        <w:tabs>
+          <w:tab w:val="num" w:pos="4320"/>
+        </w:tabs>
+        <w:ind w:left="4320" w:hanging="360"/>
+      </w:pPr>
+    </w:lvl>
+    <w:lvl w:ilvl="6">
+      <w:start w:val="1"/>
+      <w:numFmt w:val="decimal"/>
+      <w:lvlText w:val="%7"/>
+      <w:lvlJc w:val="left"/>
+      <w:pPr>
+        <w:tabs>
+          <w:tab w:val="num" w:pos="5040"/>
+        </w:tabs>
+        <w:ind w:left="5040" w:hanging="360"/>
+      </w:pPr>
+    </w:lvl>
+    <w:lvl w:ilvl="7">
+      <w:start w:val="1"/>
+      <w:numFmt w:val="decimal"/>
+      <w:lvlText w:val="%8"/>
+      <w:lvlJc w:val="left"/>
+      <w:pPr>
+        <w:tabs>
+          <w:tab w:val="num" w:pos="5760"/>
+        </w:tabs>
+        <w:ind w:left="5760" w:hanging="360"/>
+      </w:pPr>
+    </w:lvl>
+    <w:lvl w:ilvl="8">
+      <w:numFmt w:val="decimal"/>
+      <w:lvlText w:val=""/>
+      <w:lvlJc w:val="left"/>
+    </w:lvl>
+  </w:abstractNum>
+  <w:abstractNum w:abstractNumId="34" w15:restartNumberingAfterBreak="0">
+    <w:nsid w:val="557E0BE3"/>
+    <w:multiLevelType w:val="hybridMultilevel"/>
+    <w:tmpl w:val="717E67B0"/>
+    <w:lvl w:ilvl="0" w:tplc="18090001">
+      <w:start w:val="1"/>
+      <w:numFmt w:val="bullet"/>
+      <w:lvlText w:val=""/>
+      <w:lvlJc w:val="left"/>
+      <w:pPr>
+        <w:ind w:left="720" w:hanging="360"/>
+      </w:pPr>
+      <w:rPr>
+        <w:rFonts w:ascii="Symbol" w:hAnsi="Symbol" w:hint="default"/>
+      </w:rPr>
+    </w:lvl>
+    <w:lvl w:ilvl="1" w:tplc="18090003" w:tentative="1">
+      <w:start w:val="1"/>
+      <w:numFmt w:val="bullet"/>
+      <w:lvlText w:val="o"/>
+      <w:lvlJc w:val="left"/>
+      <w:pPr>
+        <w:ind w:left="1440" w:hanging="360"/>
+      </w:pPr>
+      <w:rPr>
+        <w:rFonts w:ascii="Courier New" w:hAnsi="Courier New" w:cs="Courier New" w:hint="default"/>
+      </w:rPr>
+    </w:lvl>
+    <w:lvl w:ilvl="2" w:tplc="18090005" w:tentative="1">
       <w:start w:val="1"/>
       <w:numFmt w:val="bullet"/>
       <w:lvlText w:val=""/>
+      <w:lvlJc w:val="left"/>
+      <w:pPr>
+        <w:ind w:left="2160" w:hanging="360"/>
+      </w:pPr>
+      <w:rPr>
+        <w:rFonts w:ascii="Wingdings" w:hAnsi="Wingdings" w:hint="default"/>
+      </w:rPr>
+    </w:lvl>
+    <w:lvl w:ilvl="3" w:tplc="18090001" w:tentative="1">
+      <w:start w:val="1"/>
+      <w:numFmt w:val="bullet"/>
+      <w:lvlText w:val=""/>
+      <w:lvlJc w:val="left"/>
+      <w:pPr>
+        <w:ind w:left="2880" w:hanging="360"/>
+      </w:pPr>
+      <w:rPr>
+        <w:rFonts w:ascii="Symbol" w:hAnsi="Symbol" w:hint="default"/>
+      </w:rPr>
+    </w:lvl>
+    <w:lvl w:ilvl="4" w:tplc="18090003" w:tentative="1">
+      <w:start w:val="1"/>
+      <w:numFmt w:val="bullet"/>
+      <w:lvlText w:val="o"/>
+      <w:lvlJc w:val="left"/>
+      <w:pPr>
+        <w:ind w:left="3600" w:hanging="360"/>
+      </w:pPr>
+      <w:rPr>
+        <w:rFonts w:ascii="Courier New" w:hAnsi="Courier New" w:cs="Courier New" w:hint="default"/>
+      </w:rPr>
+    </w:lvl>
+    <w:lvl w:ilvl="5" w:tplc="18090005" w:tentative="1">
+      <w:start w:val="1"/>
+      <w:numFmt w:val="bullet"/>
+      <w:lvlText w:val=""/>
+      <w:lvlJc w:val="left"/>
+      <w:pPr>
+        <w:ind w:left="4320" w:hanging="360"/>
+      </w:pPr>
+      <w:rPr>
+        <w:rFonts w:ascii="Wingdings" w:hAnsi="Wingdings" w:hint="default"/>
+      </w:rPr>
+    </w:lvl>
+    <w:lvl w:ilvl="6" w:tplc="18090001" w:tentative="1">
+      <w:start w:val="1"/>
+      <w:numFmt w:val="bullet"/>
+      <w:lvlText w:val=""/>
+      <w:lvlJc w:val="left"/>
+      <w:pPr>
+        <w:ind w:left="5040" w:hanging="360"/>
+      </w:pPr>
+      <w:rPr>
+        <w:rFonts w:ascii="Symbol" w:hAnsi="Symbol" w:hint="default"/>
+      </w:rPr>
+    </w:lvl>
+    <w:lvl w:ilvl="7" w:tplc="18090003" w:tentative="1">
+      <w:start w:val="1"/>
+      <w:numFmt w:val="bullet"/>
+      <w:lvlText w:val="o"/>
+      <w:lvlJc w:val="left"/>
+      <w:pPr>
+        <w:ind w:left="5760" w:hanging="360"/>
+      </w:pPr>
+      <w:rPr>
+        <w:rFonts w:ascii="Courier New" w:hAnsi="Courier New" w:cs="Courier New" w:hint="default"/>
+      </w:rPr>
+    </w:lvl>
+    <w:lvl w:ilvl="8" w:tplc="18090005" w:tentative="1">
+      <w:start w:val="1"/>
+      <w:numFmt w:val="bullet"/>
+      <w:lvlText w:val=""/>
+      <w:lvlJc w:val="left"/>
+      <w:pPr>
+        <w:ind w:left="6480" w:hanging="360"/>
+      </w:pPr>
+      <w:rPr>
+        <w:rFonts w:ascii="Wingdings" w:hAnsi="Wingdings" w:hint="default"/>
+      </w:rPr>
+    </w:lvl>
+  </w:abstractNum>
+  <w:abstractNum w:abstractNumId="35" w15:restartNumberingAfterBreak="0">
+    <w:nsid w:val="5E275687"/>
+    <w:multiLevelType w:val="multilevel"/>
+    <w:tmpl w:val="69601FC8"/>
+    <w:lvl w:ilvl="0">
+      <w:start w:val="1"/>
+      <w:numFmt w:val="decimal"/>
+      <w:lvlText w:val="%1."/>
+      <w:lvlJc w:val="left"/>
+      <w:pPr>
+        <w:tabs>
+          <w:tab w:val="num" w:pos="720"/>
+        </w:tabs>
+        <w:ind w:left="720" w:hanging="360"/>
+      </w:pPr>
+    </w:lvl>
+    <w:lvl w:ilvl="1" w:tentative="1">
+      <w:start w:val="1"/>
+      <w:numFmt w:val="decimal"/>
+      <w:lvlText w:val="%2."/>
+      <w:lvlJc w:val="left"/>
+      <w:pPr>
+        <w:tabs>
+          <w:tab w:val="num" w:pos="1440"/>
+        </w:tabs>
+        <w:ind w:left="1440" w:hanging="360"/>
+      </w:pPr>
+    </w:lvl>
+    <w:lvl w:ilvl="2" w:tentative="1">
+      <w:start w:val="1"/>
+      <w:numFmt w:val="decimal"/>
+      <w:lvlText w:val="%3."/>
+      <w:lvlJc w:val="left"/>
+      <w:pPr>
+        <w:tabs>
+          <w:tab w:val="num" w:pos="2160"/>
+        </w:tabs>
+        <w:ind w:left="2160" w:hanging="360"/>
+      </w:pPr>
+    </w:lvl>
+    <w:lvl w:ilvl="3" w:tentative="1">
+      <w:start w:val="1"/>
+      <w:numFmt w:val="decimal"/>
+      <w:lvlText w:val="%4."/>
+      <w:lvlJc w:val="left"/>
+      <w:pPr>
+        <w:tabs>
+          <w:tab w:val="num" w:pos="2880"/>
+        </w:tabs>
+        <w:ind w:left="2880" w:hanging="360"/>
+      </w:pPr>
+    </w:lvl>
+    <w:lvl w:ilvl="4" w:tentative="1">
+      <w:start w:val="1"/>
+      <w:numFmt w:val="decimal"/>
+      <w:lvlText w:val="%5."/>
+      <w:lvlJc w:val="left"/>
+      <w:pPr>
+        <w:tabs>
+          <w:tab w:val="num" w:pos="3600"/>
+        </w:tabs>
+        <w:ind w:left="3600" w:hanging="360"/>
+      </w:pPr>
+    </w:lvl>
+    <w:lvl w:ilvl="5" w:tentative="1">
+      <w:start w:val="1"/>
+      <w:numFmt w:val="decimal"/>
+      <w:lvlText w:val="%6."/>
+      <w:lvlJc w:val="left"/>
+      <w:pPr>
+        <w:tabs>
+          <w:tab w:val="num" w:pos="4320"/>
+        </w:tabs>
+        <w:ind w:left="4320" w:hanging="360"/>
+      </w:pPr>
+    </w:lvl>
+    <w:lvl w:ilvl="6" w:tentative="1">
+      <w:start w:val="1"/>
+      <w:numFmt w:val="decimal"/>
+      <w:lvlText w:val="%7."/>
+      <w:lvlJc w:val="left"/>
+      <w:pPr>
+        <w:tabs>
+          <w:tab w:val="num" w:pos="5040"/>
+        </w:tabs>
+        <w:ind w:left="5040" w:hanging="360"/>
+      </w:pPr>
+    </w:lvl>
+    <w:lvl w:ilvl="7" w:tentative="1">
+      <w:start w:val="1"/>
+      <w:numFmt w:val="decimal"/>
+      <w:lvlText w:val="%8."/>
+      <w:lvlJc w:val="left"/>
+      <w:pPr>
+        <w:tabs>
+          <w:tab w:val="num" w:pos="5760"/>
+        </w:tabs>
+        <w:ind w:left="5760" w:hanging="360"/>
+      </w:pPr>
+    </w:lvl>
+    <w:lvl w:ilvl="8" w:tentative="1">
+      <w:start w:val="1"/>
+      <w:numFmt w:val="decimal"/>
+      <w:lvlText w:val="%9."/>
       <w:lvlJc w:val="left"/>
       <w:pPr>
         <w:tabs>
@@ -30460,16 +33924,125 @@
         </w:tabs>
         <w:ind w:left="6480" w:hanging="360"/>
       </w:pPr>
+    </w:lvl>
+  </w:abstractNum>
+  <w:abstractNum w:abstractNumId="36" w15:restartNumberingAfterBreak="0">
+    <w:nsid w:val="63AA42EC"/>
+    <w:multiLevelType w:val="hybridMultilevel"/>
+    <w:tmpl w:val="0B3C82B6"/>
+    <w:lvl w:ilvl="0" w:tplc="18090001">
+      <w:start w:val="1"/>
+      <w:numFmt w:val="bullet"/>
+      <w:lvlText w:val=""/>
+      <w:lvlJc w:val="left"/>
+      <w:pPr>
+        <w:ind w:left="720" w:hanging="360"/>
+      </w:pPr>
+      <w:rPr>
+        <w:rFonts w:ascii="Symbol" w:hAnsi="Symbol" w:hint="default"/>
+      </w:rPr>
+    </w:lvl>
+    <w:lvl w:ilvl="1" w:tplc="18090003" w:tentative="1">
+      <w:start w:val="1"/>
+      <w:numFmt w:val="bullet"/>
+      <w:lvlText w:val="o"/>
+      <w:lvlJc w:val="left"/>
+      <w:pPr>
+        <w:ind w:left="1440" w:hanging="360"/>
+      </w:pPr>
+      <w:rPr>
+        <w:rFonts w:ascii="Courier New" w:hAnsi="Courier New" w:cs="Courier New" w:hint="default"/>
+      </w:rPr>
+    </w:lvl>
+    <w:lvl w:ilvl="2" w:tplc="18090005" w:tentative="1">
+      <w:start w:val="1"/>
+      <w:numFmt w:val="bullet"/>
+      <w:lvlText w:val=""/>
+      <w:lvlJc w:val="left"/>
+      <w:pPr>
+        <w:ind w:left="2160" w:hanging="360"/>
+      </w:pPr>
       <w:rPr>
         <w:rFonts w:ascii="Wingdings" w:hAnsi="Wingdings" w:hint="default"/>
-        <w:sz w:val="20"/>
       </w:rPr>
     </w:lvl>
+    <w:lvl w:ilvl="3" w:tplc="18090001" w:tentative="1">
+      <w:start w:val="1"/>
+      <w:numFmt w:val="bullet"/>
+      <w:lvlText w:val=""/>
+      <w:lvlJc w:val="left"/>
+      <w:pPr>
+        <w:ind w:left="2880" w:hanging="360"/>
+      </w:pPr>
+      <w:rPr>
+        <w:rFonts w:ascii="Symbol" w:hAnsi="Symbol" w:hint="default"/>
+      </w:rPr>
+    </w:lvl>
+    <w:lvl w:ilvl="4" w:tplc="18090003" w:tentative="1">
+      <w:start w:val="1"/>
+      <w:numFmt w:val="bullet"/>
+      <w:lvlText w:val="o"/>
+      <w:lvlJc w:val="left"/>
+      <w:pPr>
+        <w:ind w:left="3600" w:hanging="360"/>
+      </w:pPr>
+      <w:rPr>
+        <w:rFonts w:ascii="Courier New" w:hAnsi="Courier New" w:cs="Courier New" w:hint="default"/>
+      </w:rPr>
+    </w:lvl>
+    <w:lvl w:ilvl="5" w:tplc="18090005" w:tentative="1">
+      <w:start w:val="1"/>
+      <w:numFmt w:val="bullet"/>
+      <w:lvlText w:val=""/>
+      <w:lvlJc w:val="left"/>
+      <w:pPr>
+        <w:ind w:left="4320" w:hanging="360"/>
+      </w:pPr>
+      <w:rPr>
+        <w:rFonts w:ascii="Wingdings" w:hAnsi="Wingdings" w:hint="default"/>
+      </w:rPr>
+    </w:lvl>
+    <w:lvl w:ilvl="6" w:tplc="18090001" w:tentative="1">
+      <w:start w:val="1"/>
+      <w:numFmt w:val="bullet"/>
+      <w:lvlText w:val=""/>
+      <w:lvlJc w:val="left"/>
+      <w:pPr>
+        <w:ind w:left="5040" w:hanging="360"/>
+      </w:pPr>
+      <w:rPr>
+        <w:rFonts w:ascii="Symbol" w:hAnsi="Symbol" w:hint="default"/>
+      </w:rPr>
+    </w:lvl>
+    <w:lvl w:ilvl="7" w:tplc="18090003" w:tentative="1">
+      <w:start w:val="1"/>
+      <w:numFmt w:val="bullet"/>
+      <w:lvlText w:val="o"/>
+      <w:lvlJc w:val="left"/>
+      <w:pPr>
+        <w:ind w:left="5760" w:hanging="360"/>
+      </w:pPr>
+      <w:rPr>
+        <w:rFonts w:ascii="Courier New" w:hAnsi="Courier New" w:cs="Courier New" w:hint="default"/>
+      </w:rPr>
+    </w:lvl>
+    <w:lvl w:ilvl="8" w:tplc="18090005" w:tentative="1">
+      <w:start w:val="1"/>
+      <w:numFmt w:val="bullet"/>
+      <w:lvlText w:val=""/>
+      <w:lvlJc w:val="left"/>
+      <w:pPr>
+        <w:ind w:left="6480" w:hanging="360"/>
+      </w:pPr>
+      <w:rPr>
+        <w:rFonts w:ascii="Wingdings" w:hAnsi="Wingdings" w:hint="default"/>
+      </w:rPr>
+    </w:lvl>
   </w:abstractNum>
-  <w:abstractNum w:abstractNumId="19" w15:restartNumberingAfterBreak="0">
-    <w:nsid w:val="3416640C"/>
+  <w:abstractNum w:abstractNumId="37" w15:restartNumberingAfterBreak="0">
+    <w:nsid w:val="66C279BB"/>
     <w:multiLevelType w:val="hybridMultilevel"/>
-    <w:tmpl w:val="EC7AC9E0"/>
+    <w:tmpl w:val="B234F54E"/>
     <w:lvl w:ilvl="0" w:tplc="1809000F">
       <w:start w:val="1"/>
       <w:numFmt w:val="decimal"/>
@@ -30479,7 +34052,7 @@
         <w:ind w:left="720" w:hanging="360"/>
       </w:pPr>
     </w:lvl>
-    <w:lvl w:ilvl="1" w:tplc="18090019">
+    <w:lvl w:ilvl="1" w:tplc="18090019" w:tentative="1">
       <w:start w:val="1"/>
       <w:numFmt w:val="lowerLetter"/>
       <w:lvlText w:val="%2."/>
@@ -30552,10 +34125,10 @@
       </w:pPr>
     </w:lvl>
   </w:abstractNum>
-  <w:abstractNum w:abstractNumId="20" w15:restartNumberingAfterBreak="0">
-    <w:nsid w:val="39F17F83"/>
+  <w:abstractNum w:abstractNumId="38" w15:restartNumberingAfterBreak="0">
+    <w:nsid w:val="6781092F"/>
     <w:multiLevelType w:val="hybridMultilevel"/>
-    <w:tmpl w:val="2D00D872"/>
+    <w:tmpl w:val="BB6E2366"/>
     <w:lvl w:ilvl="0" w:tplc="18090001">
       <w:start w:val="1"/>
       <w:numFmt w:val="bullet"/>
@@ -30568,7 +34141,7 @@
         <w:rFonts w:ascii="Symbol" w:hAnsi="Symbol" w:hint="default"/>
       </w:rPr>
     </w:lvl>
-    <w:lvl w:ilvl="1" w:tplc="18090003" w:tentative="1">
+    <w:lvl w:ilvl="1" w:tplc="FFFFFFFF" w:tentative="1">
       <w:start w:val="1"/>
       <w:numFmt w:val="bullet"/>
       <w:lvlText w:val="o"/>
@@ -30580,7 +34153,7 @@
         <w:rFonts w:ascii="Courier New" w:hAnsi="Courier New" w:cs="Courier New" w:hint="default"/>
       </w:rPr>
     </w:lvl>
-    <w:lvl w:ilvl="2" w:tplc="18090005" w:tentative="1">
+    <w:lvl w:ilvl="2" w:tplc="FFFFFFFF" w:tentative="1">
       <w:start w:val="1"/>
       <w:numFmt w:val="bullet"/>
       <w:lvlText w:val=""/>
@@ -30592,7 +34165,7 @@
         <w:rFonts w:ascii="Wingdings" w:hAnsi="Wingdings" w:hint="default"/>
       </w:rPr>
     </w:lvl>
-    <w:lvl w:ilvl="3" w:tplc="18090001" w:tentative="1">
+    <w:lvl w:ilvl="3" w:tplc="FFFFFFFF" w:tentative="1">
       <w:start w:val="1"/>
       <w:numFmt w:val="bullet"/>
       <w:lvlText w:val=""/>
@@ -30604,7 +34177,7 @@
         <w:rFonts w:ascii="Symbol" w:hAnsi="Symbol" w:hint="default"/>
       </w:rPr>
     </w:lvl>
-    <w:lvl w:ilvl="4" w:tplc="18090003" w:tentative="1">
+    <w:lvl w:ilvl="4" w:tplc="FFFFFFFF" w:tentative="1">
       <w:start w:val="1"/>
       <w:numFmt w:val="bullet"/>
       <w:lvlText w:val="o"/>
@@ -30616,7 +34189,7 @@
         <w:rFonts w:ascii="Courier New" w:hAnsi="Courier New" w:cs="Courier New" w:hint="default"/>
       </w:rPr>
     </w:lvl>
-    <w:lvl w:ilvl="5" w:tplc="18090005" w:tentative="1">
+    <w:lvl w:ilvl="5" w:tplc="FFFFFFFF" w:tentative="1">
       <w:start w:val="1"/>
       <w:numFmt w:val="bullet"/>
       <w:lvlText w:val=""/>
@@ -30628,7 +34201,7 @@
         <w:rFonts w:ascii="Wingdings" w:hAnsi="Wingdings" w:hint="default"/>
       </w:rPr>
     </w:lvl>
-    <w:lvl w:ilvl="6" w:tplc="18090001" w:tentative="1">
+    <w:lvl w:ilvl="6" w:tplc="FFFFFFFF" w:tentative="1">
       <w:start w:val="1"/>
       <w:numFmt w:val="bullet"/>
       <w:lvlText w:val=""/>
@@ -30640,7 +34213,7 @@
         <w:rFonts w:ascii="Symbol" w:hAnsi="Symbol" w:hint="default"/>
       </w:rPr>
     </w:lvl>
-    <w:lvl w:ilvl="7" w:tplc="18090003" w:tentative="1">
+    <w:lvl w:ilvl="7" w:tplc="FFFFFFFF" w:tentative="1">
       <w:start w:val="1"/>
       <w:numFmt w:val="bullet"/>
       <w:lvlText w:val="o"/>
@@ -30652,7 +34225,7 @@
         <w:rFonts w:ascii="Courier New" w:hAnsi="Courier New" w:cs="Courier New" w:hint="default"/>
       </w:rPr>
     </w:lvl>
-    <w:lvl w:ilvl="8" w:tplc="18090005" w:tentative="1">
+    <w:lvl w:ilvl="8" w:tplc="FFFFFFFF" w:tentative="1">
       <w:start w:val="1"/>
       <w:numFmt w:val="bullet"/>
       <w:lvlText w:val=""/>
@@ -30665,10 +34238,123 @@
       </w:rPr>
     </w:lvl>
   </w:abstractNum>
-  <w:abstractNum w:abstractNumId="21" w15:restartNumberingAfterBreak="0">
-    <w:nsid w:val="3CE26087"/>
+  <w:abstractNum w:abstractNumId="39" w15:restartNumberingAfterBreak="0">
+    <w:nsid w:val="67D05E22"/>
     <w:multiLevelType w:val="hybridMultilevel"/>
-    <w:tmpl w:val="E0F6ED1C"/>
+    <w:tmpl w:val="FB186C84"/>
+    <w:lvl w:ilvl="0" w:tplc="18090001">
+      <w:start w:val="1"/>
+      <w:numFmt w:val="bullet"/>
+      <w:lvlText w:val=""/>
+      <w:lvlJc w:val="left"/>
+      <w:pPr>
+        <w:ind w:left="720" w:hanging="360"/>
+      </w:pPr>
+      <w:rPr>
+        <w:rFonts w:ascii="Symbol" w:hAnsi="Symbol" w:hint="default"/>
+      </w:rPr>
+    </w:lvl>
+    <w:lvl w:ilvl="1" w:tplc="18090003" w:tentative="1">
+      <w:start w:val="1"/>
+      <w:numFmt w:val="bullet"/>
+      <w:lvlText w:val="o"/>
+      <w:lvlJc w:val="left"/>
+      <w:pPr>
+        <w:ind w:left="1440" w:hanging="360"/>
+      </w:pPr>
+      <w:rPr>
+        <w:rFonts w:ascii="Courier New" w:hAnsi="Courier New" w:cs="Courier New" w:hint="default"/>
+      </w:rPr>
+    </w:lvl>
+    <w:lvl w:ilvl="2" w:tplc="18090005" w:tentative="1">
+      <w:start w:val="1"/>
+      <w:numFmt w:val="bullet"/>
+      <w:lvlText w:val=""/>
+      <w:lvlJc w:val="left"/>
+      <w:pPr>
+        <w:ind w:left="2160" w:hanging="360"/>
+      </w:pPr>
+      <w:rPr>
+        <w:rFonts w:ascii="Wingdings" w:hAnsi="Wingdings" w:hint="default"/>
+      </w:rPr>
+    </w:lvl>
+    <w:lvl w:ilvl="3" w:tplc="18090001" w:tentative="1">
+      <w:start w:val="1"/>
+      <w:numFmt w:val="bullet"/>
+      <w:lvlText w:val=""/>
+      <w:lvlJc w:val="left"/>
+      <w:pPr>
+        <w:ind w:left="2880" w:hanging="360"/>
+      </w:pPr>
+      <w:rPr>
+        <w:rFonts w:ascii="Symbol" w:hAnsi="Symbol" w:hint="default"/>
+      </w:rPr>
+    </w:lvl>
+    <w:lvl w:ilvl="4" w:tplc="18090003" w:tentative="1">
+      <w:start w:val="1"/>
+      <w:numFmt w:val="bullet"/>
+      <w:lvlText w:val="o"/>
+      <w:lvlJc w:val="left"/>
+      <w:pPr>
+        <w:ind w:left="3600" w:hanging="360"/>
+      </w:pPr>
+      <w:rPr>
+        <w:rFonts w:ascii="Courier New" w:hAnsi="Courier New" w:cs="Courier New" w:hint="default"/>
+      </w:rPr>
+    </w:lvl>
+    <w:lvl w:ilvl="5" w:tplc="18090005" w:tentative="1">
+      <w:start w:val="1"/>
+      <w:numFmt w:val="bullet"/>
+      <w:lvlText w:val=""/>
+      <w:lvlJc w:val="left"/>
+      <w:pPr>
+        <w:ind w:left="4320" w:hanging="360"/>
+      </w:pPr>
+      <w:rPr>
+        <w:rFonts w:ascii="Wingdings" w:hAnsi="Wingdings" w:hint="default"/>
+      </w:rPr>
+    </w:lvl>
+    <w:lvl w:ilvl="6" w:tplc="18090001" w:tentative="1">
+      <w:start w:val="1"/>
+      <w:numFmt w:val="bullet"/>
+      <w:lvlText w:val=""/>
+      <w:lvlJc w:val="left"/>
+      <w:pPr>
+        <w:ind w:left="5040" w:hanging="360"/>
+      </w:pPr>
+      <w:rPr>
+        <w:rFonts w:ascii="Symbol" w:hAnsi="Symbol" w:hint="default"/>
+      </w:rPr>
+    </w:lvl>
+    <w:lvl w:ilvl="7" w:tplc="18090003" w:tentative="1">
+      <w:start w:val="1"/>
+      <w:numFmt w:val="bullet"/>
+      <w:lvlText w:val="o"/>
+      <w:lvlJc w:val="left"/>
+      <w:pPr>
+        <w:ind w:left="5760" w:hanging="360"/>
+      </w:pPr>
+      <w:rPr>
+        <w:rFonts w:ascii="Courier New" w:hAnsi="Courier New" w:cs="Courier New" w:hint="default"/>
+      </w:rPr>
+    </w:lvl>
+    <w:lvl w:ilvl="8" w:tplc="18090005" w:tentative="1">
+      <w:start w:val="1"/>
+      <w:numFmt w:val="bullet"/>
+      <w:lvlText w:val=""/>
+      <w:lvlJc w:val="left"/>
+      <w:pPr>
+        <w:ind w:left="6480" w:hanging="360"/>
+      </w:pPr>
+      <w:rPr>
+        <w:rFonts w:ascii="Wingdings" w:hAnsi="Wingdings" w:hint="default"/>
+      </w:rPr>
+    </w:lvl>
+  </w:abstractNum>
+  <w:abstractNum w:abstractNumId="40" w15:restartNumberingAfterBreak="0">
+    <w:nsid w:val="68A009D5"/>
+    <w:multiLevelType w:val="hybridMultilevel"/>
+    <w:tmpl w:val="EC28536E"/>
     <w:lvl w:ilvl="0" w:tplc="1809000F">
       <w:start w:val="1"/>
       <w:numFmt w:val="decimal"/>
@@ -30677,8 +34363,11 @@
       <w:pPr>
         <w:ind w:left="720" w:hanging="360"/>
       </w:pPr>
-    </w:lvl>
-    <w:lvl w:ilvl="1" w:tplc="18090019" w:tentative="1">
+      <w:rPr>
+        <w:rFonts w:hint="default"/>
+      </w:rPr>
+    </w:lvl>
+    <w:lvl w:ilvl="1" w:tplc="18090019">
       <w:start w:val="1"/>
       <w:numFmt w:val="lowerLetter"/>
       <w:lvlText w:val="%2."/>
@@ -30687,6 +34376,94 @@
         <w:ind w:left="1440" w:hanging="360"/>
       </w:pPr>
     </w:lvl>
+    <w:lvl w:ilvl="2" w:tplc="0AD04B28">
+      <w:numFmt w:val="bullet"/>
+      <w:lvlText w:val="•"/>
+      <w:lvlJc w:val="left"/>
+      <w:pPr>
+        <w:ind w:left="2340" w:hanging="360"/>
+      </w:pPr>
+      <w:rPr>
+        <w:rFonts w:ascii="Calibri" w:eastAsiaTheme="minorEastAsia" w:hAnsi="Calibri" w:cs="Calibri" w:hint="default"/>
+      </w:rPr>
+    </w:lvl>
+    <w:lvl w:ilvl="3" w:tplc="1809000F" w:tentative="1">
+      <w:start w:val="1"/>
+      <w:numFmt w:val="decimal"/>
+      <w:lvlText w:val="%4."/>
+      <w:lvlJc w:val="left"/>
+      <w:pPr>
+        <w:ind w:left="2880" w:hanging="360"/>
+      </w:pPr>
+    </w:lvl>
+    <w:lvl w:ilvl="4" w:tplc="18090019" w:tentative="1">
+      <w:start w:val="1"/>
+      <w:numFmt w:val="lowerLetter"/>
+      <w:lvlText w:val="%5."/>
+      <w:lvlJc w:val="left"/>
+      <w:pPr>
+        <w:ind w:left="3600" w:hanging="360"/>
+      </w:pPr>
+    </w:lvl>
+    <w:lvl w:ilvl="5" w:tplc="1809001B" w:tentative="1">
+      <w:start w:val="1"/>
+      <w:numFmt w:val="lowerRoman"/>
+      <w:lvlText w:val="%6."/>
+      <w:lvlJc w:val="right"/>
+      <w:pPr>
+        <w:ind w:left="4320" w:hanging="180"/>
+      </w:pPr>
+    </w:lvl>
+    <w:lvl w:ilvl="6" w:tplc="1809000F" w:tentative="1">
+      <w:start w:val="1"/>
+      <w:numFmt w:val="decimal"/>
+      <w:lvlText w:val="%7."/>
+      <w:lvlJc w:val="left"/>
+      <w:pPr>
+        <w:ind w:left="5040" w:hanging="360"/>
+      </w:pPr>
+    </w:lvl>
+    <w:lvl w:ilvl="7" w:tplc="18090019" w:tentative="1">
+      <w:start w:val="1"/>
+      <w:numFmt w:val="lowerLetter"/>
+      <w:lvlText w:val="%8."/>
+      <w:lvlJc w:val="left"/>
+      <w:pPr>
+        <w:ind w:left="5760" w:hanging="360"/>
+      </w:pPr>
+    </w:lvl>
+    <w:lvl w:ilvl="8" w:tplc="1809001B" w:tentative="1">
+      <w:start w:val="1"/>
+      <w:numFmt w:val="lowerRoman"/>
+      <w:lvlText w:val="%9."/>
+      <w:lvlJc w:val="right"/>
+      <w:pPr>
+        <w:ind w:left="6480" w:hanging="180"/>
+      </w:pPr>
+    </w:lvl>
+  </w:abstractNum>
+  <w:abstractNum w:abstractNumId="41" w15:restartNumberingAfterBreak="0">
+    <w:nsid w:val="6C925FD8"/>
+    <w:multiLevelType w:val="hybridMultilevel"/>
+    <w:tmpl w:val="3DD6CFB2"/>
+    <w:lvl w:ilvl="0" w:tplc="1809000F">
+      <w:start w:val="1"/>
+      <w:numFmt w:val="decimal"/>
+      <w:lvlText w:val="%1."/>
+      <w:lvlJc w:val="left"/>
+      <w:pPr>
+        <w:ind w:left="720" w:hanging="360"/>
+      </w:pPr>
+    </w:lvl>
+    <w:lvl w:ilvl="1" w:tplc="18090019" w:tentative="1">
+      <w:start w:val="1"/>
+      <w:numFmt w:val="lowerLetter"/>
+      <w:lvlText w:val="%2."/>
+      <w:lvlJc w:val="left"/>
+      <w:pPr>
+        <w:ind w:left="1440" w:hanging="360"/>
+      </w:pPr>
+    </w:lvl>
     <w:lvl w:ilvl="2" w:tplc="1809001B" w:tentative="1">
       <w:start w:val="1"/>
       <w:numFmt w:val="lowerRoman"/>
@@ -30751,14 +34528,14 @@
       </w:pPr>
     </w:lvl>
   </w:abstractNum>
-  <w:abstractNum w:abstractNumId="22" w15:restartNumberingAfterBreak="0">
-    <w:nsid w:val="48B460ED"/>
+  <w:abstractNum w:abstractNumId="42" w15:restartNumberingAfterBreak="0">
+    <w:nsid w:val="6E0E677B"/>
     <w:multiLevelType w:val="multilevel"/>
-    <w:tmpl w:val="7C2AF9A8"/>
+    <w:tmpl w:val="436CF0D6"/>
     <w:lvl w:ilvl="0">
       <w:start w:val="1"/>
-      <w:numFmt w:val="bullet"/>
-      <w:lvlText w:val=""/>
+      <w:numFmt w:val="decimal"/>
+      <w:lvlText w:val="%1"/>
       <w:lvlJc w:val="left"/>
       <w:pPr>
         <w:tabs>
@@ -30766,14 +34543,11 @@
         </w:tabs>
         <w:ind w:left="720" w:hanging="360"/>
       </w:pPr>
-      <w:rPr>
-        <w:rFonts w:ascii="Wingdings" w:hAnsi="Wingdings" w:hint="default"/>
-      </w:rPr>
     </w:lvl>
     <w:lvl w:ilvl="1">
       <w:start w:val="1"/>
-      <w:numFmt w:val="bullet"/>
-      <w:lvlText w:val=""/>
+      <w:numFmt w:val="decimal"/>
+      <w:lvlText w:val="%2"/>
       <w:lvlJc w:val="left"/>
       <w:pPr>
         <w:tabs>
@@ -30781,14 +34555,11 @@
         </w:tabs>
         <w:ind w:left="1440" w:hanging="360"/>
       </w:pPr>
-      <w:rPr>
-        <w:rFonts w:ascii="Wingdings" w:hAnsi="Wingdings" w:hint="default"/>
-      </w:rPr>
     </w:lvl>
     <w:lvl w:ilvl="2">
       <w:start w:val="1"/>
-      <w:numFmt w:val="bullet"/>
-      <w:lvlText w:val=""/>
+      <w:numFmt w:val="decimal"/>
+      <w:lvlText w:val="%3"/>
       <w:lvlJc w:val="left"/>
       <w:pPr>
         <w:tabs>
@@ -30796,14 +34567,11 @@
         </w:tabs>
         <w:ind w:left="2160" w:hanging="360"/>
       </w:pPr>
-      <w:rPr>
-        <w:rFonts w:ascii="Wingdings" w:hAnsi="Wingdings" w:hint="default"/>
-      </w:rPr>
     </w:lvl>
     <w:lvl w:ilvl="3">
       <w:start w:val="1"/>
-      <w:numFmt w:val="bullet"/>
-      <w:lvlText w:val=""/>
+      <w:numFmt w:val="decimal"/>
+      <w:lvlText w:val="%4"/>
       <w:lvlJc w:val="left"/>
       <w:pPr>
         <w:tabs>
@@ -30811,14 +34579,11 @@
         </w:tabs>
         <w:ind w:left="2880" w:hanging="360"/>
       </w:pPr>
-      <w:rPr>
-        <w:rFonts w:ascii="Wingdings" w:hAnsi="Wingdings" w:hint="default"/>
-      </w:rPr>
     </w:lvl>
     <w:lvl w:ilvl="4">
       <w:start w:val="1"/>
-      <w:numFmt w:val="bullet"/>
-      <w:lvlText w:val=""/>
+      <w:numFmt w:val="decimal"/>
+      <w:lvlText w:val="%5"/>
       <w:lvlJc w:val="left"/>
       <w:pPr>
         <w:tabs>
@@ -30826,14 +34591,11 @@
         </w:tabs>
         <w:ind w:left="3600" w:hanging="360"/>
       </w:pPr>
-      <w:rPr>
-        <w:rFonts w:ascii="Wingdings" w:hAnsi="Wingdings" w:hint="default"/>
-      </w:rPr>
     </w:lvl>
     <w:lvl w:ilvl="5">
       <w:start w:val="1"/>
-      <w:numFmt w:val="bullet"/>
-      <w:lvlText w:val=""/>
+      <w:numFmt w:val="decimal"/>
+      <w:lvlText w:val="%6"/>
       <w:lvlJc w:val="left"/>
       <w:pPr>
         <w:tabs>
@@ -30841,14 +34603,11 @@
         </w:tabs>
         <w:ind w:left="4320" w:hanging="360"/>
       </w:pPr>
-      <w:rPr>
-        <w:rFonts w:ascii="Wingdings" w:hAnsi="Wingdings" w:hint="default"/>
-      </w:rPr>
     </w:lvl>
     <w:lvl w:ilvl="6">
       <w:start w:val="1"/>
-      <w:numFmt w:val="bullet"/>
-      <w:lvlText w:val=""/>
+      <w:numFmt w:val="decimal"/>
+      <w:lvlText w:val="%7"/>
       <w:lvlJc w:val="left"/>
       <w:pPr>
         <w:tabs>
@@ -30856,14 +34615,11 @@
         </w:tabs>
         <w:ind w:left="5040" w:hanging="360"/>
       </w:pPr>
-      <w:rPr>
-        <w:rFonts w:ascii="Wingdings" w:hAnsi="Wingdings" w:hint="default"/>
-      </w:rPr>
     </w:lvl>
     <w:lvl w:ilvl="7">
       <w:start w:val="1"/>
-      <w:numFmt w:val="bullet"/>
-      <w:lvlText w:val=""/>
+      <w:numFmt w:val="decimal"/>
+      <w:lvlText w:val="%8"/>
       <w:lvlJc w:val="left"/>
       <w:pPr>
         <w:tabs>
@@ -30871,43 +34627,36 @@
         </w:tabs>
         <w:ind w:left="5760" w:hanging="360"/>
       </w:pPr>
-      <w:rPr>
-        <w:rFonts w:ascii="Wingdings" w:hAnsi="Wingdings" w:hint="default"/>
-      </w:rPr>
     </w:lvl>
     <w:lvl w:ilvl="8">
       <w:numFmt w:val="decimal"/>
       <w:lvlText w:val=""/>
       <w:lvlJc w:val="left"/>
-      <w:pPr>
-        <w:ind w:left="0" w:firstLine="0"/>
-      </w:pPr>
     </w:lvl>
   </w:abstractNum>
-  <w:abstractNum w:abstractNumId="23" w15:restartNumberingAfterBreak="0">
-    <w:nsid w:val="49224F5E"/>
-    <w:multiLevelType w:val="hybridMultilevel"/>
-    <w:tmpl w:val="3EF25212"/>
-    <w:lvl w:ilvl="0" w:tplc="9D683B98">
-      <w:start w:val="1"/>
-      <w:numFmt w:val="decimal"/>
-      <w:pStyle w:val="A"/>
-      <w:lvlText w:val="A%1"/>
+  <w:abstractNum w:abstractNumId="43" w15:restartNumberingAfterBreak="0">
+    <w:nsid w:val="76AB507D"/>
+    <w:multiLevelType w:val="multilevel"/>
+    <w:tmpl w:val="19DC53BC"/>
+    <w:lvl w:ilvl="0">
+      <w:start w:val="1"/>
+      <w:numFmt w:val="bullet"/>
+      <w:lvlText w:val=""/>
       <w:lvlJc w:val="left"/>
       <w:pPr>
         <w:tabs>
-          <w:tab w:val="num" w:pos="1800"/>
+          <w:tab w:val="num" w:pos="720"/>
         </w:tabs>
-        <w:ind w:left="1800" w:hanging="360"/>
+        <w:ind w:left="720" w:hanging="360"/>
       </w:pPr>
       <w:rPr>
-        <w:rFonts w:hint="default"/>
+        <w:rFonts w:ascii="Symbol" w:hAnsi="Symbol" w:hint="default"/>
       </w:rPr>
     </w:lvl>
-    <w:lvl w:ilvl="1" w:tplc="04090019">
-      <w:start w:val="1"/>
-      <w:numFmt w:val="lowerLetter"/>
-      <w:lvlText w:val="%2."/>
+    <w:lvl w:ilvl="1">
+      <w:start w:val="1"/>
+      <w:numFmt w:val="bullet"/>
+      <w:lvlText w:val=""/>
       <w:lvlJc w:val="left"/>
       <w:pPr>
         <w:tabs>
@@ -30915,23 +34664,29 @@
         </w:tabs>
         <w:ind w:left="1440" w:hanging="360"/>
       </w:pPr>
-    </w:lvl>
-    <w:lvl w:ilvl="2" w:tplc="0409001B">
-      <w:start w:val="1"/>
-      <w:numFmt w:val="lowerRoman"/>
-      <w:lvlText w:val="%3."/>
-      <w:lvlJc w:val="right"/>
+      <w:rPr>
+        <w:rFonts w:ascii="Wingdings" w:hAnsi="Wingdings" w:hint="default"/>
+      </w:rPr>
+    </w:lvl>
+    <w:lvl w:ilvl="2">
+      <w:start w:val="1"/>
+      <w:numFmt w:val="bullet"/>
+      <w:lvlText w:val=""/>
+      <w:lvlJc w:val="left"/>
       <w:pPr>
         <w:tabs>
           <w:tab w:val="num" w:pos="2160"/>
         </w:tabs>
-        <w:ind w:left="2160" w:hanging="180"/>
-      </w:pPr>
-    </w:lvl>
-    <w:lvl w:ilvl="3" w:tplc="0409000F" w:tentative="1">
-      <w:start w:val="1"/>
-      <w:numFmt w:val="decimal"/>
-      <w:lvlText w:val="%4."/>
+        <w:ind w:left="2160" w:hanging="360"/>
+      </w:pPr>
+      <w:rPr>
+        <w:rFonts w:ascii="Wingdings" w:hAnsi="Wingdings" w:hint="default"/>
+      </w:rPr>
+    </w:lvl>
+    <w:lvl w:ilvl="3">
+      <w:start w:val="1"/>
+      <w:numFmt w:val="bullet"/>
+      <w:lvlText w:val=""/>
       <w:lvlJc w:val="left"/>
       <w:pPr>
         <w:tabs>
@@ -30939,11 +34694,14 @@
         </w:tabs>
         <w:ind w:left="2880" w:hanging="360"/>
       </w:pPr>
-    </w:lvl>
-    <w:lvl w:ilvl="4" w:tplc="04090019" w:tentative="1">
-      <w:start w:val="1"/>
-      <w:numFmt w:val="lowerLetter"/>
-      <w:lvlText w:val="%5."/>
+      <w:rPr>
+        <w:rFonts w:ascii="Wingdings" w:hAnsi="Wingdings" w:hint="default"/>
+      </w:rPr>
+    </w:lvl>
+    <w:lvl w:ilvl="4">
+      <w:start w:val="1"/>
+      <w:numFmt w:val="bullet"/>
+      <w:lvlText w:val=""/>
       <w:lvlJc w:val="left"/>
       <w:pPr>
         <w:tabs>
@@ -30951,23 +34709,29 @@
         </w:tabs>
         <w:ind w:left="3600" w:hanging="360"/>
       </w:pPr>
-    </w:lvl>
-    <w:lvl w:ilvl="5" w:tplc="0409001B" w:tentative="1">
-      <w:start w:val="1"/>
-      <w:numFmt w:val="lowerRoman"/>
-      <w:lvlText w:val="%6."/>
-      <w:lvlJc w:val="right"/>
+      <w:rPr>
+        <w:rFonts w:ascii="Wingdings" w:hAnsi="Wingdings" w:hint="default"/>
+      </w:rPr>
+    </w:lvl>
+    <w:lvl w:ilvl="5">
+      <w:start w:val="1"/>
+      <w:numFmt w:val="bullet"/>
+      <w:lvlText w:val=""/>
+      <w:lvlJc w:val="left"/>
       <w:pPr>
         <w:tabs>
           <w:tab w:val="num" w:pos="4320"/>
         </w:tabs>
-        <w:ind w:left="4320" w:hanging="180"/>
-      </w:pPr>
-    </w:lvl>
-    <w:lvl w:ilvl="6" w:tplc="0409000F" w:tentative="1">
-      <w:start w:val="1"/>
-      <w:numFmt w:val="decimal"/>
-      <w:lvlText w:val="%7."/>
+        <w:ind w:left="4320" w:hanging="360"/>
+      </w:pPr>
+      <w:rPr>
+        <w:rFonts w:ascii="Wingdings" w:hAnsi="Wingdings" w:hint="default"/>
+      </w:rPr>
+    </w:lvl>
+    <w:lvl w:ilvl="6">
+      <w:start w:val="1"/>
+      <w:numFmt w:val="bullet"/>
+      <w:lvlText w:val=""/>
       <w:lvlJc w:val="left"/>
       <w:pPr>
         <w:tabs>
@@ -30975,11 +34739,14 @@
         </w:tabs>
         <w:ind w:left="5040" w:hanging="360"/>
       </w:pPr>
-    </w:lvl>
-    <w:lvl w:ilvl="7" w:tplc="04090019" w:tentative="1">
-      <w:start w:val="1"/>
-      <w:numFmt w:val="lowerLetter"/>
-      <w:lvlText w:val="%8."/>
+      <w:rPr>
+        <w:rFonts w:ascii="Wingdings" w:hAnsi="Wingdings" w:hint="default"/>
+      </w:rPr>
+    </w:lvl>
+    <w:lvl w:ilvl="7">
+      <w:start w:val="1"/>
+      <w:numFmt w:val="bullet"/>
+      <w:lvlText w:val=""/>
       <w:lvlJc w:val="left"/>
       <w:pPr>
         <w:tabs>
@@ -30987,375 +34754,6 @@
         </w:tabs>
         <w:ind w:left="5760" w:hanging="360"/>
       </w:pPr>
-    </w:lvl>
-    <w:lvl w:ilvl="8" w:tplc="0409001B" w:tentative="1">
-      <w:start w:val="1"/>
-      <w:numFmt w:val="lowerRoman"/>
-      <w:lvlText w:val="%9."/>
-      <w:lvlJc w:val="right"/>
-      <w:pPr>
-        <w:tabs>
-          <w:tab w:val="num" w:pos="6480"/>
-        </w:tabs>
-        <w:ind w:left="6480" w:hanging="180"/>
-      </w:pPr>
-    </w:lvl>
-  </w:abstractNum>
-  <w:abstractNum w:abstractNumId="24" w15:restartNumberingAfterBreak="0">
-    <w:nsid w:val="4A2779C4"/>
-    <w:multiLevelType w:val="multilevel"/>
-    <w:tmpl w:val="5518E24A"/>
-    <w:lvl w:ilvl="0">
-      <w:start w:val="1"/>
-      <w:numFmt w:val="bullet"/>
-      <w:lvlText w:val=""/>
-      <w:lvlJc w:val="left"/>
-      <w:pPr>
-        <w:tabs>
-          <w:tab w:val="num" w:pos="720"/>
-        </w:tabs>
-        <w:ind w:left="720" w:hanging="360"/>
-      </w:pPr>
-      <w:rPr>
-        <w:rFonts w:ascii="Symbol" w:hAnsi="Symbol" w:hint="default"/>
-        <w:sz w:val="20"/>
-      </w:rPr>
-    </w:lvl>
-    <w:lvl w:ilvl="1">
-      <w:start w:val="1"/>
-      <w:numFmt w:val="bullet"/>
-      <w:lvlText w:val="o"/>
-      <w:lvlJc w:val="left"/>
-      <w:pPr>
-        <w:tabs>
-          <w:tab w:val="num" w:pos="1440"/>
-        </w:tabs>
-        <w:ind w:left="1440" w:hanging="360"/>
-      </w:pPr>
-      <w:rPr>
-        <w:rFonts w:ascii="Courier New" w:hAnsi="Courier New" w:hint="default"/>
-        <w:sz w:val="20"/>
-      </w:rPr>
-    </w:lvl>
-    <w:lvl w:ilvl="2" w:tentative="1">
-      <w:start w:val="1"/>
-      <w:numFmt w:val="bullet"/>
-      <w:lvlText w:val=""/>
-      <w:lvlJc w:val="left"/>
-      <w:pPr>
-        <w:tabs>
-          <w:tab w:val="num" w:pos="2160"/>
-        </w:tabs>
-        <w:ind w:left="2160" w:hanging="360"/>
-      </w:pPr>
-      <w:rPr>
-        <w:rFonts w:ascii="Wingdings" w:hAnsi="Wingdings" w:hint="default"/>
-        <w:sz w:val="20"/>
-      </w:rPr>
-    </w:lvl>
-    <w:lvl w:ilvl="3" w:tentative="1">
-      <w:start w:val="1"/>
-      <w:numFmt w:val="bullet"/>
-      <w:lvlText w:val=""/>
-      <w:lvlJc w:val="left"/>
-      <w:pPr>
-        <w:tabs>
-          <w:tab w:val="num" w:pos="2880"/>
-        </w:tabs>
-        <w:ind w:left="2880" w:hanging="360"/>
-      </w:pPr>
-      <w:rPr>
-        <w:rFonts w:ascii="Wingdings" w:hAnsi="Wingdings" w:hint="default"/>
-        <w:sz w:val="20"/>
-      </w:rPr>
-    </w:lvl>
-    <w:lvl w:ilvl="4" w:tentative="1">
-      <w:start w:val="1"/>
-      <w:numFmt w:val="bullet"/>
-      <w:lvlText w:val=""/>
-      <w:lvlJc w:val="left"/>
-      <w:pPr>
-        <w:tabs>
-          <w:tab w:val="num" w:pos="3600"/>
-        </w:tabs>
-        <w:ind w:left="3600" w:hanging="360"/>
-      </w:pPr>
-      <w:rPr>
-        <w:rFonts w:ascii="Wingdings" w:hAnsi="Wingdings" w:hint="default"/>
-        <w:sz w:val="20"/>
-      </w:rPr>
-    </w:lvl>
-    <w:lvl w:ilvl="5" w:tentative="1">
-      <w:start w:val="1"/>
-      <w:numFmt w:val="bullet"/>
-      <w:lvlText w:val=""/>
-      <w:lvlJc w:val="left"/>
-      <w:pPr>
-        <w:tabs>
-          <w:tab w:val="num" w:pos="4320"/>
-        </w:tabs>
-        <w:ind w:left="4320" w:hanging="360"/>
-      </w:pPr>
-      <w:rPr>
-        <w:rFonts w:ascii="Wingdings" w:hAnsi="Wingdings" w:hint="default"/>
-        <w:sz w:val="20"/>
-      </w:rPr>
-    </w:lvl>
-    <w:lvl w:ilvl="6" w:tentative="1">
-      <w:start w:val="1"/>
-      <w:numFmt w:val="bullet"/>
-      <w:lvlText w:val=""/>
-      <w:lvlJc w:val="left"/>
-      <w:pPr>
-        <w:tabs>
-          <w:tab w:val="num" w:pos="5040"/>
-        </w:tabs>
-        <w:ind w:left="5040" w:hanging="360"/>
-      </w:pPr>
-      <w:rPr>
-        <w:rFonts w:ascii="Wingdings" w:hAnsi="Wingdings" w:hint="default"/>
-        <w:sz w:val="20"/>
-      </w:rPr>
-    </w:lvl>
-    <w:lvl w:ilvl="7" w:tentative="1">
-      <w:start w:val="1"/>
-      <w:numFmt w:val="bullet"/>
-      <w:lvlText w:val=""/>
-      <w:lvlJc w:val="left"/>
-      <w:pPr>
-        <w:tabs>
-          <w:tab w:val="num" w:pos="5760"/>
-        </w:tabs>
-        <w:ind w:left="5760" w:hanging="360"/>
-      </w:pPr>
-      <w:rPr>
-        <w:rFonts w:ascii="Wingdings" w:hAnsi="Wingdings" w:hint="default"/>
-        <w:sz w:val="20"/>
-      </w:rPr>
-    </w:lvl>
-    <w:lvl w:ilvl="8" w:tentative="1">
-      <w:start w:val="1"/>
-      <w:numFmt w:val="bullet"/>
-      <w:lvlText w:val=""/>
-      <w:lvlJc w:val="left"/>
-      <w:pPr>
-        <w:tabs>
-          <w:tab w:val="num" w:pos="6480"/>
-        </w:tabs>
-        <w:ind w:left="6480" w:hanging="360"/>
-      </w:pPr>
-      <w:rPr>
-        <w:rFonts w:ascii="Wingdings" w:hAnsi="Wingdings" w:hint="default"/>
-        <w:sz w:val="20"/>
-      </w:rPr>
-    </w:lvl>
-  </w:abstractNum>
-  <w:abstractNum w:abstractNumId="25" w15:restartNumberingAfterBreak="0">
-    <w:nsid w:val="4D6E4153"/>
-    <w:multiLevelType w:val="hybridMultilevel"/>
-    <w:tmpl w:val="BDACEDB0"/>
-    <w:lvl w:ilvl="0" w:tplc="1809000F">
-      <w:start w:val="1"/>
-      <w:numFmt w:val="decimal"/>
-      <w:lvlText w:val="%1."/>
-      <w:lvlJc w:val="left"/>
-      <w:pPr>
-        <w:ind w:left="720" w:hanging="360"/>
-      </w:pPr>
-    </w:lvl>
-    <w:lvl w:ilvl="1" w:tplc="18090019">
-      <w:start w:val="1"/>
-      <w:numFmt w:val="lowerLetter"/>
-      <w:lvlText w:val="%2."/>
-      <w:lvlJc w:val="left"/>
-      <w:pPr>
-        <w:ind w:left="1440" w:hanging="360"/>
-      </w:pPr>
-    </w:lvl>
-    <w:lvl w:ilvl="2" w:tplc="1809001B" w:tentative="1">
-      <w:start w:val="1"/>
-      <w:numFmt w:val="lowerRoman"/>
-      <w:lvlText w:val="%3."/>
-      <w:lvlJc w:val="right"/>
-      <w:pPr>
-        <w:ind w:left="2160" w:hanging="180"/>
-      </w:pPr>
-    </w:lvl>
-    <w:lvl w:ilvl="3" w:tplc="1809000F" w:tentative="1">
-      <w:start w:val="1"/>
-      <w:numFmt w:val="decimal"/>
-      <w:lvlText w:val="%4."/>
-      <w:lvlJc w:val="left"/>
-      <w:pPr>
-        <w:ind w:left="2880" w:hanging="360"/>
-      </w:pPr>
-    </w:lvl>
-    <w:lvl w:ilvl="4" w:tplc="18090019" w:tentative="1">
-      <w:start w:val="1"/>
-      <w:numFmt w:val="lowerLetter"/>
-      <w:lvlText w:val="%5."/>
-      <w:lvlJc w:val="left"/>
-      <w:pPr>
-        <w:ind w:left="3600" w:hanging="360"/>
-      </w:pPr>
-    </w:lvl>
-    <w:lvl w:ilvl="5" w:tplc="1809001B" w:tentative="1">
-      <w:start w:val="1"/>
-      <w:numFmt w:val="lowerRoman"/>
-      <w:lvlText w:val="%6."/>
-      <w:lvlJc w:val="right"/>
-      <w:pPr>
-        <w:ind w:left="4320" w:hanging="180"/>
-      </w:pPr>
-    </w:lvl>
-    <w:lvl w:ilvl="6" w:tplc="1809000F" w:tentative="1">
-      <w:start w:val="1"/>
-      <w:numFmt w:val="decimal"/>
-      <w:lvlText w:val="%7."/>
-      <w:lvlJc w:val="left"/>
-      <w:pPr>
-        <w:ind w:left="5040" w:hanging="360"/>
-      </w:pPr>
-    </w:lvl>
-    <w:lvl w:ilvl="7" w:tplc="18090019" w:tentative="1">
-      <w:start w:val="1"/>
-      <w:numFmt w:val="lowerLetter"/>
-      <w:lvlText w:val="%8."/>
-      <w:lvlJc w:val="left"/>
-      <w:pPr>
-        <w:ind w:left="5760" w:hanging="360"/>
-      </w:pPr>
-    </w:lvl>
-    <w:lvl w:ilvl="8" w:tplc="1809001B" w:tentative="1">
-      <w:start w:val="1"/>
-      <w:numFmt w:val="lowerRoman"/>
-      <w:lvlText w:val="%9."/>
-      <w:lvlJc w:val="right"/>
-      <w:pPr>
-        <w:ind w:left="6480" w:hanging="180"/>
-      </w:pPr>
-    </w:lvl>
-  </w:abstractNum>
-  <w:abstractNum w:abstractNumId="26" w15:restartNumberingAfterBreak="0">
-    <w:nsid w:val="4F692764"/>
-    <w:multiLevelType w:val="multilevel"/>
-    <w:tmpl w:val="C930DE6A"/>
-    <w:lvl w:ilvl="0">
-      <w:start w:val="1"/>
-      <w:numFmt w:val="bullet"/>
-      <w:lvlText w:val=""/>
-      <w:lvlJc w:val="left"/>
-      <w:pPr>
-        <w:tabs>
-          <w:tab w:val="num" w:pos="720"/>
-        </w:tabs>
-        <w:ind w:left="720" w:hanging="360"/>
-      </w:pPr>
-      <w:rPr>
-        <w:rFonts w:ascii="Wingdings" w:hAnsi="Wingdings" w:hint="default"/>
-      </w:rPr>
-    </w:lvl>
-    <w:lvl w:ilvl="1">
-      <w:start w:val="1"/>
-      <w:numFmt w:val="bullet"/>
-      <w:lvlText w:val=""/>
-      <w:lvlJc w:val="left"/>
-      <w:pPr>
-        <w:tabs>
-          <w:tab w:val="num" w:pos="1440"/>
-        </w:tabs>
-        <w:ind w:left="1440" w:hanging="360"/>
-      </w:pPr>
-      <w:rPr>
-        <w:rFonts w:ascii="Wingdings" w:hAnsi="Wingdings" w:hint="default"/>
-      </w:rPr>
-    </w:lvl>
-    <w:lvl w:ilvl="2">
-      <w:start w:val="1"/>
-      <w:numFmt w:val="bullet"/>
-      <w:lvlText w:val=""/>
-      <w:lvlJc w:val="left"/>
-      <w:pPr>
-        <w:tabs>
-          <w:tab w:val="num" w:pos="2160"/>
-        </w:tabs>
-        <w:ind w:left="2160" w:hanging="360"/>
-      </w:pPr>
-      <w:rPr>
-        <w:rFonts w:ascii="Wingdings" w:hAnsi="Wingdings" w:hint="default"/>
-      </w:rPr>
-    </w:lvl>
-    <w:lvl w:ilvl="3">
-      <w:start w:val="1"/>
-      <w:numFmt w:val="bullet"/>
-      <w:lvlText w:val=""/>
-      <w:lvlJc w:val="left"/>
-      <w:pPr>
-        <w:tabs>
-          <w:tab w:val="num" w:pos="2880"/>
-        </w:tabs>
-        <w:ind w:left="2880" w:hanging="360"/>
-      </w:pPr>
-      <w:rPr>
-        <w:rFonts w:ascii="Wingdings" w:hAnsi="Wingdings" w:hint="default"/>
-      </w:rPr>
-    </w:lvl>
-    <w:lvl w:ilvl="4">
-      <w:start w:val="1"/>
-      <w:numFmt w:val="bullet"/>
-      <w:lvlText w:val=""/>
-      <w:lvlJc w:val="left"/>
-      <w:pPr>
-        <w:tabs>
-          <w:tab w:val="num" w:pos="3600"/>
-        </w:tabs>
-        <w:ind w:left="3600" w:hanging="360"/>
-      </w:pPr>
-      <w:rPr>
-        <w:rFonts w:ascii="Wingdings" w:hAnsi="Wingdings" w:hint="default"/>
-      </w:rPr>
-    </w:lvl>
-    <w:lvl w:ilvl="5">
-      <w:start w:val="1"/>
-      <w:numFmt w:val="bullet"/>
-      <w:lvlText w:val=""/>
-      <w:lvlJc w:val="left"/>
-      <w:pPr>
-        <w:tabs>
-          <w:tab w:val="num" w:pos="4320"/>
-        </w:tabs>
-        <w:ind w:left="4320" w:hanging="360"/>
-      </w:pPr>
-      <w:rPr>
-        <w:rFonts w:ascii="Wingdings" w:hAnsi="Wingdings" w:hint="default"/>
-      </w:rPr>
-    </w:lvl>
-    <w:lvl w:ilvl="6">
-      <w:start w:val="1"/>
-      <w:numFmt w:val="bullet"/>
-      <w:lvlText w:val=""/>
-      <w:lvlJc w:val="left"/>
-      <w:pPr>
-        <w:tabs>
-          <w:tab w:val="num" w:pos="5040"/>
-        </w:tabs>
-        <w:ind w:left="5040" w:hanging="360"/>
-      </w:pPr>
-      <w:rPr>
-        <w:rFonts w:ascii="Wingdings" w:hAnsi="Wingdings" w:hint="default"/>
-      </w:rPr>
-    </w:lvl>
-    <w:lvl w:ilvl="7">
-      <w:start w:val="1"/>
-      <w:numFmt w:val="bullet"/>
-      <w:lvlText w:val=""/>
-      <w:lvlJc w:val="left"/>
-      <w:pPr>
-        <w:tabs>
-          <w:tab w:val="num" w:pos="5760"/>
-        </w:tabs>
-        <w:ind w:left="5760" w:hanging="360"/>
-      </w:pPr>
       <w:rPr>
         <w:rFonts w:ascii="Wingdings" w:hAnsi="Wingdings" w:hint="default"/>
       </w:rPr>
@@ -31364,138 +34762,22 @@
       <w:numFmt w:val="decimal"/>
       <w:lvlText w:val=""/>
       <w:lvlJc w:val="left"/>
-      <w:pPr>
-        <w:ind w:left="0" w:firstLine="0"/>
-      </w:pPr>
     </w:lvl>
   </w:abstractNum>
-  <w:abstractNum w:abstractNumId="27" w15:restartNumberingAfterBreak="0">
-    <w:nsid w:val="53407879"/>
+  <w:abstractNum w:abstractNumId="44" w15:restartNumberingAfterBreak="0">
+    <w:nsid w:val="799D3F62"/>
     <w:multiLevelType w:val="hybridMultilevel"/>
-    <w:tmpl w:val="35044D6A"/>
-    <w:lvl w:ilvl="0" w:tplc="18090001">
-      <w:start w:val="1"/>
-      <w:numFmt w:val="bullet"/>
-      <w:lvlText w:val=""/>
+    <w:tmpl w:val="583C5260"/>
+    <w:lvl w:ilvl="0" w:tplc="1809000F">
+      <w:start w:val="1"/>
+      <w:numFmt w:val="decimal"/>
+      <w:lvlText w:val="%1."/>
       <w:lvlJc w:val="left"/>
       <w:pPr>
         <w:ind w:left="720" w:hanging="360"/>
       </w:pPr>
       <w:rPr>
-        <w:rFonts w:ascii="Symbol" w:hAnsi="Symbol" w:hint="default"/>
-      </w:rPr>
-    </w:lvl>
-    <w:lvl w:ilvl="1" w:tplc="18090003" w:tentative="1">
-      <w:start w:val="1"/>
-      <w:numFmt w:val="bullet"/>
-      <w:lvlText w:val="o"/>
-      <w:lvlJc w:val="left"/>
-      <w:pPr>
-        <w:ind w:left="1440" w:hanging="360"/>
-      </w:pPr>
-      <w:rPr>
-        <w:rFonts w:ascii="Courier New" w:hAnsi="Courier New" w:cs="Courier New" w:hint="default"/>
-      </w:rPr>
-    </w:lvl>
-    <w:lvl w:ilvl="2" w:tplc="18090005" w:tentative="1">
-      <w:start w:val="1"/>
-      <w:numFmt w:val="bullet"/>
-      <w:lvlText w:val=""/>
-      <w:lvlJc w:val="left"/>
-      <w:pPr>
-        <w:ind w:left="2160" w:hanging="360"/>
-      </w:pPr>
-      <w:rPr>
-        <w:rFonts w:ascii="Wingdings" w:hAnsi="Wingdings" w:hint="default"/>
-      </w:rPr>
-    </w:lvl>
-    <w:lvl w:ilvl="3" w:tplc="18090001" w:tentative="1">
-      <w:start w:val="1"/>
-      <w:numFmt w:val="bullet"/>
-      <w:lvlText w:val=""/>
-      <w:lvlJc w:val="left"/>
-      <w:pPr>
-        <w:ind w:left="2880" w:hanging="360"/>
-      </w:pPr>
-      <w:rPr>
-        <w:rFonts w:ascii="Symbol" w:hAnsi="Symbol" w:hint="default"/>
-      </w:rPr>
-    </w:lvl>
-    <w:lvl w:ilvl="4" w:tplc="18090003" w:tentative="1">
-      <w:start w:val="1"/>
-      <w:numFmt w:val="bullet"/>
-      <w:lvlText w:val="o"/>
-      <w:lvlJc w:val="left"/>
-      <w:pPr>
-        <w:ind w:left="3600" w:hanging="360"/>
-      </w:pPr>
-      <w:rPr>
-        <w:rFonts w:ascii="Courier New" w:hAnsi="Courier New" w:cs="Courier New" w:hint="default"/>
-      </w:rPr>
-    </w:lvl>
-    <w:lvl w:ilvl="5" w:tplc="18090005" w:tentative="1">
-      <w:start w:val="1"/>
-      <w:numFmt w:val="bullet"/>
-      <w:lvlText w:val=""/>
-      <w:lvlJc w:val="left"/>
-      <w:pPr>
-        <w:ind w:left="4320" w:hanging="360"/>
-      </w:pPr>
-      <w:rPr>
-        <w:rFonts w:ascii="Wingdings" w:hAnsi="Wingdings" w:hint="default"/>
-      </w:rPr>
-    </w:lvl>
-    <w:lvl w:ilvl="6" w:tplc="18090001" w:tentative="1">
-      <w:start w:val="1"/>
-      <w:numFmt w:val="bullet"/>
-      <w:lvlText w:val=""/>
-      <w:lvlJc w:val="left"/>
-      <w:pPr>
-        <w:ind w:left="5040" w:hanging="360"/>
-      </w:pPr>
-      <w:rPr>
-        <w:rFonts w:ascii="Symbol" w:hAnsi="Symbol" w:hint="default"/>
-      </w:rPr>
-    </w:lvl>
-    <w:lvl w:ilvl="7" w:tplc="18090003" w:tentative="1">
-      <w:start w:val="1"/>
-      <w:numFmt w:val="bullet"/>
-      <w:lvlText w:val="o"/>
-      <w:lvlJc w:val="left"/>
-      <w:pPr>
-        <w:ind w:left="5760" w:hanging="360"/>
-      </w:pPr>
-      <w:rPr>
-        <w:rFonts w:ascii="Courier New" w:hAnsi="Courier New" w:cs="Courier New" w:hint="default"/>
-      </w:rPr>
-    </w:lvl>
-    <w:lvl w:ilvl="8" w:tplc="18090005" w:tentative="1">
-      <w:start w:val="1"/>
-      <w:numFmt w:val="bullet"/>
-      <w:lvlText w:val=""/>
-      <w:lvlJc w:val="left"/>
-      <w:pPr>
-        <w:ind w:left="6480" w:hanging="360"/>
-      </w:pPr>
-      <w:rPr>
-        <w:rFonts w:ascii="Wingdings" w:hAnsi="Wingdings" w:hint="default"/>
-      </w:rPr>
-    </w:lvl>
-  </w:abstractNum>
-  <w:abstractNum w:abstractNumId="28" w15:restartNumberingAfterBreak="0">
-    <w:nsid w:val="54283B40"/>
-    <w:multiLevelType w:val="hybridMultilevel"/>
-    <w:tmpl w:val="534AA008"/>
-    <w:lvl w:ilvl="0" w:tplc="18090001">
-      <w:start w:val="1"/>
-      <w:numFmt w:val="bullet"/>
-      <w:lvlText w:val=""/>
-      <w:lvlJc w:val="left"/>
-      <w:pPr>
-        <w:ind w:left="720" w:hanging="360"/>
-      </w:pPr>
-      <w:rPr>
-        <w:rFonts w:ascii="Symbol" w:hAnsi="Symbol" w:hint="default"/>
+        <w:rFonts w:hint="default"/>
       </w:rPr>
     </w:lvl>
     <w:lvl w:ilvl="1" w:tplc="FFFFFFFF">
@@ -31518,7 +34800,7 @@
         <w:rFonts w:ascii="Calibri" w:eastAsiaTheme="minorEastAsia" w:hAnsi="Calibri" w:cs="Calibri" w:hint="default"/>
       </w:rPr>
     </w:lvl>
-    <w:lvl w:ilvl="3" w:tplc="FFFFFFFF" w:tentative="1">
+    <w:lvl w:ilvl="3" w:tplc="FFFFFFFF">
       <w:start w:val="1"/>
       <w:numFmt w:val="decimal"/>
       <w:lvlText w:val="%4."/>
@@ -31526,6 +34808,9 @@
       <w:pPr>
         <w:ind w:left="2880" w:hanging="360"/>
       </w:pPr>
+      <w:rPr>
+        <w:rFonts w:hint="default"/>
+      </w:rPr>
     </w:lvl>
     <w:lvl w:ilvl="4" w:tplc="FFFFFFFF" w:tentative="1">
       <w:start w:val="1"/>
@@ -31573,1205 +34858,7 @@
       </w:pPr>
     </w:lvl>
   </w:abstractNum>
-  <w:abstractNum w:abstractNumId="29" w15:restartNumberingAfterBreak="0">
-    <w:nsid w:val="5445182A"/>
-    <w:multiLevelType w:val="multilevel"/>
-    <w:tmpl w:val="80D60572"/>
-    <w:lvl w:ilvl="0">
-      <w:start w:val="1"/>
-      <w:numFmt w:val="bullet"/>
-      <w:lvlText w:val=""/>
-      <w:lvlJc w:val="left"/>
-      <w:pPr>
-        <w:tabs>
-          <w:tab w:val="num" w:pos="720"/>
-        </w:tabs>
-        <w:ind w:left="720" w:hanging="360"/>
-      </w:pPr>
-      <w:rPr>
-        <w:rFonts w:ascii="Symbol" w:hAnsi="Symbol" w:hint="default"/>
-        <w:sz w:val="20"/>
-      </w:rPr>
-    </w:lvl>
-    <w:lvl w:ilvl="1" w:tentative="1">
-      <w:start w:val="1"/>
-      <w:numFmt w:val="bullet"/>
-      <w:lvlText w:val="o"/>
-      <w:lvlJc w:val="left"/>
-      <w:pPr>
-        <w:tabs>
-          <w:tab w:val="num" w:pos="1440"/>
-        </w:tabs>
-        <w:ind w:left="1440" w:hanging="360"/>
-      </w:pPr>
-      <w:rPr>
-        <w:rFonts w:ascii="Courier New" w:hAnsi="Courier New" w:hint="default"/>
-        <w:sz w:val="20"/>
-      </w:rPr>
-    </w:lvl>
-    <w:lvl w:ilvl="2" w:tentative="1">
-      <w:start w:val="1"/>
-      <w:numFmt w:val="bullet"/>
-      <w:lvlText w:val=""/>
-      <w:lvlJc w:val="left"/>
-      <w:pPr>
-        <w:tabs>
-          <w:tab w:val="num" w:pos="2160"/>
-        </w:tabs>
-        <w:ind w:left="2160" w:hanging="360"/>
-      </w:pPr>
-      <w:rPr>
-        <w:rFonts w:ascii="Wingdings" w:hAnsi="Wingdings" w:hint="default"/>
-        <w:sz w:val="20"/>
-      </w:rPr>
-    </w:lvl>
-    <w:lvl w:ilvl="3" w:tentative="1">
-      <w:start w:val="1"/>
-      <w:numFmt w:val="bullet"/>
-      <w:lvlText w:val=""/>
-      <w:lvlJc w:val="left"/>
-      <w:pPr>
-        <w:tabs>
-          <w:tab w:val="num" w:pos="2880"/>
-        </w:tabs>
-        <w:ind w:left="2880" w:hanging="360"/>
-      </w:pPr>
-      <w:rPr>
-        <w:rFonts w:ascii="Wingdings" w:hAnsi="Wingdings" w:hint="default"/>
-        <w:sz w:val="20"/>
-      </w:rPr>
-    </w:lvl>
-    <w:lvl w:ilvl="4" w:tentative="1">
-      <w:start w:val="1"/>
-      <w:numFmt w:val="bullet"/>
-      <w:lvlText w:val=""/>
-      <w:lvlJc w:val="left"/>
-      <w:pPr>
-        <w:tabs>
-          <w:tab w:val="num" w:pos="3600"/>
-        </w:tabs>
-        <w:ind w:left="3600" w:hanging="360"/>
-      </w:pPr>
-      <w:rPr>
-        <w:rFonts w:ascii="Wingdings" w:hAnsi="Wingdings" w:hint="default"/>
-        <w:sz w:val="20"/>
-      </w:rPr>
-    </w:lvl>
-    <w:lvl w:ilvl="5" w:tentative="1">
-      <w:start w:val="1"/>
-      <w:numFmt w:val="bullet"/>
-      <w:lvlText w:val=""/>
-      <w:lvlJc w:val="left"/>
-      <w:pPr>
-        <w:tabs>
-          <w:tab w:val="num" w:pos="4320"/>
-        </w:tabs>
-        <w:ind w:left="4320" w:hanging="360"/>
-      </w:pPr>
-      <w:rPr>
-        <w:rFonts w:ascii="Wingdings" w:hAnsi="Wingdings" w:hint="default"/>
-        <w:sz w:val="20"/>
-      </w:rPr>
-    </w:lvl>
-    <w:lvl w:ilvl="6" w:tentative="1">
-      <w:start w:val="1"/>
-      <w:numFmt w:val="bullet"/>
-      <w:lvlText w:val=""/>
-      <w:lvlJc w:val="left"/>
-      <w:pPr>
-        <w:tabs>
-          <w:tab w:val="num" w:pos="5040"/>
-        </w:tabs>
-        <w:ind w:left="5040" w:hanging="360"/>
-      </w:pPr>
-      <w:rPr>
-        <w:rFonts w:ascii="Wingdings" w:hAnsi="Wingdings" w:hint="default"/>
-        <w:sz w:val="20"/>
-      </w:rPr>
-    </w:lvl>
-    <w:lvl w:ilvl="7" w:tentative="1">
-      <w:start w:val="1"/>
-      <w:numFmt w:val="bullet"/>
-      <w:lvlText w:val=""/>
-      <w:lvlJc w:val="left"/>
-      <w:pPr>
-        <w:tabs>
-          <w:tab w:val="num" w:pos="5760"/>
-        </w:tabs>
-        <w:ind w:left="5760" w:hanging="360"/>
-      </w:pPr>
-      <w:rPr>
-        <w:rFonts w:ascii="Wingdings" w:hAnsi="Wingdings" w:hint="default"/>
-        <w:sz w:val="20"/>
-      </w:rPr>
-    </w:lvl>
-    <w:lvl w:ilvl="8" w:tentative="1">
-      <w:start w:val="1"/>
-      <w:numFmt w:val="bullet"/>
-      <w:lvlText w:val=""/>
-      <w:lvlJc w:val="left"/>
-      <w:pPr>
-        <w:tabs>
-          <w:tab w:val="num" w:pos="6480"/>
-        </w:tabs>
-        <w:ind w:left="6480" w:hanging="360"/>
-      </w:pPr>
-      <w:rPr>
-        <w:rFonts w:ascii="Wingdings" w:hAnsi="Wingdings" w:hint="default"/>
-        <w:sz w:val="20"/>
-      </w:rPr>
-    </w:lvl>
-  </w:abstractNum>
-  <w:abstractNum w:abstractNumId="30" w15:restartNumberingAfterBreak="0">
-    <w:nsid w:val="5470089E"/>
-    <w:multiLevelType w:val="multilevel"/>
-    <w:tmpl w:val="8EE46A0C"/>
-    <w:lvl w:ilvl="0">
-      <w:start w:val="1"/>
-      <w:numFmt w:val="bullet"/>
-      <w:lvlText w:val=""/>
-      <w:lvlJc w:val="left"/>
-      <w:pPr>
-        <w:tabs>
-          <w:tab w:val="num" w:pos="720"/>
-        </w:tabs>
-        <w:ind w:left="720" w:hanging="360"/>
-      </w:pPr>
-      <w:rPr>
-        <w:rFonts w:ascii="Symbol" w:hAnsi="Symbol" w:hint="default"/>
-        <w:sz w:val="20"/>
-      </w:rPr>
-    </w:lvl>
-    <w:lvl w:ilvl="1" w:tentative="1">
-      <w:start w:val="1"/>
-      <w:numFmt w:val="bullet"/>
-      <w:lvlText w:val=""/>
-      <w:lvlJc w:val="left"/>
-      <w:pPr>
-        <w:tabs>
-          <w:tab w:val="num" w:pos="1440"/>
-        </w:tabs>
-        <w:ind w:left="1440" w:hanging="360"/>
-      </w:pPr>
-      <w:rPr>
-        <w:rFonts w:ascii="Symbol" w:hAnsi="Symbol" w:hint="default"/>
-        <w:sz w:val="20"/>
-      </w:rPr>
-    </w:lvl>
-    <w:lvl w:ilvl="2" w:tentative="1">
-      <w:start w:val="1"/>
-      <w:numFmt w:val="bullet"/>
-      <w:lvlText w:val=""/>
-      <w:lvlJc w:val="left"/>
-      <w:pPr>
-        <w:tabs>
-          <w:tab w:val="num" w:pos="2160"/>
-        </w:tabs>
-        <w:ind w:left="2160" w:hanging="360"/>
-      </w:pPr>
-      <w:rPr>
-        <w:rFonts w:ascii="Symbol" w:hAnsi="Symbol" w:hint="default"/>
-        <w:sz w:val="20"/>
-      </w:rPr>
-    </w:lvl>
-    <w:lvl w:ilvl="3" w:tentative="1">
-      <w:start w:val="1"/>
-      <w:numFmt w:val="bullet"/>
-      <w:lvlText w:val=""/>
-      <w:lvlJc w:val="left"/>
-      <w:pPr>
-        <w:tabs>
-          <w:tab w:val="num" w:pos="2880"/>
-        </w:tabs>
-        <w:ind w:left="2880" w:hanging="360"/>
-      </w:pPr>
-      <w:rPr>
-        <w:rFonts w:ascii="Symbol" w:hAnsi="Symbol" w:hint="default"/>
-        <w:sz w:val="20"/>
-      </w:rPr>
-    </w:lvl>
-    <w:lvl w:ilvl="4" w:tentative="1">
-      <w:start w:val="1"/>
-      <w:numFmt w:val="bullet"/>
-      <w:lvlText w:val=""/>
-      <w:lvlJc w:val="left"/>
-      <w:pPr>
-        <w:tabs>
-          <w:tab w:val="num" w:pos="3600"/>
-        </w:tabs>
-        <w:ind w:left="3600" w:hanging="360"/>
-      </w:pPr>
-      <w:rPr>
-        <w:rFonts w:ascii="Symbol" w:hAnsi="Symbol" w:hint="default"/>
-        <w:sz w:val="20"/>
-      </w:rPr>
-    </w:lvl>
-    <w:lvl w:ilvl="5" w:tentative="1">
-      <w:start w:val="1"/>
-      <w:numFmt w:val="bullet"/>
-      <w:lvlText w:val=""/>
-      <w:lvlJc w:val="left"/>
-      <w:pPr>
-        <w:tabs>
-          <w:tab w:val="num" w:pos="4320"/>
-        </w:tabs>
-        <w:ind w:left="4320" w:hanging="360"/>
-      </w:pPr>
-      <w:rPr>
-        <w:rFonts w:ascii="Symbol" w:hAnsi="Symbol" w:hint="default"/>
-        <w:sz w:val="20"/>
-      </w:rPr>
-    </w:lvl>
-    <w:lvl w:ilvl="6" w:tentative="1">
-      <w:start w:val="1"/>
-      <w:numFmt w:val="bullet"/>
-      <w:lvlText w:val=""/>
-      <w:lvlJc w:val="left"/>
-      <w:pPr>
-        <w:tabs>
-          <w:tab w:val="num" w:pos="5040"/>
-        </w:tabs>
-        <w:ind w:left="5040" w:hanging="360"/>
-      </w:pPr>
-      <w:rPr>
-        <w:rFonts w:ascii="Symbol" w:hAnsi="Symbol" w:hint="default"/>
-        <w:sz w:val="20"/>
-      </w:rPr>
-    </w:lvl>
-    <w:lvl w:ilvl="7" w:tentative="1">
-      <w:start w:val="1"/>
-      <w:numFmt w:val="bullet"/>
-      <w:lvlText w:val=""/>
-      <w:lvlJc w:val="left"/>
-      <w:pPr>
-        <w:tabs>
-          <w:tab w:val="num" w:pos="5760"/>
-        </w:tabs>
-        <w:ind w:left="5760" w:hanging="360"/>
-      </w:pPr>
-      <w:rPr>
-        <w:rFonts w:ascii="Symbol" w:hAnsi="Symbol" w:hint="default"/>
-        <w:sz w:val="20"/>
-      </w:rPr>
-    </w:lvl>
-    <w:lvl w:ilvl="8" w:tentative="1">
-      <w:start w:val="1"/>
-      <w:numFmt w:val="bullet"/>
-      <w:lvlText w:val=""/>
-      <w:lvlJc w:val="left"/>
-      <w:pPr>
-        <w:tabs>
-          <w:tab w:val="num" w:pos="6480"/>
-        </w:tabs>
-        <w:ind w:left="6480" w:hanging="360"/>
-      </w:pPr>
-      <w:rPr>
-        <w:rFonts w:ascii="Symbol" w:hAnsi="Symbol" w:hint="default"/>
-        <w:sz w:val="20"/>
-      </w:rPr>
-    </w:lvl>
-  </w:abstractNum>
-  <w:abstractNum w:abstractNumId="31" w15:restartNumberingAfterBreak="0">
-    <w:nsid w:val="5E275687"/>
-    <w:multiLevelType w:val="multilevel"/>
-    <w:tmpl w:val="69601FC8"/>
-    <w:lvl w:ilvl="0">
-      <w:start w:val="1"/>
-      <w:numFmt w:val="decimal"/>
-      <w:lvlText w:val="%1."/>
-      <w:lvlJc w:val="left"/>
-      <w:pPr>
-        <w:tabs>
-          <w:tab w:val="num" w:pos="720"/>
-        </w:tabs>
-        <w:ind w:left="720" w:hanging="360"/>
-      </w:pPr>
-    </w:lvl>
-    <w:lvl w:ilvl="1" w:tentative="1">
-      <w:start w:val="1"/>
-      <w:numFmt w:val="decimal"/>
-      <w:lvlText w:val="%2."/>
-      <w:lvlJc w:val="left"/>
-      <w:pPr>
-        <w:tabs>
-          <w:tab w:val="num" w:pos="1440"/>
-        </w:tabs>
-        <w:ind w:left="1440" w:hanging="360"/>
-      </w:pPr>
-    </w:lvl>
-    <w:lvl w:ilvl="2" w:tentative="1">
-      <w:start w:val="1"/>
-      <w:numFmt w:val="decimal"/>
-      <w:lvlText w:val="%3."/>
-      <w:lvlJc w:val="left"/>
-      <w:pPr>
-        <w:tabs>
-          <w:tab w:val="num" w:pos="2160"/>
-        </w:tabs>
-        <w:ind w:left="2160" w:hanging="360"/>
-      </w:pPr>
-    </w:lvl>
-    <w:lvl w:ilvl="3" w:tentative="1">
-      <w:start w:val="1"/>
-      <w:numFmt w:val="decimal"/>
-      <w:lvlText w:val="%4."/>
-      <w:lvlJc w:val="left"/>
-      <w:pPr>
-        <w:tabs>
-          <w:tab w:val="num" w:pos="2880"/>
-        </w:tabs>
-        <w:ind w:left="2880" w:hanging="360"/>
-      </w:pPr>
-    </w:lvl>
-    <w:lvl w:ilvl="4" w:tentative="1">
-      <w:start w:val="1"/>
-      <w:numFmt w:val="decimal"/>
-      <w:lvlText w:val="%5."/>
-      <w:lvlJc w:val="left"/>
-      <w:pPr>
-        <w:tabs>
-          <w:tab w:val="num" w:pos="3600"/>
-        </w:tabs>
-        <w:ind w:left="3600" w:hanging="360"/>
-      </w:pPr>
-    </w:lvl>
-    <w:lvl w:ilvl="5" w:tentative="1">
-      <w:start w:val="1"/>
-      <w:numFmt w:val="decimal"/>
-      <w:lvlText w:val="%6."/>
-      <w:lvlJc w:val="left"/>
-      <w:pPr>
-        <w:tabs>
-          <w:tab w:val="num" w:pos="4320"/>
-        </w:tabs>
-        <w:ind w:left="4320" w:hanging="360"/>
-      </w:pPr>
-    </w:lvl>
-    <w:lvl w:ilvl="6" w:tentative="1">
-      <w:start w:val="1"/>
-      <w:numFmt w:val="decimal"/>
-      <w:lvlText w:val="%7."/>
-      <w:lvlJc w:val="left"/>
-      <w:pPr>
-        <w:tabs>
-          <w:tab w:val="num" w:pos="5040"/>
-        </w:tabs>
-        <w:ind w:left="5040" w:hanging="360"/>
-      </w:pPr>
-    </w:lvl>
-    <w:lvl w:ilvl="7" w:tentative="1">
-      <w:start w:val="1"/>
-      <w:numFmt w:val="decimal"/>
-      <w:lvlText w:val="%8."/>
-      <w:lvlJc w:val="left"/>
-      <w:pPr>
-        <w:tabs>
-          <w:tab w:val="num" w:pos="5760"/>
-        </w:tabs>
-        <w:ind w:left="5760" w:hanging="360"/>
-      </w:pPr>
-    </w:lvl>
-    <w:lvl w:ilvl="8" w:tentative="1">
-      <w:start w:val="1"/>
-      <w:numFmt w:val="decimal"/>
-      <w:lvlText w:val="%9."/>
-      <w:lvlJc w:val="left"/>
-      <w:pPr>
-        <w:tabs>
-          <w:tab w:val="num" w:pos="6480"/>
-        </w:tabs>
-        <w:ind w:left="6480" w:hanging="360"/>
-      </w:pPr>
-    </w:lvl>
-  </w:abstractNum>
-  <w:abstractNum w:abstractNumId="32" w15:restartNumberingAfterBreak="0">
-    <w:nsid w:val="63922606"/>
-    <w:multiLevelType w:val="multilevel"/>
-    <w:tmpl w:val="D8225180"/>
-    <w:lvl w:ilvl="0">
-      <w:start w:val="1"/>
-      <w:numFmt w:val="bullet"/>
-      <w:lvlText w:val=""/>
-      <w:lvlJc w:val="left"/>
-      <w:pPr>
-        <w:tabs>
-          <w:tab w:val="num" w:pos="720"/>
-        </w:tabs>
-        <w:ind w:left="720" w:hanging="360"/>
-      </w:pPr>
-      <w:rPr>
-        <w:rFonts w:ascii="Symbol" w:hAnsi="Symbol" w:hint="default"/>
-        <w:sz w:val="20"/>
-      </w:rPr>
-    </w:lvl>
-    <w:lvl w:ilvl="1" w:tentative="1">
-      <w:start w:val="1"/>
-      <w:numFmt w:val="bullet"/>
-      <w:lvlText w:val="o"/>
-      <w:lvlJc w:val="left"/>
-      <w:pPr>
-        <w:tabs>
-          <w:tab w:val="num" w:pos="1440"/>
-        </w:tabs>
-        <w:ind w:left="1440" w:hanging="360"/>
-      </w:pPr>
-      <w:rPr>
-        <w:rFonts w:ascii="Courier New" w:hAnsi="Courier New" w:hint="default"/>
-        <w:sz w:val="20"/>
-      </w:rPr>
-    </w:lvl>
-    <w:lvl w:ilvl="2" w:tentative="1">
-      <w:start w:val="1"/>
-      <w:numFmt w:val="bullet"/>
-      <w:lvlText w:val=""/>
-      <w:lvlJc w:val="left"/>
-      <w:pPr>
-        <w:tabs>
-          <w:tab w:val="num" w:pos="2160"/>
-        </w:tabs>
-        <w:ind w:left="2160" w:hanging="360"/>
-      </w:pPr>
-      <w:rPr>
-        <w:rFonts w:ascii="Wingdings" w:hAnsi="Wingdings" w:hint="default"/>
-        <w:sz w:val="20"/>
-      </w:rPr>
-    </w:lvl>
-    <w:lvl w:ilvl="3" w:tentative="1">
-      <w:start w:val="1"/>
-      <w:numFmt w:val="bullet"/>
-      <w:lvlText w:val=""/>
-      <w:lvlJc w:val="left"/>
-      <w:pPr>
-        <w:tabs>
-          <w:tab w:val="num" w:pos="2880"/>
-        </w:tabs>
-        <w:ind w:left="2880" w:hanging="360"/>
-      </w:pPr>
-      <w:rPr>
-        <w:rFonts w:ascii="Wingdings" w:hAnsi="Wingdings" w:hint="default"/>
-        <w:sz w:val="20"/>
-      </w:rPr>
-    </w:lvl>
-    <w:lvl w:ilvl="4" w:tentative="1">
-      <w:start w:val="1"/>
-      <w:numFmt w:val="bullet"/>
-      <w:lvlText w:val=""/>
-      <w:lvlJc w:val="left"/>
-      <w:pPr>
-        <w:tabs>
-          <w:tab w:val="num" w:pos="3600"/>
-        </w:tabs>
-        <w:ind w:left="3600" w:hanging="360"/>
-      </w:pPr>
-      <w:rPr>
-        <w:rFonts w:ascii="Wingdings" w:hAnsi="Wingdings" w:hint="default"/>
-        <w:sz w:val="20"/>
-      </w:rPr>
-    </w:lvl>
-    <w:lvl w:ilvl="5" w:tentative="1">
-      <w:start w:val="1"/>
-      <w:numFmt w:val="bullet"/>
-      <w:lvlText w:val=""/>
-      <w:lvlJc w:val="left"/>
-      <w:pPr>
-        <w:tabs>
-          <w:tab w:val="num" w:pos="4320"/>
-        </w:tabs>
-        <w:ind w:left="4320" w:hanging="360"/>
-      </w:pPr>
-      <w:rPr>
-        <w:rFonts w:ascii="Wingdings" w:hAnsi="Wingdings" w:hint="default"/>
-        <w:sz w:val="20"/>
-      </w:rPr>
-    </w:lvl>
-    <w:lvl w:ilvl="6" w:tentative="1">
-      <w:start w:val="1"/>
-      <w:numFmt w:val="bullet"/>
-      <w:lvlText w:val=""/>
-      <w:lvlJc w:val="left"/>
-      <w:pPr>
-        <w:tabs>
-          <w:tab w:val="num" w:pos="5040"/>
-        </w:tabs>
-        <w:ind w:left="5040" w:hanging="360"/>
-      </w:pPr>
-      <w:rPr>
-        <w:rFonts w:ascii="Wingdings" w:hAnsi="Wingdings" w:hint="default"/>
-        <w:sz w:val="20"/>
-      </w:rPr>
-    </w:lvl>
-    <w:lvl w:ilvl="7" w:tentative="1">
-      <w:start w:val="1"/>
-      <w:numFmt w:val="bullet"/>
-      <w:lvlText w:val=""/>
-      <w:lvlJc w:val="left"/>
-      <w:pPr>
-        <w:tabs>
-          <w:tab w:val="num" w:pos="5760"/>
-        </w:tabs>
-        <w:ind w:left="5760" w:hanging="360"/>
-      </w:pPr>
-      <w:rPr>
-        <w:rFonts w:ascii="Wingdings" w:hAnsi="Wingdings" w:hint="default"/>
-        <w:sz w:val="20"/>
-      </w:rPr>
-    </w:lvl>
-    <w:lvl w:ilvl="8" w:tentative="1">
-      <w:start w:val="1"/>
-      <w:numFmt w:val="bullet"/>
-      <w:lvlText w:val=""/>
-      <w:lvlJc w:val="left"/>
-      <w:pPr>
-        <w:tabs>
-          <w:tab w:val="num" w:pos="6480"/>
-        </w:tabs>
-        <w:ind w:left="6480" w:hanging="360"/>
-      </w:pPr>
-      <w:rPr>
-        <w:rFonts w:ascii="Wingdings" w:hAnsi="Wingdings" w:hint="default"/>
-        <w:sz w:val="20"/>
-      </w:rPr>
-    </w:lvl>
-  </w:abstractNum>
-  <w:abstractNum w:abstractNumId="33" w15:restartNumberingAfterBreak="0">
-    <w:nsid w:val="63AA42EC"/>
-    <w:multiLevelType w:val="hybridMultilevel"/>
-    <w:tmpl w:val="0B3C82B6"/>
-    <w:lvl w:ilvl="0" w:tplc="18090001">
-      <w:start w:val="1"/>
-      <w:numFmt w:val="bullet"/>
-      <w:lvlText w:val=""/>
-      <w:lvlJc w:val="left"/>
-      <w:pPr>
-        <w:ind w:left="720" w:hanging="360"/>
-      </w:pPr>
-      <w:rPr>
-        <w:rFonts w:ascii="Symbol" w:hAnsi="Symbol" w:hint="default"/>
-      </w:rPr>
-    </w:lvl>
-    <w:lvl w:ilvl="1" w:tplc="18090003" w:tentative="1">
-      <w:start w:val="1"/>
-      <w:numFmt w:val="bullet"/>
-      <w:lvlText w:val="o"/>
-      <w:lvlJc w:val="left"/>
-      <w:pPr>
-        <w:ind w:left="1440" w:hanging="360"/>
-      </w:pPr>
-      <w:rPr>
-        <w:rFonts w:ascii="Courier New" w:hAnsi="Courier New" w:cs="Courier New" w:hint="default"/>
-      </w:rPr>
-    </w:lvl>
-    <w:lvl w:ilvl="2" w:tplc="18090005" w:tentative="1">
-      <w:start w:val="1"/>
-      <w:numFmt w:val="bullet"/>
-      <w:lvlText w:val=""/>
-      <w:lvlJc w:val="left"/>
-      <w:pPr>
-        <w:ind w:left="2160" w:hanging="360"/>
-      </w:pPr>
-      <w:rPr>
-        <w:rFonts w:ascii="Wingdings" w:hAnsi="Wingdings" w:hint="default"/>
-      </w:rPr>
-    </w:lvl>
-    <w:lvl w:ilvl="3" w:tplc="18090001" w:tentative="1">
-      <w:start w:val="1"/>
-      <w:numFmt w:val="bullet"/>
-      <w:lvlText w:val=""/>
-      <w:lvlJc w:val="left"/>
-      <w:pPr>
-        <w:ind w:left="2880" w:hanging="360"/>
-      </w:pPr>
-      <w:rPr>
-        <w:rFonts w:ascii="Symbol" w:hAnsi="Symbol" w:hint="default"/>
-      </w:rPr>
-    </w:lvl>
-    <w:lvl w:ilvl="4" w:tplc="18090003" w:tentative="1">
-      <w:start w:val="1"/>
-      <w:numFmt w:val="bullet"/>
-      <w:lvlText w:val="o"/>
-      <w:lvlJc w:val="left"/>
-      <w:pPr>
-        <w:ind w:left="3600" w:hanging="360"/>
-      </w:pPr>
-      <w:rPr>
-        <w:rFonts w:ascii="Courier New" w:hAnsi="Courier New" w:cs="Courier New" w:hint="default"/>
-      </w:rPr>
-    </w:lvl>
-    <w:lvl w:ilvl="5" w:tplc="18090005" w:tentative="1">
-      <w:start w:val="1"/>
-      <w:numFmt w:val="bullet"/>
-      <w:lvlText w:val=""/>
-      <w:lvlJc w:val="left"/>
-      <w:pPr>
-        <w:ind w:left="4320" w:hanging="360"/>
-      </w:pPr>
-      <w:rPr>
-        <w:rFonts w:ascii="Wingdings" w:hAnsi="Wingdings" w:hint="default"/>
-      </w:rPr>
-    </w:lvl>
-    <w:lvl w:ilvl="6" w:tplc="18090001" w:tentative="1">
-      <w:start w:val="1"/>
-      <w:numFmt w:val="bullet"/>
-      <w:lvlText w:val=""/>
-      <w:lvlJc w:val="left"/>
-      <w:pPr>
-        <w:ind w:left="5040" w:hanging="360"/>
-      </w:pPr>
-      <w:rPr>
-        <w:rFonts w:ascii="Symbol" w:hAnsi="Symbol" w:hint="default"/>
-      </w:rPr>
-    </w:lvl>
-    <w:lvl w:ilvl="7" w:tplc="18090003" w:tentative="1">
-      <w:start w:val="1"/>
-      <w:numFmt w:val="bullet"/>
-      <w:lvlText w:val="o"/>
-      <w:lvlJc w:val="left"/>
-      <w:pPr>
-        <w:ind w:left="5760" w:hanging="360"/>
-      </w:pPr>
-      <w:rPr>
-        <w:rFonts w:ascii="Courier New" w:hAnsi="Courier New" w:cs="Courier New" w:hint="default"/>
-      </w:rPr>
-    </w:lvl>
-    <w:lvl w:ilvl="8" w:tplc="18090005" w:tentative="1">
-      <w:start w:val="1"/>
-      <w:numFmt w:val="bullet"/>
-      <w:lvlText w:val=""/>
-      <w:lvlJc w:val="left"/>
-      <w:pPr>
-        <w:ind w:left="6480" w:hanging="360"/>
-      </w:pPr>
-      <w:rPr>
-        <w:rFonts w:ascii="Wingdings" w:hAnsi="Wingdings" w:hint="default"/>
-      </w:rPr>
-    </w:lvl>
-  </w:abstractNum>
-  <w:abstractNum w:abstractNumId="34" w15:restartNumberingAfterBreak="0">
-    <w:nsid w:val="65385E90"/>
-    <w:multiLevelType w:val="multilevel"/>
-    <w:tmpl w:val="1DA46506"/>
-    <w:lvl w:ilvl="0">
-      <w:start w:val="1"/>
-      <w:numFmt w:val="bullet"/>
-      <w:lvlText w:val=""/>
-      <w:lvlJc w:val="left"/>
-      <w:pPr>
-        <w:tabs>
-          <w:tab w:val="num" w:pos="720"/>
-        </w:tabs>
-        <w:ind w:left="720" w:hanging="360"/>
-      </w:pPr>
-      <w:rPr>
-        <w:rFonts w:ascii="Symbol" w:hAnsi="Symbol" w:hint="default"/>
-        <w:sz w:val="20"/>
-      </w:rPr>
-    </w:lvl>
-    <w:lvl w:ilvl="1" w:tentative="1">
-      <w:start w:val="1"/>
-      <w:numFmt w:val="bullet"/>
-      <w:lvlText w:val="o"/>
-      <w:lvlJc w:val="left"/>
-      <w:pPr>
-        <w:tabs>
-          <w:tab w:val="num" w:pos="1440"/>
-        </w:tabs>
-        <w:ind w:left="1440" w:hanging="360"/>
-      </w:pPr>
-      <w:rPr>
-        <w:rFonts w:ascii="Courier New" w:hAnsi="Courier New" w:hint="default"/>
-        <w:sz w:val="20"/>
-      </w:rPr>
-    </w:lvl>
-    <w:lvl w:ilvl="2" w:tentative="1">
-      <w:start w:val="1"/>
-      <w:numFmt w:val="bullet"/>
-      <w:lvlText w:val=""/>
-      <w:lvlJc w:val="left"/>
-      <w:pPr>
-        <w:tabs>
-          <w:tab w:val="num" w:pos="2160"/>
-        </w:tabs>
-        <w:ind w:left="2160" w:hanging="360"/>
-      </w:pPr>
-      <w:rPr>
-        <w:rFonts w:ascii="Wingdings" w:hAnsi="Wingdings" w:hint="default"/>
-        <w:sz w:val="20"/>
-      </w:rPr>
-    </w:lvl>
-    <w:lvl w:ilvl="3" w:tentative="1">
-      <w:start w:val="1"/>
-      <w:numFmt w:val="bullet"/>
-      <w:lvlText w:val=""/>
-      <w:lvlJc w:val="left"/>
-      <w:pPr>
-        <w:tabs>
-          <w:tab w:val="num" w:pos="2880"/>
-        </w:tabs>
-        <w:ind w:left="2880" w:hanging="360"/>
-      </w:pPr>
-      <w:rPr>
-        <w:rFonts w:ascii="Wingdings" w:hAnsi="Wingdings" w:hint="default"/>
-        <w:sz w:val="20"/>
-      </w:rPr>
-    </w:lvl>
-    <w:lvl w:ilvl="4" w:tentative="1">
-      <w:start w:val="1"/>
-      <w:numFmt w:val="bullet"/>
-      <w:lvlText w:val=""/>
-      <w:lvlJc w:val="left"/>
-      <w:pPr>
-        <w:tabs>
-          <w:tab w:val="num" w:pos="3600"/>
-        </w:tabs>
-        <w:ind w:left="3600" w:hanging="360"/>
-      </w:pPr>
-      <w:rPr>
-        <w:rFonts w:ascii="Wingdings" w:hAnsi="Wingdings" w:hint="default"/>
-        <w:sz w:val="20"/>
-      </w:rPr>
-    </w:lvl>
-    <w:lvl w:ilvl="5" w:tentative="1">
-      <w:start w:val="1"/>
-      <w:numFmt w:val="bullet"/>
-      <w:lvlText w:val=""/>
-      <w:lvlJc w:val="left"/>
-      <w:pPr>
-        <w:tabs>
-          <w:tab w:val="num" w:pos="4320"/>
-        </w:tabs>
-        <w:ind w:left="4320" w:hanging="360"/>
-      </w:pPr>
-      <w:rPr>
-        <w:rFonts w:ascii="Wingdings" w:hAnsi="Wingdings" w:hint="default"/>
-        <w:sz w:val="20"/>
-      </w:rPr>
-    </w:lvl>
-    <w:lvl w:ilvl="6" w:tentative="1">
-      <w:start w:val="1"/>
-      <w:numFmt w:val="bullet"/>
-      <w:lvlText w:val=""/>
-      <w:lvlJc w:val="left"/>
-      <w:pPr>
-        <w:tabs>
-          <w:tab w:val="num" w:pos="5040"/>
-        </w:tabs>
-        <w:ind w:left="5040" w:hanging="360"/>
-      </w:pPr>
-      <w:rPr>
-        <w:rFonts w:ascii="Wingdings" w:hAnsi="Wingdings" w:hint="default"/>
-        <w:sz w:val="20"/>
-      </w:rPr>
-    </w:lvl>
-    <w:lvl w:ilvl="7" w:tentative="1">
-      <w:start w:val="1"/>
-      <w:numFmt w:val="bullet"/>
-      <w:lvlText w:val=""/>
-      <w:lvlJc w:val="left"/>
-      <w:pPr>
-        <w:tabs>
-          <w:tab w:val="num" w:pos="5760"/>
-        </w:tabs>
-        <w:ind w:left="5760" w:hanging="360"/>
-      </w:pPr>
-      <w:rPr>
-        <w:rFonts w:ascii="Wingdings" w:hAnsi="Wingdings" w:hint="default"/>
-        <w:sz w:val="20"/>
-      </w:rPr>
-    </w:lvl>
-    <w:lvl w:ilvl="8" w:tentative="1">
-      <w:start w:val="1"/>
-      <w:numFmt w:val="bullet"/>
-      <w:lvlText w:val=""/>
-      <w:lvlJc w:val="left"/>
-      <w:pPr>
-        <w:tabs>
-          <w:tab w:val="num" w:pos="6480"/>
-        </w:tabs>
-        <w:ind w:left="6480" w:hanging="360"/>
-      </w:pPr>
-      <w:rPr>
-        <w:rFonts w:ascii="Wingdings" w:hAnsi="Wingdings" w:hint="default"/>
-        <w:sz w:val="20"/>
-      </w:rPr>
-    </w:lvl>
-  </w:abstractNum>
-  <w:abstractNum w:abstractNumId="35" w15:restartNumberingAfterBreak="0">
-    <w:nsid w:val="66C279BB"/>
-    <w:multiLevelType w:val="hybridMultilevel"/>
-    <w:tmpl w:val="B234F54E"/>
-    <w:lvl w:ilvl="0" w:tplc="1809000F">
-      <w:start w:val="1"/>
-      <w:numFmt w:val="decimal"/>
-      <w:lvlText w:val="%1."/>
-      <w:lvlJc w:val="left"/>
-      <w:pPr>
-        <w:ind w:left="720" w:hanging="360"/>
-      </w:pPr>
-    </w:lvl>
-    <w:lvl w:ilvl="1" w:tplc="18090019" w:tentative="1">
-      <w:start w:val="1"/>
-      <w:numFmt w:val="lowerLetter"/>
-      <w:lvlText w:val="%2."/>
-      <w:lvlJc w:val="left"/>
-      <w:pPr>
-        <w:ind w:left="1440" w:hanging="360"/>
-      </w:pPr>
-    </w:lvl>
-    <w:lvl w:ilvl="2" w:tplc="1809001B" w:tentative="1">
-      <w:start w:val="1"/>
-      <w:numFmt w:val="lowerRoman"/>
-      <w:lvlText w:val="%3."/>
-      <w:lvlJc w:val="right"/>
-      <w:pPr>
-        <w:ind w:left="2160" w:hanging="180"/>
-      </w:pPr>
-    </w:lvl>
-    <w:lvl w:ilvl="3" w:tplc="1809000F" w:tentative="1">
-      <w:start w:val="1"/>
-      <w:numFmt w:val="decimal"/>
-      <w:lvlText w:val="%4."/>
-      <w:lvlJc w:val="left"/>
-      <w:pPr>
-        <w:ind w:left="2880" w:hanging="360"/>
-      </w:pPr>
-    </w:lvl>
-    <w:lvl w:ilvl="4" w:tplc="18090019" w:tentative="1">
-      <w:start w:val="1"/>
-      <w:numFmt w:val="lowerLetter"/>
-      <w:lvlText w:val="%5."/>
-      <w:lvlJc w:val="left"/>
-      <w:pPr>
-        <w:ind w:left="3600" w:hanging="360"/>
-      </w:pPr>
-    </w:lvl>
-    <w:lvl w:ilvl="5" w:tplc="1809001B" w:tentative="1">
-      <w:start w:val="1"/>
-      <w:numFmt w:val="lowerRoman"/>
-      <w:lvlText w:val="%6."/>
-      <w:lvlJc w:val="right"/>
-      <w:pPr>
-        <w:ind w:left="4320" w:hanging="180"/>
-      </w:pPr>
-    </w:lvl>
-    <w:lvl w:ilvl="6" w:tplc="1809000F" w:tentative="1">
-      <w:start w:val="1"/>
-      <w:numFmt w:val="decimal"/>
-      <w:lvlText w:val="%7."/>
-      <w:lvlJc w:val="left"/>
-      <w:pPr>
-        <w:ind w:left="5040" w:hanging="360"/>
-      </w:pPr>
-    </w:lvl>
-    <w:lvl w:ilvl="7" w:tplc="18090019" w:tentative="1">
-      <w:start w:val="1"/>
-      <w:numFmt w:val="lowerLetter"/>
-      <w:lvlText w:val="%8."/>
-      <w:lvlJc w:val="left"/>
-      <w:pPr>
-        <w:ind w:left="5760" w:hanging="360"/>
-      </w:pPr>
-    </w:lvl>
-    <w:lvl w:ilvl="8" w:tplc="1809001B" w:tentative="1">
-      <w:start w:val="1"/>
-      <w:numFmt w:val="lowerRoman"/>
-      <w:lvlText w:val="%9."/>
-      <w:lvlJc w:val="right"/>
-      <w:pPr>
-        <w:ind w:left="6480" w:hanging="180"/>
-      </w:pPr>
-    </w:lvl>
-  </w:abstractNum>
-  <w:abstractNum w:abstractNumId="36" w15:restartNumberingAfterBreak="0">
-    <w:nsid w:val="67D05E22"/>
-    <w:multiLevelType w:val="hybridMultilevel"/>
-    <w:tmpl w:val="FB186C84"/>
-    <w:lvl w:ilvl="0" w:tplc="18090001">
-      <w:start w:val="1"/>
-      <w:numFmt w:val="bullet"/>
-      <w:lvlText w:val=""/>
-      <w:lvlJc w:val="left"/>
-      <w:pPr>
-        <w:ind w:left="720" w:hanging="360"/>
-      </w:pPr>
-      <w:rPr>
-        <w:rFonts w:ascii="Symbol" w:hAnsi="Symbol" w:hint="default"/>
-      </w:rPr>
-    </w:lvl>
-    <w:lvl w:ilvl="1" w:tplc="18090003" w:tentative="1">
-      <w:start w:val="1"/>
-      <w:numFmt w:val="bullet"/>
-      <w:lvlText w:val="o"/>
-      <w:lvlJc w:val="left"/>
-      <w:pPr>
-        <w:ind w:left="1440" w:hanging="360"/>
-      </w:pPr>
-      <w:rPr>
-        <w:rFonts w:ascii="Courier New" w:hAnsi="Courier New" w:cs="Courier New" w:hint="default"/>
-      </w:rPr>
-    </w:lvl>
-    <w:lvl w:ilvl="2" w:tplc="18090005" w:tentative="1">
-      <w:start w:val="1"/>
-      <w:numFmt w:val="bullet"/>
-      <w:lvlText w:val=""/>
-      <w:lvlJc w:val="left"/>
-      <w:pPr>
-        <w:ind w:left="2160" w:hanging="360"/>
-      </w:pPr>
-      <w:rPr>
-        <w:rFonts w:ascii="Wingdings" w:hAnsi="Wingdings" w:hint="default"/>
-      </w:rPr>
-    </w:lvl>
-    <w:lvl w:ilvl="3" w:tplc="18090001" w:tentative="1">
-      <w:start w:val="1"/>
-      <w:numFmt w:val="bullet"/>
-      <w:lvlText w:val=""/>
-      <w:lvlJc w:val="left"/>
-      <w:pPr>
-        <w:ind w:left="2880" w:hanging="360"/>
-      </w:pPr>
-      <w:rPr>
-        <w:rFonts w:ascii="Symbol" w:hAnsi="Symbol" w:hint="default"/>
-      </w:rPr>
-    </w:lvl>
-    <w:lvl w:ilvl="4" w:tplc="18090003" w:tentative="1">
-      <w:start w:val="1"/>
-      <w:numFmt w:val="bullet"/>
-      <w:lvlText w:val="o"/>
-      <w:lvlJc w:val="left"/>
-      <w:pPr>
-        <w:ind w:left="3600" w:hanging="360"/>
-      </w:pPr>
-      <w:rPr>
-        <w:rFonts w:ascii="Courier New" w:hAnsi="Courier New" w:cs="Courier New" w:hint="default"/>
-      </w:rPr>
-    </w:lvl>
-    <w:lvl w:ilvl="5" w:tplc="18090005" w:tentative="1">
-      <w:start w:val="1"/>
-      <w:numFmt w:val="bullet"/>
-      <w:lvlText w:val=""/>
-      <w:lvlJc w:val="left"/>
-      <w:pPr>
-        <w:ind w:left="4320" w:hanging="360"/>
-      </w:pPr>
-      <w:rPr>
-        <w:rFonts w:ascii="Wingdings" w:hAnsi="Wingdings" w:hint="default"/>
-      </w:rPr>
-    </w:lvl>
-    <w:lvl w:ilvl="6" w:tplc="18090001" w:tentative="1">
-      <w:start w:val="1"/>
-      <w:numFmt w:val="bullet"/>
-      <w:lvlText w:val=""/>
-      <w:lvlJc w:val="left"/>
-      <w:pPr>
-        <w:ind w:left="5040" w:hanging="360"/>
-      </w:pPr>
-      <w:rPr>
-        <w:rFonts w:ascii="Symbol" w:hAnsi="Symbol" w:hint="default"/>
-      </w:rPr>
-    </w:lvl>
-    <w:lvl w:ilvl="7" w:tplc="18090003" w:tentative="1">
-      <w:start w:val="1"/>
-      <w:numFmt w:val="bullet"/>
-      <w:lvlText w:val="o"/>
-      <w:lvlJc w:val="left"/>
-      <w:pPr>
-        <w:ind w:left="5760" w:hanging="360"/>
-      </w:pPr>
-      <w:rPr>
-        <w:rFonts w:ascii="Courier New" w:hAnsi="Courier New" w:cs="Courier New" w:hint="default"/>
-      </w:rPr>
-    </w:lvl>
-    <w:lvl w:ilvl="8" w:tplc="18090005" w:tentative="1">
-      <w:start w:val="1"/>
-      <w:numFmt w:val="bullet"/>
-      <w:lvlText w:val=""/>
-      <w:lvlJc w:val="left"/>
-      <w:pPr>
-        <w:ind w:left="6480" w:hanging="360"/>
-      </w:pPr>
-      <w:rPr>
-        <w:rFonts w:ascii="Wingdings" w:hAnsi="Wingdings" w:hint="default"/>
-      </w:rPr>
-    </w:lvl>
-  </w:abstractNum>
-  <w:abstractNum w:abstractNumId="37" w15:restartNumberingAfterBreak="0">
-    <w:nsid w:val="68A009D5"/>
-    <w:multiLevelType w:val="hybridMultilevel"/>
-    <w:tmpl w:val="EC28536E"/>
-    <w:lvl w:ilvl="0" w:tplc="1809000F">
-      <w:start w:val="1"/>
-      <w:numFmt w:val="decimal"/>
-      <w:lvlText w:val="%1."/>
-      <w:lvlJc w:val="left"/>
-      <w:pPr>
-        <w:ind w:left="720" w:hanging="360"/>
-      </w:pPr>
-      <w:rPr>
-        <w:rFonts w:hint="default"/>
-      </w:rPr>
-    </w:lvl>
-    <w:lvl w:ilvl="1" w:tplc="18090019">
-      <w:start w:val="1"/>
-      <w:numFmt w:val="lowerLetter"/>
-      <w:lvlText w:val="%2."/>
-      <w:lvlJc w:val="left"/>
-      <w:pPr>
-        <w:ind w:left="1440" w:hanging="360"/>
-      </w:pPr>
-    </w:lvl>
-    <w:lvl w:ilvl="2" w:tplc="0AD04B28">
-      <w:numFmt w:val="bullet"/>
-      <w:lvlText w:val="•"/>
-      <w:lvlJc w:val="left"/>
-      <w:pPr>
-        <w:ind w:left="2340" w:hanging="360"/>
-      </w:pPr>
-      <w:rPr>
-        <w:rFonts w:ascii="Calibri" w:eastAsiaTheme="minorEastAsia" w:hAnsi="Calibri" w:cs="Calibri" w:hint="default"/>
-      </w:rPr>
-    </w:lvl>
-    <w:lvl w:ilvl="3" w:tplc="1809000F" w:tentative="1">
-      <w:start w:val="1"/>
-      <w:numFmt w:val="decimal"/>
-      <w:lvlText w:val="%4."/>
-      <w:lvlJc w:val="left"/>
-      <w:pPr>
-        <w:ind w:left="2880" w:hanging="360"/>
-      </w:pPr>
-    </w:lvl>
-    <w:lvl w:ilvl="4" w:tplc="18090019" w:tentative="1">
-      <w:start w:val="1"/>
-      <w:numFmt w:val="lowerLetter"/>
-      <w:lvlText w:val="%5."/>
-      <w:lvlJc w:val="left"/>
-      <w:pPr>
-        <w:ind w:left="3600" w:hanging="360"/>
-      </w:pPr>
-    </w:lvl>
-    <w:lvl w:ilvl="5" w:tplc="1809001B" w:tentative="1">
-      <w:start w:val="1"/>
-      <w:numFmt w:val="lowerRoman"/>
-      <w:lvlText w:val="%6."/>
-      <w:lvlJc w:val="right"/>
-      <w:pPr>
-        <w:ind w:left="4320" w:hanging="180"/>
-      </w:pPr>
-    </w:lvl>
-    <w:lvl w:ilvl="6" w:tplc="1809000F" w:tentative="1">
-      <w:start w:val="1"/>
-      <w:numFmt w:val="decimal"/>
-      <w:lvlText w:val="%7."/>
-      <w:lvlJc w:val="left"/>
-      <w:pPr>
-        <w:ind w:left="5040" w:hanging="360"/>
-      </w:pPr>
-    </w:lvl>
-    <w:lvl w:ilvl="7" w:tplc="18090019" w:tentative="1">
-      <w:start w:val="1"/>
-      <w:numFmt w:val="lowerLetter"/>
-      <w:lvlText w:val="%8."/>
-      <w:lvlJc w:val="left"/>
-      <w:pPr>
-        <w:ind w:left="5760" w:hanging="360"/>
-      </w:pPr>
-    </w:lvl>
-    <w:lvl w:ilvl="8" w:tplc="1809001B" w:tentative="1">
-      <w:start w:val="1"/>
-      <w:numFmt w:val="lowerRoman"/>
-      <w:lvlText w:val="%9."/>
-      <w:lvlJc w:val="right"/>
-      <w:pPr>
-        <w:ind w:left="6480" w:hanging="180"/>
-      </w:pPr>
-    </w:lvl>
-  </w:abstractNum>
-  <w:abstractNum w:abstractNumId="38" w15:restartNumberingAfterBreak="0">
-    <w:nsid w:val="6C925FD8"/>
-    <w:multiLevelType w:val="hybridMultilevel"/>
-    <w:tmpl w:val="3DD6CFB2"/>
-    <w:lvl w:ilvl="0" w:tplc="1809000F">
-      <w:start w:val="1"/>
-      <w:numFmt w:val="decimal"/>
-      <w:lvlText w:val="%1."/>
-      <w:lvlJc w:val="left"/>
-      <w:pPr>
-        <w:ind w:left="720" w:hanging="360"/>
-      </w:pPr>
-    </w:lvl>
-    <w:lvl w:ilvl="1" w:tplc="18090019" w:tentative="1">
-      <w:start w:val="1"/>
-      <w:numFmt w:val="lowerLetter"/>
-      <w:lvlText w:val="%2."/>
-      <w:lvlJc w:val="left"/>
-      <w:pPr>
-        <w:ind w:left="1440" w:hanging="360"/>
-      </w:pPr>
-    </w:lvl>
-    <w:lvl w:ilvl="2" w:tplc="1809001B" w:tentative="1">
-      <w:start w:val="1"/>
-      <w:numFmt w:val="lowerRoman"/>
-      <w:lvlText w:val="%3."/>
-      <w:lvlJc w:val="right"/>
-      <w:pPr>
-        <w:ind w:left="2160" w:hanging="180"/>
-      </w:pPr>
-    </w:lvl>
-    <w:lvl w:ilvl="3" w:tplc="1809000F" w:tentative="1">
-      <w:start w:val="1"/>
-      <w:numFmt w:val="decimal"/>
-      <w:lvlText w:val="%4."/>
-      <w:lvlJc w:val="left"/>
-      <w:pPr>
-        <w:ind w:left="2880" w:hanging="360"/>
-      </w:pPr>
-    </w:lvl>
-    <w:lvl w:ilvl="4" w:tplc="18090019" w:tentative="1">
-      <w:start w:val="1"/>
-      <w:numFmt w:val="lowerLetter"/>
-      <w:lvlText w:val="%5."/>
-      <w:lvlJc w:val="left"/>
-      <w:pPr>
-        <w:ind w:left="3600" w:hanging="360"/>
-      </w:pPr>
-    </w:lvl>
-    <w:lvl w:ilvl="5" w:tplc="1809001B" w:tentative="1">
-      <w:start w:val="1"/>
-      <w:numFmt w:val="lowerRoman"/>
-      <w:lvlText w:val="%6."/>
-      <w:lvlJc w:val="right"/>
-      <w:pPr>
-        <w:ind w:left="4320" w:hanging="180"/>
-      </w:pPr>
-    </w:lvl>
-    <w:lvl w:ilvl="6" w:tplc="1809000F" w:tentative="1">
-      <w:start w:val="1"/>
-      <w:numFmt w:val="decimal"/>
-      <w:lvlText w:val="%7."/>
-      <w:lvlJc w:val="left"/>
-      <w:pPr>
-        <w:ind w:left="5040" w:hanging="360"/>
-      </w:pPr>
-    </w:lvl>
-    <w:lvl w:ilvl="7" w:tplc="18090019" w:tentative="1">
-      <w:start w:val="1"/>
-      <w:numFmt w:val="lowerLetter"/>
-      <w:lvlText w:val="%8."/>
-      <w:lvlJc w:val="left"/>
-      <w:pPr>
-        <w:ind w:left="5760" w:hanging="360"/>
-      </w:pPr>
-    </w:lvl>
-    <w:lvl w:ilvl="8" w:tplc="1809001B" w:tentative="1">
-      <w:start w:val="1"/>
-      <w:numFmt w:val="lowerRoman"/>
-      <w:lvlText w:val="%9."/>
-      <w:lvlJc w:val="right"/>
-      <w:pPr>
-        <w:ind w:left="6480" w:hanging="180"/>
-      </w:pPr>
-    </w:lvl>
-  </w:abstractNum>
-  <w:abstractNum w:abstractNumId="39" w15:restartNumberingAfterBreak="0">
+  <w:abstractNum w:abstractNumId="45" w15:restartNumberingAfterBreak="0">
     <w:nsid w:val="7BDA386A"/>
     <w:multiLevelType w:val="hybridMultilevel"/>
     <w:tmpl w:val="C7A4887E"/>
@@ -32885,156 +34972,147 @@
     </w:lvl>
   </w:abstractNum>
   <w:num w:numId="1" w16cid:durableId="1979412930">
+    <w:abstractNumId w:val="27"/>
+  </w:num>
+  <w:num w:numId="2" w16cid:durableId="634263790">
+    <w:abstractNumId w:val="9"/>
+  </w:num>
+  <w:num w:numId="3" w16cid:durableId="1395543426">
+    <w:abstractNumId w:val="21"/>
+  </w:num>
+  <w:num w:numId="4" w16cid:durableId="1315724028">
+    <w:abstractNumId w:val="25"/>
+  </w:num>
+  <w:num w:numId="5" w16cid:durableId="1319530745">
+    <w:abstractNumId w:val="30"/>
+  </w:num>
+  <w:num w:numId="6" w16cid:durableId="174268885">
+    <w:abstractNumId w:val="7"/>
+  </w:num>
+  <w:num w:numId="7" w16cid:durableId="1711032297">
+    <w:abstractNumId w:val="2"/>
+  </w:num>
+  <w:num w:numId="8" w16cid:durableId="160319242">
+    <w:abstractNumId w:val="13"/>
+  </w:num>
+  <w:num w:numId="9" w16cid:durableId="357849534">
+    <w:abstractNumId w:val="10"/>
+  </w:num>
+  <w:num w:numId="10" w16cid:durableId="2068801123">
+    <w:abstractNumId w:val="16"/>
+  </w:num>
+  <w:num w:numId="11" w16cid:durableId="1345940828">
+    <w:abstractNumId w:val="17"/>
+  </w:num>
+  <w:num w:numId="12" w16cid:durableId="731390424">
+    <w:abstractNumId w:val="6"/>
+  </w:num>
+  <w:num w:numId="13" w16cid:durableId="1433160782">
+    <w:abstractNumId w:val="14"/>
+  </w:num>
+  <w:num w:numId="14" w16cid:durableId="443305799">
+    <w:abstractNumId w:val="8"/>
+  </w:num>
+  <w:num w:numId="15" w16cid:durableId="15618285">
+    <w:abstractNumId w:val="45"/>
+  </w:num>
+  <w:num w:numId="16" w16cid:durableId="216287957">
+    <w:abstractNumId w:val="3"/>
+  </w:num>
+  <w:num w:numId="17" w16cid:durableId="2068911725">
+    <w:abstractNumId w:val="1"/>
+  </w:num>
+  <w:num w:numId="18" w16cid:durableId="752973630">
+    <w:abstractNumId w:val="36"/>
+  </w:num>
+  <w:num w:numId="19" w16cid:durableId="1919554416">
+    <w:abstractNumId w:val="37"/>
+  </w:num>
+  <w:num w:numId="20" w16cid:durableId="1763603534">
     <w:abstractNumId w:val="23"/>
   </w:num>
-  <w:num w:numId="2" w16cid:durableId="634263790">
-    <w:abstractNumId w:val="7"/>
+  <w:num w:numId="21" w16cid:durableId="1105883196">
+    <w:abstractNumId w:val="19"/>
   </w:num>
-  <w:num w:numId="3" w16cid:durableId="1395543426">
-    <w:abstractNumId w:val="17"/>
+  <w:num w:numId="22" w16cid:durableId="1081488339">
+    <w:abstractNumId w:val="41"/>
   </w:num>
-  <w:num w:numId="4" w16cid:durableId="1315724028">
-    <w:abstractNumId w:val="21"/>
+  <w:num w:numId="23" w16cid:durableId="1783986655">
+    <w:abstractNumId w:val="40"/>
   </w:num>
-  <w:num w:numId="5" w16cid:durableId="1319530745">
-    <w:abstractNumId w:val="25"/>
+  <w:num w:numId="24" w16cid:durableId="1467814799">
+    <w:abstractNumId w:val="9"/>
   </w:num>
-  <w:num w:numId="6" w16cid:durableId="174268885">
+  <w:num w:numId="25" w16cid:durableId="1794395859">
+    <w:abstractNumId w:val="26"/>
+  </w:num>
+  <w:num w:numId="26" w16cid:durableId="2134782294">
+    <w:abstractNumId w:val="31"/>
+  </w:num>
+  <w:num w:numId="27" w16cid:durableId="1993095279">
+    <w:abstractNumId w:val="22"/>
+  </w:num>
+  <w:num w:numId="28" w16cid:durableId="2051103382">
+    <w:abstractNumId w:val="28"/>
+  </w:num>
+  <w:num w:numId="29" w16cid:durableId="1291664462">
+    <w:abstractNumId w:val="32"/>
+  </w:num>
+  <w:num w:numId="30" w16cid:durableId="1878351180">
+    <w:abstractNumId w:val="39"/>
+  </w:num>
+  <w:num w:numId="31" w16cid:durableId="330915526">
     <w:abstractNumId w:val="5"/>
   </w:num>
-  <w:num w:numId="7" w16cid:durableId="1711032297">
-    <w:abstractNumId w:val="1"/>
+  <w:num w:numId="32" w16cid:durableId="1248810874">
+    <w:abstractNumId w:val="35"/>
   </w:num>
-  <w:num w:numId="8" w16cid:durableId="160319242">
-    <w:abstractNumId w:val="10"/>
+  <w:num w:numId="33" w16cid:durableId="1946227993">
+    <w:abstractNumId w:val="15"/>
   </w:num>
-  <w:num w:numId="9" w16cid:durableId="357849534">
-    <w:abstractNumId w:val="9"/>
+  <w:num w:numId="34" w16cid:durableId="2061589995">
+    <w:abstractNumId w:val="38"/>
   </w:num>
-  <w:num w:numId="10" w16cid:durableId="2068801123">
-    <w:abstractNumId w:val="13"/>
+  <w:num w:numId="35" w16cid:durableId="1643265589">
+    <w:abstractNumId w:val="44"/>
   </w:num>
-  <w:num w:numId="11" w16cid:durableId="1345940828">
-    <w:abstractNumId w:val="14"/>
+  <w:num w:numId="36" w16cid:durableId="1891184024">
+    <w:abstractNumId w:val="34"/>
   </w:num>
-  <w:num w:numId="12" w16cid:durableId="731390424">
+  <w:num w:numId="37" w16cid:durableId="1050154390">
+    <w:abstractNumId w:val="42"/>
+  </w:num>
+  <w:num w:numId="38" w16cid:durableId="1590233541">
+    <w:abstractNumId w:val="0"/>
+  </w:num>
+  <w:num w:numId="39" w16cid:durableId="855657413">
     <w:abstractNumId w:val="4"/>
   </w:num>
-  <w:num w:numId="13" w16cid:durableId="1433160782">
+  <w:num w:numId="40" w16cid:durableId="1876844480">
+    <w:abstractNumId w:val="18"/>
+  </w:num>
+  <w:num w:numId="41" w16cid:durableId="160238720">
+    <w:abstractNumId w:val="29"/>
+  </w:num>
+  <w:num w:numId="42" w16cid:durableId="2061977498">
+    <w:abstractNumId w:val="20"/>
+  </w:num>
+  <w:num w:numId="43" w16cid:durableId="1321613754">
+    <w:abstractNumId w:val="24"/>
+  </w:num>
+  <w:num w:numId="44" w16cid:durableId="898832448">
+    <w:abstractNumId w:val="12"/>
+  </w:num>
+  <w:num w:numId="45" w16cid:durableId="1841581449">
+    <w:abstractNumId w:val="33"/>
+  </w:num>
+  <w:num w:numId="46" w16cid:durableId="212809794">
+    <w:abstractNumId w:val="43"/>
+  </w:num>
+  <w:num w:numId="47" w16cid:durableId="1668246312">
     <w:abstractNumId w:val="11"/>
   </w:num>
-  <w:num w:numId="14" w16cid:durableId="443305799">
-    <w:abstractNumId w:val="6"/>
-  </w:num>
-  <w:num w:numId="15" w16cid:durableId="15618285">
-    <w:abstractNumId w:val="39"/>
-  </w:num>
-  <w:num w:numId="16" w16cid:durableId="216287957">
-    <w:abstractNumId w:val="2"/>
-  </w:num>
-  <w:num w:numId="17" w16cid:durableId="2068911725">
-    <w:abstractNumId w:val="0"/>
-  </w:num>
-  <w:num w:numId="18" w16cid:durableId="752973630">
-    <w:abstractNumId w:val="33"/>
-  </w:num>
-  <w:num w:numId="19" w16cid:durableId="1919554416">
-    <w:abstractNumId w:val="35"/>
-  </w:num>
-  <w:num w:numId="20" w16cid:durableId="1763603534">
-    <w:abstractNumId w:val="19"/>
-  </w:num>
-  <w:num w:numId="21" w16cid:durableId="1105883196">
-    <w:abstractNumId w:val="15"/>
-  </w:num>
-  <w:num w:numId="22" w16cid:durableId="1081488339">
-    <w:abstractNumId w:val="38"/>
-  </w:num>
-  <w:num w:numId="23" w16cid:durableId="1783986655">
-    <w:abstractNumId w:val="37"/>
-  </w:num>
-  <w:num w:numId="24" w16cid:durableId="1650936525">
-    <w:abstractNumId w:val="30"/>
-  </w:num>
-  <w:num w:numId="25" w16cid:durableId="1766457783">
-    <w:abstractNumId w:val="7"/>
-  </w:num>
-  <w:num w:numId="26" w16cid:durableId="1726638886">
-    <w:abstractNumId w:val="7"/>
-  </w:num>
-  <w:num w:numId="27" w16cid:durableId="1731341681">
-    <w:abstractNumId w:val="7"/>
-  </w:num>
-  <w:num w:numId="28" w16cid:durableId="2008970896">
-    <w:abstractNumId w:val="7"/>
-  </w:num>
-  <w:num w:numId="29" w16cid:durableId="1383820623">
-    <w:abstractNumId w:val="7"/>
-  </w:num>
-  <w:num w:numId="30" w16cid:durableId="1114328708">
-    <w:abstractNumId w:val="7"/>
-  </w:num>
-  <w:num w:numId="31" w16cid:durableId="1691447629">
-    <w:abstractNumId w:val="7"/>
-  </w:num>
-  <w:num w:numId="32" w16cid:durableId="1675952926">
-    <w:abstractNumId w:val="7"/>
-  </w:num>
-  <w:num w:numId="33" w16cid:durableId="1317756632">
-    <w:abstractNumId w:val="7"/>
-  </w:num>
-  <w:num w:numId="34" w16cid:durableId="1467814799">
-    <w:abstractNumId w:val="7"/>
-  </w:num>
-  <w:num w:numId="35" w16cid:durableId="1794395859">
-    <w:abstractNumId w:val="22"/>
-  </w:num>
-  <w:num w:numId="36" w16cid:durableId="2134782294">
-    <w:abstractNumId w:val="26"/>
-  </w:num>
-  <w:num w:numId="37" w16cid:durableId="1993095279">
-    <w:abstractNumId w:val="18"/>
-  </w:num>
-  <w:num w:numId="38" w16cid:durableId="2051103382">
-    <w:abstractNumId w:val="24"/>
-  </w:num>
-  <w:num w:numId="39" w16cid:durableId="2120181144">
-    <w:abstractNumId w:val="32"/>
-  </w:num>
-  <w:num w:numId="40" w16cid:durableId="694039534">
-    <w:abstractNumId w:val="16"/>
-  </w:num>
-  <w:num w:numId="41" w16cid:durableId="160202146">
-    <w:abstractNumId w:val="34"/>
-  </w:num>
-  <w:num w:numId="42" w16cid:durableId="857619713">
-    <w:abstractNumId w:val="29"/>
-  </w:num>
-  <w:num w:numId="43" w16cid:durableId="1291664462">
-    <w:abstractNumId w:val="28"/>
-  </w:num>
-  <w:num w:numId="44" w16cid:durableId="772360081">
-    <w:abstractNumId w:val="27"/>
-  </w:num>
-  <w:num w:numId="45" w16cid:durableId="552959225">
-    <w:abstractNumId w:val="20"/>
-  </w:num>
-  <w:num w:numId="46" w16cid:durableId="1878351180">
-    <w:abstractNumId w:val="36"/>
-  </w:num>
-  <w:num w:numId="47" w16cid:durableId="827593670">
-    <w:abstractNumId w:val="8"/>
-  </w:num>
-  <w:num w:numId="48" w16cid:durableId="330915526">
-    <w:abstractNumId w:val="3"/>
-  </w:num>
-  <w:num w:numId="49" w16cid:durableId="1248810874">
-    <w:abstractNumId w:val="31"/>
-  </w:num>
-  <w:num w:numId="50" w16cid:durableId="1946227993">
-    <w:abstractNumId w:val="12"/>
-  </w:num>
-  <w:numIdMacAtCleanup w:val="24"/>
+  <w:numIdMacAtCleanup w:val="47"/>
 </w:numbering>
 </file>
 
@@ -33436,7 +35514,7 @@
   <w:style w:type="paragraph" w:default="1" w:styleId="Normal">
     <w:name w:val="Normal"/>
     <w:qFormat/>
-    <w:rsid w:val="009D2194"/>
+    <w:rsid w:val="006C4B97"/>
     <w:rPr>
       <w:sz w:val="24"/>
     </w:rPr>
@@ -33453,7 +35531,7 @@
       <w:keepNext/>
       <w:keepLines/>
       <w:numPr>
-        <w:numId w:val="34"/>
+        <w:numId w:val="24"/>
       </w:numPr>
       <w:spacing w:before="360"/>
       <w:outlineLvl w:val="0"/>
@@ -33482,7 +35560,7 @@
       <w:keepLines/>
       <w:numPr>
         <w:ilvl w:val="1"/>
-        <w:numId w:val="34"/>
+        <w:numId w:val="24"/>
       </w:numPr>
       <w:spacing w:before="360" w:after="0"/>
       <w:outlineLvl w:val="1"/>
@@ -33511,7 +35589,7 @@
       <w:keepLines/>
       <w:numPr>
         <w:ilvl w:val="2"/>
-        <w:numId w:val="34"/>
+        <w:numId w:val="24"/>
       </w:numPr>
       <w:spacing w:before="200" w:after="0"/>
       <w:outlineLvl w:val="2"/>
@@ -33537,7 +35615,7 @@
       <w:keepLines/>
       <w:numPr>
         <w:ilvl w:val="3"/>
-        <w:numId w:val="34"/>
+        <w:numId w:val="24"/>
       </w:numPr>
       <w:spacing w:before="200" w:after="0"/>
       <w:outlineLvl w:val="3"/>
@@ -33565,7 +35643,7 @@
       <w:keepLines/>
       <w:numPr>
         <w:ilvl w:val="4"/>
-        <w:numId w:val="34"/>
+        <w:numId w:val="24"/>
       </w:numPr>
       <w:spacing w:before="200" w:after="0"/>
       <w:outlineLvl w:val="4"/>
@@ -33589,7 +35667,7 @@
       <w:keepLines/>
       <w:numPr>
         <w:ilvl w:val="5"/>
-        <w:numId w:val="34"/>
+        <w:numId w:val="24"/>
       </w:numPr>
       <w:spacing w:before="200" w:after="0"/>
       <w:outlineLvl w:val="5"/>
@@ -33615,7 +35693,7 @@
       <w:keepLines/>
       <w:numPr>
         <w:ilvl w:val="6"/>
-        <w:numId w:val="34"/>
+        <w:numId w:val="24"/>
       </w:numPr>
       <w:spacing w:before="200" w:after="0"/>
       <w:outlineLvl w:val="6"/>
@@ -33641,7 +35719,7 @@
       <w:keepLines/>
       <w:numPr>
         <w:ilvl w:val="7"/>
-        <w:numId w:val="34"/>
+        <w:numId w:val="24"/>
       </w:numPr>
       <w:spacing w:before="200" w:after="0"/>
       <w:outlineLvl w:val="7"/>
@@ -33667,7 +35745,7 @@
       <w:keepLines/>
       <w:numPr>
         <w:ilvl w:val="8"/>
-        <w:numId w:val="34"/>
+        <w:numId w:val="24"/>
       </w:numPr>
       <w:spacing w:before="200" w:after="0"/>
       <w:outlineLvl w:val="8"/>
@@ -33684,7 +35762,6 @@
   <w:style w:type="character" w:default="1" w:styleId="DefaultParagraphFont">
     <w:name w:val="Default Paragraph Font"/>
     <w:uiPriority w:val="1"/>
-    <w:semiHidden/>
     <w:unhideWhenUsed/>
   </w:style>
   <w:style w:type="table" w:default="1" w:styleId="TableNormal">
@@ -33837,6 +35914,7 @@
       <w:b/>
       <w:bCs/>
       <w:color w:val="353839" w:themeColor="text1"/>
+      <w:sz w:val="24"/>
     </w:rPr>
   </w:style>
   <w:style w:type="character" w:customStyle="1" w:styleId="Heading4Char">
@@ -33852,6 +35930,7 @@
       <w:i/>
       <w:iCs/>
       <w:color w:val="353839" w:themeColor="text1"/>
+      <w:sz w:val="24"/>
     </w:rPr>
   </w:style>
   <w:style w:type="paragraph" w:customStyle="1" w:styleId="A">
@@ -33950,6 +36029,7 @@
     <w:rPr>
       <w:rFonts w:asciiTheme="majorHAnsi" w:eastAsiaTheme="majorEastAsia" w:hAnsiTheme="majorHAnsi" w:cstheme="majorBidi"/>
       <w:color w:val="27292A" w:themeColor="text2" w:themeShade="BF"/>
+      <w:sz w:val="24"/>
     </w:rPr>
   </w:style>
   <w:style w:type="character" w:customStyle="1" w:styleId="Heading6Char">
@@ -33963,6 +36043,7 @@
       <w:i/>
       <w:iCs/>
       <w:color w:val="27292A" w:themeColor="text2" w:themeShade="BF"/>
+      <w:sz w:val="24"/>
     </w:rPr>
   </w:style>
   <w:style w:type="character" w:customStyle="1" w:styleId="Heading7Char">
@@ -33970,13 +36051,13 @@
     <w:basedOn w:val="DefaultParagraphFont"/>
     <w:link w:val="Heading7"/>
     <w:uiPriority w:val="9"/>
-    <w:semiHidden/>
     <w:rsid w:val="002D5A3B"/>
     <w:rPr>
       <w:rFonts w:asciiTheme="majorHAnsi" w:eastAsiaTheme="majorEastAsia" w:hAnsiTheme="majorHAnsi" w:cstheme="majorBidi"/>
       <w:i/>
       <w:iCs/>
       <w:color w:val="656A6C" w:themeColor="text1" w:themeTint="BF"/>
+      <w:sz w:val="24"/>
     </w:rPr>
   </w:style>
   <w:style w:type="character" w:customStyle="1" w:styleId="Heading8Char">
@@ -33984,7 +36065,6 @@
     <w:basedOn w:val="DefaultParagraphFont"/>
     <w:link w:val="Heading8"/>
     <w:uiPriority w:val="9"/>
-    <w:semiHidden/>
     <w:rsid w:val="002D5A3B"/>
     <w:rPr>
       <w:rFonts w:asciiTheme="majorHAnsi" w:eastAsiaTheme="majorEastAsia" w:hAnsiTheme="majorHAnsi" w:cstheme="majorBidi"/>
@@ -33998,7 +36078,6 @@
     <w:basedOn w:val="DefaultParagraphFont"/>
     <w:link w:val="Heading9"/>
     <w:uiPriority w:val="9"/>
-    <w:semiHidden/>
     <w:rsid w:val="002D5A3B"/>
     <w:rPr>
       <w:rFonts w:asciiTheme="majorHAnsi" w:eastAsiaTheme="majorEastAsia" w:hAnsiTheme="majorHAnsi" w:cstheme="majorBidi"/>
@@ -35135,15 +37214,6 @@
 </file>
 
 <file path=customXml/item1.xml><?xml version="1.0" encoding="utf-8"?>
-<?mso-contentType ?>
-<FormTemplates xmlns="http://schemas.microsoft.com/sharepoint/v3/contenttype/forms">
-  <Display>DocumentLibraryForm</Display>
-  <Edit>DocumentLibraryForm</Edit>
-  <New>DocumentLibraryForm</New>
-</FormTemplates>
-</file>
-
-<file path=customXml/item2.xml><?xml version="1.0" encoding="utf-8"?>
 <ct:contentTypeSchema xmlns:ct="http://schemas.microsoft.com/office/2006/metadata/contentType" xmlns:ma="http://schemas.microsoft.com/office/2006/metadata/properties/metaAttributes" ct:_="" ma:_="" ma:contentTypeName="Document" ma:contentTypeID="0x0101003EE04D916D7611488AA759BAA9A37716" ma:contentTypeVersion="34" ma:contentTypeDescription="Create a new document." ma:contentTypeScope="" ma:versionID="da43fd5ae1f7ae53ffd28d894363bfb4">
   <xsd:schema xmlns:xsd="http://www.w3.org/2001/XMLSchema" xmlns:xs="http://www.w3.org/2001/XMLSchema" xmlns:p="http://schemas.microsoft.com/office/2006/metadata/properties" xmlns:ns3="05ee331b-510f-4173-a5cc-a06d55a316fd" xmlns:ns4="ac56161a-35a2-4bac-99b6-8739237dc4f6" targetNamespace="http://schemas.microsoft.com/office/2006/metadata/properties" ma:root="true" ma:fieldsID="0e753ad016b352eaafbd0268c41c2a23" ns3:_="" ns4:_="">
     <xsd:import namespace="05ee331b-510f-4173-a5cc-a06d55a316fd"/>
@@ -35560,7 +37630,7 @@
 </ct:contentTypeSchema>
 </file>
 
-<file path=customXml/item3.xml><?xml version="1.0" encoding="utf-8"?>
+<file path=customXml/item2.xml><?xml version="1.0" encoding="utf-8"?>
 <p:properties xmlns:p="http://schemas.microsoft.com/office/2006/metadata/properties" xmlns:xsi="http://www.w3.org/2001/XMLSchema-instance" xmlns:pc="http://schemas.microsoft.com/office/infopath/2007/PartnerControls">
   <documentManagement>
     <Teams_Channel_Section_Location xmlns="ac56161a-35a2-4bac-99b6-8739237dc4f6" xsi:nil="true"/>
@@ -35610,6 +37680,15 @@
     <Templates xmlns="ac56161a-35a2-4bac-99b6-8739237dc4f6" xsi:nil="true"/>
   </documentManagement>
 </p:properties>
+</file>
+
+<file path=customXml/item3.xml><?xml version="1.0" encoding="utf-8"?>
+<?mso-contentType ?>
+<FormTemplates xmlns="http://schemas.microsoft.com/sharepoint/v3/contenttype/forms">
+  <Display>DocumentLibraryForm</Display>
+  <Edit>DocumentLibraryForm</Edit>
+  <New>DocumentLibraryForm</New>
+</FormTemplates>
 </file>
 
 <file path=customXml/item4.xml><?xml version="1.0" encoding="utf-8"?>
@@ -36081,14 +38160,6 @@
 </file>
 
 <file path=customXml/itemProps1.xml><?xml version="1.0" encoding="utf-8"?>
-<ds:datastoreItem xmlns:ds="http://schemas.openxmlformats.org/officeDocument/2006/customXml" ds:itemID="{9B975280-634C-49AE-9293-B75FDC4277EB}">
-  <ds:schemaRefs>
-    <ds:schemaRef ds:uri="http://schemas.microsoft.com/sharepoint/v3/contenttype/forms"/>
-  </ds:schemaRefs>
-</ds:datastoreItem>
-</file>
-
-<file path=customXml/itemProps2.xml><?xml version="1.0" encoding="utf-8"?>
 <ds:datastoreItem xmlns:ds="http://schemas.openxmlformats.org/officeDocument/2006/customXml" ds:itemID="{3B693098-FF00-4095-9757-18FD92BDA8E2}">
   <ds:schemaRefs>
     <ds:schemaRef ds:uri="http://schemas.microsoft.com/office/2006/metadata/contentType"/>
@@ -36107,12 +38178,20 @@
 </ds:datastoreItem>
 </file>
 
-<file path=customXml/itemProps3.xml><?xml version="1.0" encoding="utf-8"?>
+<file path=customXml/itemProps2.xml><?xml version="1.0" encoding="utf-8"?>
 <ds:datastoreItem xmlns:ds="http://schemas.openxmlformats.org/officeDocument/2006/customXml" ds:itemID="{5C51FF54-1CBD-43E8-9B2A-B56F20CDF09A}">
   <ds:schemaRefs>
     <ds:schemaRef ds:uri="http://schemas.microsoft.com/office/2006/metadata/properties"/>
     <ds:schemaRef ds:uri="http://schemas.microsoft.com/office/infopath/2007/PartnerControls"/>
     <ds:schemaRef ds:uri="ac56161a-35a2-4bac-99b6-8739237dc4f6"/>
+  </ds:schemaRefs>
+</ds:datastoreItem>
+</file>
+
+<file path=customXml/itemProps3.xml><?xml version="1.0" encoding="utf-8"?>
+<ds:datastoreItem xmlns:ds="http://schemas.openxmlformats.org/officeDocument/2006/customXml" ds:itemID="{9B975280-634C-49AE-9293-B75FDC4277EB}">
+  <ds:schemaRefs>
+    <ds:schemaRef ds:uri="http://schemas.microsoft.com/sharepoint/v3/contenttype/forms"/>
   </ds:schemaRefs>
 </ds:datastoreItem>
 </file>

--- a/docs/Final Submission/X23151374 Final Project Technical Report.docx
+++ b/docs/Final Submission/X23151374 Final Project Technical Report.docx
@@ -2784,7 +2784,7 @@
           <w:r>
             <w:fldChar w:fldCharType="separate"/>
           </w:r>
-          <w:hyperlink w:anchor="_Toc236489153" w:history="1">
+          <w:hyperlink w:anchor="_Toc236603090" w:history="1">
             <w:r>
               <w:rPr>
                 <w:rStyle w:val="Hyperlink"/>
@@ -2811,7 +2811,7 @@
                 <w:noProof/>
                 <w:webHidden/>
               </w:rPr>
-              <w:instrText xml:space="preserve"> PAGEREF _Toc236489153 \h </w:instrText>
+              <w:instrText xml:space="preserve"> PAGEREF _Toc236603090 \h </w:instrText>
             </w:r>
             <w:r>
               <w:rPr>
@@ -2857,7 +2857,7 @@
               <w14:ligatures w14:val="standardContextual"/>
             </w:rPr>
           </w:pPr>
-          <w:hyperlink w:anchor="_Toc236489154" w:history="1">
+          <w:hyperlink w:anchor="_Toc236603091" w:history="1">
             <w:r>
               <w:rPr>
                 <w:rStyle w:val="Hyperlink"/>
@@ -2901,7 +2901,7 @@
                 <w:noProof/>
                 <w:webHidden/>
               </w:rPr>
-              <w:instrText xml:space="preserve"> PAGEREF _Toc236489154 \h </w:instrText>
+              <w:instrText xml:space="preserve"> PAGEREF _Toc236603091 \h </w:instrText>
             </w:r>
             <w:r>
               <w:rPr>
@@ -2947,7 +2947,7 @@
               <w14:ligatures w14:val="standardContextual"/>
             </w:rPr>
           </w:pPr>
-          <w:hyperlink w:anchor="_Toc236489155" w:history="1">
+          <w:hyperlink w:anchor="_Toc236603092" w:history="1">
             <w:r>
               <w:rPr>
                 <w:rStyle w:val="Hyperlink"/>
@@ -2991,7 +2991,7 @@
                 <w:noProof/>
                 <w:webHidden/>
               </w:rPr>
-              <w:instrText xml:space="preserve"> PAGEREF _Toc236489155 \h </w:instrText>
+              <w:instrText xml:space="preserve"> PAGEREF _Toc236603092 \h </w:instrText>
             </w:r>
             <w:r>
               <w:rPr>
@@ -3037,7 +3037,7 @@
               <w14:ligatures w14:val="standardContextual"/>
             </w:rPr>
           </w:pPr>
-          <w:hyperlink w:anchor="_Toc236489156" w:history="1">
+          <w:hyperlink w:anchor="_Toc236603093" w:history="1">
             <w:r>
               <w:rPr>
                 <w:rStyle w:val="Hyperlink"/>
@@ -3081,7 +3081,7 @@
                 <w:noProof/>
                 <w:webHidden/>
               </w:rPr>
-              <w:instrText xml:space="preserve"> PAGEREF _Toc236489156 \h </w:instrText>
+              <w:instrText xml:space="preserve"> PAGEREF _Toc236603093 \h </w:instrText>
             </w:r>
             <w:r>
               <w:rPr>
@@ -3127,7 +3127,7 @@
               <w14:ligatures w14:val="standardContextual"/>
             </w:rPr>
           </w:pPr>
-          <w:hyperlink w:anchor="_Toc236489157" w:history="1">
+          <w:hyperlink w:anchor="_Toc236603094" w:history="1">
             <w:r>
               <w:rPr>
                 <w:rStyle w:val="Hyperlink"/>
@@ -3171,7 +3171,7 @@
                 <w:noProof/>
                 <w:webHidden/>
               </w:rPr>
-              <w:instrText xml:space="preserve"> PAGEREF _Toc236489157 \h </w:instrText>
+              <w:instrText xml:space="preserve"> PAGEREF _Toc236603094 \h </w:instrText>
             </w:r>
             <w:r>
               <w:rPr>
@@ -3217,7 +3217,7 @@
               <w14:ligatures w14:val="standardContextual"/>
             </w:rPr>
           </w:pPr>
-          <w:hyperlink w:anchor="_Toc236489158" w:history="1">
+          <w:hyperlink w:anchor="_Toc236603095" w:history="1">
             <w:r>
               <w:rPr>
                 <w:rStyle w:val="Hyperlink"/>
@@ -3261,7 +3261,7 @@
                 <w:noProof/>
                 <w:webHidden/>
               </w:rPr>
-              <w:instrText xml:space="preserve"> PAGEREF _Toc236489158 \h </w:instrText>
+              <w:instrText xml:space="preserve"> PAGEREF _Toc236603095 \h </w:instrText>
             </w:r>
             <w:r>
               <w:rPr>
@@ -3307,7 +3307,7 @@
               <w14:ligatures w14:val="standardContextual"/>
             </w:rPr>
           </w:pPr>
-          <w:hyperlink w:anchor="_Toc236489159" w:history="1">
+          <w:hyperlink w:anchor="_Toc236603096" w:history="1">
             <w:r>
               <w:rPr>
                 <w:rStyle w:val="Hyperlink"/>
@@ -3351,7 +3351,7 @@
                 <w:noProof/>
                 <w:webHidden/>
               </w:rPr>
-              <w:instrText xml:space="preserve"> PAGEREF _Toc236489159 \h </w:instrText>
+              <w:instrText xml:space="preserve"> PAGEREF _Toc236603096 \h </w:instrText>
             </w:r>
             <w:r>
               <w:rPr>
@@ -3397,7 +3397,7 @@
               <w14:ligatures w14:val="standardContextual"/>
             </w:rPr>
           </w:pPr>
-          <w:hyperlink w:anchor="_Toc236489160" w:history="1">
+          <w:hyperlink w:anchor="_Toc236603097" w:history="1">
             <w:r>
               <w:rPr>
                 <w:rStyle w:val="Hyperlink"/>
@@ -3441,7 +3441,7 @@
                 <w:noProof/>
                 <w:webHidden/>
               </w:rPr>
-              <w:instrText xml:space="preserve"> PAGEREF _Toc236489160 \h </w:instrText>
+              <w:instrText xml:space="preserve"> PAGEREF _Toc236603097 \h </w:instrText>
             </w:r>
             <w:r>
               <w:rPr>
@@ -3487,7 +3487,7 @@
               <w14:ligatures w14:val="standardContextual"/>
             </w:rPr>
           </w:pPr>
-          <w:hyperlink w:anchor="_Toc236489161" w:history="1">
+          <w:hyperlink w:anchor="_Toc236603098" w:history="1">
             <w:r>
               <w:rPr>
                 <w:rStyle w:val="Hyperlink"/>
@@ -3531,7 +3531,7 @@
                 <w:noProof/>
                 <w:webHidden/>
               </w:rPr>
-              <w:instrText xml:space="preserve"> PAGEREF _Toc236489161 \h </w:instrText>
+              <w:instrText xml:space="preserve"> PAGEREF _Toc236603098 \h </w:instrText>
             </w:r>
             <w:r>
               <w:rPr>
@@ -3577,7 +3577,7 @@
               <w14:ligatures w14:val="standardContextual"/>
             </w:rPr>
           </w:pPr>
-          <w:hyperlink w:anchor="_Toc236489162" w:history="1">
+          <w:hyperlink w:anchor="_Toc236603099" w:history="1">
             <w:r>
               <w:rPr>
                 <w:rStyle w:val="Hyperlink"/>
@@ -3621,7 +3621,7 @@
                 <w:noProof/>
                 <w:webHidden/>
               </w:rPr>
-              <w:instrText xml:space="preserve"> PAGEREF _Toc236489162 \h </w:instrText>
+              <w:instrText xml:space="preserve"> PAGEREF _Toc236603099 \h </w:instrText>
             </w:r>
             <w:r>
               <w:rPr>
@@ -3667,7 +3667,7 @@
               <w14:ligatures w14:val="standardContextual"/>
             </w:rPr>
           </w:pPr>
-          <w:hyperlink w:anchor="_Toc236489163" w:history="1">
+          <w:hyperlink w:anchor="_Toc236603100" w:history="1">
             <w:r>
               <w:rPr>
                 <w:rStyle w:val="Hyperlink"/>
@@ -3711,7 +3711,7 @@
                 <w:noProof/>
                 <w:webHidden/>
               </w:rPr>
-              <w:instrText xml:space="preserve"> PAGEREF _Toc236489163 \h </w:instrText>
+              <w:instrText xml:space="preserve"> PAGEREF _Toc236603100 \h </w:instrText>
             </w:r>
             <w:r>
               <w:rPr>
@@ -3757,7 +3757,7 @@
               <w14:ligatures w14:val="standardContextual"/>
             </w:rPr>
           </w:pPr>
-          <w:hyperlink w:anchor="_Toc236489164" w:history="1">
+          <w:hyperlink w:anchor="_Toc236603101" w:history="1">
             <w:r>
               <w:rPr>
                 <w:rStyle w:val="Hyperlink"/>
@@ -3801,7 +3801,7 @@
                 <w:noProof/>
                 <w:webHidden/>
               </w:rPr>
-              <w:instrText xml:space="preserve"> PAGEREF _Toc236489164 \h </w:instrText>
+              <w:instrText xml:space="preserve"> PAGEREF _Toc236603101 \h </w:instrText>
             </w:r>
             <w:r>
               <w:rPr>
@@ -3847,7 +3847,7 @@
               <w14:ligatures w14:val="standardContextual"/>
             </w:rPr>
           </w:pPr>
-          <w:hyperlink w:anchor="_Toc236489165" w:history="1">
+          <w:hyperlink w:anchor="_Toc236603102" w:history="1">
             <w:r>
               <w:rPr>
                 <w:rStyle w:val="Hyperlink"/>
@@ -3891,7 +3891,7 @@
                 <w:noProof/>
                 <w:webHidden/>
               </w:rPr>
-              <w:instrText xml:space="preserve"> PAGEREF _Toc236489165 \h </w:instrText>
+              <w:instrText xml:space="preserve"> PAGEREF _Toc236603102 \h </w:instrText>
             </w:r>
             <w:r>
               <w:rPr>
@@ -3937,7 +3937,7 @@
               <w14:ligatures w14:val="standardContextual"/>
             </w:rPr>
           </w:pPr>
-          <w:hyperlink w:anchor="_Toc236489166" w:history="1">
+          <w:hyperlink w:anchor="_Toc236603103" w:history="1">
             <w:r>
               <w:rPr>
                 <w:rStyle w:val="Hyperlink"/>
@@ -3981,7 +3981,7 @@
                 <w:noProof/>
                 <w:webHidden/>
               </w:rPr>
-              <w:instrText xml:space="preserve"> PAGEREF _Toc236489166 \h </w:instrText>
+              <w:instrText xml:space="preserve"> PAGEREF _Toc236603103 \h </w:instrText>
             </w:r>
             <w:r>
               <w:rPr>
@@ -4027,7 +4027,7 @@
               <w14:ligatures w14:val="standardContextual"/>
             </w:rPr>
           </w:pPr>
-          <w:hyperlink w:anchor="_Toc236489167" w:history="1">
+          <w:hyperlink w:anchor="_Toc236603104" w:history="1">
             <w:r>
               <w:rPr>
                 <w:rStyle w:val="Hyperlink"/>
@@ -4050,7 +4050,7 @@
                 <w:rStyle w:val="Hyperlink"/>
                 <w:noProof/>
               </w:rPr>
-              <w:t>System Architecture Overview</w:t>
+              <w:t>System Architecture</w:t>
             </w:r>
             <w:r>
               <w:rPr>
@@ -4071,7 +4071,7 @@
                 <w:noProof/>
                 <w:webHidden/>
               </w:rPr>
-              <w:instrText xml:space="preserve"> PAGEREF _Toc236489167 \h </w:instrText>
+              <w:instrText xml:space="preserve"> PAGEREF _Toc236603104 \h </w:instrText>
             </w:r>
             <w:r>
               <w:rPr>
@@ -4117,7 +4117,7 @@
               <w14:ligatures w14:val="standardContextual"/>
             </w:rPr>
           </w:pPr>
-          <w:hyperlink w:anchor="_Toc236489168" w:history="1">
+          <w:hyperlink w:anchor="_Toc236603105" w:history="1">
             <w:r>
               <w:rPr>
                 <w:rStyle w:val="Hyperlink"/>
@@ -4140,7 +4140,7 @@
                 <w:rStyle w:val="Hyperlink"/>
                 <w:noProof/>
               </w:rPr>
-              <w:t>Container Diagram</w:t>
+              <w:t>Key Algorithms</w:t>
             </w:r>
             <w:r>
               <w:rPr>
@@ -4161,7 +4161,7 @@
                 <w:noProof/>
                 <w:webHidden/>
               </w:rPr>
-              <w:instrText xml:space="preserve"> PAGEREF _Toc236489168 \h </w:instrText>
+              <w:instrText xml:space="preserve"> PAGEREF _Toc236603105 \h </w:instrText>
             </w:r>
             <w:r>
               <w:rPr>
@@ -4181,7 +4181,97 @@
                 <w:noProof/>
                 <w:webHidden/>
               </w:rPr>
-              <w:t>27</w:t>
+              <w:t>32</w:t>
+            </w:r>
+            <w:r>
+              <w:rPr>
+                <w:noProof/>
+                <w:webHidden/>
+              </w:rPr>
+              <w:fldChar w:fldCharType="end"/>
+            </w:r>
+          </w:hyperlink>
+        </w:p>
+        <w:p>
+          <w:pPr>
+            <w:pStyle w:val="TOC2"/>
+            <w:tabs>
+              <w:tab w:val="left" w:pos="960"/>
+              <w:tab w:val="right" w:leader="dot" w:pos="9016"/>
+            </w:tabs>
+            <w:rPr>
+              <w:noProof/>
+              <w:kern w:val="2"/>
+              <w:szCs w:val="24"/>
+              <w:lang w:eastAsia="en-IE"/>
+              <w14:ligatures w14:val="standardContextual"/>
+            </w:rPr>
+          </w:pPr>
+          <w:hyperlink w:anchor="_Toc236603106" w:history="1">
+            <w:r>
+              <w:rPr>
+                <w:rStyle w:val="Hyperlink"/>
+                <w:noProof/>
+              </w:rPr>
+              <w:t>2.3</w:t>
+            </w:r>
+            <w:r>
+              <w:rPr>
+                <w:noProof/>
+                <w:kern w:val="2"/>
+                <w:szCs w:val="24"/>
+                <w:lang w:eastAsia="en-IE"/>
+                <w14:ligatures w14:val="standardContextual"/>
+              </w:rPr>
+              <w:tab/>
+            </w:r>
+            <w:r>
+              <w:rPr>
+                <w:rStyle w:val="Hyperlink"/>
+                <w:noProof/>
+              </w:rPr>
+              <w:t>Implementation</w:t>
+            </w:r>
+            <w:r>
+              <w:rPr>
+                <w:noProof/>
+                <w:webHidden/>
+              </w:rPr>
+              <w:tab/>
+            </w:r>
+            <w:r>
+              <w:rPr>
+                <w:noProof/>
+                <w:webHidden/>
+              </w:rPr>
+              <w:fldChar w:fldCharType="begin"/>
+            </w:r>
+            <w:r>
+              <w:rPr>
+                <w:noProof/>
+                <w:webHidden/>
+              </w:rPr>
+              <w:instrText xml:space="preserve"> PAGEREF _Toc236603106 \h </w:instrText>
+            </w:r>
+            <w:r>
+              <w:rPr>
+                <w:noProof/>
+                <w:webHidden/>
+              </w:rPr>
+            </w:r>
+            <w:r>
+              <w:rPr>
+                <w:noProof/>
+                <w:webHidden/>
+              </w:rPr>
+              <w:fldChar w:fldCharType="separate"/>
+            </w:r>
+            <w:r>
+              <w:rPr>
+                <w:noProof/>
+                <w:webHidden/>
+              </w:rPr>
+              <w:t>36</w:t>
             </w:r>
             <w:r>
               <w:rPr>
@@ -4207,13 +4297,13 @@
               <w14:ligatures w14:val="standardContextual"/>
             </w:rPr>
           </w:pPr>
-          <w:hyperlink w:anchor="_Toc236489169" w:history="1">
+          <w:hyperlink w:anchor="_Toc236603107" w:history="1">
             <w:r>
               <w:rPr>
                 <w:rStyle w:val="Hyperlink"/>
                 <w:noProof/>
               </w:rPr>
-              <w:t>2.2.3</w:t>
+              <w:t>2.3.1</w:t>
             </w:r>
             <w:r>
               <w:rPr>
@@ -4230,7 +4320,7 @@
                 <w:rStyle w:val="Hyperlink"/>
                 <w:noProof/>
               </w:rPr>
-              <w:t>Component Diagram</w:t>
+              <w:t>Telemetry</w:t>
             </w:r>
             <w:r>
               <w:rPr>
@@ -4251,7 +4341,7 @@
                 <w:noProof/>
                 <w:webHidden/>
               </w:rPr>
-              <w:instrText xml:space="preserve"> PAGEREF _Toc236489169 \h </w:instrText>
+              <w:instrText xml:space="preserve"> PAGEREF _Toc236603107 \h </w:instrText>
             </w:r>
             <w:r>
               <w:rPr>
@@ -4271,7 +4361,7 @@
                 <w:noProof/>
                 <w:webHidden/>
               </w:rPr>
-              <w:t>28</w:t>
+              <w:t>36</w:t>
             </w:r>
             <w:r>
               <w:rPr>
@@ -4297,13 +4387,13 @@
               <w14:ligatures w14:val="standardContextual"/>
             </w:rPr>
           </w:pPr>
-          <w:hyperlink w:anchor="_Toc236489170" w:history="1">
+          <w:hyperlink w:anchor="_Toc236603108" w:history="1">
             <w:r>
               <w:rPr>
                 <w:rStyle w:val="Hyperlink"/>
                 <w:noProof/>
               </w:rPr>
-              <w:t>2.2.4</w:t>
+              <w:t>2.3.2</w:t>
             </w:r>
             <w:r>
               <w:rPr>
@@ -4320,7 +4410,7 @@
                 <w:rStyle w:val="Hyperlink"/>
                 <w:noProof/>
               </w:rPr>
-              <w:t>Runtime Data</w:t>
+              <w:t>Driver Creation</w:t>
             </w:r>
             <w:r>
               <w:rPr>
@@ -4341,7 +4431,7 @@
                 <w:noProof/>
                 <w:webHidden/>
               </w:rPr>
-              <w:instrText xml:space="preserve"> PAGEREF _Toc236489170 \h </w:instrText>
+              <w:instrText xml:space="preserve"> PAGEREF _Toc236603108 \h </w:instrText>
             </w:r>
             <w:r>
               <w:rPr>
@@ -4361,7 +4451,7 @@
                 <w:noProof/>
                 <w:webHidden/>
               </w:rPr>
-              <w:t>29</w:t>
+              <w:t>39</w:t>
             </w:r>
             <w:r>
               <w:rPr>
@@ -4387,13 +4477,13 @@
               <w14:ligatures w14:val="standardContextual"/>
             </w:rPr>
           </w:pPr>
-          <w:hyperlink w:anchor="_Toc236489171" w:history="1">
+          <w:hyperlink w:anchor="_Toc236603109" w:history="1">
             <w:r>
               <w:rPr>
                 <w:rStyle w:val="Hyperlink"/>
                 <w:noProof/>
               </w:rPr>
-              <w:t>2.2.5</w:t>
+              <w:t>2.3.3</w:t>
             </w:r>
             <w:r>
               <w:rPr>
@@ -4410,7 +4500,7 @@
                 <w:rStyle w:val="Hyperlink"/>
                 <w:noProof/>
               </w:rPr>
-              <w:t>Data Flow</w:t>
+              <w:t>Track</w:t>
             </w:r>
             <w:r>
               <w:rPr>
@@ -4431,7 +4521,7 @@
                 <w:noProof/>
                 <w:webHidden/>
               </w:rPr>
-              <w:instrText xml:space="preserve"> PAGEREF _Toc236489171 \h </w:instrText>
+              <w:instrText xml:space="preserve"> PAGEREF _Toc236603109 \h </w:instrText>
             </w:r>
             <w:r>
               <w:rPr>
@@ -4451,7 +4541,7 @@
                 <w:noProof/>
                 <w:webHidden/>
               </w:rPr>
-              <w:t>30</w:t>
+              <w:t>42</w:t>
             </w:r>
             <w:r>
               <w:rPr>
@@ -4477,13 +4567,13 @@
               <w14:ligatures w14:val="standardContextual"/>
             </w:rPr>
           </w:pPr>
-          <w:hyperlink w:anchor="_Toc236489172" w:history="1">
+          <w:hyperlink w:anchor="_Toc236603110" w:history="1">
             <w:r>
               <w:rPr>
                 <w:rStyle w:val="Hyperlink"/>
                 <w:noProof/>
               </w:rPr>
-              <w:t>2.3</w:t>
+              <w:t>2.4</w:t>
             </w:r>
             <w:r>
               <w:rPr>
@@ -4500,7 +4590,7 @@
                 <w:rStyle w:val="Hyperlink"/>
                 <w:noProof/>
               </w:rPr>
-              <w:t>Implementation</w:t>
+              <w:t>Graphical User Interface (GUI)</w:t>
             </w:r>
             <w:r>
               <w:rPr>
@@ -4521,7 +4611,7 @@
                 <w:noProof/>
                 <w:webHidden/>
               </w:rPr>
-              <w:instrText xml:space="preserve"> PAGEREF _Toc236489172 \h </w:instrText>
+              <w:instrText xml:space="preserve"> PAGEREF _Toc236603110 \h </w:instrText>
             </w:r>
             <w:r>
               <w:rPr>
@@ -4541,7 +4631,7 @@
                 <w:noProof/>
                 <w:webHidden/>
               </w:rPr>
-              <w:t>31</w:t>
+              <w:t>46</w:t>
             </w:r>
             <w:r>
               <w:rPr>
@@ -4567,13 +4657,13 @@
               <w14:ligatures w14:val="standardContextual"/>
             </w:rPr>
           </w:pPr>
-          <w:hyperlink w:anchor="_Toc236489173" w:history="1">
+          <w:hyperlink w:anchor="_Toc236603111" w:history="1">
             <w:r>
               <w:rPr>
                 <w:rStyle w:val="Hyperlink"/>
                 <w:noProof/>
               </w:rPr>
-              <w:t>2.3.1</w:t>
+              <w:t>2.4.1</w:t>
             </w:r>
             <w:r>
               <w:rPr>
@@ -4590,7 +4680,7 @@
                 <w:rStyle w:val="Hyperlink"/>
                 <w:noProof/>
               </w:rPr>
-              <w:t>Telemetry</w:t>
+              <w:t>Main Menu</w:t>
             </w:r>
             <w:r>
               <w:rPr>
@@ -4611,7 +4701,7 @@
                 <w:noProof/>
                 <w:webHidden/>
               </w:rPr>
-              <w:instrText xml:space="preserve"> PAGEREF _Toc236489173 \h </w:instrText>
+              <w:instrText xml:space="preserve"> PAGEREF _Toc236603111 \h </w:instrText>
             </w:r>
             <w:r>
               <w:rPr>
@@ -4631,7 +4721,7 @@
                 <w:noProof/>
                 <w:webHidden/>
               </w:rPr>
-              <w:t>31</w:t>
+              <w:t>46</w:t>
             </w:r>
             <w:r>
               <w:rPr>
@@ -4657,13 +4747,13 @@
               <w14:ligatures w14:val="standardContextual"/>
             </w:rPr>
           </w:pPr>
-          <w:hyperlink w:anchor="_Toc236489174" w:history="1">
+          <w:hyperlink w:anchor="_Toc236603112" w:history="1">
             <w:r>
               <w:rPr>
                 <w:rStyle w:val="Hyperlink"/>
                 <w:noProof/>
               </w:rPr>
-              <w:t>2.3.2</w:t>
+              <w:t>2.4.2</w:t>
             </w:r>
             <w:r>
               <w:rPr>
@@ -4680,7 +4770,7 @@
                 <w:rStyle w:val="Hyperlink"/>
                 <w:noProof/>
               </w:rPr>
-              <w:t>Driver Creation</w:t>
+              <w:t>Accessibility</w:t>
             </w:r>
             <w:r>
               <w:rPr>
@@ -4701,7 +4791,7 @@
                 <w:noProof/>
                 <w:webHidden/>
               </w:rPr>
-              <w:instrText xml:space="preserve"> PAGEREF _Toc236489174 \h </w:instrText>
+              <w:instrText xml:space="preserve"> PAGEREF _Toc236603112 \h </w:instrText>
             </w:r>
             <w:r>
               <w:rPr>
@@ -4721,7 +4811,7 @@
                 <w:noProof/>
                 <w:webHidden/>
               </w:rPr>
-              <w:t>34</w:t>
+              <w:t>47</w:t>
             </w:r>
             <w:r>
               <w:rPr>
@@ -4747,13 +4837,13 @@
               <w14:ligatures w14:val="standardContextual"/>
             </w:rPr>
           </w:pPr>
-          <w:hyperlink w:anchor="_Toc236489175" w:history="1">
+          <w:hyperlink w:anchor="_Toc236603113" w:history="1">
             <w:r>
               <w:rPr>
                 <w:rStyle w:val="Hyperlink"/>
                 <w:noProof/>
               </w:rPr>
-              <w:t>2.3.3</w:t>
+              <w:t>2.4.3</w:t>
             </w:r>
             <w:r>
               <w:rPr>
@@ -4770,7 +4860,7 @@
                 <w:rStyle w:val="Hyperlink"/>
                 <w:noProof/>
               </w:rPr>
-              <w:t>Track</w:t>
+              <w:t>Accessibility in action</w:t>
             </w:r>
             <w:r>
               <w:rPr>
@@ -4791,7 +4881,7 @@
                 <w:noProof/>
                 <w:webHidden/>
               </w:rPr>
-              <w:instrText xml:space="preserve"> PAGEREF _Toc236489175 \h </w:instrText>
+              <w:instrText xml:space="preserve"> PAGEREF _Toc236603113 \h </w:instrText>
             </w:r>
             <w:r>
               <w:rPr>
@@ -4811,7 +4901,277 @@
                 <w:noProof/>
                 <w:webHidden/>
               </w:rPr>
-              <w:t>37</w:t>
+              <w:t>48</w:t>
+            </w:r>
+            <w:r>
+              <w:rPr>
+                <w:noProof/>
+                <w:webHidden/>
+              </w:rPr>
+              <w:fldChar w:fldCharType="end"/>
+            </w:r>
+          </w:hyperlink>
+        </w:p>
+        <w:p>
+          <w:pPr>
+            <w:pStyle w:val="TOC3"/>
+            <w:tabs>
+              <w:tab w:val="left" w:pos="1440"/>
+              <w:tab w:val="right" w:leader="dot" w:pos="9016"/>
+            </w:tabs>
+            <w:rPr>
+              <w:noProof/>
+              <w:kern w:val="2"/>
+              <w:szCs w:val="24"/>
+              <w:lang w:eastAsia="en-IE"/>
+              <w14:ligatures w14:val="standardContextual"/>
+            </w:rPr>
+          </w:pPr>
+          <w:hyperlink w:anchor="_Toc236603114" w:history="1">
+            <w:r>
+              <w:rPr>
+                <w:rStyle w:val="Hyperlink"/>
+                <w:noProof/>
+              </w:rPr>
+              <w:t>2.4.4</w:t>
+            </w:r>
+            <w:r>
+              <w:rPr>
+                <w:noProof/>
+                <w:kern w:val="2"/>
+                <w:szCs w:val="24"/>
+                <w:lang w:eastAsia="en-IE"/>
+                <w14:ligatures w14:val="standardContextual"/>
+              </w:rPr>
+              <w:tab/>
+            </w:r>
+            <w:r>
+              <w:rPr>
+                <w:rStyle w:val="Hyperlink"/>
+                <w:noProof/>
+              </w:rPr>
+              <w:t>Racetrack</w:t>
+            </w:r>
+            <w:r>
+              <w:rPr>
+                <w:noProof/>
+                <w:webHidden/>
+              </w:rPr>
+              <w:tab/>
+            </w:r>
+            <w:r>
+              <w:rPr>
+                <w:noProof/>
+                <w:webHidden/>
+              </w:rPr>
+              <w:fldChar w:fldCharType="begin"/>
+            </w:r>
+            <w:r>
+              <w:rPr>
+                <w:noProof/>
+                <w:webHidden/>
+              </w:rPr>
+              <w:instrText xml:space="preserve"> PAGEREF _Toc236603114 \h </w:instrText>
+            </w:r>
+            <w:r>
+              <w:rPr>
+                <w:noProof/>
+                <w:webHidden/>
+              </w:rPr>
+            </w:r>
+            <w:r>
+              <w:rPr>
+                <w:noProof/>
+                <w:webHidden/>
+              </w:rPr>
+              <w:fldChar w:fldCharType="separate"/>
+            </w:r>
+            <w:r>
+              <w:rPr>
+                <w:noProof/>
+                <w:webHidden/>
+              </w:rPr>
+              <w:t>49</w:t>
+            </w:r>
+            <w:r>
+              <w:rPr>
+                <w:noProof/>
+                <w:webHidden/>
+              </w:rPr>
+              <w:fldChar w:fldCharType="end"/>
+            </w:r>
+          </w:hyperlink>
+        </w:p>
+        <w:p>
+          <w:pPr>
+            <w:pStyle w:val="TOC3"/>
+            <w:tabs>
+              <w:tab w:val="left" w:pos="1440"/>
+              <w:tab w:val="right" w:leader="dot" w:pos="9016"/>
+            </w:tabs>
+            <w:rPr>
+              <w:noProof/>
+              <w:kern w:val="2"/>
+              <w:szCs w:val="24"/>
+              <w:lang w:eastAsia="en-IE"/>
+              <w14:ligatures w14:val="standardContextual"/>
+            </w:rPr>
+          </w:pPr>
+          <w:hyperlink w:anchor="_Toc236603115" w:history="1">
+            <w:r>
+              <w:rPr>
+                <w:rStyle w:val="Hyperlink"/>
+                <w:noProof/>
+              </w:rPr>
+              <w:t>2.4.5</w:t>
+            </w:r>
+            <w:r>
+              <w:rPr>
+                <w:noProof/>
+                <w:kern w:val="2"/>
+                <w:szCs w:val="24"/>
+                <w:lang w:eastAsia="en-IE"/>
+                <w14:ligatures w14:val="standardContextual"/>
+              </w:rPr>
+              <w:tab/>
+            </w:r>
+            <w:r>
+              <w:rPr>
+                <w:rStyle w:val="Hyperlink"/>
+                <w:noProof/>
+              </w:rPr>
+              <w:t>Telemetry</w:t>
+            </w:r>
+            <w:r>
+              <w:rPr>
+                <w:noProof/>
+                <w:webHidden/>
+              </w:rPr>
+              <w:tab/>
+            </w:r>
+            <w:r>
+              <w:rPr>
+                <w:noProof/>
+                <w:webHidden/>
+              </w:rPr>
+              <w:fldChar w:fldCharType="begin"/>
+            </w:r>
+            <w:r>
+              <w:rPr>
+                <w:noProof/>
+                <w:webHidden/>
+              </w:rPr>
+              <w:instrText xml:space="preserve"> PAGEREF _Toc236603115 \h </w:instrText>
+            </w:r>
+            <w:r>
+              <w:rPr>
+                <w:noProof/>
+                <w:webHidden/>
+              </w:rPr>
+            </w:r>
+            <w:r>
+              <w:rPr>
+                <w:noProof/>
+                <w:webHidden/>
+              </w:rPr>
+              <w:fldChar w:fldCharType="separate"/>
+            </w:r>
+            <w:r>
+              <w:rPr>
+                <w:noProof/>
+                <w:webHidden/>
+              </w:rPr>
+              <w:t>49</w:t>
+            </w:r>
+            <w:r>
+              <w:rPr>
+                <w:noProof/>
+                <w:webHidden/>
+              </w:rPr>
+              <w:fldChar w:fldCharType="end"/>
+            </w:r>
+          </w:hyperlink>
+        </w:p>
+        <w:p>
+          <w:pPr>
+            <w:pStyle w:val="TOC3"/>
+            <w:tabs>
+              <w:tab w:val="left" w:pos="1440"/>
+              <w:tab w:val="right" w:leader="dot" w:pos="9016"/>
+            </w:tabs>
+            <w:rPr>
+              <w:noProof/>
+              <w:kern w:val="2"/>
+              <w:szCs w:val="24"/>
+              <w:lang w:eastAsia="en-IE"/>
+              <w14:ligatures w14:val="standardContextual"/>
+            </w:rPr>
+          </w:pPr>
+          <w:hyperlink w:anchor="_Toc236603116" w:history="1">
+            <w:r>
+              <w:rPr>
+                <w:rStyle w:val="Hyperlink"/>
+                <w:noProof/>
+              </w:rPr>
+              <w:t>2.4.6</w:t>
+            </w:r>
+            <w:r>
+              <w:rPr>
+                <w:noProof/>
+                <w:kern w:val="2"/>
+                <w:szCs w:val="24"/>
+                <w:lang w:eastAsia="en-IE"/>
+                <w14:ligatures w14:val="standardContextual"/>
+              </w:rPr>
+              <w:tab/>
+            </w:r>
+            <w:r>
+              <w:rPr>
+                <w:rStyle w:val="Hyperlink"/>
+                <w:noProof/>
+              </w:rPr>
+              <w:t>Standings</w:t>
+            </w:r>
+            <w:r>
+              <w:rPr>
+                <w:noProof/>
+                <w:webHidden/>
+              </w:rPr>
+              <w:tab/>
+            </w:r>
+            <w:r>
+              <w:rPr>
+                <w:noProof/>
+                <w:webHidden/>
+              </w:rPr>
+              <w:fldChar w:fldCharType="begin"/>
+            </w:r>
+            <w:r>
+              <w:rPr>
+                <w:noProof/>
+                <w:webHidden/>
+              </w:rPr>
+              <w:instrText xml:space="preserve"> PAGEREF _Toc236603116 \h </w:instrText>
+            </w:r>
+            <w:r>
+              <w:rPr>
+                <w:noProof/>
+                <w:webHidden/>
+              </w:rPr>
+            </w:r>
+            <w:r>
+              <w:rPr>
+                <w:noProof/>
+                <w:webHidden/>
+              </w:rPr>
+              <w:fldChar w:fldCharType="separate"/>
+            </w:r>
+            <w:r>
+              <w:rPr>
+                <w:noProof/>
+                <w:webHidden/>
+              </w:rPr>
+              <w:t>50</w:t>
             </w:r>
             <w:r>
               <w:rPr>
@@ -4837,13 +5197,13 @@
               <w14:ligatures w14:val="standardContextual"/>
             </w:rPr>
           </w:pPr>
-          <w:hyperlink w:anchor="_Toc236489176" w:history="1">
+          <w:hyperlink w:anchor="_Toc236603117" w:history="1">
             <w:r>
               <w:rPr>
                 <w:rStyle w:val="Hyperlink"/>
                 <w:noProof/>
               </w:rPr>
-              <w:t>2.4</w:t>
+              <w:t>2.5</w:t>
             </w:r>
             <w:r>
               <w:rPr>
@@ -4860,7 +5220,7 @@
                 <w:rStyle w:val="Hyperlink"/>
                 <w:noProof/>
               </w:rPr>
-              <w:t>Graphical User Interface (GUI)</w:t>
+              <w:t>Testing</w:t>
             </w:r>
             <w:r>
               <w:rPr>
@@ -4881,7 +5241,7 @@
                 <w:noProof/>
                 <w:webHidden/>
               </w:rPr>
-              <w:instrText xml:space="preserve"> PAGEREF _Toc236489176 \h </w:instrText>
+              <w:instrText xml:space="preserve"> PAGEREF _Toc236603117 \h </w:instrText>
             </w:r>
             <w:r>
               <w:rPr>
@@ -4901,7 +5261,7 @@
                 <w:noProof/>
                 <w:webHidden/>
               </w:rPr>
-              <w:t>42</w:t>
+              <w:t>51</w:t>
             </w:r>
             <w:r>
               <w:rPr>
@@ -4927,13 +5287,13 @@
               <w14:ligatures w14:val="standardContextual"/>
             </w:rPr>
           </w:pPr>
-          <w:hyperlink w:anchor="_Toc236489177" w:history="1">
+          <w:hyperlink w:anchor="_Toc236603118" w:history="1">
             <w:r>
               <w:rPr>
                 <w:rStyle w:val="Hyperlink"/>
                 <w:noProof/>
               </w:rPr>
-              <w:t>2.4.1</w:t>
+              <w:t>2.5.1</w:t>
             </w:r>
             <w:r>
               <w:rPr>
@@ -4950,7 +5310,7 @@
                 <w:rStyle w:val="Hyperlink"/>
                 <w:noProof/>
               </w:rPr>
-              <w:t>Main Menu</w:t>
+              <w:t>Tools</w:t>
             </w:r>
             <w:r>
               <w:rPr>
@@ -4971,7 +5331,7 @@
                 <w:noProof/>
                 <w:webHidden/>
               </w:rPr>
-              <w:instrText xml:space="preserve"> PAGEREF _Toc236489177 \h </w:instrText>
+              <w:instrText xml:space="preserve"> PAGEREF _Toc236603118 \h </w:instrText>
             </w:r>
             <w:r>
               <w:rPr>
@@ -4991,7 +5351,7 @@
                 <w:noProof/>
                 <w:webHidden/>
               </w:rPr>
-              <w:t>42</w:t>
+              <w:t>51</w:t>
             </w:r>
             <w:r>
               <w:rPr>
@@ -5017,13 +5377,13 @@
               <w14:ligatures w14:val="standardContextual"/>
             </w:rPr>
           </w:pPr>
-          <w:hyperlink w:anchor="_Toc236489178" w:history="1">
+          <w:hyperlink w:anchor="_Toc236603119" w:history="1">
             <w:r>
               <w:rPr>
                 <w:rStyle w:val="Hyperlink"/>
                 <w:noProof/>
               </w:rPr>
-              <w:t>2.4.2</w:t>
+              <w:t>2.5.2</w:t>
             </w:r>
             <w:r>
               <w:rPr>
@@ -5040,7 +5400,7 @@
                 <w:rStyle w:val="Hyperlink"/>
                 <w:noProof/>
               </w:rPr>
-              <w:t>Accessibility</w:t>
+              <w:t>Unit</w:t>
             </w:r>
             <w:r>
               <w:rPr>
@@ -5061,7 +5421,7 @@
                 <w:noProof/>
                 <w:webHidden/>
               </w:rPr>
-              <w:instrText xml:space="preserve"> PAGEREF _Toc236489178 \h </w:instrText>
+              <w:instrText xml:space="preserve"> PAGEREF _Toc236603119 \h </w:instrText>
             </w:r>
             <w:r>
               <w:rPr>
@@ -5081,7 +5441,7 @@
                 <w:noProof/>
                 <w:webHidden/>
               </w:rPr>
-              <w:t>43</w:t>
+              <w:t>53</w:t>
             </w:r>
             <w:r>
               <w:rPr>
@@ -5107,13 +5467,13 @@
               <w14:ligatures w14:val="standardContextual"/>
             </w:rPr>
           </w:pPr>
-          <w:hyperlink w:anchor="_Toc236489179" w:history="1">
+          <w:hyperlink w:anchor="_Toc236603120" w:history="1">
             <w:r>
               <w:rPr>
                 <w:rStyle w:val="Hyperlink"/>
                 <w:noProof/>
               </w:rPr>
-              <w:t>2.4.3</w:t>
+              <w:t>2.5.3</w:t>
             </w:r>
             <w:r>
               <w:rPr>
@@ -5130,7 +5490,7 @@
                 <w:rStyle w:val="Hyperlink"/>
                 <w:noProof/>
               </w:rPr>
-              <w:t>Accessibility in action</w:t>
+              <w:t>Class</w:t>
             </w:r>
             <w:r>
               <w:rPr>
@@ -5151,7 +5511,7 @@
                 <w:noProof/>
                 <w:webHidden/>
               </w:rPr>
-              <w:instrText xml:space="preserve"> PAGEREF _Toc236489179 \h </w:instrText>
+              <w:instrText xml:space="preserve"> PAGEREF _Toc236603120 \h </w:instrText>
             </w:r>
             <w:r>
               <w:rPr>
@@ -5171,7 +5531,7 @@
                 <w:noProof/>
                 <w:webHidden/>
               </w:rPr>
-              <w:t>44</w:t>
+              <w:t>55</w:t>
             </w:r>
             <w:r>
               <w:rPr>
@@ -5197,13 +5557,13 @@
               <w14:ligatures w14:val="standardContextual"/>
             </w:rPr>
           </w:pPr>
-          <w:hyperlink w:anchor="_Toc236489180" w:history="1">
+          <w:hyperlink w:anchor="_Toc236603121" w:history="1">
             <w:r>
               <w:rPr>
                 <w:rStyle w:val="Hyperlink"/>
                 <w:noProof/>
               </w:rPr>
-              <w:t>2.4.4</w:t>
+              <w:t>2.5.4</w:t>
             </w:r>
             <w:r>
               <w:rPr>
@@ -5220,7 +5580,7 @@
                 <w:rStyle w:val="Hyperlink"/>
                 <w:noProof/>
               </w:rPr>
-              <w:t>Racetrack</w:t>
+              <w:t>Integration</w:t>
             </w:r>
             <w:r>
               <w:rPr>
@@ -5241,7 +5601,7 @@
                 <w:noProof/>
                 <w:webHidden/>
               </w:rPr>
-              <w:instrText xml:space="preserve"> PAGEREF _Toc236489180 \h </w:instrText>
+              <w:instrText xml:space="preserve"> PAGEREF _Toc236603121 \h </w:instrText>
             </w:r>
             <w:r>
               <w:rPr>
@@ -5261,7 +5621,7 @@
                 <w:noProof/>
                 <w:webHidden/>
               </w:rPr>
-              <w:t>45</w:t>
+              <w:t>56</w:t>
             </w:r>
             <w:r>
               <w:rPr>
@@ -5287,13 +5647,13 @@
               <w14:ligatures w14:val="standardContextual"/>
             </w:rPr>
           </w:pPr>
-          <w:hyperlink w:anchor="_Toc236489181" w:history="1">
+          <w:hyperlink w:anchor="_Toc236603122" w:history="1">
             <w:r>
               <w:rPr>
                 <w:rStyle w:val="Hyperlink"/>
                 <w:noProof/>
               </w:rPr>
-              <w:t>2.4.5</w:t>
+              <w:t>2.5.5</w:t>
             </w:r>
             <w:r>
               <w:rPr>
@@ -5310,7 +5670,7 @@
                 <w:rStyle w:val="Hyperlink"/>
                 <w:noProof/>
               </w:rPr>
-              <w:t>Telemetry</w:t>
+              <w:t>System</w:t>
             </w:r>
             <w:r>
               <w:rPr>
@@ -5331,7 +5691,7 @@
                 <w:noProof/>
                 <w:webHidden/>
               </w:rPr>
-              <w:instrText xml:space="preserve"> PAGEREF _Toc236489181 \h </w:instrText>
+              <w:instrText xml:space="preserve"> PAGEREF _Toc236603122 \h </w:instrText>
             </w:r>
             <w:r>
               <w:rPr>
@@ -5351,7 +5711,97 @@
                 <w:noProof/>
                 <w:webHidden/>
               </w:rPr>
-              <w:t>45</w:t>
+              <w:t>58</w:t>
+            </w:r>
+            <w:r>
+              <w:rPr>
+                <w:noProof/>
+                <w:webHidden/>
+              </w:rPr>
+              <w:fldChar w:fldCharType="end"/>
+            </w:r>
+          </w:hyperlink>
+        </w:p>
+        <w:p>
+          <w:pPr>
+            <w:pStyle w:val="TOC2"/>
+            <w:tabs>
+              <w:tab w:val="left" w:pos="960"/>
+              <w:tab w:val="right" w:leader="dot" w:pos="9016"/>
+            </w:tabs>
+            <w:rPr>
+              <w:noProof/>
+              <w:kern w:val="2"/>
+              <w:szCs w:val="24"/>
+              <w:lang w:eastAsia="en-IE"/>
+              <w14:ligatures w14:val="standardContextual"/>
+            </w:rPr>
+          </w:pPr>
+          <w:hyperlink w:anchor="_Toc236603123" w:history="1">
+            <w:r>
+              <w:rPr>
+                <w:rStyle w:val="Hyperlink"/>
+                <w:noProof/>
+              </w:rPr>
+              <w:t>2.6</w:t>
+            </w:r>
+            <w:r>
+              <w:rPr>
+                <w:noProof/>
+                <w:kern w:val="2"/>
+                <w:szCs w:val="24"/>
+                <w:lang w:eastAsia="en-IE"/>
+                <w14:ligatures w14:val="standardContextual"/>
+              </w:rPr>
+              <w:tab/>
+            </w:r>
+            <w:r>
+              <w:rPr>
+                <w:rStyle w:val="Hyperlink"/>
+                <w:noProof/>
+              </w:rPr>
+              <w:t>Evaluation</w:t>
+            </w:r>
+            <w:r>
+              <w:rPr>
+                <w:noProof/>
+                <w:webHidden/>
+              </w:rPr>
+              <w:tab/>
+            </w:r>
+            <w:r>
+              <w:rPr>
+                <w:noProof/>
+                <w:webHidden/>
+              </w:rPr>
+              <w:fldChar w:fldCharType="begin"/>
+            </w:r>
+            <w:r>
+              <w:rPr>
+                <w:noProof/>
+                <w:webHidden/>
+              </w:rPr>
+              <w:instrText xml:space="preserve"> PAGEREF _Toc236603123 \h </w:instrText>
+            </w:r>
+            <w:r>
+              <w:rPr>
+                <w:noProof/>
+                <w:webHidden/>
+              </w:rPr>
+            </w:r>
+            <w:r>
+              <w:rPr>
+                <w:noProof/>
+                <w:webHidden/>
+              </w:rPr>
+              <w:fldChar w:fldCharType="separate"/>
+            </w:r>
+            <w:r>
+              <w:rPr>
+                <w:noProof/>
+                <w:webHidden/>
+              </w:rPr>
+              <w:t>62</w:t>
             </w:r>
             <w:r>
               <w:rPr>
@@ -5377,13 +5827,13 @@
               <w14:ligatures w14:val="standardContextual"/>
             </w:rPr>
           </w:pPr>
-          <w:hyperlink w:anchor="_Toc236489182" w:history="1">
+          <w:hyperlink w:anchor="_Toc236603124" w:history="1">
             <w:r>
               <w:rPr>
                 <w:rStyle w:val="Hyperlink"/>
                 <w:noProof/>
               </w:rPr>
-              <w:t>2.4.6</w:t>
+              <w:t>2.6.1</w:t>
             </w:r>
             <w:r>
               <w:rPr>
@@ -5400,7 +5850,7 @@
                 <w:rStyle w:val="Hyperlink"/>
                 <w:noProof/>
               </w:rPr>
-              <w:t>Standings</w:t>
+              <w:t>Functional Evaluation</w:t>
             </w:r>
             <w:r>
               <w:rPr>
@@ -5421,7 +5871,7 @@
                 <w:noProof/>
                 <w:webHidden/>
               </w:rPr>
-              <w:instrText xml:space="preserve"> PAGEREF _Toc236489182 \h </w:instrText>
+              <w:instrText xml:space="preserve"> PAGEREF _Toc236603124 \h </w:instrText>
             </w:r>
             <w:r>
               <w:rPr>
@@ -5441,7 +5891,907 @@
                 <w:noProof/>
                 <w:webHidden/>
               </w:rPr>
-              <w:t>46</w:t>
+              <w:t>62</w:t>
+            </w:r>
+            <w:r>
+              <w:rPr>
+                <w:noProof/>
+                <w:webHidden/>
+              </w:rPr>
+              <w:fldChar w:fldCharType="end"/>
+            </w:r>
+          </w:hyperlink>
+        </w:p>
+        <w:p>
+          <w:pPr>
+            <w:pStyle w:val="TOC3"/>
+            <w:tabs>
+              <w:tab w:val="left" w:pos="1440"/>
+              <w:tab w:val="right" w:leader="dot" w:pos="9016"/>
+            </w:tabs>
+            <w:rPr>
+              <w:noProof/>
+              <w:kern w:val="2"/>
+              <w:szCs w:val="24"/>
+              <w:lang w:eastAsia="en-IE"/>
+              <w14:ligatures w14:val="standardContextual"/>
+            </w:rPr>
+          </w:pPr>
+          <w:hyperlink w:anchor="_Toc236603125" w:history="1">
+            <w:r>
+              <w:rPr>
+                <w:rStyle w:val="Hyperlink"/>
+                <w:noProof/>
+              </w:rPr>
+              <w:t>2.6.2</w:t>
+            </w:r>
+            <w:r>
+              <w:rPr>
+                <w:noProof/>
+                <w:kern w:val="2"/>
+                <w:szCs w:val="24"/>
+                <w:lang w:eastAsia="en-IE"/>
+                <w14:ligatures w14:val="standardContextual"/>
+              </w:rPr>
+              <w:tab/>
+            </w:r>
+            <w:r>
+              <w:rPr>
+                <w:rStyle w:val="Hyperlink"/>
+                <w:noProof/>
+              </w:rPr>
+              <w:t>Correctness and Reliability Evaluation</w:t>
+            </w:r>
+            <w:r>
+              <w:rPr>
+                <w:noProof/>
+                <w:webHidden/>
+              </w:rPr>
+              <w:tab/>
+            </w:r>
+            <w:r>
+              <w:rPr>
+                <w:noProof/>
+                <w:webHidden/>
+              </w:rPr>
+              <w:fldChar w:fldCharType="begin"/>
+            </w:r>
+            <w:r>
+              <w:rPr>
+                <w:noProof/>
+                <w:webHidden/>
+              </w:rPr>
+              <w:instrText xml:space="preserve"> PAGEREF _Toc236603125 \h </w:instrText>
+            </w:r>
+            <w:r>
+              <w:rPr>
+                <w:noProof/>
+                <w:webHidden/>
+              </w:rPr>
+            </w:r>
+            <w:r>
+              <w:rPr>
+                <w:noProof/>
+                <w:webHidden/>
+              </w:rPr>
+              <w:fldChar w:fldCharType="separate"/>
+            </w:r>
+            <w:r>
+              <w:rPr>
+                <w:noProof/>
+                <w:webHidden/>
+              </w:rPr>
+              <w:t>62</w:t>
+            </w:r>
+            <w:r>
+              <w:rPr>
+                <w:noProof/>
+                <w:webHidden/>
+              </w:rPr>
+              <w:fldChar w:fldCharType="end"/>
+            </w:r>
+          </w:hyperlink>
+        </w:p>
+        <w:p>
+          <w:pPr>
+            <w:pStyle w:val="TOC3"/>
+            <w:tabs>
+              <w:tab w:val="left" w:pos="1440"/>
+              <w:tab w:val="right" w:leader="dot" w:pos="9016"/>
+            </w:tabs>
+            <w:rPr>
+              <w:noProof/>
+              <w:kern w:val="2"/>
+              <w:szCs w:val="24"/>
+              <w:lang w:eastAsia="en-IE"/>
+              <w14:ligatures w14:val="standardContextual"/>
+            </w:rPr>
+          </w:pPr>
+          <w:hyperlink w:anchor="_Toc236603126" w:history="1">
+            <w:r>
+              <w:rPr>
+                <w:rStyle w:val="Hyperlink"/>
+                <w:noProof/>
+              </w:rPr>
+              <w:t>2.6.3</w:t>
+            </w:r>
+            <w:r>
+              <w:rPr>
+                <w:noProof/>
+                <w:kern w:val="2"/>
+                <w:szCs w:val="24"/>
+                <w:lang w:eastAsia="en-IE"/>
+                <w14:ligatures w14:val="standardContextual"/>
+              </w:rPr>
+              <w:tab/>
+            </w:r>
+            <w:r>
+              <w:rPr>
+                <w:rStyle w:val="Hyperlink"/>
+                <w:noProof/>
+              </w:rPr>
+              <w:t>Performance Evaluation</w:t>
+            </w:r>
+            <w:r>
+              <w:rPr>
+                <w:noProof/>
+                <w:webHidden/>
+              </w:rPr>
+              <w:tab/>
+            </w:r>
+            <w:r>
+              <w:rPr>
+                <w:noProof/>
+                <w:webHidden/>
+              </w:rPr>
+              <w:fldChar w:fldCharType="begin"/>
+            </w:r>
+            <w:r>
+              <w:rPr>
+                <w:noProof/>
+                <w:webHidden/>
+              </w:rPr>
+              <w:instrText xml:space="preserve"> PAGEREF _Toc236603126 \h </w:instrText>
+            </w:r>
+            <w:r>
+              <w:rPr>
+                <w:noProof/>
+                <w:webHidden/>
+              </w:rPr>
+            </w:r>
+            <w:r>
+              <w:rPr>
+                <w:noProof/>
+                <w:webHidden/>
+              </w:rPr>
+              <w:fldChar w:fldCharType="separate"/>
+            </w:r>
+            <w:r>
+              <w:rPr>
+                <w:noProof/>
+                <w:webHidden/>
+              </w:rPr>
+              <w:t>63</w:t>
+            </w:r>
+            <w:r>
+              <w:rPr>
+                <w:noProof/>
+                <w:webHidden/>
+              </w:rPr>
+              <w:fldChar w:fldCharType="end"/>
+            </w:r>
+          </w:hyperlink>
+        </w:p>
+        <w:p>
+          <w:pPr>
+            <w:pStyle w:val="TOC3"/>
+            <w:tabs>
+              <w:tab w:val="left" w:pos="1440"/>
+              <w:tab w:val="right" w:leader="dot" w:pos="9016"/>
+            </w:tabs>
+            <w:rPr>
+              <w:noProof/>
+              <w:kern w:val="2"/>
+              <w:szCs w:val="24"/>
+              <w:lang w:eastAsia="en-IE"/>
+              <w14:ligatures w14:val="standardContextual"/>
+            </w:rPr>
+          </w:pPr>
+          <w:hyperlink w:anchor="_Toc236603127" w:history="1">
+            <w:r>
+              <w:rPr>
+                <w:rStyle w:val="Hyperlink"/>
+                <w:noProof/>
+              </w:rPr>
+              <w:t>2.6.4</w:t>
+            </w:r>
+            <w:r>
+              <w:rPr>
+                <w:noProof/>
+                <w:kern w:val="2"/>
+                <w:szCs w:val="24"/>
+                <w:lang w:eastAsia="en-IE"/>
+                <w14:ligatures w14:val="standardContextual"/>
+              </w:rPr>
+              <w:tab/>
+            </w:r>
+            <w:r>
+              <w:rPr>
+                <w:rStyle w:val="Hyperlink"/>
+                <w:noProof/>
+              </w:rPr>
+              <w:t>Usability Evaluation</w:t>
+            </w:r>
+            <w:r>
+              <w:rPr>
+                <w:noProof/>
+                <w:webHidden/>
+              </w:rPr>
+              <w:tab/>
+            </w:r>
+            <w:r>
+              <w:rPr>
+                <w:noProof/>
+                <w:webHidden/>
+              </w:rPr>
+              <w:fldChar w:fldCharType="begin"/>
+            </w:r>
+            <w:r>
+              <w:rPr>
+                <w:noProof/>
+                <w:webHidden/>
+              </w:rPr>
+              <w:instrText xml:space="preserve"> PAGEREF _Toc236603127 \h </w:instrText>
+            </w:r>
+            <w:r>
+              <w:rPr>
+                <w:noProof/>
+                <w:webHidden/>
+              </w:rPr>
+            </w:r>
+            <w:r>
+              <w:rPr>
+                <w:noProof/>
+                <w:webHidden/>
+              </w:rPr>
+              <w:fldChar w:fldCharType="separate"/>
+            </w:r>
+            <w:r>
+              <w:rPr>
+                <w:noProof/>
+                <w:webHidden/>
+              </w:rPr>
+              <w:t>64</w:t>
+            </w:r>
+            <w:r>
+              <w:rPr>
+                <w:noProof/>
+                <w:webHidden/>
+              </w:rPr>
+              <w:fldChar w:fldCharType="end"/>
+            </w:r>
+          </w:hyperlink>
+        </w:p>
+        <w:p>
+          <w:pPr>
+            <w:pStyle w:val="TOC3"/>
+            <w:tabs>
+              <w:tab w:val="left" w:pos="1440"/>
+              <w:tab w:val="right" w:leader="dot" w:pos="9016"/>
+            </w:tabs>
+            <w:rPr>
+              <w:noProof/>
+              <w:kern w:val="2"/>
+              <w:szCs w:val="24"/>
+              <w:lang w:eastAsia="en-IE"/>
+              <w14:ligatures w14:val="standardContextual"/>
+            </w:rPr>
+          </w:pPr>
+          <w:hyperlink w:anchor="_Toc236603128" w:history="1">
+            <w:r>
+              <w:rPr>
+                <w:rStyle w:val="Hyperlink"/>
+                <w:noProof/>
+              </w:rPr>
+              <w:t>2.6.5</w:t>
+            </w:r>
+            <w:r>
+              <w:rPr>
+                <w:noProof/>
+                <w:kern w:val="2"/>
+                <w:szCs w:val="24"/>
+                <w:lang w:eastAsia="en-IE"/>
+                <w14:ligatures w14:val="standardContextual"/>
+              </w:rPr>
+              <w:tab/>
+            </w:r>
+            <w:r>
+              <w:rPr>
+                <w:rStyle w:val="Hyperlink"/>
+                <w:noProof/>
+              </w:rPr>
+              <w:t>Maintainability Evaluation</w:t>
+            </w:r>
+            <w:r>
+              <w:rPr>
+                <w:noProof/>
+                <w:webHidden/>
+              </w:rPr>
+              <w:tab/>
+            </w:r>
+            <w:r>
+              <w:rPr>
+                <w:noProof/>
+                <w:webHidden/>
+              </w:rPr>
+              <w:fldChar w:fldCharType="begin"/>
+            </w:r>
+            <w:r>
+              <w:rPr>
+                <w:noProof/>
+                <w:webHidden/>
+              </w:rPr>
+              <w:instrText xml:space="preserve"> PAGEREF _Toc236603128 \h </w:instrText>
+            </w:r>
+            <w:r>
+              <w:rPr>
+                <w:noProof/>
+                <w:webHidden/>
+              </w:rPr>
+            </w:r>
+            <w:r>
+              <w:rPr>
+                <w:noProof/>
+                <w:webHidden/>
+              </w:rPr>
+              <w:fldChar w:fldCharType="separate"/>
+            </w:r>
+            <w:r>
+              <w:rPr>
+                <w:noProof/>
+                <w:webHidden/>
+              </w:rPr>
+              <w:t>64</w:t>
+            </w:r>
+            <w:r>
+              <w:rPr>
+                <w:noProof/>
+                <w:webHidden/>
+              </w:rPr>
+              <w:fldChar w:fldCharType="end"/>
+            </w:r>
+          </w:hyperlink>
+        </w:p>
+        <w:p>
+          <w:pPr>
+            <w:pStyle w:val="TOC3"/>
+            <w:tabs>
+              <w:tab w:val="left" w:pos="1440"/>
+              <w:tab w:val="right" w:leader="dot" w:pos="9016"/>
+            </w:tabs>
+            <w:rPr>
+              <w:noProof/>
+              <w:kern w:val="2"/>
+              <w:szCs w:val="24"/>
+              <w:lang w:eastAsia="en-IE"/>
+              <w14:ligatures w14:val="standardContextual"/>
+            </w:rPr>
+          </w:pPr>
+          <w:hyperlink w:anchor="_Toc236603129" w:history="1">
+            <w:r>
+              <w:rPr>
+                <w:rStyle w:val="Hyperlink"/>
+                <w:noProof/>
+              </w:rPr>
+              <w:t>2.6.6</w:t>
+            </w:r>
+            <w:r>
+              <w:rPr>
+                <w:noProof/>
+                <w:kern w:val="2"/>
+                <w:szCs w:val="24"/>
+                <w:lang w:eastAsia="en-IE"/>
+                <w14:ligatures w14:val="standardContextual"/>
+              </w:rPr>
+              <w:tab/>
+            </w:r>
+            <w:r>
+              <w:rPr>
+                <w:rStyle w:val="Hyperlink"/>
+                <w:noProof/>
+              </w:rPr>
+              <w:t>Scalability Evaluation</w:t>
+            </w:r>
+            <w:r>
+              <w:rPr>
+                <w:noProof/>
+                <w:webHidden/>
+              </w:rPr>
+              <w:tab/>
+            </w:r>
+            <w:r>
+              <w:rPr>
+                <w:noProof/>
+                <w:webHidden/>
+              </w:rPr>
+              <w:fldChar w:fldCharType="begin"/>
+            </w:r>
+            <w:r>
+              <w:rPr>
+                <w:noProof/>
+                <w:webHidden/>
+              </w:rPr>
+              <w:instrText xml:space="preserve"> PAGEREF _Toc236603129 \h </w:instrText>
+            </w:r>
+            <w:r>
+              <w:rPr>
+                <w:noProof/>
+                <w:webHidden/>
+              </w:rPr>
+            </w:r>
+            <w:r>
+              <w:rPr>
+                <w:noProof/>
+                <w:webHidden/>
+              </w:rPr>
+              <w:fldChar w:fldCharType="separate"/>
+            </w:r>
+            <w:r>
+              <w:rPr>
+                <w:noProof/>
+                <w:webHidden/>
+              </w:rPr>
+              <w:t>65</w:t>
+            </w:r>
+            <w:r>
+              <w:rPr>
+                <w:noProof/>
+                <w:webHidden/>
+              </w:rPr>
+              <w:fldChar w:fldCharType="end"/>
+            </w:r>
+          </w:hyperlink>
+        </w:p>
+        <w:p>
+          <w:pPr>
+            <w:pStyle w:val="TOC3"/>
+            <w:tabs>
+              <w:tab w:val="left" w:pos="1440"/>
+              <w:tab w:val="right" w:leader="dot" w:pos="9016"/>
+            </w:tabs>
+            <w:rPr>
+              <w:noProof/>
+              <w:kern w:val="2"/>
+              <w:szCs w:val="24"/>
+              <w:lang w:eastAsia="en-IE"/>
+              <w14:ligatures w14:val="standardContextual"/>
+            </w:rPr>
+          </w:pPr>
+          <w:hyperlink w:anchor="_Toc236603130" w:history="1">
+            <w:r>
+              <w:rPr>
+                <w:rStyle w:val="Hyperlink"/>
+                <w:noProof/>
+              </w:rPr>
+              <w:t>2.6.7</w:t>
+            </w:r>
+            <w:r>
+              <w:rPr>
+                <w:noProof/>
+                <w:kern w:val="2"/>
+                <w:szCs w:val="24"/>
+                <w:lang w:eastAsia="en-IE"/>
+                <w14:ligatures w14:val="standardContextual"/>
+              </w:rPr>
+              <w:tab/>
+            </w:r>
+            <w:r>
+              <w:rPr>
+                <w:rStyle w:val="Hyperlink"/>
+                <w:noProof/>
+              </w:rPr>
+              <w:t>Overall Evaluation</w:t>
+            </w:r>
+            <w:r>
+              <w:rPr>
+                <w:noProof/>
+                <w:webHidden/>
+              </w:rPr>
+              <w:tab/>
+            </w:r>
+            <w:r>
+              <w:rPr>
+                <w:noProof/>
+                <w:webHidden/>
+              </w:rPr>
+              <w:fldChar w:fldCharType="begin"/>
+            </w:r>
+            <w:r>
+              <w:rPr>
+                <w:noProof/>
+                <w:webHidden/>
+              </w:rPr>
+              <w:instrText xml:space="preserve"> PAGEREF _Toc236603130 \h </w:instrText>
+            </w:r>
+            <w:r>
+              <w:rPr>
+                <w:noProof/>
+                <w:webHidden/>
+              </w:rPr>
+            </w:r>
+            <w:r>
+              <w:rPr>
+                <w:noProof/>
+                <w:webHidden/>
+              </w:rPr>
+              <w:fldChar w:fldCharType="separate"/>
+            </w:r>
+            <w:r>
+              <w:rPr>
+                <w:noProof/>
+                <w:webHidden/>
+              </w:rPr>
+              <w:t>65</w:t>
+            </w:r>
+            <w:r>
+              <w:rPr>
+                <w:noProof/>
+                <w:webHidden/>
+              </w:rPr>
+              <w:fldChar w:fldCharType="end"/>
+            </w:r>
+          </w:hyperlink>
+        </w:p>
+        <w:p>
+          <w:pPr>
+            <w:pStyle w:val="TOC1"/>
+            <w:tabs>
+              <w:tab w:val="left" w:pos="440"/>
+              <w:tab w:val="right" w:leader="dot" w:pos="9016"/>
+            </w:tabs>
+            <w:rPr>
+              <w:noProof/>
+              <w:kern w:val="2"/>
+              <w:szCs w:val="24"/>
+              <w:lang w:eastAsia="en-IE"/>
+              <w14:ligatures w14:val="standardContextual"/>
+            </w:rPr>
+          </w:pPr>
+          <w:hyperlink w:anchor="_Toc236603131" w:history="1">
+            <w:r>
+              <w:rPr>
+                <w:rStyle w:val="Hyperlink"/>
+                <w:noProof/>
+              </w:rPr>
+              <w:t>3</w:t>
+            </w:r>
+            <w:r>
+              <w:rPr>
+                <w:noProof/>
+                <w:kern w:val="2"/>
+                <w:szCs w:val="24"/>
+                <w:lang w:eastAsia="en-IE"/>
+                <w14:ligatures w14:val="standardContextual"/>
+              </w:rPr>
+              <w:tab/>
+            </w:r>
+            <w:r>
+              <w:rPr>
+                <w:rStyle w:val="Hyperlink"/>
+                <w:noProof/>
+              </w:rPr>
+              <w:t>Conclusions</w:t>
+            </w:r>
+            <w:r>
+              <w:rPr>
+                <w:noProof/>
+                <w:webHidden/>
+              </w:rPr>
+              <w:tab/>
+            </w:r>
+            <w:r>
+              <w:rPr>
+                <w:noProof/>
+                <w:webHidden/>
+              </w:rPr>
+              <w:fldChar w:fldCharType="begin"/>
+            </w:r>
+            <w:r>
+              <w:rPr>
+                <w:noProof/>
+                <w:webHidden/>
+              </w:rPr>
+              <w:instrText xml:space="preserve"> PAGEREF _Toc236603131 \h </w:instrText>
+            </w:r>
+            <w:r>
+              <w:rPr>
+                <w:noProof/>
+                <w:webHidden/>
+              </w:rPr>
+            </w:r>
+            <w:r>
+              <w:rPr>
+                <w:noProof/>
+                <w:webHidden/>
+              </w:rPr>
+              <w:fldChar w:fldCharType="separate"/>
+            </w:r>
+            <w:r>
+              <w:rPr>
+                <w:noProof/>
+                <w:webHidden/>
+              </w:rPr>
+              <w:t>67</w:t>
+            </w:r>
+            <w:r>
+              <w:rPr>
+                <w:noProof/>
+                <w:webHidden/>
+              </w:rPr>
+              <w:fldChar w:fldCharType="end"/>
+            </w:r>
+          </w:hyperlink>
+        </w:p>
+        <w:p>
+          <w:pPr>
+            <w:pStyle w:val="TOC1"/>
+            <w:tabs>
+              <w:tab w:val="left" w:pos="440"/>
+              <w:tab w:val="right" w:leader="dot" w:pos="9016"/>
+            </w:tabs>
+            <w:rPr>
+              <w:noProof/>
+              <w:kern w:val="2"/>
+              <w:szCs w:val="24"/>
+              <w:lang w:eastAsia="en-IE"/>
+              <w14:ligatures w14:val="standardContextual"/>
+            </w:rPr>
+          </w:pPr>
+          <w:hyperlink w:anchor="_Toc236603132" w:history="1">
+            <w:r>
+              <w:rPr>
+                <w:rStyle w:val="Hyperlink"/>
+                <w:noProof/>
+              </w:rPr>
+              <w:t>4</w:t>
+            </w:r>
+            <w:r>
+              <w:rPr>
+                <w:noProof/>
+                <w:kern w:val="2"/>
+                <w:szCs w:val="24"/>
+                <w:lang w:eastAsia="en-IE"/>
+                <w14:ligatures w14:val="standardContextual"/>
+              </w:rPr>
+              <w:tab/>
+            </w:r>
+            <w:r>
+              <w:rPr>
+                <w:rStyle w:val="Hyperlink"/>
+                <w:noProof/>
+              </w:rPr>
+              <w:t>Further Development or Research</w:t>
+            </w:r>
+            <w:r>
+              <w:rPr>
+                <w:noProof/>
+                <w:webHidden/>
+              </w:rPr>
+              <w:tab/>
+            </w:r>
+            <w:r>
+              <w:rPr>
+                <w:noProof/>
+                <w:webHidden/>
+              </w:rPr>
+              <w:fldChar w:fldCharType="begin"/>
+            </w:r>
+            <w:r>
+              <w:rPr>
+                <w:noProof/>
+                <w:webHidden/>
+              </w:rPr>
+              <w:instrText xml:space="preserve"> PAGEREF _Toc236603132 \h </w:instrText>
+            </w:r>
+            <w:r>
+              <w:rPr>
+                <w:noProof/>
+                <w:webHidden/>
+              </w:rPr>
+            </w:r>
+            <w:r>
+              <w:rPr>
+                <w:noProof/>
+                <w:webHidden/>
+              </w:rPr>
+              <w:fldChar w:fldCharType="separate"/>
+            </w:r>
+            <w:r>
+              <w:rPr>
+                <w:noProof/>
+                <w:webHidden/>
+              </w:rPr>
+              <w:t>68</w:t>
+            </w:r>
+            <w:r>
+              <w:rPr>
+                <w:noProof/>
+                <w:webHidden/>
+              </w:rPr>
+              <w:fldChar w:fldCharType="end"/>
+            </w:r>
+          </w:hyperlink>
+        </w:p>
+        <w:p>
+          <w:pPr>
+            <w:pStyle w:val="TOC1"/>
+            <w:tabs>
+              <w:tab w:val="left" w:pos="440"/>
+              <w:tab w:val="right" w:leader="dot" w:pos="9016"/>
+            </w:tabs>
+            <w:rPr>
+              <w:noProof/>
+              <w:kern w:val="2"/>
+              <w:szCs w:val="24"/>
+              <w:lang w:eastAsia="en-IE"/>
+              <w14:ligatures w14:val="standardContextual"/>
+            </w:rPr>
+          </w:pPr>
+          <w:hyperlink w:anchor="_Toc236603133" w:history="1">
+            <w:r>
+              <w:rPr>
+                <w:rStyle w:val="Hyperlink"/>
+                <w:noProof/>
+              </w:rPr>
+              <w:t>5</w:t>
+            </w:r>
+            <w:r>
+              <w:rPr>
+                <w:noProof/>
+                <w:kern w:val="2"/>
+                <w:szCs w:val="24"/>
+                <w:lang w:eastAsia="en-IE"/>
+                <w14:ligatures w14:val="standardContextual"/>
+              </w:rPr>
+              <w:tab/>
+            </w:r>
+            <w:r>
+              <w:rPr>
+                <w:rStyle w:val="Hyperlink"/>
+                <w:noProof/>
+              </w:rPr>
+              <w:t>References</w:t>
+            </w:r>
+            <w:r>
+              <w:rPr>
+                <w:noProof/>
+                <w:webHidden/>
+              </w:rPr>
+              <w:tab/>
+            </w:r>
+            <w:r>
+              <w:rPr>
+                <w:noProof/>
+                <w:webHidden/>
+              </w:rPr>
+              <w:fldChar w:fldCharType="begin"/>
+            </w:r>
+            <w:r>
+              <w:rPr>
+                <w:noProof/>
+                <w:webHidden/>
+              </w:rPr>
+              <w:instrText xml:space="preserve"> PAGEREF _Toc236603133 \h </w:instrText>
+            </w:r>
+            <w:r>
+              <w:rPr>
+                <w:noProof/>
+                <w:webHidden/>
+              </w:rPr>
+            </w:r>
+            <w:r>
+              <w:rPr>
+                <w:noProof/>
+                <w:webHidden/>
+              </w:rPr>
+              <w:fldChar w:fldCharType="separate"/>
+            </w:r>
+            <w:r>
+              <w:rPr>
+                <w:noProof/>
+                <w:webHidden/>
+              </w:rPr>
+              <w:t>70</w:t>
+            </w:r>
+            <w:r>
+              <w:rPr>
+                <w:noProof/>
+                <w:webHidden/>
+              </w:rPr>
+              <w:fldChar w:fldCharType="end"/>
+            </w:r>
+          </w:hyperlink>
+        </w:p>
+        <w:p>
+          <w:pPr>
+            <w:pStyle w:val="TOC1"/>
+            <w:tabs>
+              <w:tab w:val="left" w:pos="440"/>
+              <w:tab w:val="right" w:leader="dot" w:pos="9016"/>
+            </w:tabs>
+            <w:rPr>
+              <w:noProof/>
+              <w:kern w:val="2"/>
+              <w:szCs w:val="24"/>
+              <w:lang w:eastAsia="en-IE"/>
+              <w14:ligatures w14:val="standardContextual"/>
+            </w:rPr>
+          </w:pPr>
+          <w:hyperlink w:anchor="_Toc236603134" w:history="1">
+            <w:r>
+              <w:rPr>
+                <w:rStyle w:val="Hyperlink"/>
+                <w:noProof/>
+              </w:rPr>
+              <w:t>6</w:t>
+            </w:r>
+            <w:r>
+              <w:rPr>
+                <w:noProof/>
+                <w:kern w:val="2"/>
+                <w:szCs w:val="24"/>
+                <w:lang w:eastAsia="en-IE"/>
+                <w14:ligatures w14:val="standardContextual"/>
+              </w:rPr>
+              <w:tab/>
+            </w:r>
+            <w:r>
+              <w:rPr>
+                <w:rStyle w:val="Hyperlink"/>
+                <w:noProof/>
+              </w:rPr>
+              <w:t>Appendices</w:t>
+            </w:r>
+            <w:r>
+              <w:rPr>
+                <w:noProof/>
+                <w:webHidden/>
+              </w:rPr>
+              <w:tab/>
+            </w:r>
+            <w:r>
+              <w:rPr>
+                <w:noProof/>
+                <w:webHidden/>
+              </w:rPr>
+              <w:fldChar w:fldCharType="begin"/>
+            </w:r>
+            <w:r>
+              <w:rPr>
+                <w:noProof/>
+                <w:webHidden/>
+              </w:rPr>
+              <w:instrText xml:space="preserve"> PAGEREF _Toc236603134 \h </w:instrText>
+            </w:r>
+            <w:r>
+              <w:rPr>
+                <w:noProof/>
+                <w:webHidden/>
+              </w:rPr>
+            </w:r>
+            <w:r>
+              <w:rPr>
+                <w:noProof/>
+                <w:webHidden/>
+              </w:rPr>
+              <w:fldChar w:fldCharType="separate"/>
+            </w:r>
+            <w:r>
+              <w:rPr>
+                <w:noProof/>
+                <w:webHidden/>
+              </w:rPr>
+              <w:t>73</w:t>
             </w:r>
             <w:r>
               <w:rPr>
@@ -5467,13 +6817,13 @@
               <w14:ligatures w14:val="standardContextual"/>
             </w:rPr>
           </w:pPr>
-          <w:hyperlink w:anchor="_Toc236489183" w:history="1">
+          <w:hyperlink w:anchor="_Toc236603135" w:history="1">
             <w:r>
               <w:rPr>
                 <w:rStyle w:val="Hyperlink"/>
                 <w:noProof/>
               </w:rPr>
-              <w:t>2.5</w:t>
+              <w:t>6.1</w:t>
             </w:r>
             <w:r>
               <w:rPr>
@@ -5490,7 +6840,7 @@
                 <w:rStyle w:val="Hyperlink"/>
                 <w:noProof/>
               </w:rPr>
-              <w:t>Testing</w:t>
+              <w:t>Project Proposal</w:t>
             </w:r>
             <w:r>
               <w:rPr>
@@ -5511,7 +6861,7 @@
                 <w:noProof/>
                 <w:webHidden/>
               </w:rPr>
-              <w:instrText xml:space="preserve"> PAGEREF _Toc236489183 \h </w:instrText>
+              <w:instrText xml:space="preserve"> PAGEREF _Toc236603135 \h </w:instrText>
             </w:r>
             <w:r>
               <w:rPr>
@@ -5531,7 +6881,7 @@
                 <w:noProof/>
                 <w:webHidden/>
               </w:rPr>
-              <w:t>47</w:t>
+              <w:t>73</w:t>
             </w:r>
             <w:r>
               <w:rPr>
@@ -5557,13 +6907,13 @@
               <w14:ligatures w14:val="standardContextual"/>
             </w:rPr>
           </w:pPr>
-          <w:hyperlink w:anchor="_Toc236489184" w:history="1">
+          <w:hyperlink w:anchor="_Toc236603136" w:history="1">
             <w:r>
               <w:rPr>
                 <w:rStyle w:val="Hyperlink"/>
                 <w:noProof/>
               </w:rPr>
-              <w:t>2.5.1</w:t>
+              <w:t>6.1.1</w:t>
             </w:r>
             <w:r>
               <w:rPr>
@@ -5580,7 +6930,7 @@
                 <w:rStyle w:val="Hyperlink"/>
                 <w:noProof/>
               </w:rPr>
-              <w:t>Tools</w:t>
+              <w:t>Objectives</w:t>
             </w:r>
             <w:r>
               <w:rPr>
@@ -5601,7 +6951,7 @@
                 <w:noProof/>
                 <w:webHidden/>
               </w:rPr>
-              <w:instrText xml:space="preserve"> PAGEREF _Toc236489184 \h </w:instrText>
+              <w:instrText xml:space="preserve"> PAGEREF _Toc236603136 \h </w:instrText>
             </w:r>
             <w:r>
               <w:rPr>
@@ -5621,7 +6971,79 @@
                 <w:noProof/>
                 <w:webHidden/>
               </w:rPr>
-              <w:t>47</w:t>
+              <w:t>73</w:t>
+            </w:r>
+            <w:r>
+              <w:rPr>
+                <w:noProof/>
+                <w:webHidden/>
+              </w:rPr>
+              <w:fldChar w:fldCharType="end"/>
+            </w:r>
+          </w:hyperlink>
+        </w:p>
+        <w:p>
+          <w:pPr>
+            <w:pStyle w:val="TOC3"/>
+            <w:tabs>
+              <w:tab w:val="right" w:leader="dot" w:pos="9016"/>
+            </w:tabs>
+            <w:rPr>
+              <w:noProof/>
+              <w:kern w:val="2"/>
+              <w:szCs w:val="24"/>
+              <w:lang w:eastAsia="en-IE"/>
+              <w14:ligatures w14:val="standardContextual"/>
+            </w:rPr>
+          </w:pPr>
+          <w:hyperlink w:anchor="_Toc236603137" w:history="1">
+            <w:r>
+              <w:rPr>
+                <w:rStyle w:val="Hyperlink"/>
+                <w:noProof/>
+              </w:rPr>
+              <w:t>Background</w:t>
+            </w:r>
+            <w:r>
+              <w:rPr>
+                <w:noProof/>
+                <w:webHidden/>
+              </w:rPr>
+              <w:tab/>
+            </w:r>
+            <w:r>
+              <w:rPr>
+                <w:noProof/>
+                <w:webHidden/>
+              </w:rPr>
+              <w:fldChar w:fldCharType="begin"/>
+            </w:r>
+            <w:r>
+              <w:rPr>
+                <w:noProof/>
+                <w:webHidden/>
+              </w:rPr>
+              <w:instrText xml:space="preserve"> PAGEREF _Toc236603137 \h </w:instrText>
+            </w:r>
+            <w:r>
+              <w:rPr>
+                <w:noProof/>
+                <w:webHidden/>
+              </w:rPr>
+            </w:r>
+            <w:r>
+              <w:rPr>
+                <w:noProof/>
+                <w:webHidden/>
+              </w:rPr>
+              <w:fldChar w:fldCharType="separate"/>
+            </w:r>
+            <w:r>
+              <w:rPr>
+                <w:noProof/>
+                <w:webHidden/>
+              </w:rPr>
+              <w:t>74</w:t>
             </w:r>
             <w:r>
               <w:rPr>
@@ -5647,13 +7069,13 @@
               <w14:ligatures w14:val="standardContextual"/>
             </w:rPr>
           </w:pPr>
-          <w:hyperlink w:anchor="_Toc236489185" w:history="1">
+          <w:hyperlink w:anchor="_Toc236603138" w:history="1">
             <w:r>
               <w:rPr>
                 <w:rStyle w:val="Hyperlink"/>
                 <w:noProof/>
               </w:rPr>
-              <w:t>2.5.2</w:t>
+              <w:t>6.1.2</w:t>
             </w:r>
             <w:r>
               <w:rPr>
@@ -5670,7 +7092,7 @@
                 <w:rStyle w:val="Hyperlink"/>
                 <w:noProof/>
               </w:rPr>
-              <w:t>Unit</w:t>
+              <w:t>State of the Art</w:t>
             </w:r>
             <w:r>
               <w:rPr>
@@ -5691,7 +7113,7 @@
                 <w:noProof/>
                 <w:webHidden/>
               </w:rPr>
-              <w:instrText xml:space="preserve"> PAGEREF _Toc236489185 \h </w:instrText>
+              <w:instrText xml:space="preserve"> PAGEREF _Toc236603138 \h </w:instrText>
             </w:r>
             <w:r>
               <w:rPr>
@@ -5711,7 +7133,7 @@
                 <w:noProof/>
                 <w:webHidden/>
               </w:rPr>
-              <w:t>49</w:t>
+              <w:t>76</w:t>
             </w:r>
             <w:r>
               <w:rPr>
@@ -5737,13 +7159,13 @@
               <w14:ligatures w14:val="standardContextual"/>
             </w:rPr>
           </w:pPr>
-          <w:hyperlink w:anchor="_Toc236489186" w:history="1">
+          <w:hyperlink w:anchor="_Toc236603139" w:history="1">
             <w:r>
               <w:rPr>
                 <w:rStyle w:val="Hyperlink"/>
                 <w:noProof/>
               </w:rPr>
-              <w:t>2.5.3</w:t>
+              <w:t>6.1.3</w:t>
             </w:r>
             <w:r>
               <w:rPr>
@@ -5760,7 +7182,7 @@
                 <w:rStyle w:val="Hyperlink"/>
                 <w:noProof/>
               </w:rPr>
-              <w:t>Class</w:t>
+              <w:t>Technical Approach</w:t>
             </w:r>
             <w:r>
               <w:rPr>
@@ -5781,7 +7203,7 @@
                 <w:noProof/>
                 <w:webHidden/>
               </w:rPr>
-              <w:instrText xml:space="preserve"> PAGEREF _Toc236489186 \h </w:instrText>
+              <w:instrText xml:space="preserve"> PAGEREF _Toc236603139 \h </w:instrText>
             </w:r>
             <w:r>
               <w:rPr>
@@ -5801,7 +7223,7 @@
                 <w:noProof/>
                 <w:webHidden/>
               </w:rPr>
-              <w:t>51</w:t>
+              <w:t>77</w:t>
             </w:r>
             <w:r>
               <w:rPr>
@@ -5827,13 +7249,13 @@
               <w14:ligatures w14:val="standardContextual"/>
             </w:rPr>
           </w:pPr>
-          <w:hyperlink w:anchor="_Toc236489187" w:history="1">
+          <w:hyperlink w:anchor="_Toc236603140" w:history="1">
             <w:r>
               <w:rPr>
                 <w:rStyle w:val="Hyperlink"/>
                 <w:noProof/>
               </w:rPr>
-              <w:t>2.5.4</w:t>
+              <w:t>6.1.4</w:t>
             </w:r>
             <w:r>
               <w:rPr>
@@ -5850,7 +7272,7 @@
                 <w:rStyle w:val="Hyperlink"/>
                 <w:noProof/>
               </w:rPr>
-              <w:t>Integration</w:t>
+              <w:t>Technical Details</w:t>
             </w:r>
             <w:r>
               <w:rPr>
@@ -5871,7 +7293,7 @@
                 <w:noProof/>
                 <w:webHidden/>
               </w:rPr>
-              <w:instrText xml:space="preserve"> PAGEREF _Toc236489187 \h </w:instrText>
+              <w:instrText xml:space="preserve"> PAGEREF _Toc236603140 \h </w:instrText>
             </w:r>
             <w:r>
               <w:rPr>
@@ -5891,7 +7313,7 @@
                 <w:noProof/>
                 <w:webHidden/>
               </w:rPr>
-              <w:t>52</w:t>
+              <w:t>78</w:t>
             </w:r>
             <w:r>
               <w:rPr>
@@ -5917,13 +7339,13 @@
               <w14:ligatures w14:val="standardContextual"/>
             </w:rPr>
           </w:pPr>
-          <w:hyperlink w:anchor="_Toc236489188" w:history="1">
+          <w:hyperlink w:anchor="_Toc236603141" w:history="1">
             <w:r>
               <w:rPr>
                 <w:rStyle w:val="Hyperlink"/>
                 <w:noProof/>
               </w:rPr>
-              <w:t>2.5.5</w:t>
+              <w:t>6.1.5</w:t>
             </w:r>
             <w:r>
               <w:rPr>
@@ -5940,7 +7362,7 @@
                 <w:rStyle w:val="Hyperlink"/>
                 <w:noProof/>
               </w:rPr>
-              <w:t>System</w:t>
+              <w:t>Special Resources Required</w:t>
             </w:r>
             <w:r>
               <w:rPr>
@@ -5961,7 +7383,7 @@
                 <w:noProof/>
                 <w:webHidden/>
               </w:rPr>
-              <w:instrText xml:space="preserve"> PAGEREF _Toc236489188 \h </w:instrText>
+              <w:instrText xml:space="preserve"> PAGEREF _Toc236603141 \h </w:instrText>
             </w:r>
             <w:r>
               <w:rPr>
@@ -5981,7 +7403,187 @@
                 <w:noProof/>
                 <w:webHidden/>
               </w:rPr>
-              <w:t>54</w:t>
+              <w:t>79</w:t>
+            </w:r>
+            <w:r>
+              <w:rPr>
+                <w:noProof/>
+                <w:webHidden/>
+              </w:rPr>
+              <w:fldChar w:fldCharType="end"/>
+            </w:r>
+          </w:hyperlink>
+        </w:p>
+        <w:p>
+          <w:pPr>
+            <w:pStyle w:val="TOC3"/>
+            <w:tabs>
+              <w:tab w:val="left" w:pos="1440"/>
+              <w:tab w:val="right" w:leader="dot" w:pos="9016"/>
+            </w:tabs>
+            <w:rPr>
+              <w:noProof/>
+              <w:kern w:val="2"/>
+              <w:szCs w:val="24"/>
+              <w:lang w:eastAsia="en-IE"/>
+              <w14:ligatures w14:val="standardContextual"/>
+            </w:rPr>
+          </w:pPr>
+          <w:hyperlink w:anchor="_Toc236603142" w:history="1">
+            <w:r>
+              <w:rPr>
+                <w:rStyle w:val="Hyperlink"/>
+                <w:noProof/>
+              </w:rPr>
+              <w:t>6.1.6</w:t>
+            </w:r>
+            <w:r>
+              <w:rPr>
+                <w:noProof/>
+                <w:kern w:val="2"/>
+                <w:szCs w:val="24"/>
+                <w:lang w:eastAsia="en-IE"/>
+                <w14:ligatures w14:val="standardContextual"/>
+              </w:rPr>
+              <w:tab/>
+            </w:r>
+            <w:r>
+              <w:rPr>
+                <w:rStyle w:val="Hyperlink"/>
+                <w:noProof/>
+              </w:rPr>
+              <w:t>Project Plan</w:t>
+            </w:r>
+            <w:r>
+              <w:rPr>
+                <w:noProof/>
+                <w:webHidden/>
+              </w:rPr>
+              <w:tab/>
+            </w:r>
+            <w:r>
+              <w:rPr>
+                <w:noProof/>
+                <w:webHidden/>
+              </w:rPr>
+              <w:fldChar w:fldCharType="begin"/>
+            </w:r>
+            <w:r>
+              <w:rPr>
+                <w:noProof/>
+                <w:webHidden/>
+              </w:rPr>
+              <w:instrText xml:space="preserve"> PAGEREF _Toc236603142 \h </w:instrText>
+            </w:r>
+            <w:r>
+              <w:rPr>
+                <w:noProof/>
+                <w:webHidden/>
+              </w:rPr>
+            </w:r>
+            <w:r>
+              <w:rPr>
+                <w:noProof/>
+                <w:webHidden/>
+              </w:rPr>
+              <w:fldChar w:fldCharType="separate"/>
+            </w:r>
+            <w:r>
+              <w:rPr>
+                <w:noProof/>
+                <w:webHidden/>
+              </w:rPr>
+              <w:t>81</w:t>
+            </w:r>
+            <w:r>
+              <w:rPr>
+                <w:noProof/>
+                <w:webHidden/>
+              </w:rPr>
+              <w:fldChar w:fldCharType="end"/>
+            </w:r>
+          </w:hyperlink>
+        </w:p>
+        <w:p>
+          <w:pPr>
+            <w:pStyle w:val="TOC3"/>
+            <w:tabs>
+              <w:tab w:val="left" w:pos="1440"/>
+              <w:tab w:val="right" w:leader="dot" w:pos="9016"/>
+            </w:tabs>
+            <w:rPr>
+              <w:noProof/>
+              <w:kern w:val="2"/>
+              <w:szCs w:val="24"/>
+              <w:lang w:eastAsia="en-IE"/>
+              <w14:ligatures w14:val="standardContextual"/>
+            </w:rPr>
+          </w:pPr>
+          <w:hyperlink w:anchor="_Toc236603143" w:history="1">
+            <w:r>
+              <w:rPr>
+                <w:rStyle w:val="Hyperlink"/>
+                <w:noProof/>
+              </w:rPr>
+              <w:t>6.1.7</w:t>
+            </w:r>
+            <w:r>
+              <w:rPr>
+                <w:noProof/>
+                <w:kern w:val="2"/>
+                <w:szCs w:val="24"/>
+                <w:lang w:eastAsia="en-IE"/>
+                <w14:ligatures w14:val="standardContextual"/>
+              </w:rPr>
+              <w:tab/>
+            </w:r>
+            <w:r>
+              <w:rPr>
+                <w:rStyle w:val="Hyperlink"/>
+                <w:noProof/>
+              </w:rPr>
+              <w:t>Testing</w:t>
+            </w:r>
+            <w:r>
+              <w:rPr>
+                <w:noProof/>
+                <w:webHidden/>
+              </w:rPr>
+              <w:tab/>
+            </w:r>
+            <w:r>
+              <w:rPr>
+                <w:noProof/>
+                <w:webHidden/>
+              </w:rPr>
+              <w:fldChar w:fldCharType="begin"/>
+            </w:r>
+            <w:r>
+              <w:rPr>
+                <w:noProof/>
+                <w:webHidden/>
+              </w:rPr>
+              <w:instrText xml:space="preserve"> PAGEREF _Toc236603143 \h </w:instrText>
+            </w:r>
+            <w:r>
+              <w:rPr>
+                <w:noProof/>
+                <w:webHidden/>
+              </w:rPr>
+            </w:r>
+            <w:r>
+              <w:rPr>
+                <w:noProof/>
+                <w:webHidden/>
+              </w:rPr>
+              <w:fldChar w:fldCharType="separate"/>
+            </w:r>
+            <w:r>
+              <w:rPr>
+                <w:noProof/>
+                <w:webHidden/>
+              </w:rPr>
+              <w:t>83</w:t>
             </w:r>
             <w:r>
               <w:rPr>
@@ -6007,13 +7609,13 @@
               <w14:ligatures w14:val="standardContextual"/>
             </w:rPr>
           </w:pPr>
-          <w:hyperlink w:anchor="_Toc236489189" w:history="1">
+          <w:hyperlink w:anchor="_Toc236603144" w:history="1">
             <w:r>
               <w:rPr>
                 <w:rStyle w:val="Hyperlink"/>
                 <w:noProof/>
               </w:rPr>
-              <w:t>2.6</w:t>
+              <w:t>6.2</w:t>
             </w:r>
             <w:r>
               <w:rPr>
@@ -6030,7 +7632,7 @@
                 <w:rStyle w:val="Hyperlink"/>
                 <w:noProof/>
               </w:rPr>
-              <w:t>Evaluation</w:t>
+              <w:t>Reflective Journals</w:t>
             </w:r>
             <w:r>
               <w:rPr>
@@ -6051,7 +7653,7 @@
                 <w:noProof/>
                 <w:webHidden/>
               </w:rPr>
-              <w:instrText xml:space="preserve"> PAGEREF _Toc236489189 \h </w:instrText>
+              <w:instrText xml:space="preserve"> PAGEREF _Toc236603144 \h </w:instrText>
             </w:r>
             <w:r>
               <w:rPr>
@@ -6071,997 +7673,7 @@
                 <w:noProof/>
                 <w:webHidden/>
               </w:rPr>
-              <w:t>58</w:t>
-            </w:r>
-            <w:r>
-              <w:rPr>
-                <w:noProof/>
-                <w:webHidden/>
-              </w:rPr>
-              <w:fldChar w:fldCharType="end"/>
-            </w:r>
-          </w:hyperlink>
-        </w:p>
-        <w:p>
-          <w:pPr>
-            <w:pStyle w:val="TOC3"/>
-            <w:tabs>
-              <w:tab w:val="left" w:pos="1440"/>
-              <w:tab w:val="right" w:leader="dot" w:pos="9016"/>
-            </w:tabs>
-            <w:rPr>
-              <w:noProof/>
-              <w:kern w:val="2"/>
-              <w:szCs w:val="24"/>
-              <w:lang w:eastAsia="en-IE"/>
-              <w14:ligatures w14:val="standardContextual"/>
-            </w:rPr>
-          </w:pPr>
-          <w:hyperlink w:anchor="_Toc236489190" w:history="1">
-            <w:r>
-              <w:rPr>
-                <w:rStyle w:val="Hyperlink"/>
-                <w:noProof/>
-              </w:rPr>
-              <w:t>2.6.1</w:t>
-            </w:r>
-            <w:r>
-              <w:rPr>
-                <w:noProof/>
-                <w:kern w:val="2"/>
-                <w:szCs w:val="24"/>
-                <w:lang w:eastAsia="en-IE"/>
-                <w14:ligatures w14:val="standardContextual"/>
-              </w:rPr>
-              <w:tab/>
-            </w:r>
-            <w:r>
-              <w:rPr>
-                <w:rStyle w:val="Hyperlink"/>
-                <w:noProof/>
-              </w:rPr>
-              <w:t>Functional Evaluation</w:t>
-            </w:r>
-            <w:r>
-              <w:rPr>
-                <w:noProof/>
-                <w:webHidden/>
-              </w:rPr>
-              <w:tab/>
-            </w:r>
-            <w:r>
-              <w:rPr>
-                <w:noProof/>
-                <w:webHidden/>
-              </w:rPr>
-              <w:fldChar w:fldCharType="begin"/>
-            </w:r>
-            <w:r>
-              <w:rPr>
-                <w:noProof/>
-                <w:webHidden/>
-              </w:rPr>
-              <w:instrText xml:space="preserve"> PAGEREF _Toc236489190 \h </w:instrText>
-            </w:r>
-            <w:r>
-              <w:rPr>
-                <w:noProof/>
-                <w:webHidden/>
-              </w:rPr>
-            </w:r>
-            <w:r>
-              <w:rPr>
-                <w:noProof/>
-                <w:webHidden/>
-              </w:rPr>
-              <w:fldChar w:fldCharType="separate"/>
-            </w:r>
-            <w:r>
-              <w:rPr>
-                <w:noProof/>
-                <w:webHidden/>
-              </w:rPr>
-              <w:t>58</w:t>
-            </w:r>
-            <w:r>
-              <w:rPr>
-                <w:noProof/>
-                <w:webHidden/>
-              </w:rPr>
-              <w:fldChar w:fldCharType="end"/>
-            </w:r>
-          </w:hyperlink>
-        </w:p>
-        <w:p>
-          <w:pPr>
-            <w:pStyle w:val="TOC3"/>
-            <w:tabs>
-              <w:tab w:val="left" w:pos="1440"/>
-              <w:tab w:val="right" w:leader="dot" w:pos="9016"/>
-            </w:tabs>
-            <w:rPr>
-              <w:noProof/>
-              <w:kern w:val="2"/>
-              <w:szCs w:val="24"/>
-              <w:lang w:eastAsia="en-IE"/>
-              <w14:ligatures w14:val="standardContextual"/>
-            </w:rPr>
-          </w:pPr>
-          <w:hyperlink w:anchor="_Toc236489191" w:history="1">
-            <w:r>
-              <w:rPr>
-                <w:rStyle w:val="Hyperlink"/>
-                <w:noProof/>
-              </w:rPr>
-              <w:t>2.6.2</w:t>
-            </w:r>
-            <w:r>
-              <w:rPr>
-                <w:noProof/>
-                <w:kern w:val="2"/>
-                <w:szCs w:val="24"/>
-                <w:lang w:eastAsia="en-IE"/>
-                <w14:ligatures w14:val="standardContextual"/>
-              </w:rPr>
-              <w:tab/>
-            </w:r>
-            <w:r>
-              <w:rPr>
-                <w:rStyle w:val="Hyperlink"/>
-                <w:noProof/>
-              </w:rPr>
-              <w:t>Correctness and Reliability Evaluation</w:t>
-            </w:r>
-            <w:r>
-              <w:rPr>
-                <w:noProof/>
-                <w:webHidden/>
-              </w:rPr>
-              <w:tab/>
-            </w:r>
-            <w:r>
-              <w:rPr>
-                <w:noProof/>
-                <w:webHidden/>
-              </w:rPr>
-              <w:fldChar w:fldCharType="begin"/>
-            </w:r>
-            <w:r>
-              <w:rPr>
-                <w:noProof/>
-                <w:webHidden/>
-              </w:rPr>
-              <w:instrText xml:space="preserve"> PAGEREF _Toc236489191 \h </w:instrText>
-            </w:r>
-            <w:r>
-              <w:rPr>
-                <w:noProof/>
-                <w:webHidden/>
-              </w:rPr>
-            </w:r>
-            <w:r>
-              <w:rPr>
-                <w:noProof/>
-                <w:webHidden/>
-              </w:rPr>
-              <w:fldChar w:fldCharType="separate"/>
-            </w:r>
-            <w:r>
-              <w:rPr>
-                <w:noProof/>
-                <w:webHidden/>
-              </w:rPr>
-              <w:t>58</w:t>
-            </w:r>
-            <w:r>
-              <w:rPr>
-                <w:noProof/>
-                <w:webHidden/>
-              </w:rPr>
-              <w:fldChar w:fldCharType="end"/>
-            </w:r>
-          </w:hyperlink>
-        </w:p>
-        <w:p>
-          <w:pPr>
-            <w:pStyle w:val="TOC3"/>
-            <w:tabs>
-              <w:tab w:val="left" w:pos="1440"/>
-              <w:tab w:val="right" w:leader="dot" w:pos="9016"/>
-            </w:tabs>
-            <w:rPr>
-              <w:noProof/>
-              <w:kern w:val="2"/>
-              <w:szCs w:val="24"/>
-              <w:lang w:eastAsia="en-IE"/>
-              <w14:ligatures w14:val="standardContextual"/>
-            </w:rPr>
-          </w:pPr>
-          <w:hyperlink w:anchor="_Toc236489192" w:history="1">
-            <w:r>
-              <w:rPr>
-                <w:rStyle w:val="Hyperlink"/>
-                <w:noProof/>
-              </w:rPr>
-              <w:t>2.6.3</w:t>
-            </w:r>
-            <w:r>
-              <w:rPr>
-                <w:noProof/>
-                <w:kern w:val="2"/>
-                <w:szCs w:val="24"/>
-                <w:lang w:eastAsia="en-IE"/>
-                <w14:ligatures w14:val="standardContextual"/>
-              </w:rPr>
-              <w:tab/>
-            </w:r>
-            <w:r>
-              <w:rPr>
-                <w:rStyle w:val="Hyperlink"/>
-                <w:noProof/>
-              </w:rPr>
-              <w:t>Performance Evaluation</w:t>
-            </w:r>
-            <w:r>
-              <w:rPr>
-                <w:noProof/>
-                <w:webHidden/>
-              </w:rPr>
-              <w:tab/>
-            </w:r>
-            <w:r>
-              <w:rPr>
-                <w:noProof/>
-                <w:webHidden/>
-              </w:rPr>
-              <w:fldChar w:fldCharType="begin"/>
-            </w:r>
-            <w:r>
-              <w:rPr>
-                <w:noProof/>
-                <w:webHidden/>
-              </w:rPr>
-              <w:instrText xml:space="preserve"> PAGEREF _Toc236489192 \h </w:instrText>
-            </w:r>
-            <w:r>
-              <w:rPr>
-                <w:noProof/>
-                <w:webHidden/>
-              </w:rPr>
-            </w:r>
-            <w:r>
-              <w:rPr>
-                <w:noProof/>
-                <w:webHidden/>
-              </w:rPr>
-              <w:fldChar w:fldCharType="separate"/>
-            </w:r>
-            <w:r>
-              <w:rPr>
-                <w:noProof/>
-                <w:webHidden/>
-              </w:rPr>
-              <w:t>59</w:t>
-            </w:r>
-            <w:r>
-              <w:rPr>
-                <w:noProof/>
-                <w:webHidden/>
-              </w:rPr>
-              <w:fldChar w:fldCharType="end"/>
-            </w:r>
-          </w:hyperlink>
-        </w:p>
-        <w:p>
-          <w:pPr>
-            <w:pStyle w:val="TOC3"/>
-            <w:tabs>
-              <w:tab w:val="left" w:pos="1440"/>
-              <w:tab w:val="right" w:leader="dot" w:pos="9016"/>
-            </w:tabs>
-            <w:rPr>
-              <w:noProof/>
-              <w:kern w:val="2"/>
-              <w:szCs w:val="24"/>
-              <w:lang w:eastAsia="en-IE"/>
-              <w14:ligatures w14:val="standardContextual"/>
-            </w:rPr>
-          </w:pPr>
-          <w:hyperlink w:anchor="_Toc236489193" w:history="1">
-            <w:r>
-              <w:rPr>
-                <w:rStyle w:val="Hyperlink"/>
-                <w:noProof/>
-              </w:rPr>
-              <w:t>2.6.4</w:t>
-            </w:r>
-            <w:r>
-              <w:rPr>
-                <w:noProof/>
-                <w:kern w:val="2"/>
-                <w:szCs w:val="24"/>
-                <w:lang w:eastAsia="en-IE"/>
-                <w14:ligatures w14:val="standardContextual"/>
-              </w:rPr>
-              <w:tab/>
-            </w:r>
-            <w:r>
-              <w:rPr>
-                <w:rStyle w:val="Hyperlink"/>
-                <w:noProof/>
-              </w:rPr>
-              <w:t>Usability Evaluation</w:t>
-            </w:r>
-            <w:r>
-              <w:rPr>
-                <w:noProof/>
-                <w:webHidden/>
-              </w:rPr>
-              <w:tab/>
-            </w:r>
-            <w:r>
-              <w:rPr>
-                <w:noProof/>
-                <w:webHidden/>
-              </w:rPr>
-              <w:fldChar w:fldCharType="begin"/>
-            </w:r>
-            <w:r>
-              <w:rPr>
-                <w:noProof/>
-                <w:webHidden/>
-              </w:rPr>
-              <w:instrText xml:space="preserve"> PAGEREF _Toc236489193 \h </w:instrText>
-            </w:r>
-            <w:r>
-              <w:rPr>
-                <w:noProof/>
-                <w:webHidden/>
-              </w:rPr>
-            </w:r>
-            <w:r>
-              <w:rPr>
-                <w:noProof/>
-                <w:webHidden/>
-              </w:rPr>
-              <w:fldChar w:fldCharType="separate"/>
-            </w:r>
-            <w:r>
-              <w:rPr>
-                <w:noProof/>
-                <w:webHidden/>
-              </w:rPr>
-              <w:t>60</w:t>
-            </w:r>
-            <w:r>
-              <w:rPr>
-                <w:noProof/>
-                <w:webHidden/>
-              </w:rPr>
-              <w:fldChar w:fldCharType="end"/>
-            </w:r>
-          </w:hyperlink>
-        </w:p>
-        <w:p>
-          <w:pPr>
-            <w:pStyle w:val="TOC3"/>
-            <w:tabs>
-              <w:tab w:val="left" w:pos="1440"/>
-              <w:tab w:val="right" w:leader="dot" w:pos="9016"/>
-            </w:tabs>
-            <w:rPr>
-              <w:noProof/>
-              <w:kern w:val="2"/>
-              <w:szCs w:val="24"/>
-              <w:lang w:eastAsia="en-IE"/>
-              <w14:ligatures w14:val="standardContextual"/>
-            </w:rPr>
-          </w:pPr>
-          <w:hyperlink w:anchor="_Toc236489194" w:history="1">
-            <w:r>
-              <w:rPr>
-                <w:rStyle w:val="Hyperlink"/>
-                <w:noProof/>
-              </w:rPr>
-              <w:t>2.6.5</w:t>
-            </w:r>
-            <w:r>
-              <w:rPr>
-                <w:noProof/>
-                <w:kern w:val="2"/>
-                <w:szCs w:val="24"/>
-                <w:lang w:eastAsia="en-IE"/>
-                <w14:ligatures w14:val="standardContextual"/>
-              </w:rPr>
-              <w:tab/>
-            </w:r>
-            <w:r>
-              <w:rPr>
-                <w:rStyle w:val="Hyperlink"/>
-                <w:noProof/>
-              </w:rPr>
-              <w:t>Maintainability Evaluation</w:t>
-            </w:r>
-            <w:r>
-              <w:rPr>
-                <w:noProof/>
-                <w:webHidden/>
-              </w:rPr>
-              <w:tab/>
-            </w:r>
-            <w:r>
-              <w:rPr>
-                <w:noProof/>
-                <w:webHidden/>
-              </w:rPr>
-              <w:fldChar w:fldCharType="begin"/>
-            </w:r>
-            <w:r>
-              <w:rPr>
-                <w:noProof/>
-                <w:webHidden/>
-              </w:rPr>
-              <w:instrText xml:space="preserve"> PAGEREF _Toc236489194 \h </w:instrText>
-            </w:r>
-            <w:r>
-              <w:rPr>
-                <w:noProof/>
-                <w:webHidden/>
-              </w:rPr>
-            </w:r>
-            <w:r>
-              <w:rPr>
-                <w:noProof/>
-                <w:webHidden/>
-              </w:rPr>
-              <w:fldChar w:fldCharType="separate"/>
-            </w:r>
-            <w:r>
-              <w:rPr>
-                <w:noProof/>
-                <w:webHidden/>
-              </w:rPr>
-              <w:t>60</w:t>
-            </w:r>
-            <w:r>
-              <w:rPr>
-                <w:noProof/>
-                <w:webHidden/>
-              </w:rPr>
-              <w:fldChar w:fldCharType="end"/>
-            </w:r>
-          </w:hyperlink>
-        </w:p>
-        <w:p>
-          <w:pPr>
-            <w:pStyle w:val="TOC3"/>
-            <w:tabs>
-              <w:tab w:val="left" w:pos="1440"/>
-              <w:tab w:val="right" w:leader="dot" w:pos="9016"/>
-            </w:tabs>
-            <w:rPr>
-              <w:noProof/>
-              <w:kern w:val="2"/>
-              <w:szCs w:val="24"/>
-              <w:lang w:eastAsia="en-IE"/>
-              <w14:ligatures w14:val="standardContextual"/>
-            </w:rPr>
-          </w:pPr>
-          <w:hyperlink w:anchor="_Toc236489195" w:history="1">
-            <w:r>
-              <w:rPr>
-                <w:rStyle w:val="Hyperlink"/>
-                <w:noProof/>
-              </w:rPr>
-              <w:t>2.6.6</w:t>
-            </w:r>
-            <w:r>
-              <w:rPr>
-                <w:noProof/>
-                <w:kern w:val="2"/>
-                <w:szCs w:val="24"/>
-                <w:lang w:eastAsia="en-IE"/>
-                <w14:ligatures w14:val="standardContextual"/>
-              </w:rPr>
-              <w:tab/>
-            </w:r>
-            <w:r>
-              <w:rPr>
-                <w:rStyle w:val="Hyperlink"/>
-                <w:noProof/>
-              </w:rPr>
-              <w:t>Scalability Evaluation</w:t>
-            </w:r>
-            <w:r>
-              <w:rPr>
-                <w:noProof/>
-                <w:webHidden/>
-              </w:rPr>
-              <w:tab/>
-            </w:r>
-            <w:r>
-              <w:rPr>
-                <w:noProof/>
-                <w:webHidden/>
-              </w:rPr>
-              <w:fldChar w:fldCharType="begin"/>
-            </w:r>
-            <w:r>
-              <w:rPr>
-                <w:noProof/>
-                <w:webHidden/>
-              </w:rPr>
-              <w:instrText xml:space="preserve"> PAGEREF _Toc236489195 \h </w:instrText>
-            </w:r>
-            <w:r>
-              <w:rPr>
-                <w:noProof/>
-                <w:webHidden/>
-              </w:rPr>
-            </w:r>
-            <w:r>
-              <w:rPr>
-                <w:noProof/>
-                <w:webHidden/>
-              </w:rPr>
-              <w:fldChar w:fldCharType="separate"/>
-            </w:r>
-            <w:r>
-              <w:rPr>
-                <w:noProof/>
-                <w:webHidden/>
-              </w:rPr>
-              <w:t>61</w:t>
-            </w:r>
-            <w:r>
-              <w:rPr>
-                <w:noProof/>
-                <w:webHidden/>
-              </w:rPr>
-              <w:fldChar w:fldCharType="end"/>
-            </w:r>
-          </w:hyperlink>
-        </w:p>
-        <w:p>
-          <w:pPr>
-            <w:pStyle w:val="TOC3"/>
-            <w:tabs>
-              <w:tab w:val="left" w:pos="1440"/>
-              <w:tab w:val="right" w:leader="dot" w:pos="9016"/>
-            </w:tabs>
-            <w:rPr>
-              <w:noProof/>
-              <w:kern w:val="2"/>
-              <w:szCs w:val="24"/>
-              <w:lang w:eastAsia="en-IE"/>
-              <w14:ligatures w14:val="standardContextual"/>
-            </w:rPr>
-          </w:pPr>
-          <w:hyperlink w:anchor="_Toc236489196" w:history="1">
-            <w:r>
-              <w:rPr>
-                <w:rStyle w:val="Hyperlink"/>
-                <w:noProof/>
-              </w:rPr>
-              <w:t>2.6.7</w:t>
-            </w:r>
-            <w:r>
-              <w:rPr>
-                <w:noProof/>
-                <w:kern w:val="2"/>
-                <w:szCs w:val="24"/>
-                <w:lang w:eastAsia="en-IE"/>
-                <w14:ligatures w14:val="standardContextual"/>
-              </w:rPr>
-              <w:tab/>
-            </w:r>
-            <w:r>
-              <w:rPr>
-                <w:rStyle w:val="Hyperlink"/>
-                <w:noProof/>
-              </w:rPr>
-              <w:t>Overall Evaluation</w:t>
-            </w:r>
-            <w:r>
-              <w:rPr>
-                <w:noProof/>
-                <w:webHidden/>
-              </w:rPr>
-              <w:tab/>
-            </w:r>
-            <w:r>
-              <w:rPr>
-                <w:noProof/>
-                <w:webHidden/>
-              </w:rPr>
-              <w:fldChar w:fldCharType="begin"/>
-            </w:r>
-            <w:r>
-              <w:rPr>
-                <w:noProof/>
-                <w:webHidden/>
-              </w:rPr>
-              <w:instrText xml:space="preserve"> PAGEREF _Toc236489196 \h </w:instrText>
-            </w:r>
-            <w:r>
-              <w:rPr>
-                <w:noProof/>
-                <w:webHidden/>
-              </w:rPr>
-            </w:r>
-            <w:r>
-              <w:rPr>
-                <w:noProof/>
-                <w:webHidden/>
-              </w:rPr>
-              <w:fldChar w:fldCharType="separate"/>
-            </w:r>
-            <w:r>
-              <w:rPr>
-                <w:noProof/>
-                <w:webHidden/>
-              </w:rPr>
-              <w:t>61</w:t>
-            </w:r>
-            <w:r>
-              <w:rPr>
-                <w:noProof/>
-                <w:webHidden/>
-              </w:rPr>
-              <w:fldChar w:fldCharType="end"/>
-            </w:r>
-          </w:hyperlink>
-        </w:p>
-        <w:p>
-          <w:pPr>
-            <w:pStyle w:val="TOC1"/>
-            <w:tabs>
-              <w:tab w:val="left" w:pos="440"/>
-              <w:tab w:val="right" w:leader="dot" w:pos="9016"/>
-            </w:tabs>
-            <w:rPr>
-              <w:noProof/>
-              <w:kern w:val="2"/>
-              <w:szCs w:val="24"/>
-              <w:lang w:eastAsia="en-IE"/>
-              <w14:ligatures w14:val="standardContextual"/>
-            </w:rPr>
-          </w:pPr>
-          <w:hyperlink w:anchor="_Toc236489197" w:history="1">
-            <w:r>
-              <w:rPr>
-                <w:rStyle w:val="Hyperlink"/>
-                <w:noProof/>
-              </w:rPr>
-              <w:t>3</w:t>
-            </w:r>
-            <w:r>
-              <w:rPr>
-                <w:noProof/>
-                <w:kern w:val="2"/>
-                <w:szCs w:val="24"/>
-                <w:lang w:eastAsia="en-IE"/>
-                <w14:ligatures w14:val="standardContextual"/>
-              </w:rPr>
-              <w:tab/>
-            </w:r>
-            <w:r>
-              <w:rPr>
-                <w:rStyle w:val="Hyperlink"/>
-                <w:noProof/>
-              </w:rPr>
-              <w:t>Conclusions</w:t>
-            </w:r>
-            <w:r>
-              <w:rPr>
-                <w:noProof/>
-                <w:webHidden/>
-              </w:rPr>
-              <w:tab/>
-            </w:r>
-            <w:r>
-              <w:rPr>
-                <w:noProof/>
-                <w:webHidden/>
-              </w:rPr>
-              <w:fldChar w:fldCharType="begin"/>
-            </w:r>
-            <w:r>
-              <w:rPr>
-                <w:noProof/>
-                <w:webHidden/>
-              </w:rPr>
-              <w:instrText xml:space="preserve"> PAGEREF _Toc236489197 \h </w:instrText>
-            </w:r>
-            <w:r>
-              <w:rPr>
-                <w:noProof/>
-                <w:webHidden/>
-              </w:rPr>
-            </w:r>
-            <w:r>
-              <w:rPr>
-                <w:noProof/>
-                <w:webHidden/>
-              </w:rPr>
-              <w:fldChar w:fldCharType="separate"/>
-            </w:r>
-            <w:r>
-              <w:rPr>
-                <w:noProof/>
-                <w:webHidden/>
-              </w:rPr>
-              <w:t>63</w:t>
-            </w:r>
-            <w:r>
-              <w:rPr>
-                <w:noProof/>
-                <w:webHidden/>
-              </w:rPr>
-              <w:fldChar w:fldCharType="end"/>
-            </w:r>
-          </w:hyperlink>
-        </w:p>
-        <w:p>
-          <w:pPr>
-            <w:pStyle w:val="TOC1"/>
-            <w:tabs>
-              <w:tab w:val="left" w:pos="440"/>
-              <w:tab w:val="right" w:leader="dot" w:pos="9016"/>
-            </w:tabs>
-            <w:rPr>
-              <w:noProof/>
-              <w:kern w:val="2"/>
-              <w:szCs w:val="24"/>
-              <w:lang w:eastAsia="en-IE"/>
-              <w14:ligatures w14:val="standardContextual"/>
-            </w:rPr>
-          </w:pPr>
-          <w:hyperlink w:anchor="_Toc236489198" w:history="1">
-            <w:r>
-              <w:rPr>
-                <w:rStyle w:val="Hyperlink"/>
-                <w:noProof/>
-              </w:rPr>
-              <w:t>4</w:t>
-            </w:r>
-            <w:r>
-              <w:rPr>
-                <w:noProof/>
-                <w:kern w:val="2"/>
-                <w:szCs w:val="24"/>
-                <w:lang w:eastAsia="en-IE"/>
-                <w14:ligatures w14:val="standardContextual"/>
-              </w:rPr>
-              <w:tab/>
-            </w:r>
-            <w:r>
-              <w:rPr>
-                <w:rStyle w:val="Hyperlink"/>
-                <w:noProof/>
-              </w:rPr>
-              <w:t>Further Development or Research</w:t>
-            </w:r>
-            <w:r>
-              <w:rPr>
-                <w:noProof/>
-                <w:webHidden/>
-              </w:rPr>
-              <w:tab/>
-            </w:r>
-            <w:r>
-              <w:rPr>
-                <w:noProof/>
-                <w:webHidden/>
-              </w:rPr>
-              <w:fldChar w:fldCharType="begin"/>
-            </w:r>
-            <w:r>
-              <w:rPr>
-                <w:noProof/>
-                <w:webHidden/>
-              </w:rPr>
-              <w:instrText xml:space="preserve"> PAGEREF _Toc236489198 \h </w:instrText>
-            </w:r>
-            <w:r>
-              <w:rPr>
-                <w:noProof/>
-                <w:webHidden/>
-              </w:rPr>
-            </w:r>
-            <w:r>
-              <w:rPr>
-                <w:noProof/>
-                <w:webHidden/>
-              </w:rPr>
-              <w:fldChar w:fldCharType="separate"/>
-            </w:r>
-            <w:r>
-              <w:rPr>
-                <w:noProof/>
-                <w:webHidden/>
-              </w:rPr>
-              <w:t>64</w:t>
-            </w:r>
-            <w:r>
-              <w:rPr>
-                <w:noProof/>
-                <w:webHidden/>
-              </w:rPr>
-              <w:fldChar w:fldCharType="end"/>
-            </w:r>
-          </w:hyperlink>
-        </w:p>
-        <w:p>
-          <w:pPr>
-            <w:pStyle w:val="TOC1"/>
-            <w:tabs>
-              <w:tab w:val="left" w:pos="440"/>
-              <w:tab w:val="right" w:leader="dot" w:pos="9016"/>
-            </w:tabs>
-            <w:rPr>
-              <w:noProof/>
-              <w:kern w:val="2"/>
-              <w:szCs w:val="24"/>
-              <w:lang w:eastAsia="en-IE"/>
-              <w14:ligatures w14:val="standardContextual"/>
-            </w:rPr>
-          </w:pPr>
-          <w:hyperlink w:anchor="_Toc236489199" w:history="1">
-            <w:r>
-              <w:rPr>
-                <w:rStyle w:val="Hyperlink"/>
-                <w:noProof/>
-              </w:rPr>
-              <w:t>5</w:t>
-            </w:r>
-            <w:r>
-              <w:rPr>
-                <w:noProof/>
-                <w:kern w:val="2"/>
-                <w:szCs w:val="24"/>
-                <w:lang w:eastAsia="en-IE"/>
-                <w14:ligatures w14:val="standardContextual"/>
-              </w:rPr>
-              <w:tab/>
-            </w:r>
-            <w:r>
-              <w:rPr>
-                <w:rStyle w:val="Hyperlink"/>
-                <w:noProof/>
-              </w:rPr>
-              <w:t>References</w:t>
-            </w:r>
-            <w:r>
-              <w:rPr>
-                <w:noProof/>
-                <w:webHidden/>
-              </w:rPr>
-              <w:tab/>
-            </w:r>
-            <w:r>
-              <w:rPr>
-                <w:noProof/>
-                <w:webHidden/>
-              </w:rPr>
-              <w:fldChar w:fldCharType="begin"/>
-            </w:r>
-            <w:r>
-              <w:rPr>
-                <w:noProof/>
-                <w:webHidden/>
-              </w:rPr>
-              <w:instrText xml:space="preserve"> PAGEREF _Toc236489199 \h </w:instrText>
-            </w:r>
-            <w:r>
-              <w:rPr>
-                <w:noProof/>
-                <w:webHidden/>
-              </w:rPr>
-            </w:r>
-            <w:r>
-              <w:rPr>
-                <w:noProof/>
-                <w:webHidden/>
-              </w:rPr>
-              <w:fldChar w:fldCharType="separate"/>
-            </w:r>
-            <w:r>
-              <w:rPr>
-                <w:noProof/>
-                <w:webHidden/>
-              </w:rPr>
-              <w:t>66</w:t>
-            </w:r>
-            <w:r>
-              <w:rPr>
-                <w:noProof/>
-                <w:webHidden/>
-              </w:rPr>
-              <w:fldChar w:fldCharType="end"/>
-            </w:r>
-          </w:hyperlink>
-        </w:p>
-        <w:p>
-          <w:pPr>
-            <w:pStyle w:val="TOC1"/>
-            <w:tabs>
-              <w:tab w:val="left" w:pos="440"/>
-              <w:tab w:val="right" w:leader="dot" w:pos="9016"/>
-            </w:tabs>
-            <w:rPr>
-              <w:noProof/>
-              <w:kern w:val="2"/>
-              <w:szCs w:val="24"/>
-              <w:lang w:eastAsia="en-IE"/>
-              <w14:ligatures w14:val="standardContextual"/>
-            </w:rPr>
-          </w:pPr>
-          <w:hyperlink w:anchor="_Toc236489200" w:history="1">
-            <w:r>
-              <w:rPr>
-                <w:rStyle w:val="Hyperlink"/>
-                <w:noProof/>
-              </w:rPr>
-              <w:t>6</w:t>
-            </w:r>
-            <w:r>
-              <w:rPr>
-                <w:noProof/>
-                <w:kern w:val="2"/>
-                <w:szCs w:val="24"/>
-                <w:lang w:eastAsia="en-IE"/>
-                <w14:ligatures w14:val="standardContextual"/>
-              </w:rPr>
-              <w:tab/>
-            </w:r>
-            <w:r>
-              <w:rPr>
-                <w:rStyle w:val="Hyperlink"/>
-                <w:noProof/>
-              </w:rPr>
-              <w:t>Appendices</w:t>
-            </w:r>
-            <w:r>
-              <w:rPr>
-                <w:noProof/>
-                <w:webHidden/>
-              </w:rPr>
-              <w:tab/>
-            </w:r>
-            <w:r>
-              <w:rPr>
-                <w:noProof/>
-                <w:webHidden/>
-              </w:rPr>
-              <w:fldChar w:fldCharType="begin"/>
-            </w:r>
-            <w:r>
-              <w:rPr>
-                <w:noProof/>
-                <w:webHidden/>
-              </w:rPr>
-              <w:instrText xml:space="preserve"> PAGEREF _Toc236489200 \h </w:instrText>
-            </w:r>
-            <w:r>
-              <w:rPr>
-                <w:noProof/>
-                <w:webHidden/>
-              </w:rPr>
-            </w:r>
-            <w:r>
-              <w:rPr>
-                <w:noProof/>
-                <w:webHidden/>
-              </w:rPr>
-              <w:fldChar w:fldCharType="separate"/>
-            </w:r>
-            <w:r>
-              <w:rPr>
-                <w:noProof/>
-                <w:webHidden/>
-              </w:rPr>
-              <w:t>69</w:t>
+              <w:t>84</w:t>
             </w:r>
             <w:r>
               <w:rPr>
@@ -7087,13 +7699,13 @@
               <w14:ligatures w14:val="standardContextual"/>
             </w:rPr>
           </w:pPr>
-          <w:hyperlink w:anchor="_Toc236489201" w:history="1">
+          <w:hyperlink w:anchor="_Toc236603145" w:history="1">
             <w:r>
               <w:rPr>
                 <w:rStyle w:val="Hyperlink"/>
                 <w:noProof/>
               </w:rPr>
-              <w:t>6.1</w:t>
+              <w:t>6.3</w:t>
             </w:r>
             <w:r>
               <w:rPr>
@@ -7110,7 +7722,7 @@
                 <w:rStyle w:val="Hyperlink"/>
                 <w:noProof/>
               </w:rPr>
-              <w:t>Project Proposal</w:t>
+              <w:t>Other materials used</w:t>
             </w:r>
             <w:r>
               <w:rPr>
@@ -7131,7 +7743,7 @@
                 <w:noProof/>
                 <w:webHidden/>
               </w:rPr>
-              <w:instrText xml:space="preserve"> PAGEREF _Toc236489201 \h </w:instrText>
+              <w:instrText xml:space="preserve"> PAGEREF _Toc236603145 \h </w:instrText>
             </w:r>
             <w:r>
               <w:rPr>
@@ -7151,889 +7763,7 @@
                 <w:noProof/>
                 <w:webHidden/>
               </w:rPr>
-              <w:t>69</w:t>
-            </w:r>
-            <w:r>
-              <w:rPr>
-                <w:noProof/>
-                <w:webHidden/>
-              </w:rPr>
-              <w:fldChar w:fldCharType="end"/>
-            </w:r>
-          </w:hyperlink>
-        </w:p>
-        <w:p>
-          <w:pPr>
-            <w:pStyle w:val="TOC3"/>
-            <w:tabs>
-              <w:tab w:val="left" w:pos="1440"/>
-              <w:tab w:val="right" w:leader="dot" w:pos="9016"/>
-            </w:tabs>
-            <w:rPr>
-              <w:noProof/>
-              <w:kern w:val="2"/>
-              <w:szCs w:val="24"/>
-              <w:lang w:eastAsia="en-IE"/>
-              <w14:ligatures w14:val="standardContextual"/>
-            </w:rPr>
-          </w:pPr>
-          <w:hyperlink w:anchor="_Toc236489202" w:history="1">
-            <w:r>
-              <w:rPr>
-                <w:rStyle w:val="Hyperlink"/>
-                <w:noProof/>
-              </w:rPr>
-              <w:t>6.1.1</w:t>
-            </w:r>
-            <w:r>
-              <w:rPr>
-                <w:noProof/>
-                <w:kern w:val="2"/>
-                <w:szCs w:val="24"/>
-                <w:lang w:eastAsia="en-IE"/>
-                <w14:ligatures w14:val="standardContextual"/>
-              </w:rPr>
-              <w:tab/>
-            </w:r>
-            <w:r>
-              <w:rPr>
-                <w:rStyle w:val="Hyperlink"/>
-                <w:noProof/>
-              </w:rPr>
-              <w:t>Objectives</w:t>
-            </w:r>
-            <w:r>
-              <w:rPr>
-                <w:noProof/>
-                <w:webHidden/>
-              </w:rPr>
-              <w:tab/>
-            </w:r>
-            <w:r>
-              <w:rPr>
-                <w:noProof/>
-                <w:webHidden/>
-              </w:rPr>
-              <w:fldChar w:fldCharType="begin"/>
-            </w:r>
-            <w:r>
-              <w:rPr>
-                <w:noProof/>
-                <w:webHidden/>
-              </w:rPr>
-              <w:instrText xml:space="preserve"> PAGEREF _Toc236489202 \h </w:instrText>
-            </w:r>
-            <w:r>
-              <w:rPr>
-                <w:noProof/>
-                <w:webHidden/>
-              </w:rPr>
-            </w:r>
-            <w:r>
-              <w:rPr>
-                <w:noProof/>
-                <w:webHidden/>
-              </w:rPr>
-              <w:fldChar w:fldCharType="separate"/>
-            </w:r>
-            <w:r>
-              <w:rPr>
-                <w:noProof/>
-                <w:webHidden/>
-              </w:rPr>
-              <w:t>69</w:t>
-            </w:r>
-            <w:r>
-              <w:rPr>
-                <w:noProof/>
-                <w:webHidden/>
-              </w:rPr>
-              <w:fldChar w:fldCharType="end"/>
-            </w:r>
-          </w:hyperlink>
-        </w:p>
-        <w:p>
-          <w:pPr>
-            <w:pStyle w:val="TOC3"/>
-            <w:tabs>
-              <w:tab w:val="right" w:leader="dot" w:pos="9016"/>
-            </w:tabs>
-            <w:rPr>
-              <w:noProof/>
-              <w:kern w:val="2"/>
-              <w:szCs w:val="24"/>
-              <w:lang w:eastAsia="en-IE"/>
-              <w14:ligatures w14:val="standardContextual"/>
-            </w:rPr>
-          </w:pPr>
-          <w:hyperlink w:anchor="_Toc236489203" w:history="1">
-            <w:r>
-              <w:rPr>
-                <w:rStyle w:val="Hyperlink"/>
-                <w:noProof/>
-              </w:rPr>
-              <w:t>Background</w:t>
-            </w:r>
-            <w:r>
-              <w:rPr>
-                <w:noProof/>
-                <w:webHidden/>
-              </w:rPr>
-              <w:tab/>
-            </w:r>
-            <w:r>
-              <w:rPr>
-                <w:noProof/>
-                <w:webHidden/>
-              </w:rPr>
-              <w:fldChar w:fldCharType="begin"/>
-            </w:r>
-            <w:r>
-              <w:rPr>
-                <w:noProof/>
-                <w:webHidden/>
-              </w:rPr>
-              <w:instrText xml:space="preserve"> PAGEREF _Toc236489203 \h </w:instrText>
-            </w:r>
-            <w:r>
-              <w:rPr>
-                <w:noProof/>
-                <w:webHidden/>
-              </w:rPr>
-            </w:r>
-            <w:r>
-              <w:rPr>
-                <w:noProof/>
-                <w:webHidden/>
-              </w:rPr>
-              <w:fldChar w:fldCharType="separate"/>
-            </w:r>
-            <w:r>
-              <w:rPr>
-                <w:noProof/>
-                <w:webHidden/>
-              </w:rPr>
-              <w:t>70</w:t>
-            </w:r>
-            <w:r>
-              <w:rPr>
-                <w:noProof/>
-                <w:webHidden/>
-              </w:rPr>
-              <w:fldChar w:fldCharType="end"/>
-            </w:r>
-          </w:hyperlink>
-        </w:p>
-        <w:p>
-          <w:pPr>
-            <w:pStyle w:val="TOC3"/>
-            <w:tabs>
-              <w:tab w:val="left" w:pos="1440"/>
-              <w:tab w:val="right" w:leader="dot" w:pos="9016"/>
-            </w:tabs>
-            <w:rPr>
-              <w:noProof/>
-              <w:kern w:val="2"/>
-              <w:szCs w:val="24"/>
-              <w:lang w:eastAsia="en-IE"/>
-              <w14:ligatures w14:val="standardContextual"/>
-            </w:rPr>
-          </w:pPr>
-          <w:hyperlink w:anchor="_Toc236489204" w:history="1">
-            <w:r>
-              <w:rPr>
-                <w:rStyle w:val="Hyperlink"/>
-                <w:noProof/>
-              </w:rPr>
-              <w:t>6.1.2</w:t>
-            </w:r>
-            <w:r>
-              <w:rPr>
-                <w:noProof/>
-                <w:kern w:val="2"/>
-                <w:szCs w:val="24"/>
-                <w:lang w:eastAsia="en-IE"/>
-                <w14:ligatures w14:val="standardContextual"/>
-              </w:rPr>
-              <w:tab/>
-            </w:r>
-            <w:r>
-              <w:rPr>
-                <w:rStyle w:val="Hyperlink"/>
-                <w:noProof/>
-              </w:rPr>
-              <w:t>State of the Art</w:t>
-            </w:r>
-            <w:r>
-              <w:rPr>
-                <w:noProof/>
-                <w:webHidden/>
-              </w:rPr>
-              <w:tab/>
-            </w:r>
-            <w:r>
-              <w:rPr>
-                <w:noProof/>
-                <w:webHidden/>
-              </w:rPr>
-              <w:fldChar w:fldCharType="begin"/>
-            </w:r>
-            <w:r>
-              <w:rPr>
-                <w:noProof/>
-                <w:webHidden/>
-              </w:rPr>
-              <w:instrText xml:space="preserve"> PAGEREF _Toc236489204 \h </w:instrText>
-            </w:r>
-            <w:r>
-              <w:rPr>
-                <w:noProof/>
-                <w:webHidden/>
-              </w:rPr>
-            </w:r>
-            <w:r>
-              <w:rPr>
-                <w:noProof/>
-                <w:webHidden/>
-              </w:rPr>
-              <w:fldChar w:fldCharType="separate"/>
-            </w:r>
-            <w:r>
-              <w:rPr>
-                <w:noProof/>
-                <w:webHidden/>
-              </w:rPr>
-              <w:t>72</w:t>
-            </w:r>
-            <w:r>
-              <w:rPr>
-                <w:noProof/>
-                <w:webHidden/>
-              </w:rPr>
-              <w:fldChar w:fldCharType="end"/>
-            </w:r>
-          </w:hyperlink>
-        </w:p>
-        <w:p>
-          <w:pPr>
-            <w:pStyle w:val="TOC3"/>
-            <w:tabs>
-              <w:tab w:val="left" w:pos="1440"/>
-              <w:tab w:val="right" w:leader="dot" w:pos="9016"/>
-            </w:tabs>
-            <w:rPr>
-              <w:noProof/>
-              <w:kern w:val="2"/>
-              <w:szCs w:val="24"/>
-              <w:lang w:eastAsia="en-IE"/>
-              <w14:ligatures w14:val="standardContextual"/>
-            </w:rPr>
-          </w:pPr>
-          <w:hyperlink w:anchor="_Toc236489205" w:history="1">
-            <w:r>
-              <w:rPr>
-                <w:rStyle w:val="Hyperlink"/>
-                <w:noProof/>
-              </w:rPr>
-              <w:t>6.1.3</w:t>
-            </w:r>
-            <w:r>
-              <w:rPr>
-                <w:noProof/>
-                <w:kern w:val="2"/>
-                <w:szCs w:val="24"/>
-                <w:lang w:eastAsia="en-IE"/>
-                <w14:ligatures w14:val="standardContextual"/>
-              </w:rPr>
-              <w:tab/>
-            </w:r>
-            <w:r>
-              <w:rPr>
-                <w:rStyle w:val="Hyperlink"/>
-                <w:noProof/>
-              </w:rPr>
-              <w:t>Technical Approach</w:t>
-            </w:r>
-            <w:r>
-              <w:rPr>
-                <w:noProof/>
-                <w:webHidden/>
-              </w:rPr>
-              <w:tab/>
-            </w:r>
-            <w:r>
-              <w:rPr>
-                <w:noProof/>
-                <w:webHidden/>
-              </w:rPr>
-              <w:fldChar w:fldCharType="begin"/>
-            </w:r>
-            <w:r>
-              <w:rPr>
-                <w:noProof/>
-                <w:webHidden/>
-              </w:rPr>
-              <w:instrText xml:space="preserve"> PAGEREF _Toc236489205 \h </w:instrText>
-            </w:r>
-            <w:r>
-              <w:rPr>
-                <w:noProof/>
-                <w:webHidden/>
-              </w:rPr>
-            </w:r>
-            <w:r>
-              <w:rPr>
-                <w:noProof/>
-                <w:webHidden/>
-              </w:rPr>
-              <w:fldChar w:fldCharType="separate"/>
-            </w:r>
-            <w:r>
-              <w:rPr>
-                <w:noProof/>
-                <w:webHidden/>
-              </w:rPr>
-              <w:t>73</w:t>
-            </w:r>
-            <w:r>
-              <w:rPr>
-                <w:noProof/>
-                <w:webHidden/>
-              </w:rPr>
-              <w:fldChar w:fldCharType="end"/>
-            </w:r>
-          </w:hyperlink>
-        </w:p>
-        <w:p>
-          <w:pPr>
-            <w:pStyle w:val="TOC3"/>
-            <w:tabs>
-              <w:tab w:val="left" w:pos="1440"/>
-              <w:tab w:val="right" w:leader="dot" w:pos="9016"/>
-            </w:tabs>
-            <w:rPr>
-              <w:noProof/>
-              <w:kern w:val="2"/>
-              <w:szCs w:val="24"/>
-              <w:lang w:eastAsia="en-IE"/>
-              <w14:ligatures w14:val="standardContextual"/>
-            </w:rPr>
-          </w:pPr>
-          <w:hyperlink w:anchor="_Toc236489206" w:history="1">
-            <w:r>
-              <w:rPr>
-                <w:rStyle w:val="Hyperlink"/>
-                <w:noProof/>
-              </w:rPr>
-              <w:t>6.1.4</w:t>
-            </w:r>
-            <w:r>
-              <w:rPr>
-                <w:noProof/>
-                <w:kern w:val="2"/>
-                <w:szCs w:val="24"/>
-                <w:lang w:eastAsia="en-IE"/>
-                <w14:ligatures w14:val="standardContextual"/>
-              </w:rPr>
-              <w:tab/>
-            </w:r>
-            <w:r>
-              <w:rPr>
-                <w:rStyle w:val="Hyperlink"/>
-                <w:noProof/>
-              </w:rPr>
-              <w:t>Technical Details</w:t>
-            </w:r>
-            <w:r>
-              <w:rPr>
-                <w:noProof/>
-                <w:webHidden/>
-              </w:rPr>
-              <w:tab/>
-            </w:r>
-            <w:r>
-              <w:rPr>
-                <w:noProof/>
-                <w:webHidden/>
-              </w:rPr>
-              <w:fldChar w:fldCharType="begin"/>
-            </w:r>
-            <w:r>
-              <w:rPr>
-                <w:noProof/>
-                <w:webHidden/>
-              </w:rPr>
-              <w:instrText xml:space="preserve"> PAGEREF _Toc236489206 \h </w:instrText>
-            </w:r>
-            <w:r>
-              <w:rPr>
-                <w:noProof/>
-                <w:webHidden/>
-              </w:rPr>
-            </w:r>
-            <w:r>
-              <w:rPr>
-                <w:noProof/>
-                <w:webHidden/>
-              </w:rPr>
-              <w:fldChar w:fldCharType="separate"/>
-            </w:r>
-            <w:r>
-              <w:rPr>
-                <w:noProof/>
-                <w:webHidden/>
-              </w:rPr>
-              <w:t>74</w:t>
-            </w:r>
-            <w:r>
-              <w:rPr>
-                <w:noProof/>
-                <w:webHidden/>
-              </w:rPr>
-              <w:fldChar w:fldCharType="end"/>
-            </w:r>
-          </w:hyperlink>
-        </w:p>
-        <w:p>
-          <w:pPr>
-            <w:pStyle w:val="TOC3"/>
-            <w:tabs>
-              <w:tab w:val="left" w:pos="1440"/>
-              <w:tab w:val="right" w:leader="dot" w:pos="9016"/>
-            </w:tabs>
-            <w:rPr>
-              <w:noProof/>
-              <w:kern w:val="2"/>
-              <w:szCs w:val="24"/>
-              <w:lang w:eastAsia="en-IE"/>
-              <w14:ligatures w14:val="standardContextual"/>
-            </w:rPr>
-          </w:pPr>
-          <w:hyperlink w:anchor="_Toc236489207" w:history="1">
-            <w:r>
-              <w:rPr>
-                <w:rStyle w:val="Hyperlink"/>
-                <w:noProof/>
-              </w:rPr>
-              <w:t>6.1.5</w:t>
-            </w:r>
-            <w:r>
-              <w:rPr>
-                <w:noProof/>
-                <w:kern w:val="2"/>
-                <w:szCs w:val="24"/>
-                <w:lang w:eastAsia="en-IE"/>
-                <w14:ligatures w14:val="standardContextual"/>
-              </w:rPr>
-              <w:tab/>
-            </w:r>
-            <w:r>
-              <w:rPr>
-                <w:rStyle w:val="Hyperlink"/>
-                <w:noProof/>
-              </w:rPr>
-              <w:t>Special Resources Required</w:t>
-            </w:r>
-            <w:r>
-              <w:rPr>
-                <w:noProof/>
-                <w:webHidden/>
-              </w:rPr>
-              <w:tab/>
-            </w:r>
-            <w:r>
-              <w:rPr>
-                <w:noProof/>
-                <w:webHidden/>
-              </w:rPr>
-              <w:fldChar w:fldCharType="begin"/>
-            </w:r>
-            <w:r>
-              <w:rPr>
-                <w:noProof/>
-                <w:webHidden/>
-              </w:rPr>
-              <w:instrText xml:space="preserve"> PAGEREF _Toc236489207 \h </w:instrText>
-            </w:r>
-            <w:r>
-              <w:rPr>
-                <w:noProof/>
-                <w:webHidden/>
-              </w:rPr>
-            </w:r>
-            <w:r>
-              <w:rPr>
-                <w:noProof/>
-                <w:webHidden/>
-              </w:rPr>
-              <w:fldChar w:fldCharType="separate"/>
-            </w:r>
-            <w:r>
-              <w:rPr>
-                <w:noProof/>
-                <w:webHidden/>
-              </w:rPr>
-              <w:t>75</w:t>
-            </w:r>
-            <w:r>
-              <w:rPr>
-                <w:noProof/>
-                <w:webHidden/>
-              </w:rPr>
-              <w:fldChar w:fldCharType="end"/>
-            </w:r>
-          </w:hyperlink>
-        </w:p>
-        <w:p>
-          <w:pPr>
-            <w:pStyle w:val="TOC3"/>
-            <w:tabs>
-              <w:tab w:val="left" w:pos="1440"/>
-              <w:tab w:val="right" w:leader="dot" w:pos="9016"/>
-            </w:tabs>
-            <w:rPr>
-              <w:noProof/>
-              <w:kern w:val="2"/>
-              <w:szCs w:val="24"/>
-              <w:lang w:eastAsia="en-IE"/>
-              <w14:ligatures w14:val="standardContextual"/>
-            </w:rPr>
-          </w:pPr>
-          <w:hyperlink w:anchor="_Toc236489208" w:history="1">
-            <w:r>
-              <w:rPr>
-                <w:rStyle w:val="Hyperlink"/>
-                <w:noProof/>
-              </w:rPr>
-              <w:t>6.1.6</w:t>
-            </w:r>
-            <w:r>
-              <w:rPr>
-                <w:noProof/>
-                <w:kern w:val="2"/>
-                <w:szCs w:val="24"/>
-                <w:lang w:eastAsia="en-IE"/>
-                <w14:ligatures w14:val="standardContextual"/>
-              </w:rPr>
-              <w:tab/>
-            </w:r>
-            <w:r>
-              <w:rPr>
-                <w:rStyle w:val="Hyperlink"/>
-                <w:noProof/>
-              </w:rPr>
-              <w:t>Project Plan</w:t>
-            </w:r>
-            <w:r>
-              <w:rPr>
-                <w:noProof/>
-                <w:webHidden/>
-              </w:rPr>
-              <w:tab/>
-            </w:r>
-            <w:r>
-              <w:rPr>
-                <w:noProof/>
-                <w:webHidden/>
-              </w:rPr>
-              <w:fldChar w:fldCharType="begin"/>
-            </w:r>
-            <w:r>
-              <w:rPr>
-                <w:noProof/>
-                <w:webHidden/>
-              </w:rPr>
-              <w:instrText xml:space="preserve"> PAGEREF _Toc236489208 \h </w:instrText>
-            </w:r>
-            <w:r>
-              <w:rPr>
-                <w:noProof/>
-                <w:webHidden/>
-              </w:rPr>
-            </w:r>
-            <w:r>
-              <w:rPr>
-                <w:noProof/>
-                <w:webHidden/>
-              </w:rPr>
-              <w:fldChar w:fldCharType="separate"/>
-            </w:r>
-            <w:r>
-              <w:rPr>
-                <w:noProof/>
-                <w:webHidden/>
-              </w:rPr>
-              <w:t>77</w:t>
-            </w:r>
-            <w:r>
-              <w:rPr>
-                <w:noProof/>
-                <w:webHidden/>
-              </w:rPr>
-              <w:fldChar w:fldCharType="end"/>
-            </w:r>
-          </w:hyperlink>
-        </w:p>
-        <w:p>
-          <w:pPr>
-            <w:pStyle w:val="TOC3"/>
-            <w:tabs>
-              <w:tab w:val="left" w:pos="1440"/>
-              <w:tab w:val="right" w:leader="dot" w:pos="9016"/>
-            </w:tabs>
-            <w:rPr>
-              <w:noProof/>
-              <w:kern w:val="2"/>
-              <w:szCs w:val="24"/>
-              <w:lang w:eastAsia="en-IE"/>
-              <w14:ligatures w14:val="standardContextual"/>
-            </w:rPr>
-          </w:pPr>
-          <w:hyperlink w:anchor="_Toc236489209" w:history="1">
-            <w:r>
-              <w:rPr>
-                <w:rStyle w:val="Hyperlink"/>
-                <w:noProof/>
-              </w:rPr>
-              <w:t>6.1.7</w:t>
-            </w:r>
-            <w:r>
-              <w:rPr>
-                <w:noProof/>
-                <w:kern w:val="2"/>
-                <w:szCs w:val="24"/>
-                <w:lang w:eastAsia="en-IE"/>
-                <w14:ligatures w14:val="standardContextual"/>
-              </w:rPr>
-              <w:tab/>
-            </w:r>
-            <w:r>
-              <w:rPr>
-                <w:rStyle w:val="Hyperlink"/>
-                <w:noProof/>
-              </w:rPr>
-              <w:t>Testing</w:t>
-            </w:r>
-            <w:r>
-              <w:rPr>
-                <w:noProof/>
-                <w:webHidden/>
-              </w:rPr>
-              <w:tab/>
-            </w:r>
-            <w:r>
-              <w:rPr>
-                <w:noProof/>
-                <w:webHidden/>
-              </w:rPr>
-              <w:fldChar w:fldCharType="begin"/>
-            </w:r>
-            <w:r>
-              <w:rPr>
-                <w:noProof/>
-                <w:webHidden/>
-              </w:rPr>
-              <w:instrText xml:space="preserve"> PAGEREF _Toc236489209 \h </w:instrText>
-            </w:r>
-            <w:r>
-              <w:rPr>
-                <w:noProof/>
-                <w:webHidden/>
-              </w:rPr>
-            </w:r>
-            <w:r>
-              <w:rPr>
-                <w:noProof/>
-                <w:webHidden/>
-              </w:rPr>
-              <w:fldChar w:fldCharType="separate"/>
-            </w:r>
-            <w:r>
-              <w:rPr>
-                <w:noProof/>
-                <w:webHidden/>
-              </w:rPr>
-              <w:t>79</w:t>
-            </w:r>
-            <w:r>
-              <w:rPr>
-                <w:noProof/>
-                <w:webHidden/>
-              </w:rPr>
-              <w:fldChar w:fldCharType="end"/>
-            </w:r>
-          </w:hyperlink>
-        </w:p>
-        <w:p>
-          <w:pPr>
-            <w:pStyle w:val="TOC2"/>
-            <w:tabs>
-              <w:tab w:val="left" w:pos="960"/>
-              <w:tab w:val="right" w:leader="dot" w:pos="9016"/>
-            </w:tabs>
-            <w:rPr>
-              <w:noProof/>
-              <w:kern w:val="2"/>
-              <w:szCs w:val="24"/>
-              <w:lang w:eastAsia="en-IE"/>
-              <w14:ligatures w14:val="standardContextual"/>
-            </w:rPr>
-          </w:pPr>
-          <w:hyperlink w:anchor="_Toc236489210" w:history="1">
-            <w:r>
-              <w:rPr>
-                <w:rStyle w:val="Hyperlink"/>
-                <w:noProof/>
-              </w:rPr>
-              <w:t>6.2</w:t>
-            </w:r>
-            <w:r>
-              <w:rPr>
-                <w:noProof/>
-                <w:kern w:val="2"/>
-                <w:szCs w:val="24"/>
-                <w:lang w:eastAsia="en-IE"/>
-                <w14:ligatures w14:val="standardContextual"/>
-              </w:rPr>
-              <w:tab/>
-            </w:r>
-            <w:r>
-              <w:rPr>
-                <w:rStyle w:val="Hyperlink"/>
-                <w:noProof/>
-              </w:rPr>
-              <w:t>Reflective Journals</w:t>
-            </w:r>
-            <w:r>
-              <w:rPr>
-                <w:noProof/>
-                <w:webHidden/>
-              </w:rPr>
-              <w:tab/>
-            </w:r>
-            <w:r>
-              <w:rPr>
-                <w:noProof/>
-                <w:webHidden/>
-              </w:rPr>
-              <w:fldChar w:fldCharType="begin"/>
-            </w:r>
-            <w:r>
-              <w:rPr>
-                <w:noProof/>
-                <w:webHidden/>
-              </w:rPr>
-              <w:instrText xml:space="preserve"> PAGEREF _Toc236489210 \h </w:instrText>
-            </w:r>
-            <w:r>
-              <w:rPr>
-                <w:noProof/>
-                <w:webHidden/>
-              </w:rPr>
-            </w:r>
-            <w:r>
-              <w:rPr>
-                <w:noProof/>
-                <w:webHidden/>
-              </w:rPr>
-              <w:fldChar w:fldCharType="separate"/>
-            </w:r>
-            <w:r>
-              <w:rPr>
-                <w:noProof/>
-                <w:webHidden/>
-              </w:rPr>
-              <w:t>80</w:t>
-            </w:r>
-            <w:r>
-              <w:rPr>
-                <w:noProof/>
-                <w:webHidden/>
-              </w:rPr>
-              <w:fldChar w:fldCharType="end"/>
-            </w:r>
-          </w:hyperlink>
-        </w:p>
-        <w:p>
-          <w:pPr>
-            <w:pStyle w:val="TOC2"/>
-            <w:tabs>
-              <w:tab w:val="left" w:pos="960"/>
-              <w:tab w:val="right" w:leader="dot" w:pos="9016"/>
-            </w:tabs>
-            <w:rPr>
-              <w:noProof/>
-              <w:kern w:val="2"/>
-              <w:szCs w:val="24"/>
-              <w:lang w:eastAsia="en-IE"/>
-              <w14:ligatures w14:val="standardContextual"/>
-            </w:rPr>
-          </w:pPr>
-          <w:hyperlink w:anchor="_Toc236489211" w:history="1">
-            <w:r>
-              <w:rPr>
-                <w:rStyle w:val="Hyperlink"/>
-                <w:noProof/>
-              </w:rPr>
-              <w:t>6.3</w:t>
-            </w:r>
-            <w:r>
-              <w:rPr>
-                <w:noProof/>
-                <w:kern w:val="2"/>
-                <w:szCs w:val="24"/>
-                <w:lang w:eastAsia="en-IE"/>
-                <w14:ligatures w14:val="standardContextual"/>
-              </w:rPr>
-              <w:tab/>
-            </w:r>
-            <w:r>
-              <w:rPr>
-                <w:rStyle w:val="Hyperlink"/>
-                <w:noProof/>
-              </w:rPr>
-              <w:t>Other materials used</w:t>
-            </w:r>
-            <w:r>
-              <w:rPr>
-                <w:noProof/>
-                <w:webHidden/>
-              </w:rPr>
-              <w:tab/>
-            </w:r>
-            <w:r>
-              <w:rPr>
-                <w:noProof/>
-                <w:webHidden/>
-              </w:rPr>
-              <w:fldChar w:fldCharType="begin"/>
-            </w:r>
-            <w:r>
-              <w:rPr>
-                <w:noProof/>
-                <w:webHidden/>
-              </w:rPr>
-              <w:instrText xml:space="preserve"> PAGEREF _Toc236489211 \h </w:instrText>
-            </w:r>
-            <w:r>
-              <w:rPr>
-                <w:noProof/>
-                <w:webHidden/>
-              </w:rPr>
-            </w:r>
-            <w:r>
-              <w:rPr>
-                <w:noProof/>
-                <w:webHidden/>
-              </w:rPr>
-              <w:fldChar w:fldCharType="separate"/>
-            </w:r>
-            <w:r>
-              <w:rPr>
-                <w:noProof/>
-                <w:webHidden/>
-              </w:rPr>
-              <w:t>83</w:t>
+              <w:t>87</w:t>
             </w:r>
             <w:r>
               <w:rPr>
@@ -8086,7 +7816,7 @@
         </w:numPr>
         <w:ind w:left="432"/>
       </w:pPr>
-      <w:bookmarkStart w:id="0" w:name="_Toc236489153"/>
+      <w:bookmarkStart w:id="0" w:name="_Toc236603090"/>
       <w:r>
         <w:lastRenderedPageBreak/>
         <w:t>Executive Summary</w:t>
@@ -8138,7 +7868,7 @@
       <w:pPr>
         <w:pStyle w:val="Heading1"/>
       </w:pPr>
-      <w:bookmarkStart w:id="1" w:name="_Toc236489154"/>
+      <w:bookmarkStart w:id="1" w:name="_Toc236603091"/>
       <w:r>
         <w:lastRenderedPageBreak/>
         <w:t>Introduction</w:t>
@@ -8149,7 +7879,7 @@
       <w:pPr>
         <w:pStyle w:val="Heading2"/>
       </w:pPr>
-      <w:bookmarkStart w:id="2" w:name="_Toc236489155"/>
+      <w:bookmarkStart w:id="2" w:name="_Toc236603092"/>
       <w:r>
         <w:t>Background</w:t>
       </w:r>
@@ -8246,7 +7976,7 @@
       <w:pPr>
         <w:pStyle w:val="Heading2"/>
       </w:pPr>
-      <w:bookmarkStart w:id="3" w:name="_Toc236489156"/>
+      <w:bookmarkStart w:id="3" w:name="_Toc236603093"/>
       <w:r>
         <w:t>Aims</w:t>
       </w:r>
@@ -8350,7 +8080,7 @@
       <w:pPr>
         <w:pStyle w:val="Heading2"/>
       </w:pPr>
-      <w:bookmarkStart w:id="4" w:name="_Toc236489157"/>
+      <w:bookmarkStart w:id="4" w:name="_Toc236603094"/>
       <w:r>
         <w:t>Technology</w:t>
       </w:r>
@@ -8821,7 +8551,7 @@
       <w:pPr>
         <w:pStyle w:val="Heading2"/>
       </w:pPr>
-      <w:bookmarkStart w:id="5" w:name="_Toc236489158"/>
+      <w:bookmarkStart w:id="5" w:name="_Toc236603095"/>
       <w:r>
         <w:lastRenderedPageBreak/>
         <w:t>Structure</w:t>
@@ -8873,7 +8603,7 @@
       <w:pPr>
         <w:pStyle w:val="Heading1"/>
       </w:pPr>
-      <w:bookmarkStart w:id="6" w:name="_Toc236489159"/>
+      <w:bookmarkStart w:id="6" w:name="_Toc236603096"/>
       <w:r>
         <w:lastRenderedPageBreak/>
         <w:t>System</w:t>
@@ -8884,7 +8614,7 @@
       <w:pPr>
         <w:pStyle w:val="Heading2"/>
       </w:pPr>
-      <w:bookmarkStart w:id="7" w:name="_Toc236489160"/>
+      <w:bookmarkStart w:id="7" w:name="_Toc236603097"/>
       <w:r>
         <w:t>Requirements</w:t>
       </w:r>
@@ -8894,7 +8624,7 @@
       <w:pPr>
         <w:pStyle w:val="Heading3"/>
       </w:pPr>
-      <w:bookmarkStart w:id="8" w:name="_Toc236489161"/>
+      <w:bookmarkStart w:id="8" w:name="_Toc236603098"/>
       <w:r>
         <w:t>Functional Requirements</w:t>
       </w:r>
@@ -12738,7 +12468,7 @@
       <w:pPr>
         <w:pStyle w:val="Heading3"/>
       </w:pPr>
-      <w:bookmarkStart w:id="9" w:name="_Toc236489162"/>
+      <w:bookmarkStart w:id="9" w:name="_Toc236603099"/>
       <w:r>
         <w:lastRenderedPageBreak/>
         <w:t>Data Requirements</w:t>
@@ -12840,7 +12570,7 @@
       <w:pPr>
         <w:pStyle w:val="Heading3"/>
       </w:pPr>
-      <w:bookmarkStart w:id="10" w:name="_Toc236489163"/>
+      <w:bookmarkStart w:id="10" w:name="_Toc236603100"/>
       <w:r>
         <w:t>User Requirements</w:t>
       </w:r>
@@ -12934,7 +12664,7 @@
       <w:pPr>
         <w:pStyle w:val="Heading3"/>
       </w:pPr>
-      <w:bookmarkStart w:id="11" w:name="_Toc236489164"/>
+      <w:bookmarkStart w:id="11" w:name="_Toc236603101"/>
       <w:r>
         <w:t>Environmental Requirements</w:t>
       </w:r>
@@ -13214,7 +12944,7 @@
       <w:pPr>
         <w:pStyle w:val="Heading3"/>
       </w:pPr>
-      <w:bookmarkStart w:id="12" w:name="_Toc236489165"/>
+      <w:bookmarkStart w:id="12" w:name="_Toc236603102"/>
       <w:r>
         <w:t>Usability Requirements</w:t>
       </w:r>
@@ -13520,7 +13250,7 @@
       <w:pPr>
         <w:pStyle w:val="Heading2"/>
       </w:pPr>
-      <w:bookmarkStart w:id="13" w:name="_Toc236489166"/>
+      <w:bookmarkStart w:id="13" w:name="_Toc236603103"/>
       <w:r>
         <w:lastRenderedPageBreak/>
         <w:t>Design &amp; Architecture</w:t>
@@ -13531,10 +13261,11 @@
       <w:pPr>
         <w:pStyle w:val="Heading3"/>
       </w:pPr>
-      <w:bookmarkStart w:id="14" w:name="_Toc236489167"/>
+      <w:bookmarkStart w:id="14" w:name="_Toc236603104"/>
       <w:r>
         <w:t>System Architecture</w:t>
       </w:r>
+      <w:bookmarkEnd w:id="14"/>
     </w:p>
     <w:p>
       <w:pPr>
@@ -13543,7 +13274,6 @@
       <w:r>
         <w:t>Overview</w:t>
       </w:r>
-      <w:bookmarkEnd w:id="14"/>
     </w:p>
     <w:p>
       <w:r>
@@ -13567,11 +13297,9 @@
       <w:pPr>
         <w:pStyle w:val="Heading4"/>
       </w:pPr>
-      <w:bookmarkStart w:id="15" w:name="_Toc236489168"/>
       <w:r>
         <w:t>Container Diagram</w:t>
       </w:r>
-      <w:bookmarkEnd w:id="15"/>
     </w:p>
     <w:p>
       <w:r>
@@ -13627,27 +13355,14 @@
                             <w:r>
                               <w:t xml:space="preserve">Design and Architecture </w:t>
                             </w:r>
-                            <w:r>
-                              <w:fldChar w:fldCharType="begin"/>
-                            </w:r>
-                            <w:r>
-                              <w:instrText xml:space="preserve"> SEQ Design_and_Architecture \* ARABIC </w:instrText>
-                            </w:r>
-                            <w:r>
-                              <w:fldChar w:fldCharType="separate"/>
-                            </w:r>
-                            <w:r>
-                              <w:rPr>
-                                <w:noProof/>
-                              </w:rPr>
-                              <w:t>1</w:t>
-                            </w:r>
-                            <w:r>
-                              <w:rPr>
-                                <w:noProof/>
-                              </w:rPr>
-                              <w:fldChar w:fldCharType="end"/>
-                            </w:r>
+                            <w:fldSimple w:instr=" SEQ Design_and_Architecture \* ARABIC ">
+                              <w:r>
+                                <w:rPr>
+                                  <w:noProof/>
+                                </w:rPr>
+                                <w:t>1</w:t>
+                              </w:r>
+                            </w:fldSimple>
                           </w:p>
                         </w:txbxContent>
                       </wps:txbx>
@@ -13684,27 +13399,14 @@
                       <w:r>
                         <w:t xml:space="preserve">Design and Architecture </w:t>
                       </w:r>
-                      <w:r>
-                        <w:fldChar w:fldCharType="begin"/>
-                      </w:r>
-                      <w:r>
-                        <w:instrText xml:space="preserve"> SEQ Design_and_Architecture \* ARABIC </w:instrText>
-                      </w:r>
-                      <w:r>
-                        <w:fldChar w:fldCharType="separate"/>
-                      </w:r>
-                      <w:r>
-                        <w:rPr>
-                          <w:noProof/>
-                        </w:rPr>
-                        <w:t>1</w:t>
-                      </w:r>
-                      <w:r>
-                        <w:rPr>
-                          <w:noProof/>
-                        </w:rPr>
-                        <w:fldChar w:fldCharType="end"/>
-                      </w:r>
+                      <w:fldSimple w:instr=" SEQ Design_and_Architecture \* ARABIC ">
+                        <w:r>
+                          <w:rPr>
+                            <w:noProof/>
+                          </w:rPr>
+                          <w:t>1</w:t>
+                        </w:r>
+                      </w:fldSimple>
                     </w:p>
                   </w:txbxContent>
                 </v:textbox>
@@ -13889,12 +13591,10 @@
       <w:pPr>
         <w:pStyle w:val="Heading4"/>
       </w:pPr>
-      <w:bookmarkStart w:id="16" w:name="_Toc236489169"/>
       <w:r>
         <w:lastRenderedPageBreak/>
         <w:t>Component Diagram</w:t>
       </w:r>
-      <w:bookmarkEnd w:id="16"/>
     </w:p>
     <w:p>
       <w:pPr>
@@ -13961,27 +13661,14 @@
       <w:r>
         <w:t xml:space="preserve">Design and Architecture </w:t>
       </w:r>
-      <w:r>
-        <w:fldChar w:fldCharType="begin"/>
-      </w:r>
-      <w:r>
-        <w:instrText xml:space="preserve"> SEQ Design_and_Architecture \* ARABIC </w:instrText>
-      </w:r>
-      <w:r>
-        <w:fldChar w:fldCharType="separate"/>
-      </w:r>
-      <w:r>
-        <w:rPr>
-          <w:noProof/>
-        </w:rPr>
-        <w:t>2</w:t>
-      </w:r>
-      <w:r>
-        <w:rPr>
-          <w:noProof/>
-        </w:rPr>
-        <w:fldChar w:fldCharType="end"/>
-      </w:r>
+      <w:fldSimple w:instr=" SEQ Design_and_Architecture \* ARABIC ">
+        <w:r>
+          <w:rPr>
+            <w:noProof/>
+          </w:rPr>
+          <w:t>2</w:t>
+        </w:r>
+      </w:fldSimple>
     </w:p>
     <w:p>
       <w:r>
@@ -14081,11 +13768,9 @@
       <w:pPr>
         <w:pStyle w:val="Heading4"/>
       </w:pPr>
-      <w:bookmarkStart w:id="17" w:name="_Toc236489170"/>
       <w:r>
         <w:t>Runtime Data</w:t>
       </w:r>
-      <w:bookmarkEnd w:id="17"/>
     </w:p>
     <w:p>
       <w:r>
@@ -14309,12 +13994,10 @@
       <w:pPr>
         <w:pStyle w:val="Heading4"/>
       </w:pPr>
-      <w:bookmarkStart w:id="18" w:name="_Toc236489171"/>
       <w:r>
         <w:lastRenderedPageBreak/>
         <w:t>Data Flow</w:t>
       </w:r>
-      <w:bookmarkEnd w:id="18"/>
     </w:p>
     <w:p>
       <w:r>
@@ -14414,10 +14097,12 @@
       <w:pPr>
         <w:pStyle w:val="Heading3"/>
       </w:pPr>
+      <w:bookmarkStart w:id="15" w:name="_Toc236603105"/>
       <w:r>
         <w:lastRenderedPageBreak/>
         <w:t>Key Algorithms</w:t>
       </w:r>
+      <w:bookmarkEnd w:id="15"/>
     </w:p>
     <w:p>
       <w:pPr>
@@ -14871,10 +14556,7 @@
         <w:pStyle w:val="Heading4"/>
       </w:pPr>
       <w:r>
-        <w:t>Checkpoint and Lap Progress</w:t>
-      </w:r>
-      <w:r>
-        <w:t xml:space="preserve"> Update</w:t>
+        <w:t>Checkpoint and Lap Progress Update</w:t>
       </w:r>
     </w:p>
     <w:p>
@@ -15100,13 +14782,7 @@
     </w:p>
     <w:p>
       <w:r>
-        <w:t xml:space="preserve">If there are n </w:t>
-      </w:r>
-      <w:r>
-        <w:t>checkpoints</w:t>
-      </w:r>
-      <w:r>
-        <w:t>, each tick requires O(n) processing time.</w:t>
+        <w:t>If there are n checkpoints, each tick requires O(n) processing time.</w:t>
       </w:r>
     </w:p>
     <w:p>
@@ -15531,22 +15207,22 @@
       <w:pPr>
         <w:pStyle w:val="Heading2"/>
       </w:pPr>
-      <w:bookmarkStart w:id="19" w:name="_Toc236489172"/>
+      <w:bookmarkStart w:id="16" w:name="_Toc236603106"/>
       <w:r>
         <w:lastRenderedPageBreak/>
         <w:t>Implementation</w:t>
       </w:r>
-      <w:bookmarkEnd w:id="19"/>
+      <w:bookmarkEnd w:id="16"/>
     </w:p>
     <w:p>
       <w:pPr>
         <w:pStyle w:val="Heading3"/>
       </w:pPr>
-      <w:bookmarkStart w:id="20" w:name="_Toc236489173"/>
+      <w:bookmarkStart w:id="17" w:name="_Toc236603107"/>
       <w:r>
         <w:t>Telemetry</w:t>
       </w:r>
-      <w:bookmarkEnd w:id="20"/>
+      <w:bookmarkEnd w:id="17"/>
     </w:p>
     <w:p>
       <w:pPr>
@@ -15615,27 +15291,14 @@
                             <w:r>
                               <w:t xml:space="preserve">Telemetry </w:t>
                             </w:r>
-                            <w:r>
-                              <w:fldChar w:fldCharType="begin"/>
-                            </w:r>
-                            <w:r>
-                              <w:instrText xml:space="preserve"> SEQ Telemetry \* ARABIC </w:instrText>
-                            </w:r>
-                            <w:r>
-                              <w:fldChar w:fldCharType="separate"/>
-                            </w:r>
-                            <w:r>
-                              <w:rPr>
-                                <w:noProof/>
-                              </w:rPr>
-                              <w:t>1</w:t>
-                            </w:r>
-                            <w:r>
-                              <w:rPr>
-                                <w:noProof/>
-                              </w:rPr>
-                              <w:fldChar w:fldCharType="end"/>
-                            </w:r>
+                            <w:fldSimple w:instr=" SEQ Telemetry \* ARABIC ">
+                              <w:r>
+                                <w:rPr>
+                                  <w:noProof/>
+                                </w:rPr>
+                                <w:t>1</w:t>
+                              </w:r>
+                            </w:fldSimple>
                           </w:p>
                         </w:txbxContent>
                       </wps:txbx>
@@ -15668,27 +15331,14 @@
                       <w:r>
                         <w:t xml:space="preserve">Telemetry </w:t>
                       </w:r>
-                      <w:r>
-                        <w:fldChar w:fldCharType="begin"/>
-                      </w:r>
-                      <w:r>
-                        <w:instrText xml:space="preserve"> SEQ Telemetry \* ARABIC </w:instrText>
-                      </w:r>
-                      <w:r>
-                        <w:fldChar w:fldCharType="separate"/>
-                      </w:r>
-                      <w:r>
-                        <w:rPr>
-                          <w:noProof/>
-                        </w:rPr>
-                        <w:t>1</w:t>
-                      </w:r>
-                      <w:r>
-                        <w:rPr>
-                          <w:noProof/>
-                        </w:rPr>
-                        <w:fldChar w:fldCharType="end"/>
-                      </w:r>
+                      <w:fldSimple w:instr=" SEQ Telemetry \* ARABIC ">
+                        <w:r>
+                          <w:rPr>
+                            <w:noProof/>
+                          </w:rPr>
+                          <w:t>1</w:t>
+                        </w:r>
+                      </w:fldSimple>
                     </w:p>
                   </w:txbxContent>
                 </v:textbox>
@@ -15980,27 +15630,14 @@
       <w:r>
         <w:t xml:space="preserve">Telemetry </w:t>
       </w:r>
-      <w:r>
-        <w:fldChar w:fldCharType="begin"/>
-      </w:r>
-      <w:r>
-        <w:instrText xml:space="preserve"> SEQ Telemetry \* ARABIC </w:instrText>
-      </w:r>
-      <w:r>
-        <w:fldChar w:fldCharType="separate"/>
-      </w:r>
-      <w:r>
-        <w:rPr>
-          <w:noProof/>
-        </w:rPr>
-        <w:t>2</w:t>
-      </w:r>
-      <w:r>
-        <w:rPr>
-          <w:noProof/>
-        </w:rPr>
-        <w:fldChar w:fldCharType="end"/>
-      </w:r>
+      <w:fldSimple w:instr=" SEQ Telemetry \* ARABIC ">
+        <w:r>
+          <w:rPr>
+            <w:noProof/>
+          </w:rPr>
+          <w:t>2</w:t>
+        </w:r>
+      </w:fldSimple>
     </w:p>
     <w:p>
       <w:r>
@@ -16123,27 +15760,14 @@
       <w:r>
         <w:t xml:space="preserve">Telemetry </w:t>
       </w:r>
-      <w:r>
-        <w:fldChar w:fldCharType="begin"/>
-      </w:r>
-      <w:r>
-        <w:instrText xml:space="preserve"> SEQ Telemetry \* ARABIC </w:instrText>
-      </w:r>
-      <w:r>
-        <w:fldChar w:fldCharType="separate"/>
-      </w:r>
-      <w:r>
-        <w:rPr>
-          <w:noProof/>
-        </w:rPr>
-        <w:t>3</w:t>
-      </w:r>
-      <w:r>
-        <w:rPr>
-          <w:noProof/>
-        </w:rPr>
-        <w:fldChar w:fldCharType="end"/>
-      </w:r>
+      <w:fldSimple w:instr=" SEQ Telemetry \* ARABIC ">
+        <w:r>
+          <w:rPr>
+            <w:noProof/>
+          </w:rPr>
+          <w:t>3</w:t>
+        </w:r>
+      </w:fldSimple>
     </w:p>
     <w:p>
       <w:r>
@@ -16231,27 +15855,14 @@
       <w:r>
         <w:t xml:space="preserve">Telemetry </w:t>
       </w:r>
-      <w:r>
-        <w:fldChar w:fldCharType="begin"/>
-      </w:r>
-      <w:r>
-        <w:instrText xml:space="preserve"> SEQ Telemetry \* ARABIC </w:instrText>
-      </w:r>
-      <w:r>
-        <w:fldChar w:fldCharType="separate"/>
-      </w:r>
-      <w:r>
-        <w:rPr>
-          <w:noProof/>
-        </w:rPr>
-        <w:t>4</w:t>
-      </w:r>
-      <w:r>
-        <w:rPr>
-          <w:noProof/>
-        </w:rPr>
-        <w:fldChar w:fldCharType="end"/>
-      </w:r>
+      <w:fldSimple w:instr=" SEQ Telemetry \* ARABIC ">
+        <w:r>
+          <w:rPr>
+            <w:noProof/>
+          </w:rPr>
+          <w:t>4</w:t>
+        </w:r>
+      </w:fldSimple>
     </w:p>
     <w:p>
       <w:r>
@@ -16302,12 +15913,12 @@
       <w:pPr>
         <w:pStyle w:val="Heading3"/>
       </w:pPr>
-      <w:bookmarkStart w:id="21" w:name="_Toc236489174"/>
+      <w:bookmarkStart w:id="18" w:name="_Toc236603108"/>
       <w:r>
         <w:lastRenderedPageBreak/>
         <w:t>Driver Creation</w:t>
       </w:r>
-      <w:bookmarkEnd w:id="21"/>
+      <w:bookmarkEnd w:id="18"/>
     </w:p>
     <w:p>
       <w:pPr>
@@ -16366,27 +15977,14 @@
                             <w:r>
                               <w:t xml:space="preserve">Driver </w:t>
                             </w:r>
-                            <w:r>
-                              <w:fldChar w:fldCharType="begin"/>
-                            </w:r>
-                            <w:r>
-                              <w:instrText xml:space="preserve"> SEQ Driver \* ARABIC </w:instrText>
-                            </w:r>
-                            <w:r>
-                              <w:fldChar w:fldCharType="separate"/>
-                            </w:r>
-                            <w:r>
-                              <w:rPr>
-                                <w:noProof/>
-                              </w:rPr>
-                              <w:t>1</w:t>
-                            </w:r>
-                            <w:r>
-                              <w:rPr>
-                                <w:noProof/>
-                              </w:rPr>
-                              <w:fldChar w:fldCharType="end"/>
-                            </w:r>
+                            <w:fldSimple w:instr=" SEQ Driver \* ARABIC ">
+                              <w:r>
+                                <w:rPr>
+                                  <w:noProof/>
+                                </w:rPr>
+                                <w:t>1</w:t>
+                              </w:r>
+                            </w:fldSimple>
                           </w:p>
                         </w:txbxContent>
                       </wps:txbx>
@@ -16414,27 +16012,14 @@
                       <w:r>
                         <w:t xml:space="preserve">Driver </w:t>
                       </w:r>
-                      <w:r>
-                        <w:fldChar w:fldCharType="begin"/>
-                      </w:r>
-                      <w:r>
-                        <w:instrText xml:space="preserve"> SEQ Driver \* ARABIC </w:instrText>
-                      </w:r>
-                      <w:r>
-                        <w:fldChar w:fldCharType="separate"/>
-                      </w:r>
-                      <w:r>
-                        <w:rPr>
-                          <w:noProof/>
-                        </w:rPr>
-                        <w:t>1</w:t>
-                      </w:r>
-                      <w:r>
-                        <w:rPr>
-                          <w:noProof/>
-                        </w:rPr>
-                        <w:fldChar w:fldCharType="end"/>
-                      </w:r>
+                      <w:fldSimple w:instr=" SEQ Driver \* ARABIC ">
+                        <w:r>
+                          <w:rPr>
+                            <w:noProof/>
+                          </w:rPr>
+                          <w:t>1</w:t>
+                        </w:r>
+                      </w:fldSimple>
                     </w:p>
                   </w:txbxContent>
                 </v:textbox>
@@ -16592,27 +16177,14 @@
       <w:r>
         <w:t xml:space="preserve">Driver </w:t>
       </w:r>
-      <w:r>
-        <w:fldChar w:fldCharType="begin"/>
-      </w:r>
-      <w:r>
-        <w:instrText xml:space="preserve"> SEQ Driver \* ARABIC </w:instrText>
-      </w:r>
-      <w:r>
-        <w:fldChar w:fldCharType="separate"/>
-      </w:r>
-      <w:r>
-        <w:rPr>
-          <w:noProof/>
-        </w:rPr>
-        <w:t>2</w:t>
-      </w:r>
-      <w:r>
-        <w:rPr>
-          <w:noProof/>
-        </w:rPr>
-        <w:fldChar w:fldCharType="end"/>
-      </w:r>
+      <w:fldSimple w:instr=" SEQ Driver \* ARABIC ">
+        <w:r>
+          <w:rPr>
+            <w:noProof/>
+          </w:rPr>
+          <w:t>2</w:t>
+        </w:r>
+      </w:fldSimple>
     </w:p>
     <w:p>
       <w:r>
@@ -16709,27 +16281,14 @@
       <w:r>
         <w:t xml:space="preserve">Driver </w:t>
       </w:r>
-      <w:r>
-        <w:fldChar w:fldCharType="begin"/>
-      </w:r>
-      <w:r>
-        <w:instrText xml:space="preserve"> SEQ Driver \* ARABIC </w:instrText>
-      </w:r>
-      <w:r>
-        <w:fldChar w:fldCharType="separate"/>
-      </w:r>
-      <w:r>
-        <w:rPr>
-          <w:noProof/>
-        </w:rPr>
-        <w:t>3</w:t>
-      </w:r>
-      <w:r>
-        <w:rPr>
-          <w:noProof/>
-        </w:rPr>
-        <w:fldChar w:fldCharType="end"/>
-      </w:r>
+      <w:fldSimple w:instr=" SEQ Driver \* ARABIC ">
+        <w:r>
+          <w:rPr>
+            <w:noProof/>
+          </w:rPr>
+          <w:t>3</w:t>
+        </w:r>
+      </w:fldSimple>
     </w:p>
     <w:p>
       <w:r>
@@ -16762,12 +16321,12 @@
       <w:pPr>
         <w:pStyle w:val="Heading3"/>
       </w:pPr>
-      <w:bookmarkStart w:id="22" w:name="_Toc236489175"/>
+      <w:bookmarkStart w:id="19" w:name="_Toc236603109"/>
       <w:r>
         <w:lastRenderedPageBreak/>
         <w:t>Track</w:t>
       </w:r>
-      <w:bookmarkEnd w:id="22"/>
+      <w:bookmarkEnd w:id="19"/>
     </w:p>
     <w:p>
       <w:pPr>
@@ -16829,27 +16388,14 @@
                             <w:r>
                               <w:t xml:space="preserve">Track </w:t>
                             </w:r>
-                            <w:r>
-                              <w:fldChar w:fldCharType="begin"/>
-                            </w:r>
-                            <w:r>
-                              <w:instrText xml:space="preserve"> SEQ Track \* ARABIC </w:instrText>
-                            </w:r>
-                            <w:r>
-                              <w:fldChar w:fldCharType="separate"/>
-                            </w:r>
-                            <w:r>
-                              <w:rPr>
-                                <w:noProof/>
-                              </w:rPr>
-                              <w:t>1</w:t>
-                            </w:r>
-                            <w:r>
-                              <w:rPr>
-                                <w:noProof/>
-                              </w:rPr>
-                              <w:fldChar w:fldCharType="end"/>
-                            </w:r>
+                            <w:fldSimple w:instr=" SEQ Track \* ARABIC ">
+                              <w:r>
+                                <w:rPr>
+                                  <w:noProof/>
+                                </w:rPr>
+                                <w:t>1</w:t>
+                              </w:r>
+                            </w:fldSimple>
                           </w:p>
                         </w:txbxContent>
                       </wps:txbx>
@@ -16885,27 +16431,14 @@
                       <w:r>
                         <w:t xml:space="preserve">Track </w:t>
                       </w:r>
-                      <w:r>
-                        <w:fldChar w:fldCharType="begin"/>
-                      </w:r>
-                      <w:r>
-                        <w:instrText xml:space="preserve"> SEQ Track \* ARABIC </w:instrText>
-                      </w:r>
-                      <w:r>
-                        <w:fldChar w:fldCharType="separate"/>
-                      </w:r>
-                      <w:r>
-                        <w:rPr>
-                          <w:noProof/>
-                        </w:rPr>
-                        <w:t>1</w:t>
-                      </w:r>
-                      <w:r>
-                        <w:rPr>
-                          <w:noProof/>
-                        </w:rPr>
-                        <w:fldChar w:fldCharType="end"/>
-                      </w:r>
+                      <w:fldSimple w:instr=" SEQ Track \* ARABIC ">
+                        <w:r>
+                          <w:rPr>
+                            <w:noProof/>
+                          </w:rPr>
+                          <w:t>1</w:t>
+                        </w:r>
+                      </w:fldSimple>
                     </w:p>
                   </w:txbxContent>
                 </v:textbox>
@@ -17041,22 +16574,6 @@
       </w:r>
       <w:r>
         <w:t>as a possible extension. However, due to time constraints, procedural track generation was not completed, and the current implementation uses a basic oval-style loop within the code.</w:t>
-      </w:r>
-    </w:p>
-    <w:p>
-      <w:pPr>
-        <w:rPr>
-          <w:rFonts w:asciiTheme="majorHAnsi" w:eastAsiaTheme="majorEastAsia" w:hAnsiTheme="majorHAnsi" w:cstheme="majorBidi"/>
-          <w:b/>
-          <w:bCs/>
-          <w:i/>
-          <w:iCs/>
-          <w:color w:val="353839" w:themeColor="text1"/>
-        </w:rPr>
-      </w:pPr>
-      <w:r>
-        <w:lastRenderedPageBreak/>
-        <w:br w:type="page"/>
       </w:r>
     </w:p>
     <w:p>
@@ -17202,27 +16719,14 @@
                             <w:r>
                               <w:t xml:space="preserve">Track </w:t>
                             </w:r>
-                            <w:r>
-                              <w:fldChar w:fldCharType="begin"/>
-                            </w:r>
-                            <w:r>
-                              <w:instrText xml:space="preserve"> SEQ Track \* ARABIC </w:instrText>
-                            </w:r>
-                            <w:r>
-                              <w:fldChar w:fldCharType="separate"/>
-                            </w:r>
-                            <w:r>
-                              <w:rPr>
-                                <w:noProof/>
-                              </w:rPr>
-                              <w:t>2</w:t>
-                            </w:r>
-                            <w:r>
-                              <w:rPr>
-                                <w:noProof/>
-                              </w:rPr>
-                              <w:fldChar w:fldCharType="end"/>
-                            </w:r>
+                            <w:fldSimple w:instr=" SEQ Track \* ARABIC ">
+                              <w:r>
+                                <w:rPr>
+                                  <w:noProof/>
+                                </w:rPr>
+                                <w:t>2</w:t>
+                              </w:r>
+                            </w:fldSimple>
                           </w:p>
                         </w:txbxContent>
                       </wps:txbx>
@@ -17254,27 +16758,14 @@
                       <w:r>
                         <w:t xml:space="preserve">Track </w:t>
                       </w:r>
-                      <w:r>
-                        <w:fldChar w:fldCharType="begin"/>
-                      </w:r>
-                      <w:r>
-                        <w:instrText xml:space="preserve"> SEQ Track \* ARABIC </w:instrText>
-                      </w:r>
-                      <w:r>
-                        <w:fldChar w:fldCharType="separate"/>
-                      </w:r>
-                      <w:r>
-                        <w:rPr>
-                          <w:noProof/>
-                        </w:rPr>
-                        <w:t>2</w:t>
-                      </w:r>
-                      <w:r>
-                        <w:rPr>
-                          <w:noProof/>
-                        </w:rPr>
-                        <w:fldChar w:fldCharType="end"/>
-                      </w:r>
+                      <w:fldSimple w:instr=" SEQ Track \* ARABIC ">
+                        <w:r>
+                          <w:rPr>
+                            <w:noProof/>
+                          </w:rPr>
+                          <w:t>2</w:t>
+                        </w:r>
+                      </w:fldSimple>
                     </w:p>
                   </w:txbxContent>
                 </v:textbox>
@@ -17350,27 +16841,14 @@
                             <w:r>
                               <w:t xml:space="preserve">Track </w:t>
                             </w:r>
-                            <w:r>
-                              <w:fldChar w:fldCharType="begin"/>
-                            </w:r>
-                            <w:r>
-                              <w:instrText xml:space="preserve"> SEQ Track \* ARABIC </w:instrText>
-                            </w:r>
-                            <w:r>
-                              <w:fldChar w:fldCharType="separate"/>
-                            </w:r>
-                            <w:r>
-                              <w:rPr>
-                                <w:noProof/>
-                              </w:rPr>
-                              <w:t>3</w:t>
-                            </w:r>
-                            <w:r>
-                              <w:rPr>
-                                <w:noProof/>
-                              </w:rPr>
-                              <w:fldChar w:fldCharType="end"/>
-                            </w:r>
+                            <w:fldSimple w:instr=" SEQ Track \* ARABIC ">
+                              <w:r>
+                                <w:rPr>
+                                  <w:noProof/>
+                                </w:rPr>
+                                <w:t>3</w:t>
+                              </w:r>
+                            </w:fldSimple>
                           </w:p>
                         </w:txbxContent>
                       </wps:txbx>
@@ -17402,27 +16880,14 @@
                       <w:r>
                         <w:t xml:space="preserve">Track </w:t>
                       </w:r>
-                      <w:r>
-                        <w:fldChar w:fldCharType="begin"/>
-                      </w:r>
-                      <w:r>
-                        <w:instrText xml:space="preserve"> SEQ Track \* ARABIC </w:instrText>
-                      </w:r>
-                      <w:r>
-                        <w:fldChar w:fldCharType="separate"/>
-                      </w:r>
-                      <w:r>
-                        <w:rPr>
-                          <w:noProof/>
-                        </w:rPr>
-                        <w:t>3</w:t>
-                      </w:r>
-                      <w:r>
-                        <w:rPr>
-                          <w:noProof/>
-                        </w:rPr>
-                        <w:fldChar w:fldCharType="end"/>
-                      </w:r>
+                      <w:fldSimple w:instr=" SEQ Track \* ARABIC ">
+                        <w:r>
+                          <w:rPr>
+                            <w:noProof/>
+                          </w:rPr>
+                          <w:t>3</w:t>
+                        </w:r>
+                      </w:fldSimple>
                     </w:p>
                   </w:txbxContent>
                 </v:textbox>
@@ -17537,27 +17002,14 @@
       <w:r>
         <w:t xml:space="preserve">Track </w:t>
       </w:r>
-      <w:r>
-        <w:fldChar w:fldCharType="begin"/>
-      </w:r>
-      <w:r>
-        <w:instrText xml:space="preserve"> SEQ Track \* ARABIC </w:instrText>
-      </w:r>
-      <w:r>
-        <w:fldChar w:fldCharType="separate"/>
-      </w:r>
-      <w:r>
-        <w:rPr>
-          <w:noProof/>
-        </w:rPr>
-        <w:t>4</w:t>
-      </w:r>
-      <w:r>
-        <w:rPr>
-          <w:noProof/>
-        </w:rPr>
-        <w:fldChar w:fldCharType="end"/>
-      </w:r>
+      <w:fldSimple w:instr=" SEQ Track \* ARABIC ">
+        <w:r>
+          <w:rPr>
+            <w:noProof/>
+          </w:rPr>
+          <w:t>4</w:t>
+        </w:r>
+      </w:fldSimple>
     </w:p>
     <w:p>
       <w:r>
@@ -17646,27 +17098,14 @@
                             <w:r>
                               <w:t xml:space="preserve">Track </w:t>
                             </w:r>
-                            <w:r>
-                              <w:fldChar w:fldCharType="begin"/>
-                            </w:r>
-                            <w:r>
-                              <w:instrText xml:space="preserve"> SEQ Track \* ARABIC </w:instrText>
-                            </w:r>
-                            <w:r>
-                              <w:fldChar w:fldCharType="separate"/>
-                            </w:r>
-                            <w:r>
-                              <w:rPr>
-                                <w:noProof/>
-                              </w:rPr>
-                              <w:t>5</w:t>
-                            </w:r>
-                            <w:r>
-                              <w:rPr>
-                                <w:noProof/>
-                              </w:rPr>
-                              <w:fldChar w:fldCharType="end"/>
-                            </w:r>
+                            <w:fldSimple w:instr=" SEQ Track \* ARABIC ">
+                              <w:r>
+                                <w:rPr>
+                                  <w:noProof/>
+                                </w:rPr>
+                                <w:t>5</w:t>
+                              </w:r>
+                            </w:fldSimple>
                           </w:p>
                         </w:txbxContent>
                       </wps:txbx>
@@ -17698,27 +17137,14 @@
                       <w:r>
                         <w:t xml:space="preserve">Track </w:t>
                       </w:r>
-                      <w:r>
-                        <w:fldChar w:fldCharType="begin"/>
-                      </w:r>
-                      <w:r>
-                        <w:instrText xml:space="preserve"> SEQ Track \* ARABIC </w:instrText>
-                      </w:r>
-                      <w:r>
-                        <w:fldChar w:fldCharType="separate"/>
-                      </w:r>
-                      <w:r>
-                        <w:rPr>
-                          <w:noProof/>
-                        </w:rPr>
-                        <w:t>5</w:t>
-                      </w:r>
-                      <w:r>
-                        <w:rPr>
-                          <w:noProof/>
-                        </w:rPr>
-                        <w:fldChar w:fldCharType="end"/>
-                      </w:r>
+                      <w:fldSimple w:instr=" SEQ Track \* ARABIC ">
+                        <w:r>
+                          <w:rPr>
+                            <w:noProof/>
+                          </w:rPr>
+                          <w:t>5</w:t>
+                        </w:r>
+                      </w:fldSimple>
                     </w:p>
                   </w:txbxContent>
                 </v:textbox>
@@ -18024,27 +17450,14 @@
                             <w:r>
                               <w:t xml:space="preserve">Track </w:t>
                             </w:r>
-                            <w:r>
-                              <w:fldChar w:fldCharType="begin"/>
-                            </w:r>
-                            <w:r>
-                              <w:instrText xml:space="preserve"> SEQ Track \* ARABIC </w:instrText>
-                            </w:r>
-                            <w:r>
-                              <w:fldChar w:fldCharType="separate"/>
-                            </w:r>
-                            <w:r>
-                              <w:rPr>
-                                <w:noProof/>
-                              </w:rPr>
-                              <w:t>6</w:t>
-                            </w:r>
-                            <w:r>
-                              <w:rPr>
-                                <w:noProof/>
-                              </w:rPr>
-                              <w:fldChar w:fldCharType="end"/>
-                            </w:r>
+                            <w:fldSimple w:instr=" SEQ Track \* ARABIC ">
+                              <w:r>
+                                <w:rPr>
+                                  <w:noProof/>
+                                </w:rPr>
+                                <w:t>6</w:t>
+                              </w:r>
+                            </w:fldSimple>
                           </w:p>
                         </w:txbxContent>
                       </wps:txbx>
@@ -18077,27 +17490,14 @@
                       <w:r>
                         <w:t xml:space="preserve">Track </w:t>
                       </w:r>
-                      <w:r>
-                        <w:fldChar w:fldCharType="begin"/>
-                      </w:r>
-                      <w:r>
-                        <w:instrText xml:space="preserve"> SEQ Track \* ARABIC </w:instrText>
-                      </w:r>
-                      <w:r>
-                        <w:fldChar w:fldCharType="separate"/>
-                      </w:r>
-                      <w:r>
-                        <w:rPr>
-                          <w:noProof/>
-                        </w:rPr>
-                        <w:t>6</w:t>
-                      </w:r>
-                      <w:r>
-                        <w:rPr>
-                          <w:noProof/>
-                        </w:rPr>
-                        <w:fldChar w:fldCharType="end"/>
-                      </w:r>
+                      <w:fldSimple w:instr=" SEQ Track \* ARABIC ">
+                        <w:r>
+                          <w:rPr>
+                            <w:noProof/>
+                          </w:rPr>
+                          <w:t>6</w:t>
+                        </w:r>
+                      </w:fldSimple>
                     </w:p>
                   </w:txbxContent>
                 </v:textbox>
@@ -18163,22 +17563,22 @@
       <w:pPr>
         <w:pStyle w:val="Heading2"/>
       </w:pPr>
-      <w:bookmarkStart w:id="23" w:name="_Toc236489176"/>
+      <w:bookmarkStart w:id="20" w:name="_Toc236603110"/>
       <w:r>
         <w:lastRenderedPageBreak/>
         <w:t>Graphical User Interface (GUI)</w:t>
       </w:r>
-      <w:bookmarkEnd w:id="23"/>
+      <w:bookmarkEnd w:id="20"/>
     </w:p>
     <w:p>
       <w:pPr>
         <w:pStyle w:val="Heading3"/>
       </w:pPr>
-      <w:bookmarkStart w:id="24" w:name="_Toc236489177"/>
+      <w:bookmarkStart w:id="21" w:name="_Toc236603111"/>
       <w:r>
         <w:t>Main Menu</w:t>
       </w:r>
-      <w:bookmarkEnd w:id="24"/>
+      <w:bookmarkEnd w:id="21"/>
     </w:p>
     <w:p>
       <w:pPr>
@@ -18237,27 +17637,14 @@
                             <w:r>
                               <w:t xml:space="preserve">GUI </w:t>
                             </w:r>
-                            <w:r>
-                              <w:fldChar w:fldCharType="begin"/>
-                            </w:r>
-                            <w:r>
-                              <w:instrText xml:space="preserve"> SEQ GUI \* ARABIC </w:instrText>
-                            </w:r>
-                            <w:r>
-                              <w:fldChar w:fldCharType="separate"/>
-                            </w:r>
-                            <w:r>
-                              <w:rPr>
-                                <w:noProof/>
-                              </w:rPr>
-                              <w:t>1</w:t>
-                            </w:r>
-                            <w:r>
-                              <w:rPr>
-                                <w:noProof/>
-                              </w:rPr>
-                              <w:fldChar w:fldCharType="end"/>
-                            </w:r>
+                            <w:fldSimple w:instr=" SEQ GUI \* ARABIC ">
+                              <w:r>
+                                <w:rPr>
+                                  <w:noProof/>
+                                </w:rPr>
+                                <w:t>1</w:t>
+                              </w:r>
+                            </w:fldSimple>
                           </w:p>
                         </w:txbxContent>
                       </wps:txbx>
@@ -18290,27 +17677,14 @@
                       <w:r>
                         <w:t xml:space="preserve">GUI </w:t>
                       </w:r>
-                      <w:r>
-                        <w:fldChar w:fldCharType="begin"/>
-                      </w:r>
-                      <w:r>
-                        <w:instrText xml:space="preserve"> SEQ GUI \* ARABIC </w:instrText>
-                      </w:r>
-                      <w:r>
-                        <w:fldChar w:fldCharType="separate"/>
-                      </w:r>
-                      <w:r>
-                        <w:rPr>
-                          <w:noProof/>
-                        </w:rPr>
-                        <w:t>1</w:t>
-                      </w:r>
-                      <w:r>
-                        <w:rPr>
-                          <w:noProof/>
-                        </w:rPr>
-                        <w:fldChar w:fldCharType="end"/>
-                      </w:r>
+                      <w:fldSimple w:instr=" SEQ GUI \* ARABIC ">
+                        <w:r>
+                          <w:rPr>
+                            <w:noProof/>
+                          </w:rPr>
+                          <w:t>1</w:t>
+                        </w:r>
+                      </w:fldSimple>
                     </w:p>
                   </w:txbxContent>
                 </v:textbox>
@@ -18403,12 +17777,12 @@
       <w:pPr>
         <w:pStyle w:val="Heading3"/>
       </w:pPr>
-      <w:bookmarkStart w:id="25" w:name="_Toc236489178"/>
+      <w:bookmarkStart w:id="22" w:name="_Toc236603112"/>
       <w:r>
         <w:lastRenderedPageBreak/>
         <w:t>Accessibility</w:t>
       </w:r>
-      <w:bookmarkEnd w:id="25"/>
+      <w:bookmarkEnd w:id="22"/>
     </w:p>
     <w:p>
       <w:pPr>
@@ -18462,27 +17836,14 @@
       <w:r>
         <w:t xml:space="preserve">GUI </w:t>
       </w:r>
-      <w:r>
-        <w:fldChar w:fldCharType="begin"/>
-      </w:r>
-      <w:r>
-        <w:instrText xml:space="preserve"> SEQ GUI \* ARABIC </w:instrText>
-      </w:r>
-      <w:r>
-        <w:fldChar w:fldCharType="separate"/>
-      </w:r>
-      <w:r>
-        <w:rPr>
-          <w:noProof/>
-        </w:rPr>
-        <w:t>2</w:t>
-      </w:r>
-      <w:r>
-        <w:rPr>
-          <w:noProof/>
-        </w:rPr>
-        <w:fldChar w:fldCharType="end"/>
-      </w:r>
+      <w:fldSimple w:instr=" SEQ GUI \* ARABIC ">
+        <w:r>
+          <w:rPr>
+            <w:noProof/>
+          </w:rPr>
+          <w:t>2</w:t>
+        </w:r>
+      </w:fldSimple>
     </w:p>
     <w:p>
       <w:r>
@@ -18494,12 +17855,12 @@
       <w:pPr>
         <w:pStyle w:val="Heading3"/>
       </w:pPr>
-      <w:bookmarkStart w:id="26" w:name="_Toc236489179"/>
+      <w:bookmarkStart w:id="23" w:name="_Toc236603113"/>
       <w:r>
         <w:lastRenderedPageBreak/>
         <w:t>Accessibility in action</w:t>
       </w:r>
-      <w:bookmarkEnd w:id="26"/>
+      <w:bookmarkEnd w:id="23"/>
     </w:p>
     <w:p>
       <w:pPr>
@@ -18553,27 +17914,14 @@
       <w:r>
         <w:t xml:space="preserve">GUI </w:t>
       </w:r>
-      <w:r>
-        <w:fldChar w:fldCharType="begin"/>
-      </w:r>
-      <w:r>
-        <w:instrText xml:space="preserve"> SEQ GUI \* ARABIC </w:instrText>
-      </w:r>
-      <w:r>
-        <w:fldChar w:fldCharType="separate"/>
-      </w:r>
-      <w:r>
-        <w:rPr>
-          <w:noProof/>
-        </w:rPr>
-        <w:t>3</w:t>
-      </w:r>
-      <w:r>
-        <w:rPr>
-          <w:noProof/>
-        </w:rPr>
-        <w:fldChar w:fldCharType="end"/>
-      </w:r>
+      <w:fldSimple w:instr=" SEQ GUI \* ARABIC ">
+        <w:r>
+          <w:rPr>
+            <w:noProof/>
+          </w:rPr>
+          <w:t>3</w:t>
+        </w:r>
+      </w:fldSimple>
     </w:p>
     <w:p>
       <w:r>
@@ -18584,12 +17932,12 @@
       <w:pPr>
         <w:pStyle w:val="Heading3"/>
       </w:pPr>
-      <w:bookmarkStart w:id="27" w:name="_Toc236489180"/>
+      <w:bookmarkStart w:id="24" w:name="_Toc236603114"/>
       <w:r>
         <w:lastRenderedPageBreak/>
         <w:t>Racetrack</w:t>
       </w:r>
-      <w:bookmarkEnd w:id="27"/>
+      <w:bookmarkEnd w:id="24"/>
     </w:p>
     <w:p>
       <w:pPr>
@@ -18643,27 +17991,14 @@
       <w:r>
         <w:t xml:space="preserve">GUI </w:t>
       </w:r>
-      <w:r>
-        <w:fldChar w:fldCharType="begin"/>
-      </w:r>
-      <w:r>
-        <w:instrText xml:space="preserve"> SEQ GUI \* ARABIC </w:instrText>
-      </w:r>
-      <w:r>
-        <w:fldChar w:fldCharType="separate"/>
-      </w:r>
-      <w:r>
-        <w:rPr>
-          <w:noProof/>
-        </w:rPr>
-        <w:t>4</w:t>
-      </w:r>
-      <w:r>
-        <w:rPr>
-          <w:noProof/>
-        </w:rPr>
-        <w:fldChar w:fldCharType="end"/>
-      </w:r>
+      <w:fldSimple w:instr=" SEQ GUI \* ARABIC ">
+        <w:r>
+          <w:rPr>
+            <w:noProof/>
+          </w:rPr>
+          <w:t>4</w:t>
+        </w:r>
+      </w:fldSimple>
     </w:p>
     <w:p>
       <w:r>
@@ -18677,11 +18012,11 @@
       <w:pPr>
         <w:pStyle w:val="Heading3"/>
       </w:pPr>
-      <w:bookmarkStart w:id="28" w:name="_Toc236489181"/>
+      <w:bookmarkStart w:id="25" w:name="_Toc236603115"/>
       <w:r>
         <w:t>Telemetry</w:t>
       </w:r>
-      <w:bookmarkEnd w:id="28"/>
+      <w:bookmarkEnd w:id="25"/>
     </w:p>
     <w:p>
       <w:pPr>
@@ -18735,27 +18070,14 @@
       <w:r>
         <w:t xml:space="preserve">GUI </w:t>
       </w:r>
-      <w:r>
-        <w:fldChar w:fldCharType="begin"/>
-      </w:r>
-      <w:r>
-        <w:instrText xml:space="preserve"> SEQ GUI \* ARABIC </w:instrText>
-      </w:r>
-      <w:r>
-        <w:fldChar w:fldCharType="separate"/>
-      </w:r>
-      <w:r>
-        <w:rPr>
-          <w:noProof/>
-        </w:rPr>
-        <w:t>5</w:t>
-      </w:r>
-      <w:r>
-        <w:rPr>
-          <w:noProof/>
-        </w:rPr>
-        <w:fldChar w:fldCharType="end"/>
-      </w:r>
+      <w:fldSimple w:instr=" SEQ GUI \* ARABIC ">
+        <w:r>
+          <w:rPr>
+            <w:noProof/>
+          </w:rPr>
+          <w:t>5</w:t>
+        </w:r>
+      </w:fldSimple>
     </w:p>
     <w:p>
       <w:pPr>
@@ -18809,27 +18131,14 @@
       <w:r>
         <w:t xml:space="preserve">GUI </w:t>
       </w:r>
-      <w:r>
-        <w:fldChar w:fldCharType="begin"/>
-      </w:r>
-      <w:r>
-        <w:instrText xml:space="preserve"> SEQ GUI \* ARABIC </w:instrText>
-      </w:r>
-      <w:r>
-        <w:fldChar w:fldCharType="separate"/>
-      </w:r>
-      <w:r>
-        <w:rPr>
-          <w:noProof/>
-        </w:rPr>
-        <w:t>6</w:t>
-      </w:r>
-      <w:r>
-        <w:rPr>
-          <w:noProof/>
-        </w:rPr>
-        <w:fldChar w:fldCharType="end"/>
-      </w:r>
+      <w:fldSimple w:instr=" SEQ GUI \* ARABIC ">
+        <w:r>
+          <w:rPr>
+            <w:noProof/>
+          </w:rPr>
+          <w:t>6</w:t>
+        </w:r>
+      </w:fldSimple>
     </w:p>
     <w:p>
       <w:r>
@@ -18843,12 +18152,12 @@
       <w:pPr>
         <w:pStyle w:val="Heading3"/>
       </w:pPr>
-      <w:bookmarkStart w:id="29" w:name="_Toc236489182"/>
+      <w:bookmarkStart w:id="26" w:name="_Toc236603116"/>
       <w:r>
         <w:lastRenderedPageBreak/>
         <w:t>Standings</w:t>
       </w:r>
-      <w:bookmarkEnd w:id="29"/>
+      <w:bookmarkEnd w:id="26"/>
     </w:p>
     <w:p>
       <w:pPr>
@@ -18902,27 +18211,14 @@
       <w:r>
         <w:t xml:space="preserve">GUI </w:t>
       </w:r>
-      <w:r>
-        <w:fldChar w:fldCharType="begin"/>
-      </w:r>
-      <w:r>
-        <w:instrText xml:space="preserve"> SEQ GUI \* ARABIC </w:instrText>
-      </w:r>
-      <w:r>
-        <w:fldChar w:fldCharType="separate"/>
-      </w:r>
-      <w:r>
-        <w:rPr>
-          <w:noProof/>
-        </w:rPr>
-        <w:t>7</w:t>
-      </w:r>
-      <w:r>
-        <w:rPr>
-          <w:noProof/>
-        </w:rPr>
-        <w:fldChar w:fldCharType="end"/>
-      </w:r>
+      <w:fldSimple w:instr=" SEQ GUI \* ARABIC ">
+        <w:r>
+          <w:rPr>
+            <w:noProof/>
+          </w:rPr>
+          <w:t>7</w:t>
+        </w:r>
+      </w:fldSimple>
     </w:p>
     <w:p>
       <w:r>
@@ -18950,22 +18246,22 @@
       <w:pPr>
         <w:pStyle w:val="Heading2"/>
       </w:pPr>
-      <w:bookmarkStart w:id="30" w:name="_Toc236489183"/>
+      <w:bookmarkStart w:id="27" w:name="_Toc236603117"/>
       <w:r>
         <w:lastRenderedPageBreak/>
         <w:t>Testing</w:t>
       </w:r>
-      <w:bookmarkEnd w:id="30"/>
+      <w:bookmarkEnd w:id="27"/>
     </w:p>
     <w:p>
       <w:pPr>
         <w:pStyle w:val="Heading3"/>
       </w:pPr>
-      <w:bookmarkStart w:id="31" w:name="_Toc236489184"/>
+      <w:bookmarkStart w:id="28" w:name="_Toc236603118"/>
       <w:r>
         <w:t>Tools</w:t>
       </w:r>
-      <w:bookmarkEnd w:id="31"/>
+      <w:bookmarkEnd w:id="28"/>
     </w:p>
     <w:p>
       <w:pPr>
@@ -19337,27 +18633,14 @@
                             <w:r>
                               <w:t xml:space="preserve">Testing </w:t>
                             </w:r>
-                            <w:r>
-                              <w:fldChar w:fldCharType="begin"/>
-                            </w:r>
-                            <w:r>
-                              <w:instrText xml:space="preserve"> SEQ Testing \* ARABIC </w:instrText>
-                            </w:r>
-                            <w:r>
-                              <w:fldChar w:fldCharType="separate"/>
-                            </w:r>
-                            <w:r>
-                              <w:rPr>
-                                <w:noProof/>
-                              </w:rPr>
-                              <w:t>1</w:t>
-                            </w:r>
-                            <w:r>
-                              <w:rPr>
-                                <w:noProof/>
-                              </w:rPr>
-                              <w:fldChar w:fldCharType="end"/>
-                            </w:r>
+                            <w:fldSimple w:instr=" SEQ Testing \* ARABIC ">
+                              <w:r>
+                                <w:rPr>
+                                  <w:noProof/>
+                                </w:rPr>
+                                <w:t>1</w:t>
+                              </w:r>
+                            </w:fldSimple>
                           </w:p>
                         </w:txbxContent>
                       </wps:txbx>
@@ -19389,27 +18672,14 @@
                       <w:r>
                         <w:t xml:space="preserve">Testing </w:t>
                       </w:r>
-                      <w:r>
-                        <w:fldChar w:fldCharType="begin"/>
-                      </w:r>
-                      <w:r>
-                        <w:instrText xml:space="preserve"> SEQ Testing \* ARABIC </w:instrText>
-                      </w:r>
-                      <w:r>
-                        <w:fldChar w:fldCharType="separate"/>
-                      </w:r>
-                      <w:r>
-                        <w:rPr>
-                          <w:noProof/>
-                        </w:rPr>
-                        <w:t>1</w:t>
-                      </w:r>
-                      <w:r>
-                        <w:rPr>
-                          <w:noProof/>
-                        </w:rPr>
-                        <w:fldChar w:fldCharType="end"/>
-                      </w:r>
+                      <w:fldSimple w:instr=" SEQ Testing \* ARABIC ">
+                        <w:r>
+                          <w:rPr>
+                            <w:noProof/>
+                          </w:rPr>
+                          <w:t>1</w:t>
+                        </w:r>
+                      </w:fldSimple>
                     </w:p>
                   </w:txbxContent>
                 </v:textbox>
@@ -19633,12 +18903,12 @@
       <w:pPr>
         <w:pStyle w:val="Heading3"/>
       </w:pPr>
-      <w:bookmarkStart w:id="32" w:name="_Toc236489185"/>
+      <w:bookmarkStart w:id="29" w:name="_Toc236603119"/>
       <w:r>
         <w:lastRenderedPageBreak/>
         <w:t>Unit</w:t>
       </w:r>
-      <w:bookmarkEnd w:id="32"/>
+      <w:bookmarkEnd w:id="29"/>
     </w:p>
     <w:p>
       <w:r>
@@ -20783,27 +20053,14 @@
       <w:r>
         <w:t xml:space="preserve">Testing </w:t>
       </w:r>
-      <w:r>
-        <w:fldChar w:fldCharType="begin"/>
-      </w:r>
-      <w:r>
-        <w:instrText xml:space="preserve"> SEQ Testing \* ARABIC </w:instrText>
-      </w:r>
-      <w:r>
-        <w:fldChar w:fldCharType="separate"/>
-      </w:r>
-      <w:r>
-        <w:rPr>
-          <w:noProof/>
-        </w:rPr>
-        <w:t>2</w:t>
-      </w:r>
-      <w:r>
-        <w:rPr>
-          <w:noProof/>
-        </w:rPr>
-        <w:fldChar w:fldCharType="end"/>
-      </w:r>
+      <w:fldSimple w:instr=" SEQ Testing \* ARABIC ">
+        <w:r>
+          <w:rPr>
+            <w:noProof/>
+          </w:rPr>
+          <w:t>2</w:t>
+        </w:r>
+      </w:fldSimple>
     </w:p>
     <w:p>
       <w:r>
@@ -20827,12 +20084,12 @@
       <w:pPr>
         <w:pStyle w:val="Heading3"/>
       </w:pPr>
-      <w:bookmarkStart w:id="33" w:name="_Toc236489186"/>
+      <w:bookmarkStart w:id="30" w:name="_Toc236603120"/>
       <w:r>
         <w:lastRenderedPageBreak/>
         <w:t>Class</w:t>
       </w:r>
-      <w:bookmarkEnd w:id="33"/>
+      <w:bookmarkEnd w:id="30"/>
     </w:p>
     <w:p>
       <w:r>
@@ -21713,27 +20970,14 @@
       <w:r>
         <w:t xml:space="preserve">Testing </w:t>
       </w:r>
-      <w:r>
-        <w:fldChar w:fldCharType="begin"/>
-      </w:r>
-      <w:r>
-        <w:instrText xml:space="preserve"> SEQ Testing \* ARABIC </w:instrText>
-      </w:r>
-      <w:r>
-        <w:fldChar w:fldCharType="separate"/>
-      </w:r>
-      <w:r>
-        <w:rPr>
-          <w:noProof/>
-        </w:rPr>
-        <w:t>3</w:t>
-      </w:r>
-      <w:r>
-        <w:rPr>
-          <w:noProof/>
-        </w:rPr>
-        <w:fldChar w:fldCharType="end"/>
-      </w:r>
+      <w:fldSimple w:instr=" SEQ Testing \* ARABIC ">
+        <w:r>
+          <w:rPr>
+            <w:noProof/>
+          </w:rPr>
+          <w:t>3</w:t>
+        </w:r>
+      </w:fldSimple>
     </w:p>
     <w:p>
       <w:r>
@@ -21744,11 +20988,11 @@
       <w:pPr>
         <w:pStyle w:val="Heading3"/>
       </w:pPr>
-      <w:bookmarkStart w:id="34" w:name="_Toc236489187"/>
+      <w:bookmarkStart w:id="31" w:name="_Toc236603121"/>
       <w:r>
         <w:t>Integration</w:t>
       </w:r>
-      <w:bookmarkEnd w:id="34"/>
+      <w:bookmarkEnd w:id="31"/>
     </w:p>
     <w:p>
       <w:r>
@@ -22083,27 +21327,14 @@
       <w:r>
         <w:t xml:space="preserve">Testing </w:t>
       </w:r>
-      <w:r>
-        <w:fldChar w:fldCharType="begin"/>
-      </w:r>
-      <w:r>
-        <w:instrText xml:space="preserve"> SEQ Testing \* ARABIC </w:instrText>
-      </w:r>
-      <w:r>
-        <w:fldChar w:fldCharType="separate"/>
-      </w:r>
-      <w:r>
-        <w:rPr>
-          <w:noProof/>
-        </w:rPr>
-        <w:t>4</w:t>
-      </w:r>
-      <w:r>
-        <w:rPr>
-          <w:noProof/>
-        </w:rPr>
-        <w:fldChar w:fldCharType="end"/>
-      </w:r>
+      <w:fldSimple w:instr=" SEQ Testing \* ARABIC ">
+        <w:r>
+          <w:rPr>
+            <w:noProof/>
+          </w:rPr>
+          <w:t>4</w:t>
+        </w:r>
+      </w:fldSimple>
     </w:p>
     <w:p>
       <w:r>
@@ -22136,11 +21367,11 @@
       <w:pPr>
         <w:pStyle w:val="Heading3"/>
       </w:pPr>
-      <w:bookmarkStart w:id="35" w:name="_Toc236489188"/>
+      <w:bookmarkStart w:id="32" w:name="_Toc236603122"/>
       <w:r>
         <w:t>System</w:t>
       </w:r>
-      <w:bookmarkEnd w:id="35"/>
+      <w:bookmarkEnd w:id="32"/>
     </w:p>
     <w:p>
       <w:r>
@@ -23210,12 +22441,12 @@
       <w:pPr>
         <w:pStyle w:val="Heading2"/>
       </w:pPr>
-      <w:bookmarkStart w:id="36" w:name="_Toc236489189"/>
+      <w:bookmarkStart w:id="33" w:name="_Toc236603123"/>
       <w:r>
         <w:lastRenderedPageBreak/>
         <w:t>Evaluation</w:t>
       </w:r>
-      <w:bookmarkEnd w:id="36"/>
+      <w:bookmarkEnd w:id="33"/>
     </w:p>
     <w:p>
       <w:pPr>
@@ -23299,11 +22530,11 @@
       <w:pPr>
         <w:pStyle w:val="Heading3"/>
       </w:pPr>
-      <w:bookmarkStart w:id="37" w:name="_Toc236489190"/>
+      <w:bookmarkStart w:id="34" w:name="_Toc236603124"/>
       <w:r>
         <w:t>Functional Evaluation</w:t>
       </w:r>
-      <w:bookmarkEnd w:id="37"/>
+      <w:bookmarkEnd w:id="34"/>
     </w:p>
     <w:p>
       <w:pPr>
@@ -23797,11 +23028,11 @@
       <w:pPr>
         <w:pStyle w:val="Heading3"/>
       </w:pPr>
-      <w:bookmarkStart w:id="38" w:name="_Toc236489191"/>
+      <w:bookmarkStart w:id="35" w:name="_Toc236603125"/>
       <w:r>
         <w:t>Correctness and Reliability Evaluation</w:t>
       </w:r>
-      <w:bookmarkEnd w:id="38"/>
+      <w:bookmarkEnd w:id="35"/>
     </w:p>
     <w:p>
       <w:pPr>
@@ -24325,11 +23556,11 @@
       <w:pPr>
         <w:pStyle w:val="Heading3"/>
       </w:pPr>
-      <w:bookmarkStart w:id="39" w:name="_Toc236489192"/>
+      <w:bookmarkStart w:id="36" w:name="_Toc236603126"/>
       <w:r>
         <w:t>Performance Evaluation</w:t>
       </w:r>
-      <w:bookmarkEnd w:id="39"/>
+      <w:bookmarkEnd w:id="36"/>
     </w:p>
     <w:p>
       <w:pPr>
@@ -24624,11 +23855,11 @@
       <w:pPr>
         <w:pStyle w:val="Heading3"/>
       </w:pPr>
-      <w:bookmarkStart w:id="40" w:name="_Toc236489193"/>
+      <w:bookmarkStart w:id="37" w:name="_Toc236603127"/>
       <w:r>
         <w:t>Usability Evaluation</w:t>
       </w:r>
-      <w:bookmarkEnd w:id="40"/>
+      <w:bookmarkEnd w:id="37"/>
     </w:p>
     <w:p>
       <w:pPr>
@@ -24981,11 +24212,11 @@
       <w:pPr>
         <w:pStyle w:val="Heading3"/>
       </w:pPr>
-      <w:bookmarkStart w:id="41" w:name="_Toc236489194"/>
+      <w:bookmarkStart w:id="38" w:name="_Toc236603128"/>
       <w:r>
         <w:t>Maintainability Evaluation</w:t>
       </w:r>
-      <w:bookmarkEnd w:id="41"/>
+      <w:bookmarkEnd w:id="38"/>
     </w:p>
     <w:p>
       <w:pPr>
@@ -25120,11 +24351,11 @@
       <w:pPr>
         <w:pStyle w:val="Heading3"/>
       </w:pPr>
-      <w:bookmarkStart w:id="42" w:name="_Toc236489195"/>
+      <w:bookmarkStart w:id="39" w:name="_Toc236603129"/>
       <w:r>
         <w:t>Scalability Evaluation</w:t>
       </w:r>
-      <w:bookmarkEnd w:id="42"/>
+      <w:bookmarkEnd w:id="39"/>
     </w:p>
     <w:p>
       <w:pPr>
@@ -25461,11 +24692,11 @@
       <w:pPr>
         <w:pStyle w:val="Heading3"/>
       </w:pPr>
-      <w:bookmarkStart w:id="43" w:name="_Toc236489196"/>
+      <w:bookmarkStart w:id="40" w:name="_Toc236603130"/>
       <w:r>
         <w:t>Overall Evaluation</w:t>
       </w:r>
-      <w:bookmarkEnd w:id="43"/>
+      <w:bookmarkEnd w:id="40"/>
     </w:p>
     <w:p>
       <w:pPr>
@@ -25535,12 +24766,12 @@
       <w:pPr>
         <w:pStyle w:val="Heading1"/>
       </w:pPr>
-      <w:bookmarkStart w:id="44" w:name="_Toc236489197"/>
+      <w:bookmarkStart w:id="41" w:name="_Toc236603131"/>
       <w:r>
         <w:lastRenderedPageBreak/>
         <w:t>Conclusions</w:t>
       </w:r>
-      <w:bookmarkEnd w:id="44"/>
+      <w:bookmarkEnd w:id="41"/>
     </w:p>
     <w:p>
       <w:pPr>
@@ -25668,11 +24899,11 @@
       <w:pPr>
         <w:pStyle w:val="Heading1"/>
       </w:pPr>
-      <w:bookmarkStart w:id="45" w:name="_Toc236489198"/>
+      <w:bookmarkStart w:id="42" w:name="_Toc236603132"/>
       <w:r>
         <w:t>Further Development or Research</w:t>
       </w:r>
-      <w:bookmarkEnd w:id="45"/>
+      <w:bookmarkEnd w:id="42"/>
     </w:p>
     <w:p>
       <w:r>
@@ -25720,7 +24951,7 @@
         <w:br w:type="page"/>
       </w:r>
     </w:p>
-    <w:bookmarkStart w:id="46" w:name="_Toc236489199" w:displacedByCustomXml="next"/>
+    <w:bookmarkStart w:id="43" w:name="_Toc236603133" w:displacedByCustomXml="next"/>
     <w:sdt>
       <w:sdtPr>
         <w:rPr>
@@ -25751,7 +24982,7 @@
           <w:r>
             <w:t>References</w:t>
           </w:r>
-          <w:bookmarkEnd w:id="46"/>
+          <w:bookmarkEnd w:id="43"/>
         </w:p>
         <w:sdt>
           <w:sdtPr>
@@ -27023,12 +26254,12 @@
       <w:pPr>
         <w:pStyle w:val="Heading1"/>
       </w:pPr>
-      <w:bookmarkStart w:id="47" w:name="_Toc236489200"/>
+      <w:bookmarkStart w:id="44" w:name="_Toc236603134"/>
       <w:r>
         <w:lastRenderedPageBreak/>
         <w:t>Appendices</w:t>
       </w:r>
-      <w:bookmarkEnd w:id="47"/>
+      <w:bookmarkEnd w:id="44"/>
     </w:p>
     <w:p>
       <w:r>
@@ -27049,15 +26280,15 @@
           <w:numId w:val="2"/>
         </w:numPr>
       </w:pPr>
-      <w:bookmarkStart w:id="48" w:name="_Toc87019691"/>
-      <w:bookmarkStart w:id="49" w:name="_Toc216196486"/>
-      <w:bookmarkStart w:id="50" w:name="_Toc236489201"/>
+      <w:bookmarkStart w:id="45" w:name="_Toc87019691"/>
+      <w:bookmarkStart w:id="46" w:name="_Toc216196486"/>
+      <w:bookmarkStart w:id="47" w:name="_Toc236603135"/>
       <w:r>
         <w:t>Project Proposal</w:t>
       </w:r>
-      <w:bookmarkEnd w:id="48"/>
-      <w:bookmarkEnd w:id="49"/>
-      <w:bookmarkEnd w:id="50"/>
+      <w:bookmarkEnd w:id="45"/>
+      <w:bookmarkEnd w:id="46"/>
+      <w:bookmarkEnd w:id="47"/>
     </w:p>
     <w:p>
       <w:r>
@@ -27065,7 +26296,7 @@
           <w:noProof/>
         </w:rPr>
         <w:drawing>
-          <wp:inline distT="0" distB="0" distL="0" distR="0" wp14:anchorId="15905F45" wp14:editId="2062460B">
+          <wp:inline distT="0" distB="0" distL="0" distR="0" wp14:anchorId="15905F45" wp14:editId="63E9A531">
             <wp:extent cx="1724025" cy="1228725"/>
             <wp:effectExtent l="0" t="0" r="0" b="0"/>
             <wp:docPr id="1287158093" name="Picture 4" descr="A blue and white logo&#10;&#10;AI-generated content may be incorrect."/>
@@ -27177,11 +26408,11 @@
           <w:numId w:val="2"/>
         </w:numPr>
       </w:pPr>
-      <w:bookmarkStart w:id="51" w:name="_Toc236489202"/>
+      <w:bookmarkStart w:id="48" w:name="_Toc236603136"/>
       <w:r>
         <w:t>Objectives</w:t>
       </w:r>
-      <w:bookmarkEnd w:id="51"/>
+      <w:bookmarkEnd w:id="48"/>
     </w:p>
     <w:p>
       <w:r>
@@ -27226,11 +26457,11 @@
           <w:numId w:val="0"/>
         </w:numPr>
       </w:pPr>
-      <w:bookmarkStart w:id="52" w:name="_Toc236489203"/>
+      <w:bookmarkStart w:id="49" w:name="_Toc236603137"/>
       <w:r>
         <w:t>Background</w:t>
       </w:r>
-      <w:bookmarkEnd w:id="52"/>
+      <w:bookmarkEnd w:id="49"/>
     </w:p>
     <w:p>
       <w:r>
@@ -27272,12 +26503,12 @@
           <w:numId w:val="2"/>
         </w:numPr>
       </w:pPr>
-      <w:bookmarkStart w:id="53" w:name="_Toc236489204"/>
+      <w:bookmarkStart w:id="50" w:name="_Toc236603138"/>
       <w:r>
         <w:lastRenderedPageBreak/>
         <w:t>State of the Art</w:t>
       </w:r>
-      <w:bookmarkEnd w:id="53"/>
+      <w:bookmarkEnd w:id="50"/>
     </w:p>
     <w:p>
       <w:r>
@@ -27326,12 +26557,12 @@
           <w:numId w:val="2"/>
         </w:numPr>
       </w:pPr>
-      <w:bookmarkStart w:id="54" w:name="_Toc236489205"/>
+      <w:bookmarkStart w:id="51" w:name="_Toc236603139"/>
       <w:r>
         <w:lastRenderedPageBreak/>
         <w:t>Technical Approach</w:t>
       </w:r>
-      <w:bookmarkEnd w:id="54"/>
+      <w:bookmarkEnd w:id="51"/>
     </w:p>
     <w:p>
       <w:r>
@@ -27425,12 +26656,12 @@
           <w:numId w:val="2"/>
         </w:numPr>
       </w:pPr>
-      <w:bookmarkStart w:id="55" w:name="_Toc236489206"/>
+      <w:bookmarkStart w:id="52" w:name="_Toc236603140"/>
       <w:r>
         <w:lastRenderedPageBreak/>
         <w:t>Technical Details</w:t>
       </w:r>
-      <w:bookmarkEnd w:id="55"/>
+      <w:bookmarkEnd w:id="52"/>
     </w:p>
     <w:p>
       <w:r>
@@ -27548,12 +26779,12 @@
           <w:numId w:val="2"/>
         </w:numPr>
       </w:pPr>
-      <w:bookmarkStart w:id="56" w:name="_Toc236489207"/>
+      <w:bookmarkStart w:id="53" w:name="_Toc236603141"/>
       <w:r>
         <w:lastRenderedPageBreak/>
         <w:t>Special Resources Required</w:t>
       </w:r>
-      <w:bookmarkEnd w:id="56"/>
+      <w:bookmarkEnd w:id="53"/>
     </w:p>
     <w:p>
       <w:pPr>
@@ -27720,12 +26951,12 @@
           <w:numId w:val="2"/>
         </w:numPr>
       </w:pPr>
-      <w:bookmarkStart w:id="57" w:name="_Toc236489208"/>
+      <w:bookmarkStart w:id="54" w:name="_Toc236603142"/>
       <w:r>
         <w:lastRenderedPageBreak/>
         <w:t>Project Plan</w:t>
       </w:r>
-      <w:bookmarkEnd w:id="57"/>
+      <w:bookmarkEnd w:id="54"/>
     </w:p>
     <w:p>
       <w:pPr>
@@ -27873,7 +27104,7 @@
           <w:noProof/>
         </w:rPr>
         <w:drawing>
-          <wp:inline distT="0" distB="0" distL="0" distR="0" wp14:anchorId="4440363F" wp14:editId="303946EA">
+          <wp:inline distT="0" distB="0" distL="0" distR="0" wp14:anchorId="4440363F" wp14:editId="65EA2DBD">
             <wp:extent cx="5486400" cy="3838575"/>
             <wp:effectExtent l="0" t="0" r="0" b="9525"/>
             <wp:docPr id="383730404" name="Picture 3" descr="A screenshot of a computer program&#10;&#10;AI-generated content may be incorrect."/>
@@ -27942,12 +27173,12 @@
           <w:numId w:val="2"/>
         </w:numPr>
       </w:pPr>
-      <w:bookmarkStart w:id="58" w:name="_Toc236489209"/>
+      <w:bookmarkStart w:id="55" w:name="_Toc236603143"/>
       <w:r>
         <w:lastRenderedPageBreak/>
         <w:t>Testing</w:t>
       </w:r>
-      <w:bookmarkEnd w:id="58"/>
+      <w:bookmarkEnd w:id="55"/>
     </w:p>
     <w:p>
       <w:pPr>
@@ -28051,15 +27282,15 @@
           <w:numId w:val="2"/>
         </w:numPr>
       </w:pPr>
-      <w:bookmarkStart w:id="59" w:name="_Toc87019693"/>
-      <w:bookmarkStart w:id="60" w:name="_Toc216196487"/>
-      <w:bookmarkStart w:id="61" w:name="_Toc236489210"/>
+      <w:bookmarkStart w:id="56" w:name="_Toc87019693"/>
+      <w:bookmarkStart w:id="57" w:name="_Toc216196487"/>
+      <w:bookmarkStart w:id="58" w:name="_Toc236603144"/>
       <w:r>
         <w:t>Reflective Journals</w:t>
       </w:r>
-      <w:bookmarkEnd w:id="59"/>
-      <w:bookmarkEnd w:id="60"/>
-      <w:bookmarkEnd w:id="61"/>
+      <w:bookmarkEnd w:id="56"/>
+      <w:bookmarkEnd w:id="57"/>
+      <w:bookmarkEnd w:id="58"/>
     </w:p>
     <w:p/>
     <w:p>
@@ -29878,11 +29109,11 @@
       <w:pPr>
         <w:pStyle w:val="Heading2"/>
       </w:pPr>
-      <w:bookmarkStart w:id="62" w:name="_Toc236489211"/>
+      <w:bookmarkStart w:id="59" w:name="_Toc236603145"/>
       <w:r>
         <w:t>Other materials used</w:t>
       </w:r>
-      <w:bookmarkEnd w:id="62"/>
+      <w:bookmarkEnd w:id="59"/>
     </w:p>
     <w:p>
       <w:pPr>
@@ -35762,6 +34993,7 @@
   <w:style w:type="character" w:default="1" w:styleId="DefaultParagraphFont">
     <w:name w:val="Default Paragraph Font"/>
     <w:uiPriority w:val="1"/>
+    <w:semiHidden/>
     <w:unhideWhenUsed/>
   </w:style>
   <w:style w:type="table" w:default="1" w:styleId="TableNormal">
@@ -37214,6 +36446,67 @@
 </file>
 
 <file path=customXml/item1.xml><?xml version="1.0" encoding="utf-8"?>
+<p:properties xmlns:p="http://schemas.microsoft.com/office/2006/metadata/properties" xmlns:xsi="http://www.w3.org/2001/XMLSchema-instance" xmlns:pc="http://schemas.microsoft.com/office/infopath/2007/PartnerControls">
+  <documentManagement>
+    <Teams_Channel_Section_Location xmlns="ac56161a-35a2-4bac-99b6-8739237dc4f6" xsi:nil="true"/>
+    <Invited_Students xmlns="ac56161a-35a2-4bac-99b6-8739237dc4f6" xsi:nil="true"/>
+    <Distribution_Groups xmlns="ac56161a-35a2-4bac-99b6-8739237dc4f6" xsi:nil="true"/>
+    <Math_Settings xmlns="ac56161a-35a2-4bac-99b6-8739237dc4f6" xsi:nil="true"/>
+    <FolderType xmlns="ac56161a-35a2-4bac-99b6-8739237dc4f6" xsi:nil="true"/>
+    <Teachers xmlns="ac56161a-35a2-4bac-99b6-8739237dc4f6">
+      <UserInfo>
+        <DisplayName/>
+        <AccountId xsi:nil="true"/>
+        <AccountType/>
+      </UserInfo>
+    </Teachers>
+    <Student_Groups xmlns="ac56161a-35a2-4bac-99b6-8739237dc4f6">
+      <UserInfo>
+        <DisplayName/>
+        <AccountId xsi:nil="true"/>
+        <AccountType/>
+      </UserInfo>
+    </Student_Groups>
+    <Self_Registration_Enabled xmlns="ac56161a-35a2-4bac-99b6-8739237dc4f6" xsi:nil="true"/>
+    <CultureName xmlns="ac56161a-35a2-4bac-99b6-8739237dc4f6" xsi:nil="true"/>
+    <Students xmlns="ac56161a-35a2-4bac-99b6-8739237dc4f6">
+      <UserInfo>
+        <DisplayName/>
+        <AccountId xsi:nil="true"/>
+        <AccountType/>
+      </UserInfo>
+    </Students>
+    <Is_Collaboration_Space_Locked xmlns="ac56161a-35a2-4bac-99b6-8739237dc4f6" xsi:nil="true"/>
+    <LMS_Mappings xmlns="ac56161a-35a2-4bac-99b6-8739237dc4f6" xsi:nil="true"/>
+    <IsNotebookLocked xmlns="ac56161a-35a2-4bac-99b6-8739237dc4f6" xsi:nil="true"/>
+    <Owner xmlns="ac56161a-35a2-4bac-99b6-8739237dc4f6">
+      <UserInfo>
+        <DisplayName/>
+        <AccountId xsi:nil="true"/>
+        <AccountType/>
+      </UserInfo>
+    </Owner>
+    <Has_Teacher_Only_SectionGroup xmlns="ac56161a-35a2-4bac-99b6-8739237dc4f6" xsi:nil="true"/>
+    <DefaultSectionNames xmlns="ac56161a-35a2-4bac-99b6-8739237dc4f6" xsi:nil="true"/>
+    <AppVersion xmlns="ac56161a-35a2-4bac-99b6-8739237dc4f6" xsi:nil="true"/>
+    <TeamsChannelId xmlns="ac56161a-35a2-4bac-99b6-8739237dc4f6" xsi:nil="true"/>
+    <Invited_Teachers xmlns="ac56161a-35a2-4bac-99b6-8739237dc4f6" xsi:nil="true"/>
+    <NotebookType xmlns="ac56161a-35a2-4bac-99b6-8739237dc4f6" xsi:nil="true"/>
+    <Templates xmlns="ac56161a-35a2-4bac-99b6-8739237dc4f6" xsi:nil="true"/>
+  </documentManagement>
+</p:properties>
+</file>
+
+<file path=customXml/item2.xml><?xml version="1.0" encoding="utf-8"?>
+<?mso-contentType ?>
+<FormTemplates xmlns="http://schemas.microsoft.com/sharepoint/v3/contenttype/forms">
+  <Display>DocumentLibraryForm</Display>
+  <Edit>DocumentLibraryForm</Edit>
+  <New>DocumentLibraryForm</New>
+</FormTemplates>
+</file>
+
+<file path=customXml/item3.xml><?xml version="1.0" encoding="utf-8"?>
 <ct:contentTypeSchema xmlns:ct="http://schemas.microsoft.com/office/2006/metadata/contentType" xmlns:ma="http://schemas.microsoft.com/office/2006/metadata/properties/metaAttributes" ct:_="" ma:_="" ma:contentTypeName="Document" ma:contentTypeID="0x0101003EE04D916D7611488AA759BAA9A37716" ma:contentTypeVersion="34" ma:contentTypeDescription="Create a new document." ma:contentTypeScope="" ma:versionID="da43fd5ae1f7ae53ffd28d894363bfb4">
   <xsd:schema xmlns:xsd="http://www.w3.org/2001/XMLSchema" xmlns:xs="http://www.w3.org/2001/XMLSchema" xmlns:p="http://schemas.microsoft.com/office/2006/metadata/properties" xmlns:ns3="05ee331b-510f-4173-a5cc-a06d55a316fd" xmlns:ns4="ac56161a-35a2-4bac-99b6-8739237dc4f6" targetNamespace="http://schemas.microsoft.com/office/2006/metadata/properties" ma:root="true" ma:fieldsID="0e753ad016b352eaafbd0268c41c2a23" ns3:_="" ns4:_="">
     <xsd:import namespace="05ee331b-510f-4173-a5cc-a06d55a316fd"/>
@@ -37628,67 +36921,6 @@
     <xs:element name="TermId" type="xs:string"/>
   </xs:schema>
 </ct:contentTypeSchema>
-</file>
-
-<file path=customXml/item2.xml><?xml version="1.0" encoding="utf-8"?>
-<p:properties xmlns:p="http://schemas.microsoft.com/office/2006/metadata/properties" xmlns:xsi="http://www.w3.org/2001/XMLSchema-instance" xmlns:pc="http://schemas.microsoft.com/office/infopath/2007/PartnerControls">
-  <documentManagement>
-    <Teams_Channel_Section_Location xmlns="ac56161a-35a2-4bac-99b6-8739237dc4f6" xsi:nil="true"/>
-    <Invited_Students xmlns="ac56161a-35a2-4bac-99b6-8739237dc4f6" xsi:nil="true"/>
-    <Distribution_Groups xmlns="ac56161a-35a2-4bac-99b6-8739237dc4f6" xsi:nil="true"/>
-    <Math_Settings xmlns="ac56161a-35a2-4bac-99b6-8739237dc4f6" xsi:nil="true"/>
-    <FolderType xmlns="ac56161a-35a2-4bac-99b6-8739237dc4f6" xsi:nil="true"/>
-    <Teachers xmlns="ac56161a-35a2-4bac-99b6-8739237dc4f6">
-      <UserInfo>
-        <DisplayName/>
-        <AccountId xsi:nil="true"/>
-        <AccountType/>
-      </UserInfo>
-    </Teachers>
-    <Student_Groups xmlns="ac56161a-35a2-4bac-99b6-8739237dc4f6">
-      <UserInfo>
-        <DisplayName/>
-        <AccountId xsi:nil="true"/>
-        <AccountType/>
-      </UserInfo>
-    </Student_Groups>
-    <Self_Registration_Enabled xmlns="ac56161a-35a2-4bac-99b6-8739237dc4f6" xsi:nil="true"/>
-    <CultureName xmlns="ac56161a-35a2-4bac-99b6-8739237dc4f6" xsi:nil="true"/>
-    <Students xmlns="ac56161a-35a2-4bac-99b6-8739237dc4f6">
-      <UserInfo>
-        <DisplayName/>
-        <AccountId xsi:nil="true"/>
-        <AccountType/>
-      </UserInfo>
-    </Students>
-    <Is_Collaboration_Space_Locked xmlns="ac56161a-35a2-4bac-99b6-8739237dc4f6" xsi:nil="true"/>
-    <LMS_Mappings xmlns="ac56161a-35a2-4bac-99b6-8739237dc4f6" xsi:nil="true"/>
-    <IsNotebookLocked xmlns="ac56161a-35a2-4bac-99b6-8739237dc4f6" xsi:nil="true"/>
-    <Owner xmlns="ac56161a-35a2-4bac-99b6-8739237dc4f6">
-      <UserInfo>
-        <DisplayName/>
-        <AccountId xsi:nil="true"/>
-        <AccountType/>
-      </UserInfo>
-    </Owner>
-    <Has_Teacher_Only_SectionGroup xmlns="ac56161a-35a2-4bac-99b6-8739237dc4f6" xsi:nil="true"/>
-    <DefaultSectionNames xmlns="ac56161a-35a2-4bac-99b6-8739237dc4f6" xsi:nil="true"/>
-    <AppVersion xmlns="ac56161a-35a2-4bac-99b6-8739237dc4f6" xsi:nil="true"/>
-    <TeamsChannelId xmlns="ac56161a-35a2-4bac-99b6-8739237dc4f6" xsi:nil="true"/>
-    <Invited_Teachers xmlns="ac56161a-35a2-4bac-99b6-8739237dc4f6" xsi:nil="true"/>
-    <NotebookType xmlns="ac56161a-35a2-4bac-99b6-8739237dc4f6" xsi:nil="true"/>
-    <Templates xmlns="ac56161a-35a2-4bac-99b6-8739237dc4f6" xsi:nil="true"/>
-  </documentManagement>
-</p:properties>
-</file>
-
-<file path=customXml/item3.xml><?xml version="1.0" encoding="utf-8"?>
-<?mso-contentType ?>
-<FormTemplates xmlns="http://schemas.microsoft.com/sharepoint/v3/contenttype/forms">
-  <Display>DocumentLibraryForm</Display>
-  <Edit>DocumentLibraryForm</Edit>
-  <New>DocumentLibraryForm</New>
-</FormTemplates>
 </file>
 
 <file path=customXml/item4.xml><?xml version="1.0" encoding="utf-8"?>
@@ -38160,6 +37392,24 @@
 </file>
 
 <file path=customXml/itemProps1.xml><?xml version="1.0" encoding="utf-8"?>
+<ds:datastoreItem xmlns:ds="http://schemas.openxmlformats.org/officeDocument/2006/customXml" ds:itemID="{5C51FF54-1CBD-43E8-9B2A-B56F20CDF09A}">
+  <ds:schemaRefs>
+    <ds:schemaRef ds:uri="http://schemas.microsoft.com/office/2006/metadata/properties"/>
+    <ds:schemaRef ds:uri="http://schemas.microsoft.com/office/infopath/2007/PartnerControls"/>
+    <ds:schemaRef ds:uri="ac56161a-35a2-4bac-99b6-8739237dc4f6"/>
+  </ds:schemaRefs>
+</ds:datastoreItem>
+</file>
+
+<file path=customXml/itemProps2.xml><?xml version="1.0" encoding="utf-8"?>
+<ds:datastoreItem xmlns:ds="http://schemas.openxmlformats.org/officeDocument/2006/customXml" ds:itemID="{9B975280-634C-49AE-9293-B75FDC4277EB}">
+  <ds:schemaRefs>
+    <ds:schemaRef ds:uri="http://schemas.microsoft.com/sharepoint/v3/contenttype/forms"/>
+  </ds:schemaRefs>
+</ds:datastoreItem>
+</file>
+
+<file path=customXml/itemProps3.xml><?xml version="1.0" encoding="utf-8"?>
 <ds:datastoreItem xmlns:ds="http://schemas.openxmlformats.org/officeDocument/2006/customXml" ds:itemID="{3B693098-FF00-4095-9757-18FD92BDA8E2}">
   <ds:schemaRefs>
     <ds:schemaRef ds:uri="http://schemas.microsoft.com/office/2006/metadata/contentType"/>
@@ -38178,24 +37428,6 @@
 </ds:datastoreItem>
 </file>
 
-<file path=customXml/itemProps2.xml><?xml version="1.0" encoding="utf-8"?>
-<ds:datastoreItem xmlns:ds="http://schemas.openxmlformats.org/officeDocument/2006/customXml" ds:itemID="{5C51FF54-1CBD-43E8-9B2A-B56F20CDF09A}">
-  <ds:schemaRefs>
-    <ds:schemaRef ds:uri="http://schemas.microsoft.com/office/2006/metadata/properties"/>
-    <ds:schemaRef ds:uri="http://schemas.microsoft.com/office/infopath/2007/PartnerControls"/>
-    <ds:schemaRef ds:uri="ac56161a-35a2-4bac-99b6-8739237dc4f6"/>
-  </ds:schemaRefs>
-</ds:datastoreItem>
-</file>
-
-<file path=customXml/itemProps3.xml><?xml version="1.0" encoding="utf-8"?>
-<ds:datastoreItem xmlns:ds="http://schemas.openxmlformats.org/officeDocument/2006/customXml" ds:itemID="{9B975280-634C-49AE-9293-B75FDC4277EB}">
-  <ds:schemaRefs>
-    <ds:schemaRef ds:uri="http://schemas.microsoft.com/sharepoint/v3/contenttype/forms"/>
-  </ds:schemaRefs>
-</ds:datastoreItem>
-</file>
-
 <file path=customXml/itemProps4.xml><?xml version="1.0" encoding="utf-8"?>
 <ds:datastoreItem xmlns:ds="http://schemas.openxmlformats.org/officeDocument/2006/customXml" ds:itemID="{A861C985-D6ED-4ECB-937C-8AA636876C9A}">
   <ds:schemaRefs>
